--- a/Hoja_Campo_Limpieza_Roceria_Comuna2.docx
+++ b/Hoja_Campo_Limpieza_Roceria_Comuna2.docx
@@ -4637,7 +4637,7 @@
           <w:sz w:val="18"/>
           <w:szCs w:val="18"/>
         </w:rPr>
-        <w:t xml:space="preserve">4. ESTADO DEL TRAMO Y VERIFICACIÓN DEL FRENTE</w:t>
+        <w:t xml:space="preserve">4. ESTADO DEL TRAMO Y OBSERVACIONES</w:t>
       </w:r>
     </w:p>
     <w:tbl>
@@ -5090,10 +5090,7 @@
         <w:tblLayout w:type="fixed"/>
       </w:tblPr>
       <w:tblGrid>
-        <w:gridCol w:w="6720"/>
-        <w:gridCol w:w="700"/>
-        <w:gridCol w:w="700"/>
-        <w:gridCol w:w="3400"/>
+        <w:gridCol w:w="11520"/>
       </w:tblGrid>
       <w:tr>
         <w:trPr>
@@ -5101,7 +5098,7 @@
         </w:trPr>
         <w:tc>
           <w:tcPr>
-            <w:tcW w:type="dxa" w:w="6720"/>
+            <w:tcW w:type="dxa" w:w="11520"/>
             <w:tcBorders>
               <w:top w:val="single" w:color="555555" w:sz="4"/>
               <w:left w:val="single" w:color="555555" w:sz="4"/>
@@ -5130,216 +5127,18 @@
                 <w:sz w:val="16"/>
                 <w:szCs w:val="16"/>
               </w:rPr>
-              <w:t xml:space="preserve">Verificación</w:t>
-            </w:r>
-          </w:p>
-        </w:tc>
-        <w:tc>
-          <w:tcPr>
-            <w:tcW w:type="dxa" w:w="700"/>
-            <w:tcBorders>
-              <w:top w:val="single" w:color="555555" w:sz="4"/>
-              <w:left w:val="single" w:color="555555" w:sz="4"/>
-              <w:bottom w:val="single" w:color="555555" w:sz="4"/>
-              <w:right w:val="single" w:color="555555" w:sz="4"/>
-            </w:tcBorders>
-            <w:shd w:fill="D9E2D0" w:color="auto" w:val="clear"/>
-            <w:tcMar>
-              <w:top w:type="dxa" w:w="30"/>
-              <w:left w:type="dxa" w:w="60"/>
-              <w:bottom w:type="dxa" w:w="30"/>
-              <w:right w:type="dxa" w:w="60"/>
-            </w:tcMar>
-            <w:vAlign w:val="center"/>
-          </w:tcPr>
-          <w:p>
-            <w:pPr>
-              <w:spacing w:after="0" w:before="0"/>
-              <w:jc w:val="center"/>
-            </w:pPr>
-            <w:r>
-              <w:rPr>
-                <w:rFonts w:ascii="Arial" w:cs="Arial" w:eastAsia="Arial" w:hAnsi="Arial"/>
-                <w:b/>
-                <w:bCs/>
-                <w:sz w:val="16"/>
-                <w:szCs w:val="16"/>
-              </w:rPr>
-              <w:t xml:space="preserve">Sí</w:t>
-            </w:r>
-          </w:p>
-        </w:tc>
-        <w:tc>
-          <w:tcPr>
-            <w:tcW w:type="dxa" w:w="700"/>
-            <w:tcBorders>
-              <w:top w:val="single" w:color="555555" w:sz="4"/>
-              <w:left w:val="single" w:color="555555" w:sz="4"/>
-              <w:bottom w:val="single" w:color="555555" w:sz="4"/>
-              <w:right w:val="single" w:color="555555" w:sz="4"/>
-            </w:tcBorders>
-            <w:shd w:fill="D9E2D0" w:color="auto" w:val="clear"/>
-            <w:tcMar>
-              <w:top w:type="dxa" w:w="30"/>
-              <w:left w:type="dxa" w:w="60"/>
-              <w:bottom w:type="dxa" w:w="30"/>
-              <w:right w:type="dxa" w:w="60"/>
-            </w:tcMar>
-            <w:vAlign w:val="center"/>
-          </w:tcPr>
-          <w:p>
-            <w:pPr>
-              <w:spacing w:after="0" w:before="0"/>
-              <w:jc w:val="center"/>
-            </w:pPr>
-            <w:r>
-              <w:rPr>
-                <w:rFonts w:ascii="Arial" w:cs="Arial" w:eastAsia="Arial" w:hAnsi="Arial"/>
-                <w:b/>
-                <w:bCs/>
-                <w:sz w:val="16"/>
-                <w:szCs w:val="16"/>
-              </w:rPr>
-              <w:t xml:space="preserve">No</w:t>
-            </w:r>
-          </w:p>
-        </w:tc>
-        <w:tc>
-          <w:tcPr>
-            <w:tcW w:type="dxa" w:w="3400"/>
-            <w:tcBorders>
-              <w:top w:val="single" w:color="555555" w:sz="4"/>
-              <w:left w:val="single" w:color="555555" w:sz="4"/>
-              <w:bottom w:val="single" w:color="555555" w:sz="4"/>
-              <w:right w:val="single" w:color="555555" w:sz="4"/>
-            </w:tcBorders>
-            <w:shd w:fill="D9E2D0" w:color="auto" w:val="clear"/>
-            <w:tcMar>
-              <w:top w:type="dxa" w:w="30"/>
-              <w:left w:type="dxa" w:w="60"/>
-              <w:bottom w:type="dxa" w:w="30"/>
-              <w:right w:type="dxa" w:w="60"/>
-            </w:tcMar>
-            <w:vAlign w:val="center"/>
-          </w:tcPr>
-          <w:p>
-            <w:pPr>
-              <w:spacing w:after="0" w:before="0"/>
-              <w:jc w:val="center"/>
-            </w:pPr>
-            <w:r>
-              <w:rPr>
-                <w:rFonts w:ascii="Arial" w:cs="Arial" w:eastAsia="Arial" w:hAnsi="Arial"/>
-                <w:b/>
-                <w:bCs/>
-                <w:sz w:val="16"/>
-                <w:szCs w:val="16"/>
-              </w:rPr>
-              <w:t xml:space="preserve">Observación</w:t>
+              <w:t xml:space="preserve">Observaciones generales de la jornada (cómo quedó el frente, qué falta, qué se recomienda para mañana)</w:t>
             </w:r>
           </w:p>
         </w:tc>
       </w:tr>
       <w:tr>
         <w:trPr>
-          <w:trHeight w:val="300" w:hRule="atLeast"/>
+          <w:trHeight w:val="380" w:hRule="atLeast"/>
         </w:trPr>
         <w:tc>
           <w:tcPr>
-            <w:tcW w:type="dxa" w:w="6720"/>
-            <w:tcBorders>
-              <w:top w:val="single" w:color="555555" w:sz="4"/>
-              <w:left w:val="single" w:color="555555" w:sz="4"/>
-              <w:bottom w:val="single" w:color="555555" w:sz="4"/>
-              <w:right w:val="single" w:color="555555" w:sz="4"/>
-            </w:tcBorders>
-            <w:tcMar>
-              <w:top w:type="dxa" w:w="30"/>
-              <w:left w:type="dxa" w:w="60"/>
-              <w:bottom w:type="dxa" w:w="30"/>
-              <w:right w:type="dxa" w:w="60"/>
-            </w:tcMar>
-            <w:vAlign w:val="center"/>
-          </w:tcPr>
-          <w:p>
-            <w:pPr>
-              <w:spacing w:after="0" w:before="0"/>
-            </w:pPr>
-            <w:r>
-              <w:rPr>
-                <w:rFonts w:ascii="Arial" w:cs="Arial" w:eastAsia="Arial" w:hAnsi="Arial"/>
-                <w:sz w:val="16"/>
-                <w:szCs w:val="16"/>
-              </w:rPr>
-              <w:t xml:space="preserve">Se intervino solo el tramo programado y autorizado</w:t>
-            </w:r>
-          </w:p>
-        </w:tc>
-        <w:tc>
-          <w:tcPr>
-            <w:tcW w:type="dxa" w:w="700"/>
-            <w:tcBorders>
-              <w:top w:val="single" w:color="555555" w:sz="4"/>
-              <w:left w:val="single" w:color="555555" w:sz="4"/>
-              <w:bottom w:val="single" w:color="555555" w:sz="4"/>
-              <w:right w:val="single" w:color="555555" w:sz="4"/>
-            </w:tcBorders>
-            <w:tcMar>
-              <w:top w:type="dxa" w:w="30"/>
-              <w:left w:type="dxa" w:w="60"/>
-              <w:bottom w:type="dxa" w:w="30"/>
-              <w:right w:type="dxa" w:w="60"/>
-            </w:tcMar>
-            <w:vAlign w:val="center"/>
-          </w:tcPr>
-          <w:p>
-            <w:pPr>
-              <w:spacing w:after="0" w:before="0"/>
-            </w:pPr>
-            <w:r>
-              <w:rPr>
-                <w:rFonts w:ascii="Arial" w:cs="Arial" w:eastAsia="Arial" w:hAnsi="Arial"/>
-                <w:sz w:val="16"/>
-                <w:szCs w:val="16"/>
-              </w:rPr>
-              <w:t xml:space="preserve"/>
-            </w:r>
-          </w:p>
-        </w:tc>
-        <w:tc>
-          <w:tcPr>
-            <w:tcW w:type="dxa" w:w="700"/>
-            <w:tcBorders>
-              <w:top w:val="single" w:color="555555" w:sz="4"/>
-              <w:left w:val="single" w:color="555555" w:sz="4"/>
-              <w:bottom w:val="single" w:color="555555" w:sz="4"/>
-              <w:right w:val="single" w:color="555555" w:sz="4"/>
-            </w:tcBorders>
-            <w:tcMar>
-              <w:top w:type="dxa" w:w="30"/>
-              <w:left w:type="dxa" w:w="60"/>
-              <w:bottom w:type="dxa" w:w="30"/>
-              <w:right w:type="dxa" w:w="60"/>
-            </w:tcMar>
-            <w:vAlign w:val="center"/>
-          </w:tcPr>
-          <w:p>
-            <w:pPr>
-              <w:spacing w:after="0" w:before="0"/>
-            </w:pPr>
-            <w:r>
-              <w:rPr>
-                <w:rFonts w:ascii="Arial" w:cs="Arial" w:eastAsia="Arial" w:hAnsi="Arial"/>
-                <w:sz w:val="16"/>
-                <w:szCs w:val="16"/>
-              </w:rPr>
-              <w:t xml:space="preserve"/>
-            </w:r>
-          </w:p>
-        </w:tc>
-        <w:tc>
-          <w:tcPr>
-            <w:tcW w:type="dxa" w:w="3400"/>
+            <w:tcW w:type="dxa" w:w="11520"/>
             <w:tcBorders>
               <w:top w:val="single" w:color="555555" w:sz="4"/>
               <w:left w:val="single" w:color="555555" w:sz="4"/>
@@ -5371,104 +5170,11 @@
       </w:tr>
       <w:tr>
         <w:trPr>
-          <w:trHeight w:val="300" w:hRule="atLeast"/>
+          <w:trHeight w:val="380" w:hRule="atLeast"/>
         </w:trPr>
         <w:tc>
           <w:tcPr>
-            <w:tcW w:type="dxa" w:w="6720"/>
-            <w:tcBorders>
-              <w:top w:val="single" w:color="555555" w:sz="4"/>
-              <w:left w:val="single" w:color="555555" w:sz="4"/>
-              <w:bottom w:val="single" w:color="555555" w:sz="4"/>
-              <w:right w:val="single" w:color="555555" w:sz="4"/>
-            </w:tcBorders>
-            <w:tcMar>
-              <w:top w:type="dxa" w:w="30"/>
-              <w:left w:type="dxa" w:w="60"/>
-              <w:bottom w:type="dxa" w:w="30"/>
-              <w:right w:type="dxa" w:w="60"/>
-            </w:tcMar>
-            <w:vAlign w:val="center"/>
-          </w:tcPr>
-          <w:p>
-            <w:pPr>
-              <w:spacing w:after="0" w:before="0"/>
-            </w:pPr>
-            <w:r>
-              <w:rPr>
-                <w:rFonts w:ascii="Arial" w:cs="Arial" w:eastAsia="Arial" w:hAnsi="Arial"/>
-                <w:sz w:val="16"/>
-                <w:szCs w:val="16"/>
-              </w:rPr>
-              <w:t xml:space="preserve">La limpieza quedó conforme a las instrucciones técnicas</w:t>
-            </w:r>
-          </w:p>
-        </w:tc>
-        <w:tc>
-          <w:tcPr>
-            <w:tcW w:type="dxa" w:w="700"/>
-            <w:tcBorders>
-              <w:top w:val="single" w:color="555555" w:sz="4"/>
-              <w:left w:val="single" w:color="555555" w:sz="4"/>
-              <w:bottom w:val="single" w:color="555555" w:sz="4"/>
-              <w:right w:val="single" w:color="555555" w:sz="4"/>
-            </w:tcBorders>
-            <w:tcMar>
-              <w:top w:type="dxa" w:w="30"/>
-              <w:left w:type="dxa" w:w="60"/>
-              <w:bottom w:type="dxa" w:w="30"/>
-              <w:right w:type="dxa" w:w="60"/>
-            </w:tcMar>
-            <w:vAlign w:val="center"/>
-          </w:tcPr>
-          <w:p>
-            <w:pPr>
-              <w:spacing w:after="0" w:before="0"/>
-            </w:pPr>
-            <w:r>
-              <w:rPr>
-                <w:rFonts w:ascii="Arial" w:cs="Arial" w:eastAsia="Arial" w:hAnsi="Arial"/>
-                <w:sz w:val="16"/>
-                <w:szCs w:val="16"/>
-              </w:rPr>
-              <w:t xml:space="preserve"/>
-            </w:r>
-          </w:p>
-        </w:tc>
-        <w:tc>
-          <w:tcPr>
-            <w:tcW w:type="dxa" w:w="700"/>
-            <w:tcBorders>
-              <w:top w:val="single" w:color="555555" w:sz="4"/>
-              <w:left w:val="single" w:color="555555" w:sz="4"/>
-              <w:bottom w:val="single" w:color="555555" w:sz="4"/>
-              <w:right w:val="single" w:color="555555" w:sz="4"/>
-            </w:tcBorders>
-            <w:tcMar>
-              <w:top w:type="dxa" w:w="30"/>
-              <w:left w:type="dxa" w:w="60"/>
-              <w:bottom w:type="dxa" w:w="30"/>
-              <w:right w:type="dxa" w:w="60"/>
-            </w:tcMar>
-            <w:vAlign w:val="center"/>
-          </w:tcPr>
-          <w:p>
-            <w:pPr>
-              <w:spacing w:after="0" w:before="0"/>
-            </w:pPr>
-            <w:r>
-              <w:rPr>
-                <w:rFonts w:ascii="Arial" w:cs="Arial" w:eastAsia="Arial" w:hAnsi="Arial"/>
-                <w:sz w:val="16"/>
-                <w:szCs w:val="16"/>
-              </w:rPr>
-              <w:t xml:space="preserve"/>
-            </w:r>
-          </w:p>
-        </w:tc>
-        <w:tc>
-          <w:tcPr>
-            <w:tcW w:type="dxa" w:w="3400"/>
+            <w:tcW w:type="dxa" w:w="11520"/>
             <w:tcBorders>
               <w:top w:val="single" w:color="555555" w:sz="4"/>
               <w:left w:val="single" w:color="555555" w:sz="4"/>
@@ -5500,104 +5206,11 @@
       </w:tr>
       <w:tr>
         <w:trPr>
-          <w:trHeight w:val="300" w:hRule="atLeast"/>
+          <w:trHeight w:val="380" w:hRule="atLeast"/>
         </w:trPr>
         <w:tc>
           <w:tcPr>
-            <w:tcW w:type="dxa" w:w="6720"/>
-            <w:tcBorders>
-              <w:top w:val="single" w:color="555555" w:sz="4"/>
-              <w:left w:val="single" w:color="555555" w:sz="4"/>
-              <w:bottom w:val="single" w:color="555555" w:sz="4"/>
-              <w:right w:val="single" w:color="555555" w:sz="4"/>
-            </w:tcBorders>
-            <w:tcMar>
-              <w:top w:type="dxa" w:w="30"/>
-              <w:left w:type="dxa" w:w="60"/>
-              <w:bottom w:type="dxa" w:w="30"/>
-              <w:right w:type="dxa" w:w="60"/>
-            </w:tcMar>
-            <w:vAlign w:val="center"/>
-          </w:tcPr>
-          <w:p>
-            <w:pPr>
-              <w:spacing w:after="0" w:before="0"/>
-            </w:pPr>
-            <w:r>
-              <w:rPr>
-                <w:rFonts w:ascii="Arial" w:cs="Arial" w:eastAsia="Arial" w:hAnsi="Arial"/>
-                <w:sz w:val="16"/>
-                <w:szCs w:val="16"/>
-              </w:rPr>
-              <w:t xml:space="preserve">El material retirado quedó acopiado en el punto indicado (no devuelto al canal)</w:t>
-            </w:r>
-          </w:p>
-        </w:tc>
-        <w:tc>
-          <w:tcPr>
-            <w:tcW w:type="dxa" w:w="700"/>
-            <w:tcBorders>
-              <w:top w:val="single" w:color="555555" w:sz="4"/>
-              <w:left w:val="single" w:color="555555" w:sz="4"/>
-              <w:bottom w:val="single" w:color="555555" w:sz="4"/>
-              <w:right w:val="single" w:color="555555" w:sz="4"/>
-            </w:tcBorders>
-            <w:tcMar>
-              <w:top w:type="dxa" w:w="30"/>
-              <w:left w:type="dxa" w:w="60"/>
-              <w:bottom w:type="dxa" w:w="30"/>
-              <w:right w:type="dxa" w:w="60"/>
-            </w:tcMar>
-            <w:vAlign w:val="center"/>
-          </w:tcPr>
-          <w:p>
-            <w:pPr>
-              <w:spacing w:after="0" w:before="0"/>
-            </w:pPr>
-            <w:r>
-              <w:rPr>
-                <w:rFonts w:ascii="Arial" w:cs="Arial" w:eastAsia="Arial" w:hAnsi="Arial"/>
-                <w:sz w:val="16"/>
-                <w:szCs w:val="16"/>
-              </w:rPr>
-              <w:t xml:space="preserve"/>
-            </w:r>
-          </w:p>
-        </w:tc>
-        <w:tc>
-          <w:tcPr>
-            <w:tcW w:type="dxa" w:w="700"/>
-            <w:tcBorders>
-              <w:top w:val="single" w:color="555555" w:sz="4"/>
-              <w:left w:val="single" w:color="555555" w:sz="4"/>
-              <w:bottom w:val="single" w:color="555555" w:sz="4"/>
-              <w:right w:val="single" w:color="555555" w:sz="4"/>
-            </w:tcBorders>
-            <w:tcMar>
-              <w:top w:type="dxa" w:w="30"/>
-              <w:left w:type="dxa" w:w="60"/>
-              <w:bottom w:type="dxa" w:w="30"/>
-              <w:right w:type="dxa" w:w="60"/>
-            </w:tcMar>
-            <w:vAlign w:val="center"/>
-          </w:tcPr>
-          <w:p>
-            <w:pPr>
-              <w:spacing w:after="0" w:before="0"/>
-            </w:pPr>
-            <w:r>
-              <w:rPr>
-                <w:rFonts w:ascii="Arial" w:cs="Arial" w:eastAsia="Arial" w:hAnsi="Arial"/>
-                <w:sz w:val="16"/>
-                <w:szCs w:val="16"/>
-              </w:rPr>
-              <w:t xml:space="preserve"/>
-            </w:r>
-          </w:p>
-        </w:tc>
-        <w:tc>
-          <w:tcPr>
-            <w:tcW w:type="dxa" w:w="3400"/>
+            <w:tcW w:type="dxa" w:w="11520"/>
             <w:tcBorders>
               <w:top w:val="single" w:color="555555" w:sz="4"/>
               <w:left w:val="single" w:color="555555" w:sz="4"/>
@@ -5629,233 +5242,11 @@
       </w:tr>
       <w:tr>
         <w:trPr>
-          <w:trHeight w:val="300" w:hRule="atLeast"/>
+          <w:trHeight w:val="380" w:hRule="atLeast"/>
         </w:trPr>
         <w:tc>
           <w:tcPr>
-            <w:tcW w:type="dxa" w:w="6720"/>
-            <w:tcBorders>
-              <w:top w:val="single" w:color="555555" w:sz="4"/>
-              <w:left w:val="single" w:color="555555" w:sz="4"/>
-              <w:bottom w:val="single" w:color="555555" w:sz="4"/>
-              <w:right w:val="single" w:color="555555" w:sz="4"/>
-            </w:tcBorders>
-            <w:tcMar>
-              <w:top w:type="dxa" w:w="30"/>
-              <w:left w:type="dxa" w:w="60"/>
-              <w:bottom w:type="dxa" w:w="30"/>
-              <w:right w:type="dxa" w:w="60"/>
-            </w:tcMar>
-            <w:vAlign w:val="center"/>
-          </w:tcPr>
-          <w:p>
-            <w:pPr>
-              <w:spacing w:after="0" w:before="0"/>
-            </w:pPr>
-            <w:r>
-              <w:rPr>
-                <w:rFonts w:ascii="Arial" w:cs="Arial" w:eastAsia="Arial" w:hAnsi="Arial"/>
-                <w:sz w:val="16"/>
-                <w:szCs w:val="16"/>
-              </w:rPr>
-              <w:t xml:space="preserve">Herramientas entregadas y devueltas completas y en buen estado</w:t>
-            </w:r>
-          </w:p>
-        </w:tc>
-        <w:tc>
-          <w:tcPr>
-            <w:tcW w:type="dxa" w:w="700"/>
-            <w:tcBorders>
-              <w:top w:val="single" w:color="555555" w:sz="4"/>
-              <w:left w:val="single" w:color="555555" w:sz="4"/>
-              <w:bottom w:val="single" w:color="555555" w:sz="4"/>
-              <w:right w:val="single" w:color="555555" w:sz="4"/>
-            </w:tcBorders>
-            <w:tcMar>
-              <w:top w:type="dxa" w:w="30"/>
-              <w:left w:type="dxa" w:w="60"/>
-              <w:bottom w:type="dxa" w:w="30"/>
-              <w:right w:type="dxa" w:w="60"/>
-            </w:tcMar>
-            <w:vAlign w:val="center"/>
-          </w:tcPr>
-          <w:p>
-            <w:pPr>
-              <w:spacing w:after="0" w:before="0"/>
-            </w:pPr>
-            <w:r>
-              <w:rPr>
-                <w:rFonts w:ascii="Arial" w:cs="Arial" w:eastAsia="Arial" w:hAnsi="Arial"/>
-                <w:sz w:val="16"/>
-                <w:szCs w:val="16"/>
-              </w:rPr>
-              <w:t xml:space="preserve"/>
-            </w:r>
-          </w:p>
-        </w:tc>
-        <w:tc>
-          <w:tcPr>
-            <w:tcW w:type="dxa" w:w="700"/>
-            <w:tcBorders>
-              <w:top w:val="single" w:color="555555" w:sz="4"/>
-              <w:left w:val="single" w:color="555555" w:sz="4"/>
-              <w:bottom w:val="single" w:color="555555" w:sz="4"/>
-              <w:right w:val="single" w:color="555555" w:sz="4"/>
-            </w:tcBorders>
-            <w:tcMar>
-              <w:top w:type="dxa" w:w="30"/>
-              <w:left w:type="dxa" w:w="60"/>
-              <w:bottom w:type="dxa" w:w="30"/>
-              <w:right w:type="dxa" w:w="60"/>
-            </w:tcMar>
-            <w:vAlign w:val="center"/>
-          </w:tcPr>
-          <w:p>
-            <w:pPr>
-              <w:spacing w:after="0" w:before="0"/>
-            </w:pPr>
-            <w:r>
-              <w:rPr>
-                <w:rFonts w:ascii="Arial" w:cs="Arial" w:eastAsia="Arial" w:hAnsi="Arial"/>
-                <w:sz w:val="16"/>
-                <w:szCs w:val="16"/>
-              </w:rPr>
-              <w:t xml:space="preserve"/>
-            </w:r>
-          </w:p>
-        </w:tc>
-        <w:tc>
-          <w:tcPr>
-            <w:tcW w:type="dxa" w:w="3400"/>
-            <w:tcBorders>
-              <w:top w:val="single" w:color="555555" w:sz="4"/>
-              <w:left w:val="single" w:color="555555" w:sz="4"/>
-              <w:bottom w:val="single" w:color="555555" w:sz="4"/>
-              <w:right w:val="single" w:color="555555" w:sz="4"/>
-            </w:tcBorders>
-            <w:tcMar>
-              <w:top w:type="dxa" w:w="30"/>
-              <w:left w:type="dxa" w:w="60"/>
-              <w:bottom w:type="dxa" w:w="30"/>
-              <w:right w:type="dxa" w:w="60"/>
-            </w:tcMar>
-            <w:vAlign w:val="center"/>
-          </w:tcPr>
-          <w:p>
-            <w:pPr>
-              <w:spacing w:after="0" w:before="0"/>
-            </w:pPr>
-            <w:r>
-              <w:rPr>
-                <w:rFonts w:ascii="Arial" w:cs="Arial" w:eastAsia="Arial" w:hAnsi="Arial"/>
-                <w:sz w:val="16"/>
-                <w:szCs w:val="16"/>
-              </w:rPr>
-              <w:t xml:space="preserve"/>
-            </w:r>
-          </w:p>
-        </w:tc>
-      </w:tr>
-      <w:tr>
-        <w:trPr>
-          <w:trHeight w:val="300" w:hRule="atLeast"/>
-        </w:trPr>
-        <w:tc>
-          <w:tcPr>
-            <w:tcW w:type="dxa" w:w="6720"/>
-            <w:tcBorders>
-              <w:top w:val="single" w:color="555555" w:sz="4"/>
-              <w:left w:val="single" w:color="555555" w:sz="4"/>
-              <w:bottom w:val="single" w:color="555555" w:sz="4"/>
-              <w:right w:val="single" w:color="555555" w:sz="4"/>
-            </w:tcBorders>
-            <w:tcMar>
-              <w:top w:type="dxa" w:w="30"/>
-              <w:left w:type="dxa" w:w="60"/>
-              <w:bottom w:type="dxa" w:w="30"/>
-              <w:right w:type="dxa" w:w="60"/>
-            </w:tcMar>
-            <w:vAlign w:val="center"/>
-          </w:tcPr>
-          <w:p>
-            <w:pPr>
-              <w:spacing w:after="0" w:before="0"/>
-            </w:pPr>
-            <w:r>
-              <w:rPr>
-                <w:rFonts w:ascii="Arial" w:cs="Arial" w:eastAsia="Arial" w:hAnsi="Arial"/>
-                <w:sz w:val="16"/>
-                <w:szCs w:val="16"/>
-              </w:rPr>
-              <w:t xml:space="preserve">Se informó el avance al responsable de obra / interventoría</w:t>
-            </w:r>
-          </w:p>
-        </w:tc>
-        <w:tc>
-          <w:tcPr>
-            <w:tcW w:type="dxa" w:w="700"/>
-            <w:tcBorders>
-              <w:top w:val="single" w:color="555555" w:sz="4"/>
-              <w:left w:val="single" w:color="555555" w:sz="4"/>
-              <w:bottom w:val="single" w:color="555555" w:sz="4"/>
-              <w:right w:val="single" w:color="555555" w:sz="4"/>
-            </w:tcBorders>
-            <w:tcMar>
-              <w:top w:type="dxa" w:w="30"/>
-              <w:left w:type="dxa" w:w="60"/>
-              <w:bottom w:type="dxa" w:w="30"/>
-              <w:right w:type="dxa" w:w="60"/>
-            </w:tcMar>
-            <w:vAlign w:val="center"/>
-          </w:tcPr>
-          <w:p>
-            <w:pPr>
-              <w:spacing w:after="0" w:before="0"/>
-            </w:pPr>
-            <w:r>
-              <w:rPr>
-                <w:rFonts w:ascii="Arial" w:cs="Arial" w:eastAsia="Arial" w:hAnsi="Arial"/>
-                <w:sz w:val="16"/>
-                <w:szCs w:val="16"/>
-              </w:rPr>
-              <w:t xml:space="preserve"/>
-            </w:r>
-          </w:p>
-        </w:tc>
-        <w:tc>
-          <w:tcPr>
-            <w:tcW w:type="dxa" w:w="700"/>
-            <w:tcBorders>
-              <w:top w:val="single" w:color="555555" w:sz="4"/>
-              <w:left w:val="single" w:color="555555" w:sz="4"/>
-              <w:bottom w:val="single" w:color="555555" w:sz="4"/>
-              <w:right w:val="single" w:color="555555" w:sz="4"/>
-            </w:tcBorders>
-            <w:tcMar>
-              <w:top w:type="dxa" w:w="30"/>
-              <w:left w:type="dxa" w:w="60"/>
-              <w:bottom w:type="dxa" w:w="30"/>
-              <w:right w:type="dxa" w:w="60"/>
-            </w:tcMar>
-            <w:vAlign w:val="center"/>
-          </w:tcPr>
-          <w:p>
-            <w:pPr>
-              <w:spacing w:after="0" w:before="0"/>
-            </w:pPr>
-            <w:r>
-              <w:rPr>
-                <w:rFonts w:ascii="Arial" w:cs="Arial" w:eastAsia="Arial" w:hAnsi="Arial"/>
-                <w:sz w:val="16"/>
-                <w:szCs w:val="16"/>
-              </w:rPr>
-              <w:t xml:space="preserve"/>
-            </w:r>
-          </w:p>
-        </w:tc>
-        <w:tc>
-          <w:tcPr>
-            <w:tcW w:type="dxa" w:w="3400"/>
+            <w:tcW w:type="dxa" w:w="11520"/>
             <w:tcBorders>
               <w:top w:val="single" w:color="555555" w:sz="4"/>
               <w:left w:val="single" w:color="555555" w:sz="4"/>

--- a/Hoja_Campo_Limpieza_Roceria_Comuna2.docx
+++ b/Hoja_Campo_Limpieza_Roceria_Comuna2.docx
@@ -48,8 +48,8 @@
                 <w:rFonts w:ascii="Arial" w:cs="Arial" w:eastAsia="Arial" w:hAnsi="Arial"/>
                 <w:b/>
                 <w:bCs/>
-                <w:sz w:val="16"/>
-                <w:szCs w:val="16"/>
+                <w:sz w:val="18"/>
+                <w:szCs w:val="18"/>
               </w:rPr>
               <w:t xml:space="preserve">CONSORCIO AMBIENTAL BARRANCA</w:t>
             </w:r>
@@ -127,8 +127,8 @@
             <w:r>
               <w:rPr>
                 <w:rFonts w:ascii="Arial" w:cs="Arial" w:eastAsia="Arial" w:hAnsi="Arial"/>
-                <w:sz w:val="16"/>
-                <w:szCs w:val="16"/>
+                <w:sz w:val="18"/>
+                <w:szCs w:val="18"/>
               </w:rPr>
               <w:t xml:space="preserve">NIT 902.087.624-1</w:t>
             </w:r>
@@ -140,8 +140,8 @@
             <w:r>
               <w:rPr>
                 <w:rFonts w:ascii="Arial" w:cs="Arial" w:eastAsia="Arial" w:hAnsi="Arial"/>
-                <w:sz w:val="16"/>
-                <w:szCs w:val="16"/>
+                <w:sz w:val="18"/>
+                <w:szCs w:val="18"/>
               </w:rPr>
               <w:t xml:space="preserve">Hoja No.: ________</w:t>
             </w:r>
@@ -153,8 +153,8 @@
             <w:r>
               <w:rPr>
                 <w:rFonts w:ascii="Arial" w:cs="Arial" w:eastAsia="Arial" w:hAnsi="Arial"/>
-                <w:sz w:val="16"/>
-                <w:szCs w:val="16"/>
+                <w:sz w:val="18"/>
+                <w:szCs w:val="18"/>
               </w:rPr>
               <w:t xml:space="preserve">Fecha: ____/____/______</w:t>
             </w:r>
@@ -213,7 +213,7 @@
       </w:tblGrid>
       <w:tr>
         <w:trPr>
-          <w:trHeight w:val="340" w:hRule="atLeast"/>
+          <w:trHeight w:val="420" w:hRule="atLeast"/>
         </w:trPr>
         <w:tc>
           <w:tcPr>
@@ -242,8 +242,8 @@
                 <w:rFonts w:ascii="Arial" w:cs="Arial" w:eastAsia="Arial" w:hAnsi="Arial"/>
                 <w:b/>
                 <w:bCs/>
-                <w:sz w:val="16"/>
-                <w:szCs w:val="16"/>
+                <w:sz w:val="18"/>
+                <w:szCs w:val="18"/>
               </w:rPr>
               <w:t xml:space="preserve">Monitor(a)</w:t>
             </w:r>
@@ -275,8 +275,8 @@
                 <w:rFonts w:ascii="Arial" w:cs="Arial" w:eastAsia="Arial" w:hAnsi="Arial"/>
                 <w:b w:val="false"/>
                 <w:bCs w:val="false"/>
-                <w:sz w:val="16"/>
-                <w:szCs w:val="16"/>
+                <w:sz w:val="18"/>
+                <w:szCs w:val="18"/>
               </w:rPr>
               <w:t xml:space="preserve"/>
             </w:r>
@@ -309,8 +309,8 @@
                 <w:rFonts w:ascii="Arial" w:cs="Arial" w:eastAsia="Arial" w:hAnsi="Arial"/>
                 <w:b/>
                 <w:bCs/>
-                <w:sz w:val="16"/>
-                <w:szCs w:val="16"/>
+                <w:sz w:val="18"/>
+                <w:szCs w:val="18"/>
               </w:rPr>
               <w:t xml:space="preserve">Responsable de obra</w:t>
             </w:r>
@@ -342,8 +342,8 @@
                 <w:rFonts w:ascii="Arial" w:cs="Arial" w:eastAsia="Arial" w:hAnsi="Arial"/>
                 <w:b w:val="false"/>
                 <w:bCs w:val="false"/>
-                <w:sz w:val="16"/>
-                <w:szCs w:val="16"/>
+                <w:sz w:val="18"/>
+                <w:szCs w:val="18"/>
               </w:rPr>
               <w:t xml:space="preserve"/>
             </w:r>
@@ -352,7 +352,7 @@
       </w:tr>
       <w:tr>
         <w:trPr>
-          <w:trHeight w:val="340" w:hRule="atLeast"/>
+          <w:trHeight w:val="420" w:hRule="atLeast"/>
         </w:trPr>
         <w:tc>
           <w:tcPr>
@@ -381,8 +381,8 @@
                 <w:rFonts w:ascii="Arial" w:cs="Arial" w:eastAsia="Arial" w:hAnsi="Arial"/>
                 <w:b/>
                 <w:bCs/>
-                <w:sz w:val="16"/>
-                <w:szCs w:val="16"/>
+                <w:sz w:val="18"/>
+                <w:szCs w:val="18"/>
               </w:rPr>
               <w:t xml:space="preserve">Caño / sector</w:t>
             </w:r>
@@ -414,8 +414,8 @@
                 <w:rFonts w:ascii="Arial" w:cs="Arial" w:eastAsia="Arial" w:hAnsi="Arial"/>
                 <w:b w:val="false"/>
                 <w:bCs w:val="false"/>
-                <w:sz w:val="16"/>
-                <w:szCs w:val="16"/>
+                <w:sz w:val="18"/>
+                <w:szCs w:val="18"/>
               </w:rPr>
               <w:t xml:space="preserve"/>
             </w:r>
@@ -448,10 +448,10 @@
                 <w:rFonts w:ascii="Arial" w:cs="Arial" w:eastAsia="Arial" w:hAnsi="Arial"/>
                 <w:b/>
                 <w:bCs/>
-                <w:sz w:val="16"/>
-                <w:szCs w:val="16"/>
-              </w:rPr>
-              <w:t xml:space="preserve">Tramo (abscisa inicial – final)</w:t>
+                <w:sz w:val="18"/>
+                <w:szCs w:val="18"/>
+              </w:rPr>
+              <w:t xml:space="preserve">Tramo trabajado (de – a)</w:t>
             </w:r>
           </w:p>
         </w:tc>
@@ -481,8 +481,8 @@
                 <w:rFonts w:ascii="Arial" w:cs="Arial" w:eastAsia="Arial" w:hAnsi="Arial"/>
                 <w:b w:val="false"/>
                 <w:bCs w:val="false"/>
-                <w:sz w:val="16"/>
-                <w:szCs w:val="16"/>
+                <w:sz w:val="18"/>
+                <w:szCs w:val="18"/>
               </w:rPr>
               <w:t xml:space="preserve"/>
             </w:r>
@@ -491,7 +491,7 @@
       </w:tr>
       <w:tr>
         <w:trPr>
-          <w:trHeight w:val="340" w:hRule="atLeast"/>
+          <w:trHeight w:val="420" w:hRule="atLeast"/>
         </w:trPr>
         <w:tc>
           <w:tcPr>
@@ -520,8 +520,8 @@
                 <w:rFonts w:ascii="Arial" w:cs="Arial" w:eastAsia="Arial" w:hAnsi="Arial"/>
                 <w:b/>
                 <w:bCs/>
-                <w:sz w:val="16"/>
-                <w:szCs w:val="16"/>
+                <w:sz w:val="18"/>
+                <w:szCs w:val="18"/>
               </w:rPr>
               <w:t xml:space="preserve">Hora inicio – cierre</w:t>
             </w:r>
@@ -553,8 +553,8 @@
                 <w:rFonts w:ascii="Arial" w:cs="Arial" w:eastAsia="Arial" w:hAnsi="Arial"/>
                 <w:b w:val="false"/>
                 <w:bCs w:val="false"/>
-                <w:sz w:val="16"/>
-                <w:szCs w:val="16"/>
+                <w:sz w:val="18"/>
+                <w:szCs w:val="18"/>
               </w:rPr>
               <w:t xml:space="preserve"/>
             </w:r>
@@ -587,10 +587,10 @@
                 <w:rFonts w:ascii="Arial" w:cs="Arial" w:eastAsia="Arial" w:hAnsi="Arial"/>
                 <w:b/>
                 <w:bCs/>
-                <w:sz w:val="16"/>
-                <w:szCs w:val="16"/>
-              </w:rPr>
-              <w:t xml:space="preserve">Clima: Sol ☐  Nublado ☐  Lluvia ☐</w:t>
+                <w:sz w:val="18"/>
+                <w:szCs w:val="18"/>
+              </w:rPr>
+              <w:t xml:space="preserve">Clima</w:t>
             </w:r>
           </w:p>
         </w:tc>
@@ -620,149 +620,10 @@
                 <w:rFonts w:ascii="Arial" w:cs="Arial" w:eastAsia="Arial" w:hAnsi="Arial"/>
                 <w:b w:val="false"/>
                 <w:bCs w:val="false"/>
-                <w:sz w:val="16"/>
-                <w:szCs w:val="16"/>
-              </w:rPr>
-              <w:t xml:space="preserve"/>
-            </w:r>
-          </w:p>
-        </w:tc>
-      </w:tr>
-      <w:tr>
-        <w:trPr>
-          <w:trHeight w:val="340" w:hRule="atLeast"/>
-        </w:trPr>
-        <w:tc>
-          <w:tcPr>
-            <w:tcW w:type="dxa" w:w="2300"/>
-            <w:tcBorders>
-              <w:top w:val="single" w:color="555555" w:sz="4"/>
-              <w:left w:val="single" w:color="555555" w:sz="4"/>
-              <w:bottom w:val="single" w:color="555555" w:sz="4"/>
-              <w:right w:val="single" w:color="555555" w:sz="4"/>
-            </w:tcBorders>
-            <w:shd w:fill="F2F2F2" w:color="auto" w:val="clear"/>
-            <w:tcMar>
-              <w:top w:type="dxa" w:w="30"/>
-              <w:left w:type="dxa" w:w="60"/>
-              <w:bottom w:type="dxa" w:w="30"/>
-              <w:right w:type="dxa" w:w="60"/>
-            </w:tcMar>
-            <w:vAlign w:val="center"/>
-          </w:tcPr>
-          <w:p>
-            <w:pPr>
-              <w:spacing w:after="0" w:before="0"/>
-            </w:pPr>
-            <w:r>
-              <w:rPr>
-                <w:rFonts w:ascii="Arial" w:cs="Arial" w:eastAsia="Arial" w:hAnsi="Arial"/>
-                <w:b/>
-                <w:bCs/>
-                <w:sz w:val="16"/>
-                <w:szCs w:val="16"/>
-              </w:rPr>
-              <w:t xml:space="preserve">Nivel del agua: Bajo ☐ Medio ☐ Alto ☐</w:t>
-            </w:r>
-          </w:p>
-        </w:tc>
-        <w:tc>
-          <w:tcPr>
-            <w:tcW w:type="dxa" w:w="3460"/>
-            <w:tcBorders>
-              <w:top w:val="single" w:color="555555" w:sz="4"/>
-              <w:left w:val="single" w:color="555555" w:sz="4"/>
-              <w:bottom w:val="single" w:color="555555" w:sz="4"/>
-              <w:right w:val="single" w:color="555555" w:sz="4"/>
-            </w:tcBorders>
-            <w:tcMar>
-              <w:top w:type="dxa" w:w="30"/>
-              <w:left w:type="dxa" w:w="60"/>
-              <w:bottom w:type="dxa" w:w="30"/>
-              <w:right w:type="dxa" w:w="60"/>
-            </w:tcMar>
-            <w:vAlign w:val="center"/>
-          </w:tcPr>
-          <w:p>
-            <w:pPr>
-              <w:spacing w:after="0" w:before="0"/>
-            </w:pPr>
-            <w:r>
-              <w:rPr>
-                <w:rFonts w:ascii="Arial" w:cs="Arial" w:eastAsia="Arial" w:hAnsi="Arial"/>
-                <w:b w:val="false"/>
-                <w:bCs w:val="false"/>
-                <w:sz w:val="16"/>
-                <w:szCs w:val="16"/>
-              </w:rPr>
-              <w:t xml:space="preserve"/>
-            </w:r>
-          </w:p>
-        </w:tc>
-        <w:tc>
-          <w:tcPr>
-            <w:tcW w:type="dxa" w:w="2300"/>
-            <w:tcBorders>
-              <w:top w:val="single" w:color="555555" w:sz="4"/>
-              <w:left w:val="single" w:color="555555" w:sz="4"/>
-              <w:bottom w:val="single" w:color="555555" w:sz="4"/>
-              <w:right w:val="single" w:color="555555" w:sz="4"/>
-            </w:tcBorders>
-            <w:shd w:fill="F2F2F2" w:color="auto" w:val="clear"/>
-            <w:tcMar>
-              <w:top w:type="dxa" w:w="30"/>
-              <w:left w:type="dxa" w:w="60"/>
-              <w:bottom w:type="dxa" w:w="30"/>
-              <w:right w:type="dxa" w:w="60"/>
-            </w:tcMar>
-            <w:vAlign w:val="center"/>
-          </w:tcPr>
-          <w:p>
-            <w:pPr>
-              <w:spacing w:after="0" w:before="0"/>
-            </w:pPr>
-            <w:r>
-              <w:rPr>
-                <w:rFonts w:ascii="Arial" w:cs="Arial" w:eastAsia="Arial" w:hAnsi="Arial"/>
-                <w:b/>
-                <w:bCs/>
-                <w:sz w:val="16"/>
-                <w:szCs w:val="16"/>
-              </w:rPr>
-              <w:t xml:space="preserve">¿Tramo autorizado por interventoría?</w:t>
-            </w:r>
-          </w:p>
-        </w:tc>
-        <w:tc>
-          <w:tcPr>
-            <w:tcW w:type="dxa" w:w="3460"/>
-            <w:tcBorders>
-              <w:top w:val="single" w:color="555555" w:sz="4"/>
-              <w:left w:val="single" w:color="555555" w:sz="4"/>
-              <w:bottom w:val="single" w:color="555555" w:sz="4"/>
-              <w:right w:val="single" w:color="555555" w:sz="4"/>
-            </w:tcBorders>
-            <w:tcMar>
-              <w:top w:type="dxa" w:w="30"/>
-              <w:left w:type="dxa" w:w="60"/>
-              <w:bottom w:type="dxa" w:w="30"/>
-              <w:right w:type="dxa" w:w="60"/>
-            </w:tcMar>
-            <w:vAlign w:val="center"/>
-          </w:tcPr>
-          <w:p>
-            <w:pPr>
-              <w:spacing w:after="0" w:before="0"/>
-            </w:pPr>
-            <w:r>
-              <w:rPr>
-                <w:rFonts w:ascii="Arial" w:cs="Arial" w:eastAsia="Arial" w:hAnsi="Arial"/>
-                <w:b w:val="false"/>
-                <w:bCs w:val="false"/>
-                <w:sz w:val="16"/>
-                <w:szCs w:val="16"/>
-              </w:rPr>
-              <w:t xml:space="preserve">Sí ☐   No ☐</w:t>
+                <w:sz w:val="18"/>
+                <w:szCs w:val="18"/>
+              </w:rPr>
+              <w:t xml:space="preserve">Sol ☐   Nublado ☐   Lluvia ☐</w:t>
             </w:r>
           </w:p>
         </w:tc>
@@ -782,20 +643,7 @@
           <w:sz w:val="18"/>
           <w:szCs w:val="18"/>
         </w:rPr>
-        <w:t xml:space="preserve">2. CUADRILLA DEL FRENTE</w:t>
-      </w:r>
-    </w:p>
-    <w:p>
-      <w:pPr>
-        <w:spacing w:after="20" w:before="40"/>
-      </w:pPr>
-      <w:r>
-        <w:rPr>
-          <w:rFonts w:ascii="Arial" w:cs="Arial" w:eastAsia="Arial" w:hAnsi="Arial"/>
-          <w:sz w:val="15"/>
-          <w:szCs w:val="15"/>
-        </w:rPr>
-        <w:t xml:space="preserve">Labor: R = rocería · MI = margen izquierda · MD = margen derecha · C = canal · RR = recolección de residuos</w:t>
+        <w:t xml:space="preserve">2. ASISTENCIA DE LA CUADRILLA</w:t>
       </w:r>
     </w:p>
     <w:tbl>
@@ -813,10 +661,11 @@
       </w:tblPr>
       <w:tblGrid>
         <w:gridCol w:w="600"/>
-        <w:gridCol w:w="4320"/>
-        <w:gridCol w:w="1300"/>
-        <w:gridCol w:w="2600"/>
-        <w:gridCol w:w="2700"/>
+        <w:gridCol w:w="4560"/>
+        <w:gridCol w:w="600"/>
+        <w:gridCol w:w="600"/>
+        <w:gridCol w:w="4560"/>
+        <w:gridCol w:w="600"/>
       </w:tblGrid>
       <w:tr>
         <w:trPr>
@@ -850,8 +699,8 @@
                 <w:rFonts w:ascii="Arial" w:cs="Arial" w:eastAsia="Arial" w:hAnsi="Arial"/>
                 <w:b/>
                 <w:bCs/>
-                <w:sz w:val="16"/>
-                <w:szCs w:val="16"/>
+                <w:sz w:val="18"/>
+                <w:szCs w:val="18"/>
               </w:rPr>
               <w:t xml:space="preserve">No.</w:t>
             </w:r>
@@ -859,7 +708,7 @@
         </w:tc>
         <w:tc>
           <w:tcPr>
-            <w:tcW w:type="dxa" w:w="4320"/>
+            <w:tcW w:type="dxa" w:w="4560"/>
             <w:tcBorders>
               <w:top w:val="single" w:color="555555" w:sz="4"/>
               <w:left w:val="single" w:color="555555" w:sz="4"/>
@@ -885,8 +734,8 @@
                 <w:rFonts w:ascii="Arial" w:cs="Arial" w:eastAsia="Arial" w:hAnsi="Arial"/>
                 <w:b/>
                 <w:bCs/>
-                <w:sz w:val="16"/>
-                <w:szCs w:val="16"/>
+                <w:sz w:val="18"/>
+                <w:szCs w:val="18"/>
               </w:rPr>
               <w:t xml:space="preserve">Nombre</w:t>
             </w:r>
@@ -894,7 +743,7 @@
         </w:tc>
         <w:tc>
           <w:tcPr>
-            <w:tcW w:type="dxa" w:w="1300"/>
+            <w:tcW w:type="dxa" w:w="600"/>
             <w:tcBorders>
               <w:top w:val="single" w:color="555555" w:sz="4"/>
               <w:left w:val="single" w:color="555555" w:sz="4"/>
@@ -920,16 +769,16 @@
                 <w:rFonts w:ascii="Arial" w:cs="Arial" w:eastAsia="Arial" w:hAnsi="Arial"/>
                 <w:b/>
                 <w:bCs/>
-                <w:sz w:val="16"/>
-                <w:szCs w:val="16"/>
-              </w:rPr>
-              <w:t xml:space="preserve">Asistió (S/N)</w:t>
-            </w:r>
-          </w:p>
-        </w:tc>
-        <w:tc>
-          <w:tcPr>
-            <w:tcW w:type="dxa" w:w="2600"/>
+                <w:sz w:val="18"/>
+                <w:szCs w:val="18"/>
+              </w:rPr>
+              <w:t xml:space="preserve">✓</w:t>
+            </w:r>
+          </w:p>
+        </w:tc>
+        <w:tc>
+          <w:tcPr>
+            <w:tcW w:type="dxa" w:w="600"/>
             <w:tcBorders>
               <w:top w:val="single" w:color="555555" w:sz="4"/>
               <w:left w:val="single" w:color="555555" w:sz="4"/>
@@ -955,16 +804,16 @@
                 <w:rFonts w:ascii="Arial" w:cs="Arial" w:eastAsia="Arial" w:hAnsi="Arial"/>
                 <w:b/>
                 <w:bCs/>
-                <w:sz w:val="16"/>
-                <w:szCs w:val="16"/>
-              </w:rPr>
-              <w:t xml:space="preserve">Labor (R / MI / MD / C / RR)</w:t>
-            </w:r>
-          </w:p>
-        </w:tc>
-        <w:tc>
-          <w:tcPr>
-            <w:tcW w:type="dxa" w:w="2700"/>
+                <w:sz w:val="18"/>
+                <w:szCs w:val="18"/>
+              </w:rPr>
+              <w:t xml:space="preserve">No.</w:t>
+            </w:r>
+          </w:p>
+        </w:tc>
+        <w:tc>
+          <w:tcPr>
+            <w:tcW w:type="dxa" w:w="4560"/>
             <w:tcBorders>
               <w:top w:val="single" w:color="555555" w:sz="4"/>
               <w:left w:val="single" w:color="555555" w:sz="4"/>
@@ -990,17 +839,52 @@
                 <w:rFonts w:ascii="Arial" w:cs="Arial" w:eastAsia="Arial" w:hAnsi="Arial"/>
                 <w:b/>
                 <w:bCs/>
-                <w:sz w:val="16"/>
-                <w:szCs w:val="16"/>
-              </w:rPr>
-              <w:t xml:space="preserve">Abscisa trabajada</w:t>
+                <w:sz w:val="18"/>
+                <w:szCs w:val="18"/>
+              </w:rPr>
+              <w:t xml:space="preserve">Nombre</w:t>
+            </w:r>
+          </w:p>
+        </w:tc>
+        <w:tc>
+          <w:tcPr>
+            <w:tcW w:type="dxa" w:w="600"/>
+            <w:tcBorders>
+              <w:top w:val="single" w:color="555555" w:sz="4"/>
+              <w:left w:val="single" w:color="555555" w:sz="4"/>
+              <w:bottom w:val="single" w:color="555555" w:sz="4"/>
+              <w:right w:val="single" w:color="555555" w:sz="4"/>
+            </w:tcBorders>
+            <w:shd w:fill="D9E2D0" w:color="auto" w:val="clear"/>
+            <w:tcMar>
+              <w:top w:type="dxa" w:w="30"/>
+              <w:left w:type="dxa" w:w="60"/>
+              <w:bottom w:type="dxa" w:w="30"/>
+              <w:right w:type="dxa" w:w="60"/>
+            </w:tcMar>
+            <w:vAlign w:val="center"/>
+          </w:tcPr>
+          <w:p>
+            <w:pPr>
+              <w:spacing w:after="0" w:before="0"/>
+              <w:jc w:val="center"/>
+            </w:pPr>
+            <w:r>
+              <w:rPr>
+                <w:rFonts w:ascii="Arial" w:cs="Arial" w:eastAsia="Arial" w:hAnsi="Arial"/>
+                <w:b/>
+                <w:bCs/>
+                <w:sz w:val="18"/>
+                <w:szCs w:val="18"/>
+              </w:rPr>
+              <w:t xml:space="preserve">✓</w:t>
             </w:r>
           </w:p>
         </w:tc>
       </w:tr>
       <w:tr>
         <w:trPr>
-          <w:trHeight w:val="300" w:hRule="atLeast"/>
+          <w:trHeight w:val="400" w:hRule="atLeast"/>
         </w:trPr>
         <w:tc>
           <w:tcPr>
@@ -1027,8 +911,8 @@
             <w:r>
               <w:rPr>
                 <w:rFonts w:ascii="Arial" w:cs="Arial" w:eastAsia="Arial" w:hAnsi="Arial"/>
-                <w:sz w:val="16"/>
-                <w:szCs w:val="16"/>
+                <w:sz w:val="18"/>
+                <w:szCs w:val="18"/>
               </w:rPr>
               <w:t xml:space="preserve">1</w:t>
             </w:r>
@@ -1036,123 +920,157 @@
         </w:tc>
         <w:tc>
           <w:tcPr>
-            <w:tcW w:type="dxa" w:w="4320"/>
-            <w:tcBorders>
-              <w:top w:val="single" w:color="555555" w:sz="4"/>
-              <w:left w:val="single" w:color="555555" w:sz="4"/>
-              <w:bottom w:val="single" w:color="555555" w:sz="4"/>
-              <w:right w:val="single" w:color="555555" w:sz="4"/>
-            </w:tcBorders>
-            <w:tcMar>
-              <w:top w:type="dxa" w:w="30"/>
-              <w:left w:type="dxa" w:w="60"/>
-              <w:bottom w:type="dxa" w:w="30"/>
-              <w:right w:type="dxa" w:w="60"/>
-            </w:tcMar>
-            <w:vAlign w:val="center"/>
-          </w:tcPr>
-          <w:p>
-            <w:pPr>
-              <w:spacing w:after="0" w:before="0"/>
-            </w:pPr>
-            <w:r>
-              <w:rPr>
-                <w:rFonts w:ascii="Arial" w:cs="Arial" w:eastAsia="Arial" w:hAnsi="Arial"/>
-                <w:sz w:val="16"/>
-                <w:szCs w:val="16"/>
-              </w:rPr>
-              <w:t xml:space="preserve"/>
-            </w:r>
-          </w:p>
-        </w:tc>
-        <w:tc>
-          <w:tcPr>
-            <w:tcW w:type="dxa" w:w="1300"/>
-            <w:tcBorders>
-              <w:top w:val="single" w:color="555555" w:sz="4"/>
-              <w:left w:val="single" w:color="555555" w:sz="4"/>
-              <w:bottom w:val="single" w:color="555555" w:sz="4"/>
-              <w:right w:val="single" w:color="555555" w:sz="4"/>
-            </w:tcBorders>
-            <w:tcMar>
-              <w:top w:type="dxa" w:w="30"/>
-              <w:left w:type="dxa" w:w="60"/>
-              <w:bottom w:type="dxa" w:w="30"/>
-              <w:right w:type="dxa" w:w="60"/>
-            </w:tcMar>
-            <w:vAlign w:val="center"/>
-          </w:tcPr>
-          <w:p>
-            <w:pPr>
-              <w:spacing w:after="0" w:before="0"/>
-            </w:pPr>
-            <w:r>
-              <w:rPr>
-                <w:rFonts w:ascii="Arial" w:cs="Arial" w:eastAsia="Arial" w:hAnsi="Arial"/>
-                <w:sz w:val="16"/>
-                <w:szCs w:val="16"/>
-              </w:rPr>
-              <w:t xml:space="preserve"/>
-            </w:r>
-          </w:p>
-        </w:tc>
-        <w:tc>
-          <w:tcPr>
-            <w:tcW w:type="dxa" w:w="2600"/>
-            <w:tcBorders>
-              <w:top w:val="single" w:color="555555" w:sz="4"/>
-              <w:left w:val="single" w:color="555555" w:sz="4"/>
-              <w:bottom w:val="single" w:color="555555" w:sz="4"/>
-              <w:right w:val="single" w:color="555555" w:sz="4"/>
-            </w:tcBorders>
-            <w:tcMar>
-              <w:top w:type="dxa" w:w="30"/>
-              <w:left w:type="dxa" w:w="60"/>
-              <w:bottom w:type="dxa" w:w="30"/>
-              <w:right w:type="dxa" w:w="60"/>
-            </w:tcMar>
-            <w:vAlign w:val="center"/>
-          </w:tcPr>
-          <w:p>
-            <w:pPr>
-              <w:spacing w:after="0" w:before="0"/>
-            </w:pPr>
-            <w:r>
-              <w:rPr>
-                <w:rFonts w:ascii="Arial" w:cs="Arial" w:eastAsia="Arial" w:hAnsi="Arial"/>
-                <w:sz w:val="16"/>
-                <w:szCs w:val="16"/>
-              </w:rPr>
-              <w:t xml:space="preserve"/>
-            </w:r>
-          </w:p>
-        </w:tc>
-        <w:tc>
-          <w:tcPr>
-            <w:tcW w:type="dxa" w:w="2700"/>
-            <w:tcBorders>
-              <w:top w:val="single" w:color="555555" w:sz="4"/>
-              <w:left w:val="single" w:color="555555" w:sz="4"/>
-              <w:bottom w:val="single" w:color="555555" w:sz="4"/>
-              <w:right w:val="single" w:color="555555" w:sz="4"/>
-            </w:tcBorders>
-            <w:tcMar>
-              <w:top w:type="dxa" w:w="30"/>
-              <w:left w:type="dxa" w:w="60"/>
-              <w:bottom w:type="dxa" w:w="30"/>
-              <w:right w:type="dxa" w:w="60"/>
-            </w:tcMar>
-            <w:vAlign w:val="center"/>
-          </w:tcPr>
-          <w:p>
-            <w:pPr>
-              <w:spacing w:after="0" w:before="0"/>
-            </w:pPr>
-            <w:r>
-              <w:rPr>
-                <w:rFonts w:ascii="Arial" w:cs="Arial" w:eastAsia="Arial" w:hAnsi="Arial"/>
-                <w:sz w:val="16"/>
-                <w:szCs w:val="16"/>
+            <w:tcW w:type="dxa" w:w="4560"/>
+            <w:tcBorders>
+              <w:top w:val="single" w:color="555555" w:sz="4"/>
+              <w:left w:val="single" w:color="555555" w:sz="4"/>
+              <w:bottom w:val="single" w:color="555555" w:sz="4"/>
+              <w:right w:val="single" w:color="555555" w:sz="4"/>
+            </w:tcBorders>
+            <w:tcMar>
+              <w:top w:type="dxa" w:w="30"/>
+              <w:left w:type="dxa" w:w="60"/>
+              <w:bottom w:type="dxa" w:w="30"/>
+              <w:right w:type="dxa" w:w="60"/>
+            </w:tcMar>
+            <w:vAlign w:val="center"/>
+          </w:tcPr>
+          <w:p>
+            <w:pPr>
+              <w:spacing w:after="0" w:before="0"/>
+            </w:pPr>
+            <w:r>
+              <w:rPr>
+                <w:rFonts w:ascii="Arial" w:cs="Arial" w:eastAsia="Arial" w:hAnsi="Arial"/>
+                <w:sz w:val="18"/>
+                <w:szCs w:val="18"/>
+              </w:rPr>
+              <w:t xml:space="preserve"/>
+            </w:r>
+          </w:p>
+        </w:tc>
+        <w:tc>
+          <w:tcPr>
+            <w:tcW w:type="dxa" w:w="600"/>
+            <w:tcBorders>
+              <w:top w:val="single" w:color="555555" w:sz="4"/>
+              <w:left w:val="single" w:color="555555" w:sz="4"/>
+              <w:bottom w:val="single" w:color="555555" w:sz="4"/>
+              <w:right w:val="single" w:color="555555" w:sz="4"/>
+            </w:tcBorders>
+            <w:tcMar>
+              <w:top w:type="dxa" w:w="30"/>
+              <w:left w:type="dxa" w:w="60"/>
+              <w:bottom w:type="dxa" w:w="30"/>
+              <w:right w:type="dxa" w:w="60"/>
+            </w:tcMar>
+            <w:vAlign w:val="center"/>
+          </w:tcPr>
+          <w:p>
+            <w:pPr>
+              <w:spacing w:after="0" w:before="0"/>
+              <w:jc w:val="center"/>
+            </w:pPr>
+            <w:r>
+              <w:rPr>
+                <w:rFonts w:ascii="Arial" w:cs="Arial" w:eastAsia="Arial" w:hAnsi="Arial"/>
+                <w:sz w:val="18"/>
+                <w:szCs w:val="18"/>
+              </w:rPr>
+              <w:t xml:space="preserve"/>
+            </w:r>
+          </w:p>
+        </w:tc>
+        <w:tc>
+          <w:tcPr>
+            <w:tcW w:type="dxa" w:w="600"/>
+            <w:tcBorders>
+              <w:top w:val="single" w:color="555555" w:sz="4"/>
+              <w:left w:val="single" w:color="555555" w:sz="4"/>
+              <w:bottom w:val="single" w:color="555555" w:sz="4"/>
+              <w:right w:val="single" w:color="555555" w:sz="4"/>
+            </w:tcBorders>
+            <w:tcMar>
+              <w:top w:type="dxa" w:w="30"/>
+              <w:left w:type="dxa" w:w="60"/>
+              <w:bottom w:type="dxa" w:w="30"/>
+              <w:right w:type="dxa" w:w="60"/>
+            </w:tcMar>
+            <w:vAlign w:val="center"/>
+          </w:tcPr>
+          <w:p>
+            <w:pPr>
+              <w:spacing w:after="0" w:before="0"/>
+              <w:jc w:val="center"/>
+            </w:pPr>
+            <w:r>
+              <w:rPr>
+                <w:rFonts w:ascii="Arial" w:cs="Arial" w:eastAsia="Arial" w:hAnsi="Arial"/>
+                <w:sz w:val="18"/>
+                <w:szCs w:val="18"/>
+              </w:rPr>
+              <w:t xml:space="preserve">6</w:t>
+            </w:r>
+          </w:p>
+        </w:tc>
+        <w:tc>
+          <w:tcPr>
+            <w:tcW w:type="dxa" w:w="4560"/>
+            <w:tcBorders>
+              <w:top w:val="single" w:color="555555" w:sz="4"/>
+              <w:left w:val="single" w:color="555555" w:sz="4"/>
+              <w:bottom w:val="single" w:color="555555" w:sz="4"/>
+              <w:right w:val="single" w:color="555555" w:sz="4"/>
+            </w:tcBorders>
+            <w:tcMar>
+              <w:top w:type="dxa" w:w="30"/>
+              <w:left w:type="dxa" w:w="60"/>
+              <w:bottom w:type="dxa" w:w="30"/>
+              <w:right w:type="dxa" w:w="60"/>
+            </w:tcMar>
+            <w:vAlign w:val="center"/>
+          </w:tcPr>
+          <w:p>
+            <w:pPr>
+              <w:spacing w:after="0" w:before="0"/>
+            </w:pPr>
+            <w:r>
+              <w:rPr>
+                <w:rFonts w:ascii="Arial" w:cs="Arial" w:eastAsia="Arial" w:hAnsi="Arial"/>
+                <w:sz w:val="18"/>
+                <w:szCs w:val="18"/>
+              </w:rPr>
+              <w:t xml:space="preserve"/>
+            </w:r>
+          </w:p>
+        </w:tc>
+        <w:tc>
+          <w:tcPr>
+            <w:tcW w:type="dxa" w:w="600"/>
+            <w:tcBorders>
+              <w:top w:val="single" w:color="555555" w:sz="4"/>
+              <w:left w:val="single" w:color="555555" w:sz="4"/>
+              <w:bottom w:val="single" w:color="555555" w:sz="4"/>
+              <w:right w:val="single" w:color="555555" w:sz="4"/>
+            </w:tcBorders>
+            <w:tcMar>
+              <w:top w:type="dxa" w:w="30"/>
+              <w:left w:type="dxa" w:w="60"/>
+              <w:bottom w:type="dxa" w:w="30"/>
+              <w:right w:type="dxa" w:w="60"/>
+            </w:tcMar>
+            <w:vAlign w:val="center"/>
+          </w:tcPr>
+          <w:p>
+            <w:pPr>
+              <w:spacing w:after="0" w:before="0"/>
+              <w:jc w:val="center"/>
+            </w:pPr>
+            <w:r>
+              <w:rPr>
+                <w:rFonts w:ascii="Arial" w:cs="Arial" w:eastAsia="Arial" w:hAnsi="Arial"/>
+                <w:sz w:val="18"/>
+                <w:szCs w:val="18"/>
               </w:rPr>
               <w:t xml:space="preserve"/>
             </w:r>
@@ -1161,7 +1079,7 @@
       </w:tr>
       <w:tr>
         <w:trPr>
-          <w:trHeight w:val="300" w:hRule="atLeast"/>
+          <w:trHeight w:val="400" w:hRule="atLeast"/>
         </w:trPr>
         <w:tc>
           <w:tcPr>
@@ -1188,8 +1106,8 @@
             <w:r>
               <w:rPr>
                 <w:rFonts w:ascii="Arial" w:cs="Arial" w:eastAsia="Arial" w:hAnsi="Arial"/>
-                <w:sz w:val="16"/>
-                <w:szCs w:val="16"/>
+                <w:sz w:val="18"/>
+                <w:szCs w:val="18"/>
               </w:rPr>
               <w:t xml:space="preserve">2</w:t>
             </w:r>
@@ -1197,123 +1115,157 @@
         </w:tc>
         <w:tc>
           <w:tcPr>
-            <w:tcW w:type="dxa" w:w="4320"/>
-            <w:tcBorders>
-              <w:top w:val="single" w:color="555555" w:sz="4"/>
-              <w:left w:val="single" w:color="555555" w:sz="4"/>
-              <w:bottom w:val="single" w:color="555555" w:sz="4"/>
-              <w:right w:val="single" w:color="555555" w:sz="4"/>
-            </w:tcBorders>
-            <w:tcMar>
-              <w:top w:type="dxa" w:w="30"/>
-              <w:left w:type="dxa" w:w="60"/>
-              <w:bottom w:type="dxa" w:w="30"/>
-              <w:right w:type="dxa" w:w="60"/>
-            </w:tcMar>
-            <w:vAlign w:val="center"/>
-          </w:tcPr>
-          <w:p>
-            <w:pPr>
-              <w:spacing w:after="0" w:before="0"/>
-            </w:pPr>
-            <w:r>
-              <w:rPr>
-                <w:rFonts w:ascii="Arial" w:cs="Arial" w:eastAsia="Arial" w:hAnsi="Arial"/>
-                <w:sz w:val="16"/>
-                <w:szCs w:val="16"/>
-              </w:rPr>
-              <w:t xml:space="preserve"/>
-            </w:r>
-          </w:p>
-        </w:tc>
-        <w:tc>
-          <w:tcPr>
-            <w:tcW w:type="dxa" w:w="1300"/>
-            <w:tcBorders>
-              <w:top w:val="single" w:color="555555" w:sz="4"/>
-              <w:left w:val="single" w:color="555555" w:sz="4"/>
-              <w:bottom w:val="single" w:color="555555" w:sz="4"/>
-              <w:right w:val="single" w:color="555555" w:sz="4"/>
-            </w:tcBorders>
-            <w:tcMar>
-              <w:top w:type="dxa" w:w="30"/>
-              <w:left w:type="dxa" w:w="60"/>
-              <w:bottom w:type="dxa" w:w="30"/>
-              <w:right w:type="dxa" w:w="60"/>
-            </w:tcMar>
-            <w:vAlign w:val="center"/>
-          </w:tcPr>
-          <w:p>
-            <w:pPr>
-              <w:spacing w:after="0" w:before="0"/>
-            </w:pPr>
-            <w:r>
-              <w:rPr>
-                <w:rFonts w:ascii="Arial" w:cs="Arial" w:eastAsia="Arial" w:hAnsi="Arial"/>
-                <w:sz w:val="16"/>
-                <w:szCs w:val="16"/>
-              </w:rPr>
-              <w:t xml:space="preserve"/>
-            </w:r>
-          </w:p>
-        </w:tc>
-        <w:tc>
-          <w:tcPr>
-            <w:tcW w:type="dxa" w:w="2600"/>
-            <w:tcBorders>
-              <w:top w:val="single" w:color="555555" w:sz="4"/>
-              <w:left w:val="single" w:color="555555" w:sz="4"/>
-              <w:bottom w:val="single" w:color="555555" w:sz="4"/>
-              <w:right w:val="single" w:color="555555" w:sz="4"/>
-            </w:tcBorders>
-            <w:tcMar>
-              <w:top w:type="dxa" w:w="30"/>
-              <w:left w:type="dxa" w:w="60"/>
-              <w:bottom w:type="dxa" w:w="30"/>
-              <w:right w:type="dxa" w:w="60"/>
-            </w:tcMar>
-            <w:vAlign w:val="center"/>
-          </w:tcPr>
-          <w:p>
-            <w:pPr>
-              <w:spacing w:after="0" w:before="0"/>
-            </w:pPr>
-            <w:r>
-              <w:rPr>
-                <w:rFonts w:ascii="Arial" w:cs="Arial" w:eastAsia="Arial" w:hAnsi="Arial"/>
-                <w:sz w:val="16"/>
-                <w:szCs w:val="16"/>
-              </w:rPr>
-              <w:t xml:space="preserve"/>
-            </w:r>
-          </w:p>
-        </w:tc>
-        <w:tc>
-          <w:tcPr>
-            <w:tcW w:type="dxa" w:w="2700"/>
-            <w:tcBorders>
-              <w:top w:val="single" w:color="555555" w:sz="4"/>
-              <w:left w:val="single" w:color="555555" w:sz="4"/>
-              <w:bottom w:val="single" w:color="555555" w:sz="4"/>
-              <w:right w:val="single" w:color="555555" w:sz="4"/>
-            </w:tcBorders>
-            <w:tcMar>
-              <w:top w:type="dxa" w:w="30"/>
-              <w:left w:type="dxa" w:w="60"/>
-              <w:bottom w:type="dxa" w:w="30"/>
-              <w:right w:type="dxa" w:w="60"/>
-            </w:tcMar>
-            <w:vAlign w:val="center"/>
-          </w:tcPr>
-          <w:p>
-            <w:pPr>
-              <w:spacing w:after="0" w:before="0"/>
-            </w:pPr>
-            <w:r>
-              <w:rPr>
-                <w:rFonts w:ascii="Arial" w:cs="Arial" w:eastAsia="Arial" w:hAnsi="Arial"/>
-                <w:sz w:val="16"/>
-                <w:szCs w:val="16"/>
+            <w:tcW w:type="dxa" w:w="4560"/>
+            <w:tcBorders>
+              <w:top w:val="single" w:color="555555" w:sz="4"/>
+              <w:left w:val="single" w:color="555555" w:sz="4"/>
+              <w:bottom w:val="single" w:color="555555" w:sz="4"/>
+              <w:right w:val="single" w:color="555555" w:sz="4"/>
+            </w:tcBorders>
+            <w:tcMar>
+              <w:top w:type="dxa" w:w="30"/>
+              <w:left w:type="dxa" w:w="60"/>
+              <w:bottom w:type="dxa" w:w="30"/>
+              <w:right w:type="dxa" w:w="60"/>
+            </w:tcMar>
+            <w:vAlign w:val="center"/>
+          </w:tcPr>
+          <w:p>
+            <w:pPr>
+              <w:spacing w:after="0" w:before="0"/>
+            </w:pPr>
+            <w:r>
+              <w:rPr>
+                <w:rFonts w:ascii="Arial" w:cs="Arial" w:eastAsia="Arial" w:hAnsi="Arial"/>
+                <w:sz w:val="18"/>
+                <w:szCs w:val="18"/>
+              </w:rPr>
+              <w:t xml:space="preserve"/>
+            </w:r>
+          </w:p>
+        </w:tc>
+        <w:tc>
+          <w:tcPr>
+            <w:tcW w:type="dxa" w:w="600"/>
+            <w:tcBorders>
+              <w:top w:val="single" w:color="555555" w:sz="4"/>
+              <w:left w:val="single" w:color="555555" w:sz="4"/>
+              <w:bottom w:val="single" w:color="555555" w:sz="4"/>
+              <w:right w:val="single" w:color="555555" w:sz="4"/>
+            </w:tcBorders>
+            <w:tcMar>
+              <w:top w:type="dxa" w:w="30"/>
+              <w:left w:type="dxa" w:w="60"/>
+              <w:bottom w:type="dxa" w:w="30"/>
+              <w:right w:type="dxa" w:w="60"/>
+            </w:tcMar>
+            <w:vAlign w:val="center"/>
+          </w:tcPr>
+          <w:p>
+            <w:pPr>
+              <w:spacing w:after="0" w:before="0"/>
+              <w:jc w:val="center"/>
+            </w:pPr>
+            <w:r>
+              <w:rPr>
+                <w:rFonts w:ascii="Arial" w:cs="Arial" w:eastAsia="Arial" w:hAnsi="Arial"/>
+                <w:sz w:val="18"/>
+                <w:szCs w:val="18"/>
+              </w:rPr>
+              <w:t xml:space="preserve"/>
+            </w:r>
+          </w:p>
+        </w:tc>
+        <w:tc>
+          <w:tcPr>
+            <w:tcW w:type="dxa" w:w="600"/>
+            <w:tcBorders>
+              <w:top w:val="single" w:color="555555" w:sz="4"/>
+              <w:left w:val="single" w:color="555555" w:sz="4"/>
+              <w:bottom w:val="single" w:color="555555" w:sz="4"/>
+              <w:right w:val="single" w:color="555555" w:sz="4"/>
+            </w:tcBorders>
+            <w:tcMar>
+              <w:top w:type="dxa" w:w="30"/>
+              <w:left w:type="dxa" w:w="60"/>
+              <w:bottom w:type="dxa" w:w="30"/>
+              <w:right w:type="dxa" w:w="60"/>
+            </w:tcMar>
+            <w:vAlign w:val="center"/>
+          </w:tcPr>
+          <w:p>
+            <w:pPr>
+              <w:spacing w:after="0" w:before="0"/>
+              <w:jc w:val="center"/>
+            </w:pPr>
+            <w:r>
+              <w:rPr>
+                <w:rFonts w:ascii="Arial" w:cs="Arial" w:eastAsia="Arial" w:hAnsi="Arial"/>
+                <w:sz w:val="18"/>
+                <w:szCs w:val="18"/>
+              </w:rPr>
+              <w:t xml:space="preserve">7</w:t>
+            </w:r>
+          </w:p>
+        </w:tc>
+        <w:tc>
+          <w:tcPr>
+            <w:tcW w:type="dxa" w:w="4560"/>
+            <w:tcBorders>
+              <w:top w:val="single" w:color="555555" w:sz="4"/>
+              <w:left w:val="single" w:color="555555" w:sz="4"/>
+              <w:bottom w:val="single" w:color="555555" w:sz="4"/>
+              <w:right w:val="single" w:color="555555" w:sz="4"/>
+            </w:tcBorders>
+            <w:tcMar>
+              <w:top w:type="dxa" w:w="30"/>
+              <w:left w:type="dxa" w:w="60"/>
+              <w:bottom w:type="dxa" w:w="30"/>
+              <w:right w:type="dxa" w:w="60"/>
+            </w:tcMar>
+            <w:vAlign w:val="center"/>
+          </w:tcPr>
+          <w:p>
+            <w:pPr>
+              <w:spacing w:after="0" w:before="0"/>
+            </w:pPr>
+            <w:r>
+              <w:rPr>
+                <w:rFonts w:ascii="Arial" w:cs="Arial" w:eastAsia="Arial" w:hAnsi="Arial"/>
+                <w:sz w:val="18"/>
+                <w:szCs w:val="18"/>
+              </w:rPr>
+              <w:t xml:space="preserve"/>
+            </w:r>
+          </w:p>
+        </w:tc>
+        <w:tc>
+          <w:tcPr>
+            <w:tcW w:type="dxa" w:w="600"/>
+            <w:tcBorders>
+              <w:top w:val="single" w:color="555555" w:sz="4"/>
+              <w:left w:val="single" w:color="555555" w:sz="4"/>
+              <w:bottom w:val="single" w:color="555555" w:sz="4"/>
+              <w:right w:val="single" w:color="555555" w:sz="4"/>
+            </w:tcBorders>
+            <w:tcMar>
+              <w:top w:type="dxa" w:w="30"/>
+              <w:left w:type="dxa" w:w="60"/>
+              <w:bottom w:type="dxa" w:w="30"/>
+              <w:right w:type="dxa" w:w="60"/>
+            </w:tcMar>
+            <w:vAlign w:val="center"/>
+          </w:tcPr>
+          <w:p>
+            <w:pPr>
+              <w:spacing w:after="0" w:before="0"/>
+              <w:jc w:val="center"/>
+            </w:pPr>
+            <w:r>
+              <w:rPr>
+                <w:rFonts w:ascii="Arial" w:cs="Arial" w:eastAsia="Arial" w:hAnsi="Arial"/>
+                <w:sz w:val="18"/>
+                <w:szCs w:val="18"/>
               </w:rPr>
               <w:t xml:space="preserve"/>
             </w:r>
@@ -1322,7 +1274,7 @@
       </w:tr>
       <w:tr>
         <w:trPr>
-          <w:trHeight w:val="300" w:hRule="atLeast"/>
+          <w:trHeight w:val="400" w:hRule="atLeast"/>
         </w:trPr>
         <w:tc>
           <w:tcPr>
@@ -1349,8 +1301,8 @@
             <w:r>
               <w:rPr>
                 <w:rFonts w:ascii="Arial" w:cs="Arial" w:eastAsia="Arial" w:hAnsi="Arial"/>
-                <w:sz w:val="16"/>
-                <w:szCs w:val="16"/>
+                <w:sz w:val="18"/>
+                <w:szCs w:val="18"/>
               </w:rPr>
               <w:t xml:space="preserve">3</w:t>
             </w:r>
@@ -1358,123 +1310,157 @@
         </w:tc>
         <w:tc>
           <w:tcPr>
-            <w:tcW w:type="dxa" w:w="4320"/>
-            <w:tcBorders>
-              <w:top w:val="single" w:color="555555" w:sz="4"/>
-              <w:left w:val="single" w:color="555555" w:sz="4"/>
-              <w:bottom w:val="single" w:color="555555" w:sz="4"/>
-              <w:right w:val="single" w:color="555555" w:sz="4"/>
-            </w:tcBorders>
-            <w:tcMar>
-              <w:top w:type="dxa" w:w="30"/>
-              <w:left w:type="dxa" w:w="60"/>
-              <w:bottom w:type="dxa" w:w="30"/>
-              <w:right w:type="dxa" w:w="60"/>
-            </w:tcMar>
-            <w:vAlign w:val="center"/>
-          </w:tcPr>
-          <w:p>
-            <w:pPr>
-              <w:spacing w:after="0" w:before="0"/>
-            </w:pPr>
-            <w:r>
-              <w:rPr>
-                <w:rFonts w:ascii="Arial" w:cs="Arial" w:eastAsia="Arial" w:hAnsi="Arial"/>
-                <w:sz w:val="16"/>
-                <w:szCs w:val="16"/>
-              </w:rPr>
-              <w:t xml:space="preserve"/>
-            </w:r>
-          </w:p>
-        </w:tc>
-        <w:tc>
-          <w:tcPr>
-            <w:tcW w:type="dxa" w:w="1300"/>
-            <w:tcBorders>
-              <w:top w:val="single" w:color="555555" w:sz="4"/>
-              <w:left w:val="single" w:color="555555" w:sz="4"/>
-              <w:bottom w:val="single" w:color="555555" w:sz="4"/>
-              <w:right w:val="single" w:color="555555" w:sz="4"/>
-            </w:tcBorders>
-            <w:tcMar>
-              <w:top w:type="dxa" w:w="30"/>
-              <w:left w:type="dxa" w:w="60"/>
-              <w:bottom w:type="dxa" w:w="30"/>
-              <w:right w:type="dxa" w:w="60"/>
-            </w:tcMar>
-            <w:vAlign w:val="center"/>
-          </w:tcPr>
-          <w:p>
-            <w:pPr>
-              <w:spacing w:after="0" w:before="0"/>
-            </w:pPr>
-            <w:r>
-              <w:rPr>
-                <w:rFonts w:ascii="Arial" w:cs="Arial" w:eastAsia="Arial" w:hAnsi="Arial"/>
-                <w:sz w:val="16"/>
-                <w:szCs w:val="16"/>
-              </w:rPr>
-              <w:t xml:space="preserve"/>
-            </w:r>
-          </w:p>
-        </w:tc>
-        <w:tc>
-          <w:tcPr>
-            <w:tcW w:type="dxa" w:w="2600"/>
-            <w:tcBorders>
-              <w:top w:val="single" w:color="555555" w:sz="4"/>
-              <w:left w:val="single" w:color="555555" w:sz="4"/>
-              <w:bottom w:val="single" w:color="555555" w:sz="4"/>
-              <w:right w:val="single" w:color="555555" w:sz="4"/>
-            </w:tcBorders>
-            <w:tcMar>
-              <w:top w:type="dxa" w:w="30"/>
-              <w:left w:type="dxa" w:w="60"/>
-              <w:bottom w:type="dxa" w:w="30"/>
-              <w:right w:type="dxa" w:w="60"/>
-            </w:tcMar>
-            <w:vAlign w:val="center"/>
-          </w:tcPr>
-          <w:p>
-            <w:pPr>
-              <w:spacing w:after="0" w:before="0"/>
-            </w:pPr>
-            <w:r>
-              <w:rPr>
-                <w:rFonts w:ascii="Arial" w:cs="Arial" w:eastAsia="Arial" w:hAnsi="Arial"/>
-                <w:sz w:val="16"/>
-                <w:szCs w:val="16"/>
-              </w:rPr>
-              <w:t xml:space="preserve"/>
-            </w:r>
-          </w:p>
-        </w:tc>
-        <w:tc>
-          <w:tcPr>
-            <w:tcW w:type="dxa" w:w="2700"/>
-            <w:tcBorders>
-              <w:top w:val="single" w:color="555555" w:sz="4"/>
-              <w:left w:val="single" w:color="555555" w:sz="4"/>
-              <w:bottom w:val="single" w:color="555555" w:sz="4"/>
-              <w:right w:val="single" w:color="555555" w:sz="4"/>
-            </w:tcBorders>
-            <w:tcMar>
-              <w:top w:type="dxa" w:w="30"/>
-              <w:left w:type="dxa" w:w="60"/>
-              <w:bottom w:type="dxa" w:w="30"/>
-              <w:right w:type="dxa" w:w="60"/>
-            </w:tcMar>
-            <w:vAlign w:val="center"/>
-          </w:tcPr>
-          <w:p>
-            <w:pPr>
-              <w:spacing w:after="0" w:before="0"/>
-            </w:pPr>
-            <w:r>
-              <w:rPr>
-                <w:rFonts w:ascii="Arial" w:cs="Arial" w:eastAsia="Arial" w:hAnsi="Arial"/>
-                <w:sz w:val="16"/>
-                <w:szCs w:val="16"/>
+            <w:tcW w:type="dxa" w:w="4560"/>
+            <w:tcBorders>
+              <w:top w:val="single" w:color="555555" w:sz="4"/>
+              <w:left w:val="single" w:color="555555" w:sz="4"/>
+              <w:bottom w:val="single" w:color="555555" w:sz="4"/>
+              <w:right w:val="single" w:color="555555" w:sz="4"/>
+            </w:tcBorders>
+            <w:tcMar>
+              <w:top w:type="dxa" w:w="30"/>
+              <w:left w:type="dxa" w:w="60"/>
+              <w:bottom w:type="dxa" w:w="30"/>
+              <w:right w:type="dxa" w:w="60"/>
+            </w:tcMar>
+            <w:vAlign w:val="center"/>
+          </w:tcPr>
+          <w:p>
+            <w:pPr>
+              <w:spacing w:after="0" w:before="0"/>
+            </w:pPr>
+            <w:r>
+              <w:rPr>
+                <w:rFonts w:ascii="Arial" w:cs="Arial" w:eastAsia="Arial" w:hAnsi="Arial"/>
+                <w:sz w:val="18"/>
+                <w:szCs w:val="18"/>
+              </w:rPr>
+              <w:t xml:space="preserve"/>
+            </w:r>
+          </w:p>
+        </w:tc>
+        <w:tc>
+          <w:tcPr>
+            <w:tcW w:type="dxa" w:w="600"/>
+            <w:tcBorders>
+              <w:top w:val="single" w:color="555555" w:sz="4"/>
+              <w:left w:val="single" w:color="555555" w:sz="4"/>
+              <w:bottom w:val="single" w:color="555555" w:sz="4"/>
+              <w:right w:val="single" w:color="555555" w:sz="4"/>
+            </w:tcBorders>
+            <w:tcMar>
+              <w:top w:type="dxa" w:w="30"/>
+              <w:left w:type="dxa" w:w="60"/>
+              <w:bottom w:type="dxa" w:w="30"/>
+              <w:right w:type="dxa" w:w="60"/>
+            </w:tcMar>
+            <w:vAlign w:val="center"/>
+          </w:tcPr>
+          <w:p>
+            <w:pPr>
+              <w:spacing w:after="0" w:before="0"/>
+              <w:jc w:val="center"/>
+            </w:pPr>
+            <w:r>
+              <w:rPr>
+                <w:rFonts w:ascii="Arial" w:cs="Arial" w:eastAsia="Arial" w:hAnsi="Arial"/>
+                <w:sz w:val="18"/>
+                <w:szCs w:val="18"/>
+              </w:rPr>
+              <w:t xml:space="preserve"/>
+            </w:r>
+          </w:p>
+        </w:tc>
+        <w:tc>
+          <w:tcPr>
+            <w:tcW w:type="dxa" w:w="600"/>
+            <w:tcBorders>
+              <w:top w:val="single" w:color="555555" w:sz="4"/>
+              <w:left w:val="single" w:color="555555" w:sz="4"/>
+              <w:bottom w:val="single" w:color="555555" w:sz="4"/>
+              <w:right w:val="single" w:color="555555" w:sz="4"/>
+            </w:tcBorders>
+            <w:tcMar>
+              <w:top w:type="dxa" w:w="30"/>
+              <w:left w:type="dxa" w:w="60"/>
+              <w:bottom w:type="dxa" w:w="30"/>
+              <w:right w:type="dxa" w:w="60"/>
+            </w:tcMar>
+            <w:vAlign w:val="center"/>
+          </w:tcPr>
+          <w:p>
+            <w:pPr>
+              <w:spacing w:after="0" w:before="0"/>
+              <w:jc w:val="center"/>
+            </w:pPr>
+            <w:r>
+              <w:rPr>
+                <w:rFonts w:ascii="Arial" w:cs="Arial" w:eastAsia="Arial" w:hAnsi="Arial"/>
+                <w:sz w:val="18"/>
+                <w:szCs w:val="18"/>
+              </w:rPr>
+              <w:t xml:space="preserve">8</w:t>
+            </w:r>
+          </w:p>
+        </w:tc>
+        <w:tc>
+          <w:tcPr>
+            <w:tcW w:type="dxa" w:w="4560"/>
+            <w:tcBorders>
+              <w:top w:val="single" w:color="555555" w:sz="4"/>
+              <w:left w:val="single" w:color="555555" w:sz="4"/>
+              <w:bottom w:val="single" w:color="555555" w:sz="4"/>
+              <w:right w:val="single" w:color="555555" w:sz="4"/>
+            </w:tcBorders>
+            <w:tcMar>
+              <w:top w:type="dxa" w:w="30"/>
+              <w:left w:type="dxa" w:w="60"/>
+              <w:bottom w:type="dxa" w:w="30"/>
+              <w:right w:type="dxa" w:w="60"/>
+            </w:tcMar>
+            <w:vAlign w:val="center"/>
+          </w:tcPr>
+          <w:p>
+            <w:pPr>
+              <w:spacing w:after="0" w:before="0"/>
+            </w:pPr>
+            <w:r>
+              <w:rPr>
+                <w:rFonts w:ascii="Arial" w:cs="Arial" w:eastAsia="Arial" w:hAnsi="Arial"/>
+                <w:sz w:val="18"/>
+                <w:szCs w:val="18"/>
+              </w:rPr>
+              <w:t xml:space="preserve"/>
+            </w:r>
+          </w:p>
+        </w:tc>
+        <w:tc>
+          <w:tcPr>
+            <w:tcW w:type="dxa" w:w="600"/>
+            <w:tcBorders>
+              <w:top w:val="single" w:color="555555" w:sz="4"/>
+              <w:left w:val="single" w:color="555555" w:sz="4"/>
+              <w:bottom w:val="single" w:color="555555" w:sz="4"/>
+              <w:right w:val="single" w:color="555555" w:sz="4"/>
+            </w:tcBorders>
+            <w:tcMar>
+              <w:top w:type="dxa" w:w="30"/>
+              <w:left w:type="dxa" w:w="60"/>
+              <w:bottom w:type="dxa" w:w="30"/>
+              <w:right w:type="dxa" w:w="60"/>
+            </w:tcMar>
+            <w:vAlign w:val="center"/>
+          </w:tcPr>
+          <w:p>
+            <w:pPr>
+              <w:spacing w:after="0" w:before="0"/>
+              <w:jc w:val="center"/>
+            </w:pPr>
+            <w:r>
+              <w:rPr>
+                <w:rFonts w:ascii="Arial" w:cs="Arial" w:eastAsia="Arial" w:hAnsi="Arial"/>
+                <w:sz w:val="18"/>
+                <w:szCs w:val="18"/>
               </w:rPr>
               <w:t xml:space="preserve"/>
             </w:r>
@@ -1483,7 +1469,7 @@
       </w:tr>
       <w:tr>
         <w:trPr>
-          <w:trHeight w:val="300" w:hRule="atLeast"/>
+          <w:trHeight w:val="400" w:hRule="atLeast"/>
         </w:trPr>
         <w:tc>
           <w:tcPr>
@@ -1510,8 +1496,8 @@
             <w:r>
               <w:rPr>
                 <w:rFonts w:ascii="Arial" w:cs="Arial" w:eastAsia="Arial" w:hAnsi="Arial"/>
-                <w:sz w:val="16"/>
-                <w:szCs w:val="16"/>
+                <w:sz w:val="18"/>
+                <w:szCs w:val="18"/>
               </w:rPr>
               <w:t xml:space="preserve">4</w:t>
             </w:r>
@@ -1519,123 +1505,157 @@
         </w:tc>
         <w:tc>
           <w:tcPr>
-            <w:tcW w:type="dxa" w:w="4320"/>
-            <w:tcBorders>
-              <w:top w:val="single" w:color="555555" w:sz="4"/>
-              <w:left w:val="single" w:color="555555" w:sz="4"/>
-              <w:bottom w:val="single" w:color="555555" w:sz="4"/>
-              <w:right w:val="single" w:color="555555" w:sz="4"/>
-            </w:tcBorders>
-            <w:tcMar>
-              <w:top w:type="dxa" w:w="30"/>
-              <w:left w:type="dxa" w:w="60"/>
-              <w:bottom w:type="dxa" w:w="30"/>
-              <w:right w:type="dxa" w:w="60"/>
-            </w:tcMar>
-            <w:vAlign w:val="center"/>
-          </w:tcPr>
-          <w:p>
-            <w:pPr>
-              <w:spacing w:after="0" w:before="0"/>
-            </w:pPr>
-            <w:r>
-              <w:rPr>
-                <w:rFonts w:ascii="Arial" w:cs="Arial" w:eastAsia="Arial" w:hAnsi="Arial"/>
-                <w:sz w:val="16"/>
-                <w:szCs w:val="16"/>
-              </w:rPr>
-              <w:t xml:space="preserve"/>
-            </w:r>
-          </w:p>
-        </w:tc>
-        <w:tc>
-          <w:tcPr>
-            <w:tcW w:type="dxa" w:w="1300"/>
-            <w:tcBorders>
-              <w:top w:val="single" w:color="555555" w:sz="4"/>
-              <w:left w:val="single" w:color="555555" w:sz="4"/>
-              <w:bottom w:val="single" w:color="555555" w:sz="4"/>
-              <w:right w:val="single" w:color="555555" w:sz="4"/>
-            </w:tcBorders>
-            <w:tcMar>
-              <w:top w:type="dxa" w:w="30"/>
-              <w:left w:type="dxa" w:w="60"/>
-              <w:bottom w:type="dxa" w:w="30"/>
-              <w:right w:type="dxa" w:w="60"/>
-            </w:tcMar>
-            <w:vAlign w:val="center"/>
-          </w:tcPr>
-          <w:p>
-            <w:pPr>
-              <w:spacing w:after="0" w:before="0"/>
-            </w:pPr>
-            <w:r>
-              <w:rPr>
-                <w:rFonts w:ascii="Arial" w:cs="Arial" w:eastAsia="Arial" w:hAnsi="Arial"/>
-                <w:sz w:val="16"/>
-                <w:szCs w:val="16"/>
-              </w:rPr>
-              <w:t xml:space="preserve"/>
-            </w:r>
-          </w:p>
-        </w:tc>
-        <w:tc>
-          <w:tcPr>
-            <w:tcW w:type="dxa" w:w="2600"/>
-            <w:tcBorders>
-              <w:top w:val="single" w:color="555555" w:sz="4"/>
-              <w:left w:val="single" w:color="555555" w:sz="4"/>
-              <w:bottom w:val="single" w:color="555555" w:sz="4"/>
-              <w:right w:val="single" w:color="555555" w:sz="4"/>
-            </w:tcBorders>
-            <w:tcMar>
-              <w:top w:type="dxa" w:w="30"/>
-              <w:left w:type="dxa" w:w="60"/>
-              <w:bottom w:type="dxa" w:w="30"/>
-              <w:right w:type="dxa" w:w="60"/>
-            </w:tcMar>
-            <w:vAlign w:val="center"/>
-          </w:tcPr>
-          <w:p>
-            <w:pPr>
-              <w:spacing w:after="0" w:before="0"/>
-            </w:pPr>
-            <w:r>
-              <w:rPr>
-                <w:rFonts w:ascii="Arial" w:cs="Arial" w:eastAsia="Arial" w:hAnsi="Arial"/>
-                <w:sz w:val="16"/>
-                <w:szCs w:val="16"/>
-              </w:rPr>
-              <w:t xml:space="preserve"/>
-            </w:r>
-          </w:p>
-        </w:tc>
-        <w:tc>
-          <w:tcPr>
-            <w:tcW w:type="dxa" w:w="2700"/>
-            <w:tcBorders>
-              <w:top w:val="single" w:color="555555" w:sz="4"/>
-              <w:left w:val="single" w:color="555555" w:sz="4"/>
-              <w:bottom w:val="single" w:color="555555" w:sz="4"/>
-              <w:right w:val="single" w:color="555555" w:sz="4"/>
-            </w:tcBorders>
-            <w:tcMar>
-              <w:top w:type="dxa" w:w="30"/>
-              <w:left w:type="dxa" w:w="60"/>
-              <w:bottom w:type="dxa" w:w="30"/>
-              <w:right w:type="dxa" w:w="60"/>
-            </w:tcMar>
-            <w:vAlign w:val="center"/>
-          </w:tcPr>
-          <w:p>
-            <w:pPr>
-              <w:spacing w:after="0" w:before="0"/>
-            </w:pPr>
-            <w:r>
-              <w:rPr>
-                <w:rFonts w:ascii="Arial" w:cs="Arial" w:eastAsia="Arial" w:hAnsi="Arial"/>
-                <w:sz w:val="16"/>
-                <w:szCs w:val="16"/>
+            <w:tcW w:type="dxa" w:w="4560"/>
+            <w:tcBorders>
+              <w:top w:val="single" w:color="555555" w:sz="4"/>
+              <w:left w:val="single" w:color="555555" w:sz="4"/>
+              <w:bottom w:val="single" w:color="555555" w:sz="4"/>
+              <w:right w:val="single" w:color="555555" w:sz="4"/>
+            </w:tcBorders>
+            <w:tcMar>
+              <w:top w:type="dxa" w:w="30"/>
+              <w:left w:type="dxa" w:w="60"/>
+              <w:bottom w:type="dxa" w:w="30"/>
+              <w:right w:type="dxa" w:w="60"/>
+            </w:tcMar>
+            <w:vAlign w:val="center"/>
+          </w:tcPr>
+          <w:p>
+            <w:pPr>
+              <w:spacing w:after="0" w:before="0"/>
+            </w:pPr>
+            <w:r>
+              <w:rPr>
+                <w:rFonts w:ascii="Arial" w:cs="Arial" w:eastAsia="Arial" w:hAnsi="Arial"/>
+                <w:sz w:val="18"/>
+                <w:szCs w:val="18"/>
+              </w:rPr>
+              <w:t xml:space="preserve"/>
+            </w:r>
+          </w:p>
+        </w:tc>
+        <w:tc>
+          <w:tcPr>
+            <w:tcW w:type="dxa" w:w="600"/>
+            <w:tcBorders>
+              <w:top w:val="single" w:color="555555" w:sz="4"/>
+              <w:left w:val="single" w:color="555555" w:sz="4"/>
+              <w:bottom w:val="single" w:color="555555" w:sz="4"/>
+              <w:right w:val="single" w:color="555555" w:sz="4"/>
+            </w:tcBorders>
+            <w:tcMar>
+              <w:top w:type="dxa" w:w="30"/>
+              <w:left w:type="dxa" w:w="60"/>
+              <w:bottom w:type="dxa" w:w="30"/>
+              <w:right w:type="dxa" w:w="60"/>
+            </w:tcMar>
+            <w:vAlign w:val="center"/>
+          </w:tcPr>
+          <w:p>
+            <w:pPr>
+              <w:spacing w:after="0" w:before="0"/>
+              <w:jc w:val="center"/>
+            </w:pPr>
+            <w:r>
+              <w:rPr>
+                <w:rFonts w:ascii="Arial" w:cs="Arial" w:eastAsia="Arial" w:hAnsi="Arial"/>
+                <w:sz w:val="18"/>
+                <w:szCs w:val="18"/>
+              </w:rPr>
+              <w:t xml:space="preserve"/>
+            </w:r>
+          </w:p>
+        </w:tc>
+        <w:tc>
+          <w:tcPr>
+            <w:tcW w:type="dxa" w:w="600"/>
+            <w:tcBorders>
+              <w:top w:val="single" w:color="555555" w:sz="4"/>
+              <w:left w:val="single" w:color="555555" w:sz="4"/>
+              <w:bottom w:val="single" w:color="555555" w:sz="4"/>
+              <w:right w:val="single" w:color="555555" w:sz="4"/>
+            </w:tcBorders>
+            <w:tcMar>
+              <w:top w:type="dxa" w:w="30"/>
+              <w:left w:type="dxa" w:w="60"/>
+              <w:bottom w:type="dxa" w:w="30"/>
+              <w:right w:type="dxa" w:w="60"/>
+            </w:tcMar>
+            <w:vAlign w:val="center"/>
+          </w:tcPr>
+          <w:p>
+            <w:pPr>
+              <w:spacing w:after="0" w:before="0"/>
+              <w:jc w:val="center"/>
+            </w:pPr>
+            <w:r>
+              <w:rPr>
+                <w:rFonts w:ascii="Arial" w:cs="Arial" w:eastAsia="Arial" w:hAnsi="Arial"/>
+                <w:sz w:val="18"/>
+                <w:szCs w:val="18"/>
+              </w:rPr>
+              <w:t xml:space="preserve">9</w:t>
+            </w:r>
+          </w:p>
+        </w:tc>
+        <w:tc>
+          <w:tcPr>
+            <w:tcW w:type="dxa" w:w="4560"/>
+            <w:tcBorders>
+              <w:top w:val="single" w:color="555555" w:sz="4"/>
+              <w:left w:val="single" w:color="555555" w:sz="4"/>
+              <w:bottom w:val="single" w:color="555555" w:sz="4"/>
+              <w:right w:val="single" w:color="555555" w:sz="4"/>
+            </w:tcBorders>
+            <w:tcMar>
+              <w:top w:type="dxa" w:w="30"/>
+              <w:left w:type="dxa" w:w="60"/>
+              <w:bottom w:type="dxa" w:w="30"/>
+              <w:right w:type="dxa" w:w="60"/>
+            </w:tcMar>
+            <w:vAlign w:val="center"/>
+          </w:tcPr>
+          <w:p>
+            <w:pPr>
+              <w:spacing w:after="0" w:before="0"/>
+            </w:pPr>
+            <w:r>
+              <w:rPr>
+                <w:rFonts w:ascii="Arial" w:cs="Arial" w:eastAsia="Arial" w:hAnsi="Arial"/>
+                <w:sz w:val="18"/>
+                <w:szCs w:val="18"/>
+              </w:rPr>
+              <w:t xml:space="preserve"/>
+            </w:r>
+          </w:p>
+        </w:tc>
+        <w:tc>
+          <w:tcPr>
+            <w:tcW w:type="dxa" w:w="600"/>
+            <w:tcBorders>
+              <w:top w:val="single" w:color="555555" w:sz="4"/>
+              <w:left w:val="single" w:color="555555" w:sz="4"/>
+              <w:bottom w:val="single" w:color="555555" w:sz="4"/>
+              <w:right w:val="single" w:color="555555" w:sz="4"/>
+            </w:tcBorders>
+            <w:tcMar>
+              <w:top w:type="dxa" w:w="30"/>
+              <w:left w:type="dxa" w:w="60"/>
+              <w:bottom w:type="dxa" w:w="30"/>
+              <w:right w:type="dxa" w:w="60"/>
+            </w:tcMar>
+            <w:vAlign w:val="center"/>
+          </w:tcPr>
+          <w:p>
+            <w:pPr>
+              <w:spacing w:after="0" w:before="0"/>
+              <w:jc w:val="center"/>
+            </w:pPr>
+            <w:r>
+              <w:rPr>
+                <w:rFonts w:ascii="Arial" w:cs="Arial" w:eastAsia="Arial" w:hAnsi="Arial"/>
+                <w:sz w:val="18"/>
+                <w:szCs w:val="18"/>
               </w:rPr>
               <w:t xml:space="preserve"/>
             </w:r>
@@ -1644,7 +1664,7 @@
       </w:tr>
       <w:tr>
         <w:trPr>
-          <w:trHeight w:val="300" w:hRule="atLeast"/>
+          <w:trHeight w:val="400" w:hRule="atLeast"/>
         </w:trPr>
         <w:tc>
           <w:tcPr>
@@ -1671,8 +1691,8 @@
             <w:r>
               <w:rPr>
                 <w:rFonts w:ascii="Arial" w:cs="Arial" w:eastAsia="Arial" w:hAnsi="Arial"/>
-                <w:sz w:val="16"/>
-                <w:szCs w:val="16"/>
+                <w:sz w:val="18"/>
+                <w:szCs w:val="18"/>
               </w:rPr>
               <w:t xml:space="preserve">5</w:t>
             </w:r>
@@ -1680,133 +1700,35 @@
         </w:tc>
         <w:tc>
           <w:tcPr>
-            <w:tcW w:type="dxa" w:w="4320"/>
-            <w:tcBorders>
-              <w:top w:val="single" w:color="555555" w:sz="4"/>
-              <w:left w:val="single" w:color="555555" w:sz="4"/>
-              <w:bottom w:val="single" w:color="555555" w:sz="4"/>
-              <w:right w:val="single" w:color="555555" w:sz="4"/>
-            </w:tcBorders>
-            <w:tcMar>
-              <w:top w:type="dxa" w:w="30"/>
-              <w:left w:type="dxa" w:w="60"/>
-              <w:bottom w:type="dxa" w:w="30"/>
-              <w:right w:type="dxa" w:w="60"/>
-            </w:tcMar>
-            <w:vAlign w:val="center"/>
-          </w:tcPr>
-          <w:p>
-            <w:pPr>
-              <w:spacing w:after="0" w:before="0"/>
-            </w:pPr>
-            <w:r>
-              <w:rPr>
-                <w:rFonts w:ascii="Arial" w:cs="Arial" w:eastAsia="Arial" w:hAnsi="Arial"/>
-                <w:sz w:val="16"/>
-                <w:szCs w:val="16"/>
-              </w:rPr>
-              <w:t xml:space="preserve"/>
-            </w:r>
-          </w:p>
-        </w:tc>
-        <w:tc>
-          <w:tcPr>
-            <w:tcW w:type="dxa" w:w="1300"/>
-            <w:tcBorders>
-              <w:top w:val="single" w:color="555555" w:sz="4"/>
-              <w:left w:val="single" w:color="555555" w:sz="4"/>
-              <w:bottom w:val="single" w:color="555555" w:sz="4"/>
-              <w:right w:val="single" w:color="555555" w:sz="4"/>
-            </w:tcBorders>
-            <w:tcMar>
-              <w:top w:type="dxa" w:w="30"/>
-              <w:left w:type="dxa" w:w="60"/>
-              <w:bottom w:type="dxa" w:w="30"/>
-              <w:right w:type="dxa" w:w="60"/>
-            </w:tcMar>
-            <w:vAlign w:val="center"/>
-          </w:tcPr>
-          <w:p>
-            <w:pPr>
-              <w:spacing w:after="0" w:before="0"/>
-            </w:pPr>
-            <w:r>
-              <w:rPr>
-                <w:rFonts w:ascii="Arial" w:cs="Arial" w:eastAsia="Arial" w:hAnsi="Arial"/>
-                <w:sz w:val="16"/>
-                <w:szCs w:val="16"/>
-              </w:rPr>
-              <w:t xml:space="preserve"/>
-            </w:r>
-          </w:p>
-        </w:tc>
-        <w:tc>
-          <w:tcPr>
-            <w:tcW w:type="dxa" w:w="2600"/>
-            <w:tcBorders>
-              <w:top w:val="single" w:color="555555" w:sz="4"/>
-              <w:left w:val="single" w:color="555555" w:sz="4"/>
-              <w:bottom w:val="single" w:color="555555" w:sz="4"/>
-              <w:right w:val="single" w:color="555555" w:sz="4"/>
-            </w:tcBorders>
-            <w:tcMar>
-              <w:top w:type="dxa" w:w="30"/>
-              <w:left w:type="dxa" w:w="60"/>
-              <w:bottom w:type="dxa" w:w="30"/>
-              <w:right w:type="dxa" w:w="60"/>
-            </w:tcMar>
-            <w:vAlign w:val="center"/>
-          </w:tcPr>
-          <w:p>
-            <w:pPr>
-              <w:spacing w:after="0" w:before="0"/>
-            </w:pPr>
-            <w:r>
-              <w:rPr>
-                <w:rFonts w:ascii="Arial" w:cs="Arial" w:eastAsia="Arial" w:hAnsi="Arial"/>
-                <w:sz w:val="16"/>
-                <w:szCs w:val="16"/>
-              </w:rPr>
-              <w:t xml:space="preserve"/>
-            </w:r>
-          </w:p>
-        </w:tc>
-        <w:tc>
-          <w:tcPr>
-            <w:tcW w:type="dxa" w:w="2700"/>
-            <w:tcBorders>
-              <w:top w:val="single" w:color="555555" w:sz="4"/>
-              <w:left w:val="single" w:color="555555" w:sz="4"/>
-              <w:bottom w:val="single" w:color="555555" w:sz="4"/>
-              <w:right w:val="single" w:color="555555" w:sz="4"/>
-            </w:tcBorders>
-            <w:tcMar>
-              <w:top w:type="dxa" w:w="30"/>
-              <w:left w:type="dxa" w:w="60"/>
-              <w:bottom w:type="dxa" w:w="30"/>
-              <w:right w:type="dxa" w:w="60"/>
-            </w:tcMar>
-            <w:vAlign w:val="center"/>
-          </w:tcPr>
-          <w:p>
-            <w:pPr>
-              <w:spacing w:after="0" w:before="0"/>
-            </w:pPr>
-            <w:r>
-              <w:rPr>
-                <w:rFonts w:ascii="Arial" w:cs="Arial" w:eastAsia="Arial" w:hAnsi="Arial"/>
-                <w:sz w:val="16"/>
-                <w:szCs w:val="16"/>
-              </w:rPr>
-              <w:t xml:space="preserve"/>
-            </w:r>
-          </w:p>
-        </w:tc>
-      </w:tr>
-      <w:tr>
-        <w:trPr>
-          <w:trHeight w:val="300" w:hRule="atLeast"/>
-        </w:trPr>
+            <w:tcW w:type="dxa" w:w="4560"/>
+            <w:tcBorders>
+              <w:top w:val="single" w:color="555555" w:sz="4"/>
+              <w:left w:val="single" w:color="555555" w:sz="4"/>
+              <w:bottom w:val="single" w:color="555555" w:sz="4"/>
+              <w:right w:val="single" w:color="555555" w:sz="4"/>
+            </w:tcBorders>
+            <w:tcMar>
+              <w:top w:type="dxa" w:w="30"/>
+              <w:left w:type="dxa" w:w="60"/>
+              <w:bottom w:type="dxa" w:w="30"/>
+              <w:right w:type="dxa" w:w="60"/>
+            </w:tcMar>
+            <w:vAlign w:val="center"/>
+          </w:tcPr>
+          <w:p>
+            <w:pPr>
+              <w:spacing w:after="0" w:before="0"/>
+            </w:pPr>
+            <w:r>
+              <w:rPr>
+                <w:rFonts w:ascii="Arial" w:cs="Arial" w:eastAsia="Arial" w:hAnsi="Arial"/>
+                <w:sz w:val="18"/>
+                <w:szCs w:val="18"/>
+              </w:rPr>
+              <w:t xml:space="preserve"/>
+            </w:r>
+          </w:p>
+        </w:tc>
         <w:tc>
           <w:tcPr>
             <w:tcW w:type="dxa" w:w="600"/>
@@ -1832,142 +1754,13 @@
             <w:r>
               <w:rPr>
                 <w:rFonts w:ascii="Arial" w:cs="Arial" w:eastAsia="Arial" w:hAnsi="Arial"/>
-                <w:sz w:val="16"/>
-                <w:szCs w:val="16"/>
-              </w:rPr>
-              <w:t xml:space="preserve">6</w:t>
-            </w:r>
-          </w:p>
-        </w:tc>
-        <w:tc>
-          <w:tcPr>
-            <w:tcW w:type="dxa" w:w="4320"/>
-            <w:tcBorders>
-              <w:top w:val="single" w:color="555555" w:sz="4"/>
-              <w:left w:val="single" w:color="555555" w:sz="4"/>
-              <w:bottom w:val="single" w:color="555555" w:sz="4"/>
-              <w:right w:val="single" w:color="555555" w:sz="4"/>
-            </w:tcBorders>
-            <w:tcMar>
-              <w:top w:type="dxa" w:w="30"/>
-              <w:left w:type="dxa" w:w="60"/>
-              <w:bottom w:type="dxa" w:w="30"/>
-              <w:right w:type="dxa" w:w="60"/>
-            </w:tcMar>
-            <w:vAlign w:val="center"/>
-          </w:tcPr>
-          <w:p>
-            <w:pPr>
-              <w:spacing w:after="0" w:before="0"/>
-            </w:pPr>
-            <w:r>
-              <w:rPr>
-                <w:rFonts w:ascii="Arial" w:cs="Arial" w:eastAsia="Arial" w:hAnsi="Arial"/>
-                <w:sz w:val="16"/>
-                <w:szCs w:val="16"/>
-              </w:rPr>
-              <w:t xml:space="preserve"/>
-            </w:r>
-          </w:p>
-        </w:tc>
-        <w:tc>
-          <w:tcPr>
-            <w:tcW w:type="dxa" w:w="1300"/>
-            <w:tcBorders>
-              <w:top w:val="single" w:color="555555" w:sz="4"/>
-              <w:left w:val="single" w:color="555555" w:sz="4"/>
-              <w:bottom w:val="single" w:color="555555" w:sz="4"/>
-              <w:right w:val="single" w:color="555555" w:sz="4"/>
-            </w:tcBorders>
-            <w:tcMar>
-              <w:top w:type="dxa" w:w="30"/>
-              <w:left w:type="dxa" w:w="60"/>
-              <w:bottom w:type="dxa" w:w="30"/>
-              <w:right w:type="dxa" w:w="60"/>
-            </w:tcMar>
-            <w:vAlign w:val="center"/>
-          </w:tcPr>
-          <w:p>
-            <w:pPr>
-              <w:spacing w:after="0" w:before="0"/>
-            </w:pPr>
-            <w:r>
-              <w:rPr>
-                <w:rFonts w:ascii="Arial" w:cs="Arial" w:eastAsia="Arial" w:hAnsi="Arial"/>
-                <w:sz w:val="16"/>
-                <w:szCs w:val="16"/>
-              </w:rPr>
-              <w:t xml:space="preserve"/>
-            </w:r>
-          </w:p>
-        </w:tc>
-        <w:tc>
-          <w:tcPr>
-            <w:tcW w:type="dxa" w:w="2600"/>
-            <w:tcBorders>
-              <w:top w:val="single" w:color="555555" w:sz="4"/>
-              <w:left w:val="single" w:color="555555" w:sz="4"/>
-              <w:bottom w:val="single" w:color="555555" w:sz="4"/>
-              <w:right w:val="single" w:color="555555" w:sz="4"/>
-            </w:tcBorders>
-            <w:tcMar>
-              <w:top w:type="dxa" w:w="30"/>
-              <w:left w:type="dxa" w:w="60"/>
-              <w:bottom w:type="dxa" w:w="30"/>
-              <w:right w:type="dxa" w:w="60"/>
-            </w:tcMar>
-            <w:vAlign w:val="center"/>
-          </w:tcPr>
-          <w:p>
-            <w:pPr>
-              <w:spacing w:after="0" w:before="0"/>
-            </w:pPr>
-            <w:r>
-              <w:rPr>
-                <w:rFonts w:ascii="Arial" w:cs="Arial" w:eastAsia="Arial" w:hAnsi="Arial"/>
-                <w:sz w:val="16"/>
-                <w:szCs w:val="16"/>
-              </w:rPr>
-              <w:t xml:space="preserve"/>
-            </w:r>
-          </w:p>
-        </w:tc>
-        <w:tc>
-          <w:tcPr>
-            <w:tcW w:type="dxa" w:w="2700"/>
-            <w:tcBorders>
-              <w:top w:val="single" w:color="555555" w:sz="4"/>
-              <w:left w:val="single" w:color="555555" w:sz="4"/>
-              <w:bottom w:val="single" w:color="555555" w:sz="4"/>
-              <w:right w:val="single" w:color="555555" w:sz="4"/>
-            </w:tcBorders>
-            <w:tcMar>
-              <w:top w:type="dxa" w:w="30"/>
-              <w:left w:type="dxa" w:w="60"/>
-              <w:bottom w:type="dxa" w:w="30"/>
-              <w:right w:type="dxa" w:w="60"/>
-            </w:tcMar>
-            <w:vAlign w:val="center"/>
-          </w:tcPr>
-          <w:p>
-            <w:pPr>
-              <w:spacing w:after="0" w:before="0"/>
-            </w:pPr>
-            <w:r>
-              <w:rPr>
-                <w:rFonts w:ascii="Arial" w:cs="Arial" w:eastAsia="Arial" w:hAnsi="Arial"/>
-                <w:sz w:val="16"/>
-                <w:szCs w:val="16"/>
-              </w:rPr>
-              <w:t xml:space="preserve"/>
-            </w:r>
-          </w:p>
-        </w:tc>
-      </w:tr>
-      <w:tr>
-        <w:trPr>
-          <w:trHeight w:val="300" w:hRule="atLeast"/>
-        </w:trPr>
+                <w:sz w:val="18"/>
+                <w:szCs w:val="18"/>
+              </w:rPr>
+              <w:t xml:space="preserve"/>
+            </w:r>
+          </w:p>
+        </w:tc>
         <w:tc>
           <w:tcPr>
             <w:tcW w:type="dxa" w:w="600"/>
@@ -1993,142 +1786,44 @@
             <w:r>
               <w:rPr>
                 <w:rFonts w:ascii="Arial" w:cs="Arial" w:eastAsia="Arial" w:hAnsi="Arial"/>
-                <w:sz w:val="16"/>
-                <w:szCs w:val="16"/>
-              </w:rPr>
-              <w:t xml:space="preserve">7</w:t>
-            </w:r>
-          </w:p>
-        </w:tc>
-        <w:tc>
-          <w:tcPr>
-            <w:tcW w:type="dxa" w:w="4320"/>
-            <w:tcBorders>
-              <w:top w:val="single" w:color="555555" w:sz="4"/>
-              <w:left w:val="single" w:color="555555" w:sz="4"/>
-              <w:bottom w:val="single" w:color="555555" w:sz="4"/>
-              <w:right w:val="single" w:color="555555" w:sz="4"/>
-            </w:tcBorders>
-            <w:tcMar>
-              <w:top w:type="dxa" w:w="30"/>
-              <w:left w:type="dxa" w:w="60"/>
-              <w:bottom w:type="dxa" w:w="30"/>
-              <w:right w:type="dxa" w:w="60"/>
-            </w:tcMar>
-            <w:vAlign w:val="center"/>
-          </w:tcPr>
-          <w:p>
-            <w:pPr>
-              <w:spacing w:after="0" w:before="0"/>
-            </w:pPr>
-            <w:r>
-              <w:rPr>
-                <w:rFonts w:ascii="Arial" w:cs="Arial" w:eastAsia="Arial" w:hAnsi="Arial"/>
-                <w:sz w:val="16"/>
-                <w:szCs w:val="16"/>
-              </w:rPr>
-              <w:t xml:space="preserve"/>
-            </w:r>
-          </w:p>
-        </w:tc>
-        <w:tc>
-          <w:tcPr>
-            <w:tcW w:type="dxa" w:w="1300"/>
-            <w:tcBorders>
-              <w:top w:val="single" w:color="555555" w:sz="4"/>
-              <w:left w:val="single" w:color="555555" w:sz="4"/>
-              <w:bottom w:val="single" w:color="555555" w:sz="4"/>
-              <w:right w:val="single" w:color="555555" w:sz="4"/>
-            </w:tcBorders>
-            <w:tcMar>
-              <w:top w:type="dxa" w:w="30"/>
-              <w:left w:type="dxa" w:w="60"/>
-              <w:bottom w:type="dxa" w:w="30"/>
-              <w:right w:type="dxa" w:w="60"/>
-            </w:tcMar>
-            <w:vAlign w:val="center"/>
-          </w:tcPr>
-          <w:p>
-            <w:pPr>
-              <w:spacing w:after="0" w:before="0"/>
-            </w:pPr>
-            <w:r>
-              <w:rPr>
-                <w:rFonts w:ascii="Arial" w:cs="Arial" w:eastAsia="Arial" w:hAnsi="Arial"/>
-                <w:sz w:val="16"/>
-                <w:szCs w:val="16"/>
-              </w:rPr>
-              <w:t xml:space="preserve"/>
-            </w:r>
-          </w:p>
-        </w:tc>
-        <w:tc>
-          <w:tcPr>
-            <w:tcW w:type="dxa" w:w="2600"/>
-            <w:tcBorders>
-              <w:top w:val="single" w:color="555555" w:sz="4"/>
-              <w:left w:val="single" w:color="555555" w:sz="4"/>
-              <w:bottom w:val="single" w:color="555555" w:sz="4"/>
-              <w:right w:val="single" w:color="555555" w:sz="4"/>
-            </w:tcBorders>
-            <w:tcMar>
-              <w:top w:type="dxa" w:w="30"/>
-              <w:left w:type="dxa" w:w="60"/>
-              <w:bottom w:type="dxa" w:w="30"/>
-              <w:right w:type="dxa" w:w="60"/>
-            </w:tcMar>
-            <w:vAlign w:val="center"/>
-          </w:tcPr>
-          <w:p>
-            <w:pPr>
-              <w:spacing w:after="0" w:before="0"/>
-            </w:pPr>
-            <w:r>
-              <w:rPr>
-                <w:rFonts w:ascii="Arial" w:cs="Arial" w:eastAsia="Arial" w:hAnsi="Arial"/>
-                <w:sz w:val="16"/>
-                <w:szCs w:val="16"/>
-              </w:rPr>
-              <w:t xml:space="preserve"/>
-            </w:r>
-          </w:p>
-        </w:tc>
-        <w:tc>
-          <w:tcPr>
-            <w:tcW w:type="dxa" w:w="2700"/>
-            <w:tcBorders>
-              <w:top w:val="single" w:color="555555" w:sz="4"/>
-              <w:left w:val="single" w:color="555555" w:sz="4"/>
-              <w:bottom w:val="single" w:color="555555" w:sz="4"/>
-              <w:right w:val="single" w:color="555555" w:sz="4"/>
-            </w:tcBorders>
-            <w:tcMar>
-              <w:top w:type="dxa" w:w="30"/>
-              <w:left w:type="dxa" w:w="60"/>
-              <w:bottom w:type="dxa" w:w="30"/>
-              <w:right w:type="dxa" w:w="60"/>
-            </w:tcMar>
-            <w:vAlign w:val="center"/>
-          </w:tcPr>
-          <w:p>
-            <w:pPr>
-              <w:spacing w:after="0" w:before="0"/>
-            </w:pPr>
-            <w:r>
-              <w:rPr>
-                <w:rFonts w:ascii="Arial" w:cs="Arial" w:eastAsia="Arial" w:hAnsi="Arial"/>
-                <w:sz w:val="16"/>
-                <w:szCs w:val="16"/>
-              </w:rPr>
-              <w:t xml:space="preserve"/>
-            </w:r>
-          </w:p>
-        </w:tc>
-      </w:tr>
-      <w:tr>
-        <w:trPr>
-          <w:trHeight w:val="300" w:hRule="atLeast"/>
-        </w:trPr>
+                <w:sz w:val="18"/>
+                <w:szCs w:val="18"/>
+              </w:rPr>
+              <w:t xml:space="preserve">10</w:t>
+            </w:r>
+          </w:p>
+        </w:tc>
+        <w:tc>
+          <w:tcPr>
+            <w:tcW w:type="dxa" w:w="4560"/>
+            <w:tcBorders>
+              <w:top w:val="single" w:color="555555" w:sz="4"/>
+              <w:left w:val="single" w:color="555555" w:sz="4"/>
+              <w:bottom w:val="single" w:color="555555" w:sz="4"/>
+              <w:right w:val="single" w:color="555555" w:sz="4"/>
+            </w:tcBorders>
+            <w:tcMar>
+              <w:top w:type="dxa" w:w="30"/>
+              <w:left w:type="dxa" w:w="60"/>
+              <w:bottom w:type="dxa" w:w="30"/>
+              <w:right w:type="dxa" w:w="60"/>
+            </w:tcMar>
+            <w:vAlign w:val="center"/>
+          </w:tcPr>
+          <w:p>
+            <w:pPr>
+              <w:spacing w:after="0" w:before="0"/>
+            </w:pPr>
+            <w:r>
+              <w:rPr>
+                <w:rFonts w:ascii="Arial" w:cs="Arial" w:eastAsia="Arial" w:hAnsi="Arial"/>
+                <w:sz w:val="18"/>
+                <w:szCs w:val="18"/>
+              </w:rPr>
+              <w:t xml:space="preserve"/>
+            </w:r>
+          </w:p>
+        </w:tc>
         <w:tc>
           <w:tcPr>
             <w:tcW w:type="dxa" w:w="600"/>
@@ -2154,132 +1849,8 @@
             <w:r>
               <w:rPr>
                 <w:rFonts w:ascii="Arial" w:cs="Arial" w:eastAsia="Arial" w:hAnsi="Arial"/>
-                <w:sz w:val="16"/>
-                <w:szCs w:val="16"/>
-              </w:rPr>
-              <w:t xml:space="preserve">8</w:t>
-            </w:r>
-          </w:p>
-        </w:tc>
-        <w:tc>
-          <w:tcPr>
-            <w:tcW w:type="dxa" w:w="4320"/>
-            <w:tcBorders>
-              <w:top w:val="single" w:color="555555" w:sz="4"/>
-              <w:left w:val="single" w:color="555555" w:sz="4"/>
-              <w:bottom w:val="single" w:color="555555" w:sz="4"/>
-              <w:right w:val="single" w:color="555555" w:sz="4"/>
-            </w:tcBorders>
-            <w:tcMar>
-              <w:top w:type="dxa" w:w="30"/>
-              <w:left w:type="dxa" w:w="60"/>
-              <w:bottom w:type="dxa" w:w="30"/>
-              <w:right w:type="dxa" w:w="60"/>
-            </w:tcMar>
-            <w:vAlign w:val="center"/>
-          </w:tcPr>
-          <w:p>
-            <w:pPr>
-              <w:spacing w:after="0" w:before="0"/>
-            </w:pPr>
-            <w:r>
-              <w:rPr>
-                <w:rFonts w:ascii="Arial" w:cs="Arial" w:eastAsia="Arial" w:hAnsi="Arial"/>
-                <w:sz w:val="16"/>
-                <w:szCs w:val="16"/>
-              </w:rPr>
-              <w:t xml:space="preserve"/>
-            </w:r>
-          </w:p>
-        </w:tc>
-        <w:tc>
-          <w:tcPr>
-            <w:tcW w:type="dxa" w:w="1300"/>
-            <w:tcBorders>
-              <w:top w:val="single" w:color="555555" w:sz="4"/>
-              <w:left w:val="single" w:color="555555" w:sz="4"/>
-              <w:bottom w:val="single" w:color="555555" w:sz="4"/>
-              <w:right w:val="single" w:color="555555" w:sz="4"/>
-            </w:tcBorders>
-            <w:tcMar>
-              <w:top w:type="dxa" w:w="30"/>
-              <w:left w:type="dxa" w:w="60"/>
-              <w:bottom w:type="dxa" w:w="30"/>
-              <w:right w:type="dxa" w:w="60"/>
-            </w:tcMar>
-            <w:vAlign w:val="center"/>
-          </w:tcPr>
-          <w:p>
-            <w:pPr>
-              <w:spacing w:after="0" w:before="0"/>
-            </w:pPr>
-            <w:r>
-              <w:rPr>
-                <w:rFonts w:ascii="Arial" w:cs="Arial" w:eastAsia="Arial" w:hAnsi="Arial"/>
-                <w:sz w:val="16"/>
-                <w:szCs w:val="16"/>
-              </w:rPr>
-              <w:t xml:space="preserve"/>
-            </w:r>
-          </w:p>
-        </w:tc>
-        <w:tc>
-          <w:tcPr>
-            <w:tcW w:type="dxa" w:w="2600"/>
-            <w:tcBorders>
-              <w:top w:val="single" w:color="555555" w:sz="4"/>
-              <w:left w:val="single" w:color="555555" w:sz="4"/>
-              <w:bottom w:val="single" w:color="555555" w:sz="4"/>
-              <w:right w:val="single" w:color="555555" w:sz="4"/>
-            </w:tcBorders>
-            <w:tcMar>
-              <w:top w:type="dxa" w:w="30"/>
-              <w:left w:type="dxa" w:w="60"/>
-              <w:bottom w:type="dxa" w:w="30"/>
-              <w:right w:type="dxa" w:w="60"/>
-            </w:tcMar>
-            <w:vAlign w:val="center"/>
-          </w:tcPr>
-          <w:p>
-            <w:pPr>
-              <w:spacing w:after="0" w:before="0"/>
-            </w:pPr>
-            <w:r>
-              <w:rPr>
-                <w:rFonts w:ascii="Arial" w:cs="Arial" w:eastAsia="Arial" w:hAnsi="Arial"/>
-                <w:sz w:val="16"/>
-                <w:szCs w:val="16"/>
-              </w:rPr>
-              <w:t xml:space="preserve"/>
-            </w:r>
-          </w:p>
-        </w:tc>
-        <w:tc>
-          <w:tcPr>
-            <w:tcW w:type="dxa" w:w="2700"/>
-            <w:tcBorders>
-              <w:top w:val="single" w:color="555555" w:sz="4"/>
-              <w:left w:val="single" w:color="555555" w:sz="4"/>
-              <w:bottom w:val="single" w:color="555555" w:sz="4"/>
-              <w:right w:val="single" w:color="555555" w:sz="4"/>
-            </w:tcBorders>
-            <w:tcMar>
-              <w:top w:type="dxa" w:w="30"/>
-              <w:left w:type="dxa" w:w="60"/>
-              <w:bottom w:type="dxa" w:w="30"/>
-              <w:right w:type="dxa" w:w="60"/>
-            </w:tcMar>
-            <w:vAlign w:val="center"/>
-          </w:tcPr>
-          <w:p>
-            <w:pPr>
-              <w:spacing w:after="0" w:before="0"/>
-            </w:pPr>
-            <w:r>
-              <w:rPr>
-                <w:rFonts w:ascii="Arial" w:cs="Arial" w:eastAsia="Arial" w:hAnsi="Arial"/>
-                <w:sz w:val="16"/>
-                <w:szCs w:val="16"/>
+                <w:sz w:val="18"/>
+                <w:szCs w:val="18"/>
               </w:rPr>
               <w:t xml:space="preserve"/>
             </w:r>
@@ -2297,7 +1868,7 @@
           <w:sz w:val="15"/>
           <w:szCs w:val="15"/>
         </w:rPr>
-        <w:t xml:space="preserve">Presentes: ______ de ______ programados.</w:t>
+        <w:t xml:space="preserve">Total asistentes: ______ de 10</w:t>
       </w:r>
     </w:p>
     <w:p>
@@ -2384,8 +1955,8 @@
                 <w:rFonts w:ascii="Arial" w:cs="Arial" w:eastAsia="Arial" w:hAnsi="Arial"/>
                 <w:b/>
                 <w:bCs/>
-                <w:sz w:val="16"/>
-                <w:szCs w:val="16"/>
+                <w:sz w:val="18"/>
+                <w:szCs w:val="18"/>
               </w:rPr>
               <w:t xml:space="preserve">Actividad</w:t>
             </w:r>
@@ -2419,8 +1990,8 @@
                 <w:rFonts w:ascii="Arial" w:cs="Arial" w:eastAsia="Arial" w:hAnsi="Arial"/>
                 <w:b/>
                 <w:bCs/>
-                <w:sz w:val="16"/>
-                <w:szCs w:val="16"/>
+                <w:sz w:val="18"/>
+                <w:szCs w:val="18"/>
               </w:rPr>
               <w:t xml:space="preserve">Unidad</w:t>
             </w:r>
@@ -2454,8 +2025,8 @@
                 <w:rFonts w:ascii="Arial" w:cs="Arial" w:eastAsia="Arial" w:hAnsi="Arial"/>
                 <w:b/>
                 <w:bCs/>
-                <w:sz w:val="16"/>
-                <w:szCs w:val="16"/>
+                <w:sz w:val="18"/>
+                <w:szCs w:val="18"/>
               </w:rPr>
               <w:t xml:space="preserve">Abscisa (de – a)</w:t>
             </w:r>
@@ -2489,8 +2060,8 @@
                 <w:rFonts w:ascii="Arial" w:cs="Arial" w:eastAsia="Arial" w:hAnsi="Arial"/>
                 <w:b/>
                 <w:bCs/>
-                <w:sz w:val="16"/>
-                <w:szCs w:val="16"/>
+                <w:sz w:val="18"/>
+                <w:szCs w:val="18"/>
               </w:rPr>
               <w:t xml:space="preserve">Programado hoy</w:t>
             </w:r>
@@ -2524,8 +2095,8 @@
                 <w:rFonts w:ascii="Arial" w:cs="Arial" w:eastAsia="Arial" w:hAnsi="Arial"/>
                 <w:b/>
                 <w:bCs/>
-                <w:sz w:val="16"/>
-                <w:szCs w:val="16"/>
+                <w:sz w:val="18"/>
+                <w:szCs w:val="18"/>
               </w:rPr>
               <w:t xml:space="preserve">Ejecutado hoy</w:t>
             </w:r>
@@ -2559,8 +2130,8 @@
                 <w:rFonts w:ascii="Arial" w:cs="Arial" w:eastAsia="Arial" w:hAnsi="Arial"/>
                 <w:b/>
                 <w:bCs/>
-                <w:sz w:val="16"/>
-                <w:szCs w:val="16"/>
+                <w:sz w:val="18"/>
+                <w:szCs w:val="18"/>
               </w:rPr>
               <w:t xml:space="preserve">Rend. (%)</w:t>
             </w:r>
@@ -2594,8 +2165,8 @@
                 <w:rFonts w:ascii="Arial" w:cs="Arial" w:eastAsia="Arial" w:hAnsi="Arial"/>
                 <w:b/>
                 <w:bCs/>
-                <w:sz w:val="16"/>
-                <w:szCs w:val="16"/>
+                <w:sz w:val="18"/>
+                <w:szCs w:val="18"/>
               </w:rPr>
               <w:t xml:space="preserve">Acumulado tramo</w:t>
             </w:r>
@@ -2604,7 +2175,7 @@
       </w:tr>
       <w:tr>
         <w:trPr>
-          <w:trHeight w:val="320" w:hRule="atLeast"/>
+          <w:trHeight w:val="420" w:hRule="atLeast"/>
         </w:trPr>
         <w:tc>
           <w:tcPr>
@@ -2630,8 +2201,8 @@
             <w:r>
               <w:rPr>
                 <w:rFonts w:ascii="Arial" w:cs="Arial" w:eastAsia="Arial" w:hAnsi="Arial"/>
-                <w:sz w:val="16"/>
-                <w:szCs w:val="16"/>
+                <w:sz w:val="18"/>
+                <w:szCs w:val="18"/>
               </w:rPr>
               <w:t xml:space="preserve">Rocería (corte de maleza y pasto)</w:t>
             </w:r>
@@ -2662,8 +2233,8 @@
             <w:r>
               <w:rPr>
                 <w:rFonts w:ascii="Arial" w:cs="Arial" w:eastAsia="Arial" w:hAnsi="Arial"/>
-                <w:sz w:val="16"/>
-                <w:szCs w:val="16"/>
+                <w:sz w:val="18"/>
+                <w:szCs w:val="18"/>
               </w:rPr>
               <w:t xml:space="preserve">m²</w:t>
             </w:r>
@@ -2693,8 +2264,8 @@
             <w:r>
               <w:rPr>
                 <w:rFonts w:ascii="Arial" w:cs="Arial" w:eastAsia="Arial" w:hAnsi="Arial"/>
-                <w:sz w:val="16"/>
-                <w:szCs w:val="16"/>
+                <w:sz w:val="18"/>
+                <w:szCs w:val="18"/>
               </w:rPr>
               <w:t xml:space="preserve"/>
             </w:r>
@@ -2724,8 +2295,8 @@
             <w:r>
               <w:rPr>
                 <w:rFonts w:ascii="Arial" w:cs="Arial" w:eastAsia="Arial" w:hAnsi="Arial"/>
-                <w:sz w:val="16"/>
-                <w:szCs w:val="16"/>
+                <w:sz w:val="18"/>
+                <w:szCs w:val="18"/>
               </w:rPr>
               <w:t xml:space="preserve"/>
             </w:r>
@@ -2755,8 +2326,8 @@
             <w:r>
               <w:rPr>
                 <w:rFonts w:ascii="Arial" w:cs="Arial" w:eastAsia="Arial" w:hAnsi="Arial"/>
-                <w:sz w:val="16"/>
-                <w:szCs w:val="16"/>
+                <w:sz w:val="18"/>
+                <w:szCs w:val="18"/>
               </w:rPr>
               <w:t xml:space="preserve"/>
             </w:r>
@@ -2786,8 +2357,8 @@
             <w:r>
               <w:rPr>
                 <w:rFonts w:ascii="Arial" w:cs="Arial" w:eastAsia="Arial" w:hAnsi="Arial"/>
-                <w:sz w:val="16"/>
-                <w:szCs w:val="16"/>
+                <w:sz w:val="18"/>
+                <w:szCs w:val="18"/>
               </w:rPr>
               <w:t xml:space="preserve"/>
             </w:r>
@@ -2817,8 +2388,8 @@
             <w:r>
               <w:rPr>
                 <w:rFonts w:ascii="Arial" w:cs="Arial" w:eastAsia="Arial" w:hAnsi="Arial"/>
-                <w:sz w:val="16"/>
-                <w:szCs w:val="16"/>
+                <w:sz w:val="18"/>
+                <w:szCs w:val="18"/>
               </w:rPr>
               <w:t xml:space="preserve"/>
             </w:r>
@@ -2827,7 +2398,7 @@
       </w:tr>
       <w:tr>
         <w:trPr>
-          <w:trHeight w:val="320" w:hRule="atLeast"/>
+          <w:trHeight w:val="420" w:hRule="atLeast"/>
         </w:trPr>
         <w:tc>
           <w:tcPr>
@@ -2853,8 +2424,8 @@
             <w:r>
               <w:rPr>
                 <w:rFonts w:ascii="Arial" w:cs="Arial" w:eastAsia="Arial" w:hAnsi="Arial"/>
-                <w:sz w:val="16"/>
-                <w:szCs w:val="16"/>
+                <w:sz w:val="18"/>
+                <w:szCs w:val="18"/>
               </w:rPr>
               <w:t xml:space="preserve">Limpieza margen izquierda</w:t>
             </w:r>
@@ -2885,8 +2456,8 @@
             <w:r>
               <w:rPr>
                 <w:rFonts w:ascii="Arial" w:cs="Arial" w:eastAsia="Arial" w:hAnsi="Arial"/>
-                <w:sz w:val="16"/>
-                <w:szCs w:val="16"/>
+                <w:sz w:val="18"/>
+                <w:szCs w:val="18"/>
               </w:rPr>
               <w:t xml:space="preserve">m</w:t>
             </w:r>
@@ -2916,8 +2487,8 @@
             <w:r>
               <w:rPr>
                 <w:rFonts w:ascii="Arial" w:cs="Arial" w:eastAsia="Arial" w:hAnsi="Arial"/>
-                <w:sz w:val="16"/>
-                <w:szCs w:val="16"/>
+                <w:sz w:val="18"/>
+                <w:szCs w:val="18"/>
               </w:rPr>
               <w:t xml:space="preserve"/>
             </w:r>
@@ -2947,8 +2518,8 @@
             <w:r>
               <w:rPr>
                 <w:rFonts w:ascii="Arial" w:cs="Arial" w:eastAsia="Arial" w:hAnsi="Arial"/>
-                <w:sz w:val="16"/>
-                <w:szCs w:val="16"/>
+                <w:sz w:val="18"/>
+                <w:szCs w:val="18"/>
               </w:rPr>
               <w:t xml:space="preserve"/>
             </w:r>
@@ -2978,8 +2549,8 @@
             <w:r>
               <w:rPr>
                 <w:rFonts w:ascii="Arial" w:cs="Arial" w:eastAsia="Arial" w:hAnsi="Arial"/>
-                <w:sz w:val="16"/>
-                <w:szCs w:val="16"/>
+                <w:sz w:val="18"/>
+                <w:szCs w:val="18"/>
               </w:rPr>
               <w:t xml:space="preserve"/>
             </w:r>
@@ -3009,8 +2580,8 @@
             <w:r>
               <w:rPr>
                 <w:rFonts w:ascii="Arial" w:cs="Arial" w:eastAsia="Arial" w:hAnsi="Arial"/>
-                <w:sz w:val="16"/>
-                <w:szCs w:val="16"/>
+                <w:sz w:val="18"/>
+                <w:szCs w:val="18"/>
               </w:rPr>
               <w:t xml:space="preserve"/>
             </w:r>
@@ -3040,8 +2611,8 @@
             <w:r>
               <w:rPr>
                 <w:rFonts w:ascii="Arial" w:cs="Arial" w:eastAsia="Arial" w:hAnsi="Arial"/>
-                <w:sz w:val="16"/>
-                <w:szCs w:val="16"/>
+                <w:sz w:val="18"/>
+                <w:szCs w:val="18"/>
               </w:rPr>
               <w:t xml:space="preserve"/>
             </w:r>
@@ -3050,7 +2621,7 @@
       </w:tr>
       <w:tr>
         <w:trPr>
-          <w:trHeight w:val="320" w:hRule="atLeast"/>
+          <w:trHeight w:val="420" w:hRule="atLeast"/>
         </w:trPr>
         <w:tc>
           <w:tcPr>
@@ -3076,8 +2647,8 @@
             <w:r>
               <w:rPr>
                 <w:rFonts w:ascii="Arial" w:cs="Arial" w:eastAsia="Arial" w:hAnsi="Arial"/>
-                <w:sz w:val="16"/>
-                <w:szCs w:val="16"/>
+                <w:sz w:val="18"/>
+                <w:szCs w:val="18"/>
               </w:rPr>
               <w:t xml:space="preserve">Limpieza margen derecha</w:t>
             </w:r>
@@ -3108,8 +2679,8 @@
             <w:r>
               <w:rPr>
                 <w:rFonts w:ascii="Arial" w:cs="Arial" w:eastAsia="Arial" w:hAnsi="Arial"/>
-                <w:sz w:val="16"/>
-                <w:szCs w:val="16"/>
+                <w:sz w:val="18"/>
+                <w:szCs w:val="18"/>
               </w:rPr>
               <w:t xml:space="preserve">m</w:t>
             </w:r>
@@ -3139,8 +2710,8 @@
             <w:r>
               <w:rPr>
                 <w:rFonts w:ascii="Arial" w:cs="Arial" w:eastAsia="Arial" w:hAnsi="Arial"/>
-                <w:sz w:val="16"/>
-                <w:szCs w:val="16"/>
+                <w:sz w:val="18"/>
+                <w:szCs w:val="18"/>
               </w:rPr>
               <w:t xml:space="preserve"/>
             </w:r>
@@ -3170,8 +2741,8 @@
             <w:r>
               <w:rPr>
                 <w:rFonts w:ascii="Arial" w:cs="Arial" w:eastAsia="Arial" w:hAnsi="Arial"/>
-                <w:sz w:val="16"/>
-                <w:szCs w:val="16"/>
+                <w:sz w:val="18"/>
+                <w:szCs w:val="18"/>
               </w:rPr>
               <w:t xml:space="preserve"/>
             </w:r>
@@ -3201,8 +2772,8 @@
             <w:r>
               <w:rPr>
                 <w:rFonts w:ascii="Arial" w:cs="Arial" w:eastAsia="Arial" w:hAnsi="Arial"/>
-                <w:sz w:val="16"/>
-                <w:szCs w:val="16"/>
+                <w:sz w:val="18"/>
+                <w:szCs w:val="18"/>
               </w:rPr>
               <w:t xml:space="preserve"/>
             </w:r>
@@ -3232,8 +2803,8 @@
             <w:r>
               <w:rPr>
                 <w:rFonts w:ascii="Arial" w:cs="Arial" w:eastAsia="Arial" w:hAnsi="Arial"/>
-                <w:sz w:val="16"/>
-                <w:szCs w:val="16"/>
+                <w:sz w:val="18"/>
+                <w:szCs w:val="18"/>
               </w:rPr>
               <w:t xml:space="preserve"/>
             </w:r>
@@ -3263,8 +2834,8 @@
             <w:r>
               <w:rPr>
                 <w:rFonts w:ascii="Arial" w:cs="Arial" w:eastAsia="Arial" w:hAnsi="Arial"/>
-                <w:sz w:val="16"/>
-                <w:szCs w:val="16"/>
+                <w:sz w:val="18"/>
+                <w:szCs w:val="18"/>
               </w:rPr>
               <w:t xml:space="preserve"/>
             </w:r>
@@ -3273,7 +2844,7 @@
       </w:tr>
       <w:tr>
         <w:trPr>
-          <w:trHeight w:val="320" w:hRule="atLeast"/>
+          <w:trHeight w:val="420" w:hRule="atLeast"/>
         </w:trPr>
         <w:tc>
           <w:tcPr>
@@ -3299,8 +2870,8 @@
             <w:r>
               <w:rPr>
                 <w:rFonts w:ascii="Arial" w:cs="Arial" w:eastAsia="Arial" w:hAnsi="Arial"/>
-                <w:sz w:val="16"/>
-                <w:szCs w:val="16"/>
+                <w:sz w:val="18"/>
+                <w:szCs w:val="18"/>
               </w:rPr>
               <w:t xml:space="preserve">Limpieza del canal / cauce (cuando sea posible)</w:t>
             </w:r>
@@ -3331,8 +2902,8 @@
             <w:r>
               <w:rPr>
                 <w:rFonts w:ascii="Arial" w:cs="Arial" w:eastAsia="Arial" w:hAnsi="Arial"/>
-                <w:sz w:val="16"/>
-                <w:szCs w:val="16"/>
+                <w:sz w:val="18"/>
+                <w:szCs w:val="18"/>
               </w:rPr>
               <w:t xml:space="preserve">m</w:t>
             </w:r>
@@ -3362,8 +2933,8 @@
             <w:r>
               <w:rPr>
                 <w:rFonts w:ascii="Arial" w:cs="Arial" w:eastAsia="Arial" w:hAnsi="Arial"/>
-                <w:sz w:val="16"/>
-                <w:szCs w:val="16"/>
+                <w:sz w:val="18"/>
+                <w:szCs w:val="18"/>
               </w:rPr>
               <w:t xml:space="preserve"/>
             </w:r>
@@ -3393,8 +2964,8 @@
             <w:r>
               <w:rPr>
                 <w:rFonts w:ascii="Arial" w:cs="Arial" w:eastAsia="Arial" w:hAnsi="Arial"/>
-                <w:sz w:val="16"/>
-                <w:szCs w:val="16"/>
+                <w:sz w:val="18"/>
+                <w:szCs w:val="18"/>
               </w:rPr>
               <w:t xml:space="preserve"/>
             </w:r>
@@ -3424,8 +2995,8 @@
             <w:r>
               <w:rPr>
                 <w:rFonts w:ascii="Arial" w:cs="Arial" w:eastAsia="Arial" w:hAnsi="Arial"/>
-                <w:sz w:val="16"/>
-                <w:szCs w:val="16"/>
+                <w:sz w:val="18"/>
+                <w:szCs w:val="18"/>
               </w:rPr>
               <w:t xml:space="preserve"/>
             </w:r>
@@ -3455,8 +3026,8 @@
             <w:r>
               <w:rPr>
                 <w:rFonts w:ascii="Arial" w:cs="Arial" w:eastAsia="Arial" w:hAnsi="Arial"/>
-                <w:sz w:val="16"/>
-                <w:szCs w:val="16"/>
+                <w:sz w:val="18"/>
+                <w:szCs w:val="18"/>
               </w:rPr>
               <w:t xml:space="preserve"/>
             </w:r>
@@ -3486,8 +3057,8 @@
             <w:r>
               <w:rPr>
                 <w:rFonts w:ascii="Arial" w:cs="Arial" w:eastAsia="Arial" w:hAnsi="Arial"/>
-                <w:sz w:val="16"/>
-                <w:szCs w:val="16"/>
+                <w:sz w:val="18"/>
+                <w:szCs w:val="18"/>
               </w:rPr>
               <w:t xml:space="preserve"/>
             </w:r>
@@ -3496,7 +3067,7 @@
       </w:tr>
       <w:tr>
         <w:trPr>
-          <w:trHeight w:val="320" w:hRule="atLeast"/>
+          <w:trHeight w:val="420" w:hRule="atLeast"/>
         </w:trPr>
         <w:tc>
           <w:tcPr>
@@ -3522,8 +3093,8 @@
             <w:r>
               <w:rPr>
                 <w:rFonts w:ascii="Arial" w:cs="Arial" w:eastAsia="Arial" w:hAnsi="Arial"/>
-                <w:sz w:val="16"/>
-                <w:szCs w:val="16"/>
+                <w:sz w:val="18"/>
+                <w:szCs w:val="18"/>
               </w:rPr>
               <w:t xml:space="preserve">Retiro de material vegetal (ramas, troncos, buchón)</w:t>
             </w:r>
@@ -3554,8 +3125,8 @@
             <w:r>
               <w:rPr>
                 <w:rFonts w:ascii="Arial" w:cs="Arial" w:eastAsia="Arial" w:hAnsi="Arial"/>
-                <w:sz w:val="16"/>
-                <w:szCs w:val="16"/>
+                <w:sz w:val="18"/>
+                <w:szCs w:val="18"/>
               </w:rPr>
               <w:t xml:space="preserve">m³ / bolsas</w:t>
             </w:r>
@@ -3585,8 +3156,8 @@
             <w:r>
               <w:rPr>
                 <w:rFonts w:ascii="Arial" w:cs="Arial" w:eastAsia="Arial" w:hAnsi="Arial"/>
-                <w:sz w:val="16"/>
-                <w:szCs w:val="16"/>
+                <w:sz w:val="18"/>
+                <w:szCs w:val="18"/>
               </w:rPr>
               <w:t xml:space="preserve"/>
             </w:r>
@@ -3616,8 +3187,8 @@
             <w:r>
               <w:rPr>
                 <w:rFonts w:ascii="Arial" w:cs="Arial" w:eastAsia="Arial" w:hAnsi="Arial"/>
-                <w:sz w:val="16"/>
-                <w:szCs w:val="16"/>
+                <w:sz w:val="18"/>
+                <w:szCs w:val="18"/>
               </w:rPr>
               <w:t xml:space="preserve"/>
             </w:r>
@@ -3647,8 +3218,8 @@
             <w:r>
               <w:rPr>
                 <w:rFonts w:ascii="Arial" w:cs="Arial" w:eastAsia="Arial" w:hAnsi="Arial"/>
-                <w:sz w:val="16"/>
-                <w:szCs w:val="16"/>
+                <w:sz w:val="18"/>
+                <w:szCs w:val="18"/>
               </w:rPr>
               <w:t xml:space="preserve"/>
             </w:r>
@@ -3678,8 +3249,8 @@
             <w:r>
               <w:rPr>
                 <w:rFonts w:ascii="Arial" w:cs="Arial" w:eastAsia="Arial" w:hAnsi="Arial"/>
-                <w:sz w:val="16"/>
-                <w:szCs w:val="16"/>
+                <w:sz w:val="18"/>
+                <w:szCs w:val="18"/>
               </w:rPr>
               <w:t xml:space="preserve"/>
             </w:r>
@@ -3709,8 +3280,8 @@
             <w:r>
               <w:rPr>
                 <w:rFonts w:ascii="Arial" w:cs="Arial" w:eastAsia="Arial" w:hAnsi="Arial"/>
-                <w:sz w:val="16"/>
-                <w:szCs w:val="16"/>
+                <w:sz w:val="18"/>
+                <w:szCs w:val="18"/>
               </w:rPr>
               <w:t xml:space="preserve"/>
             </w:r>
@@ -3719,7 +3290,7 @@
       </w:tr>
       <w:tr>
         <w:trPr>
-          <w:trHeight w:val="320" w:hRule="atLeast"/>
+          <w:trHeight w:val="420" w:hRule="atLeast"/>
         </w:trPr>
         <w:tc>
           <w:tcPr>
@@ -3745,8 +3316,8 @@
             <w:r>
               <w:rPr>
                 <w:rFonts w:ascii="Arial" w:cs="Arial" w:eastAsia="Arial" w:hAnsi="Arial"/>
-                <w:sz w:val="16"/>
-                <w:szCs w:val="16"/>
+                <w:sz w:val="18"/>
+                <w:szCs w:val="18"/>
               </w:rPr>
               <w:t xml:space="preserve">Retiro de residuos sólidos</w:t>
             </w:r>
@@ -3777,8 +3348,8 @@
             <w:r>
               <w:rPr>
                 <w:rFonts w:ascii="Arial" w:cs="Arial" w:eastAsia="Arial" w:hAnsi="Arial"/>
-                <w:sz w:val="16"/>
-                <w:szCs w:val="16"/>
+                <w:sz w:val="18"/>
+                <w:szCs w:val="18"/>
               </w:rPr>
               <w:t xml:space="preserve">m³ / bolsas</w:t>
             </w:r>
@@ -3808,8 +3379,8 @@
             <w:r>
               <w:rPr>
                 <w:rFonts w:ascii="Arial" w:cs="Arial" w:eastAsia="Arial" w:hAnsi="Arial"/>
-                <w:sz w:val="16"/>
-                <w:szCs w:val="16"/>
+                <w:sz w:val="18"/>
+                <w:szCs w:val="18"/>
               </w:rPr>
               <w:t xml:space="preserve"/>
             </w:r>
@@ -3839,8 +3410,8 @@
             <w:r>
               <w:rPr>
                 <w:rFonts w:ascii="Arial" w:cs="Arial" w:eastAsia="Arial" w:hAnsi="Arial"/>
-                <w:sz w:val="16"/>
-                <w:szCs w:val="16"/>
+                <w:sz w:val="18"/>
+                <w:szCs w:val="18"/>
               </w:rPr>
               <w:t xml:space="preserve"/>
             </w:r>
@@ -3870,8 +3441,8 @@
             <w:r>
               <w:rPr>
                 <w:rFonts w:ascii="Arial" w:cs="Arial" w:eastAsia="Arial" w:hAnsi="Arial"/>
-                <w:sz w:val="16"/>
-                <w:szCs w:val="16"/>
+                <w:sz w:val="18"/>
+                <w:szCs w:val="18"/>
               </w:rPr>
               <w:t xml:space="preserve"/>
             </w:r>
@@ -3901,8 +3472,8 @@
             <w:r>
               <w:rPr>
                 <w:rFonts w:ascii="Arial" w:cs="Arial" w:eastAsia="Arial" w:hAnsi="Arial"/>
-                <w:sz w:val="16"/>
-                <w:szCs w:val="16"/>
+                <w:sz w:val="18"/>
+                <w:szCs w:val="18"/>
               </w:rPr>
               <w:t xml:space="preserve"/>
             </w:r>
@@ -3932,8 +3503,8 @@
             <w:r>
               <w:rPr>
                 <w:rFonts w:ascii="Arial" w:cs="Arial" w:eastAsia="Arial" w:hAnsi="Arial"/>
-                <w:sz w:val="16"/>
-                <w:szCs w:val="16"/>
+                <w:sz w:val="18"/>
+                <w:szCs w:val="18"/>
               </w:rPr>
               <w:t xml:space="preserve"/>
             </w:r>
@@ -3942,7 +3513,7 @@
       </w:tr>
       <w:tr>
         <w:trPr>
-          <w:trHeight w:val="320" w:hRule="atLeast"/>
+          <w:trHeight w:val="420" w:hRule="atLeast"/>
         </w:trPr>
         <w:tc>
           <w:tcPr>
@@ -3968,10 +3539,10 @@
             <w:r>
               <w:rPr>
                 <w:rFonts w:ascii="Arial" w:cs="Arial" w:eastAsia="Arial" w:hAnsi="Arial"/>
-                <w:sz w:val="16"/>
-                <w:szCs w:val="16"/>
-              </w:rPr>
-              <w:t xml:space="preserve">Retiro de sedimento / lodo</w:t>
+                <w:sz w:val="18"/>
+                <w:szCs w:val="18"/>
+              </w:rPr>
+              <w:t xml:space="preserve">Destape de alcantarillas, box o tuberías</w:t>
             </w:r>
           </w:p>
         </w:tc>
@@ -4000,10 +3571,10 @@
             <w:r>
               <w:rPr>
                 <w:rFonts w:ascii="Arial" w:cs="Arial" w:eastAsia="Arial" w:hAnsi="Arial"/>
-                <w:sz w:val="16"/>
-                <w:szCs w:val="16"/>
-              </w:rPr>
-              <w:t xml:space="preserve">m³</w:t>
+                <w:sz w:val="18"/>
+                <w:szCs w:val="18"/>
+              </w:rPr>
+              <w:t xml:space="preserve">und</w:t>
             </w:r>
           </w:p>
         </w:tc>
@@ -4031,8 +3602,8 @@
             <w:r>
               <w:rPr>
                 <w:rFonts w:ascii="Arial" w:cs="Arial" w:eastAsia="Arial" w:hAnsi="Arial"/>
-                <w:sz w:val="16"/>
-                <w:szCs w:val="16"/>
+                <w:sz w:val="18"/>
+                <w:szCs w:val="18"/>
               </w:rPr>
               <w:t xml:space="preserve"/>
             </w:r>
@@ -4062,8 +3633,8 @@
             <w:r>
               <w:rPr>
                 <w:rFonts w:ascii="Arial" w:cs="Arial" w:eastAsia="Arial" w:hAnsi="Arial"/>
-                <w:sz w:val="16"/>
-                <w:szCs w:val="16"/>
+                <w:sz w:val="18"/>
+                <w:szCs w:val="18"/>
               </w:rPr>
               <w:t xml:space="preserve"/>
             </w:r>
@@ -4093,8 +3664,8 @@
             <w:r>
               <w:rPr>
                 <w:rFonts w:ascii="Arial" w:cs="Arial" w:eastAsia="Arial" w:hAnsi="Arial"/>
-                <w:sz w:val="16"/>
-                <w:szCs w:val="16"/>
+                <w:sz w:val="18"/>
+                <w:szCs w:val="18"/>
               </w:rPr>
               <w:t xml:space="preserve"/>
             </w:r>
@@ -4124,8 +3695,8 @@
             <w:r>
               <w:rPr>
                 <w:rFonts w:ascii="Arial" w:cs="Arial" w:eastAsia="Arial" w:hAnsi="Arial"/>
-                <w:sz w:val="16"/>
-                <w:szCs w:val="16"/>
+                <w:sz w:val="18"/>
+                <w:szCs w:val="18"/>
               </w:rPr>
               <w:t xml:space="preserve"/>
             </w:r>
@@ -4155,8 +3726,8 @@
             <w:r>
               <w:rPr>
                 <w:rFonts w:ascii="Arial" w:cs="Arial" w:eastAsia="Arial" w:hAnsi="Arial"/>
-                <w:sz w:val="16"/>
-                <w:szCs w:val="16"/>
+                <w:sz w:val="18"/>
+                <w:szCs w:val="18"/>
               </w:rPr>
               <w:t xml:space="preserve"/>
             </w:r>
@@ -4165,7 +3736,7 @@
       </w:tr>
       <w:tr>
         <w:trPr>
-          <w:trHeight w:val="320" w:hRule="atLeast"/>
+          <w:trHeight w:val="420" w:hRule="atLeast"/>
         </w:trPr>
         <w:tc>
           <w:tcPr>
@@ -4191,10 +3762,10 @@
             <w:r>
               <w:rPr>
                 <w:rFonts w:ascii="Arial" w:cs="Arial" w:eastAsia="Arial" w:hAnsi="Arial"/>
-                <w:sz w:val="16"/>
-                <w:szCs w:val="16"/>
-              </w:rPr>
-              <w:t xml:space="preserve">Destape de alcantarillas, box o tuberías</w:t>
+                <w:sz w:val="18"/>
+                <w:szCs w:val="18"/>
+              </w:rPr>
+              <w:t xml:space="preserve">Otra:</w:t>
             </w:r>
           </w:p>
         </w:tc>
@@ -4223,10 +3794,10 @@
             <w:r>
               <w:rPr>
                 <w:rFonts w:ascii="Arial" w:cs="Arial" w:eastAsia="Arial" w:hAnsi="Arial"/>
-                <w:sz w:val="16"/>
-                <w:szCs w:val="16"/>
-              </w:rPr>
-              <w:t xml:space="preserve">und</w:t>
+                <w:sz w:val="18"/>
+                <w:szCs w:val="18"/>
+              </w:rPr>
+              <w:t xml:space="preserve"/>
             </w:r>
           </w:p>
         </w:tc>
@@ -4254,8 +3825,8 @@
             <w:r>
               <w:rPr>
                 <w:rFonts w:ascii="Arial" w:cs="Arial" w:eastAsia="Arial" w:hAnsi="Arial"/>
-                <w:sz w:val="16"/>
-                <w:szCs w:val="16"/>
+                <w:sz w:val="18"/>
+                <w:szCs w:val="18"/>
               </w:rPr>
               <w:t xml:space="preserve"/>
             </w:r>
@@ -4285,8 +3856,8 @@
             <w:r>
               <w:rPr>
                 <w:rFonts w:ascii="Arial" w:cs="Arial" w:eastAsia="Arial" w:hAnsi="Arial"/>
-                <w:sz w:val="16"/>
-                <w:szCs w:val="16"/>
+                <w:sz w:val="18"/>
+                <w:szCs w:val="18"/>
               </w:rPr>
               <w:t xml:space="preserve"/>
             </w:r>
@@ -4316,8 +3887,8 @@
             <w:r>
               <w:rPr>
                 <w:rFonts w:ascii="Arial" w:cs="Arial" w:eastAsia="Arial" w:hAnsi="Arial"/>
-                <w:sz w:val="16"/>
-                <w:szCs w:val="16"/>
+                <w:sz w:val="18"/>
+                <w:szCs w:val="18"/>
               </w:rPr>
               <w:t xml:space="preserve"/>
             </w:r>
@@ -4347,8 +3918,8 @@
             <w:r>
               <w:rPr>
                 <w:rFonts w:ascii="Arial" w:cs="Arial" w:eastAsia="Arial" w:hAnsi="Arial"/>
-                <w:sz w:val="16"/>
-                <w:szCs w:val="16"/>
+                <w:sz w:val="18"/>
+                <w:szCs w:val="18"/>
               </w:rPr>
               <w:t xml:space="preserve"/>
             </w:r>
@@ -4378,231 +3949,8 @@
             <w:r>
               <w:rPr>
                 <w:rFonts w:ascii="Arial" w:cs="Arial" w:eastAsia="Arial" w:hAnsi="Arial"/>
-                <w:sz w:val="16"/>
-                <w:szCs w:val="16"/>
-              </w:rPr>
-              <w:t xml:space="preserve"/>
-            </w:r>
-          </w:p>
-        </w:tc>
-      </w:tr>
-      <w:tr>
-        <w:trPr>
-          <w:trHeight w:val="320" w:hRule="atLeast"/>
-        </w:trPr>
-        <w:tc>
-          <w:tcPr>
-            <w:tcW w:type="dxa" w:w="3420"/>
-            <w:tcBorders>
-              <w:top w:val="single" w:color="555555" w:sz="4"/>
-              <w:left w:val="single" w:color="555555" w:sz="4"/>
-              <w:bottom w:val="single" w:color="555555" w:sz="4"/>
-              <w:right w:val="single" w:color="555555" w:sz="4"/>
-            </w:tcBorders>
-            <w:tcMar>
-              <w:top w:type="dxa" w:w="30"/>
-              <w:left w:type="dxa" w:w="60"/>
-              <w:bottom w:type="dxa" w:w="30"/>
-              <w:right w:type="dxa" w:w="60"/>
-            </w:tcMar>
-            <w:vAlign w:val="center"/>
-          </w:tcPr>
-          <w:p>
-            <w:pPr>
-              <w:spacing w:after="0" w:before="0"/>
-            </w:pPr>
-            <w:r>
-              <w:rPr>
-                <w:rFonts w:ascii="Arial" w:cs="Arial" w:eastAsia="Arial" w:hAnsi="Arial"/>
-                <w:sz w:val="16"/>
-                <w:szCs w:val="16"/>
-              </w:rPr>
-              <w:t xml:space="preserve">Otra:</w:t>
-            </w:r>
-          </w:p>
-        </w:tc>
-        <w:tc>
-          <w:tcPr>
-            <w:tcW w:type="dxa" w:w="1200"/>
-            <w:tcBorders>
-              <w:top w:val="single" w:color="555555" w:sz="4"/>
-              <w:left w:val="single" w:color="555555" w:sz="4"/>
-              <w:bottom w:val="single" w:color="555555" w:sz="4"/>
-              <w:right w:val="single" w:color="555555" w:sz="4"/>
-            </w:tcBorders>
-            <w:tcMar>
-              <w:top w:type="dxa" w:w="30"/>
-              <w:left w:type="dxa" w:w="60"/>
-              <w:bottom w:type="dxa" w:w="30"/>
-              <w:right w:type="dxa" w:w="60"/>
-            </w:tcMar>
-            <w:vAlign w:val="center"/>
-          </w:tcPr>
-          <w:p>
-            <w:pPr>
-              <w:spacing w:after="0" w:before="0"/>
-              <w:jc w:val="center"/>
-            </w:pPr>
-            <w:r>
-              <w:rPr>
-                <w:rFonts w:ascii="Arial" w:cs="Arial" w:eastAsia="Arial" w:hAnsi="Arial"/>
-                <w:sz w:val="16"/>
-                <w:szCs w:val="16"/>
-              </w:rPr>
-              <w:t xml:space="preserve"/>
-            </w:r>
-          </w:p>
-        </w:tc>
-        <w:tc>
-          <w:tcPr>
-            <w:tcW w:type="dxa" w:w="1500"/>
-            <w:tcBorders>
-              <w:top w:val="single" w:color="555555" w:sz="4"/>
-              <w:left w:val="single" w:color="555555" w:sz="4"/>
-              <w:bottom w:val="single" w:color="555555" w:sz="4"/>
-              <w:right w:val="single" w:color="555555" w:sz="4"/>
-            </w:tcBorders>
-            <w:tcMar>
-              <w:top w:type="dxa" w:w="30"/>
-              <w:left w:type="dxa" w:w="60"/>
-              <w:bottom w:type="dxa" w:w="30"/>
-              <w:right w:type="dxa" w:w="60"/>
-            </w:tcMar>
-            <w:vAlign w:val="center"/>
-          </w:tcPr>
-          <w:p>
-            <w:pPr>
-              <w:spacing w:after="0" w:before="0"/>
-            </w:pPr>
-            <w:r>
-              <w:rPr>
-                <w:rFonts w:ascii="Arial" w:cs="Arial" w:eastAsia="Arial" w:hAnsi="Arial"/>
-                <w:sz w:val="16"/>
-                <w:szCs w:val="16"/>
-              </w:rPr>
-              <w:t xml:space="preserve"/>
-            </w:r>
-          </w:p>
-        </w:tc>
-        <w:tc>
-          <w:tcPr>
-            <w:tcW w:type="dxa" w:w="1350"/>
-            <w:tcBorders>
-              <w:top w:val="single" w:color="555555" w:sz="4"/>
-              <w:left w:val="single" w:color="555555" w:sz="4"/>
-              <w:bottom w:val="single" w:color="555555" w:sz="4"/>
-              <w:right w:val="single" w:color="555555" w:sz="4"/>
-            </w:tcBorders>
-            <w:tcMar>
-              <w:top w:type="dxa" w:w="30"/>
-              <w:left w:type="dxa" w:w="60"/>
-              <w:bottom w:type="dxa" w:w="30"/>
-              <w:right w:type="dxa" w:w="60"/>
-            </w:tcMar>
-            <w:vAlign w:val="center"/>
-          </w:tcPr>
-          <w:p>
-            <w:pPr>
-              <w:spacing w:after="0" w:before="0"/>
-            </w:pPr>
-            <w:r>
-              <w:rPr>
-                <w:rFonts w:ascii="Arial" w:cs="Arial" w:eastAsia="Arial" w:hAnsi="Arial"/>
-                <w:sz w:val="16"/>
-                <w:szCs w:val="16"/>
-              </w:rPr>
-              <w:t xml:space="preserve"/>
-            </w:r>
-          </w:p>
-        </w:tc>
-        <w:tc>
-          <w:tcPr>
-            <w:tcW w:type="dxa" w:w="1350"/>
-            <w:tcBorders>
-              <w:top w:val="single" w:color="555555" w:sz="4"/>
-              <w:left w:val="single" w:color="555555" w:sz="4"/>
-              <w:bottom w:val="single" w:color="555555" w:sz="4"/>
-              <w:right w:val="single" w:color="555555" w:sz="4"/>
-            </w:tcBorders>
-            <w:tcMar>
-              <w:top w:type="dxa" w:w="30"/>
-              <w:left w:type="dxa" w:w="60"/>
-              <w:bottom w:type="dxa" w:w="30"/>
-              <w:right w:type="dxa" w:w="60"/>
-            </w:tcMar>
-            <w:vAlign w:val="center"/>
-          </w:tcPr>
-          <w:p>
-            <w:pPr>
-              <w:spacing w:after="0" w:before="0"/>
-            </w:pPr>
-            <w:r>
-              <w:rPr>
-                <w:rFonts w:ascii="Arial" w:cs="Arial" w:eastAsia="Arial" w:hAnsi="Arial"/>
-                <w:sz w:val="16"/>
-                <w:szCs w:val="16"/>
-              </w:rPr>
-              <w:t xml:space="preserve"/>
-            </w:r>
-          </w:p>
-        </w:tc>
-        <w:tc>
-          <w:tcPr>
-            <w:tcW w:type="dxa" w:w="1200"/>
-            <w:tcBorders>
-              <w:top w:val="single" w:color="555555" w:sz="4"/>
-              <w:left w:val="single" w:color="555555" w:sz="4"/>
-              <w:bottom w:val="single" w:color="555555" w:sz="4"/>
-              <w:right w:val="single" w:color="555555" w:sz="4"/>
-            </w:tcBorders>
-            <w:tcMar>
-              <w:top w:type="dxa" w:w="30"/>
-              <w:left w:type="dxa" w:w="60"/>
-              <w:bottom w:type="dxa" w:w="30"/>
-              <w:right w:type="dxa" w:w="60"/>
-            </w:tcMar>
-            <w:vAlign w:val="center"/>
-          </w:tcPr>
-          <w:p>
-            <w:pPr>
-              <w:spacing w:after="0" w:before="0"/>
-            </w:pPr>
-            <w:r>
-              <w:rPr>
-                <w:rFonts w:ascii="Arial" w:cs="Arial" w:eastAsia="Arial" w:hAnsi="Arial"/>
-                <w:sz w:val="16"/>
-                <w:szCs w:val="16"/>
-              </w:rPr>
-              <w:t xml:space="preserve"/>
-            </w:r>
-          </w:p>
-        </w:tc>
-        <w:tc>
-          <w:tcPr>
-            <w:tcW w:type="dxa" w:w="1500"/>
-            <w:tcBorders>
-              <w:top w:val="single" w:color="555555" w:sz="4"/>
-              <w:left w:val="single" w:color="555555" w:sz="4"/>
-              <w:bottom w:val="single" w:color="555555" w:sz="4"/>
-              <w:right w:val="single" w:color="555555" w:sz="4"/>
-            </w:tcBorders>
-            <w:tcMar>
-              <w:top w:type="dxa" w:w="30"/>
-              <w:left w:type="dxa" w:w="60"/>
-              <w:bottom w:type="dxa" w:w="30"/>
-              <w:right w:type="dxa" w:w="60"/>
-            </w:tcMar>
-            <w:vAlign w:val="center"/>
-          </w:tcPr>
-          <w:p>
-            <w:pPr>
-              <w:spacing w:after="0" w:before="0"/>
-            </w:pPr>
-            <w:r>
-              <w:rPr>
-                <w:rFonts w:ascii="Arial" w:cs="Arial" w:eastAsia="Arial" w:hAnsi="Arial"/>
-                <w:sz w:val="16"/>
-                <w:szCs w:val="16"/>
+                <w:sz w:val="18"/>
+                <w:szCs w:val="18"/>
               </w:rPr>
               <w:t xml:space="preserve"/>
             </w:r>
@@ -4620,7 +3968,7 @@
           <w:sz w:val="15"/>
           <w:szCs w:val="15"/>
         </w:rPr>
-        <w:t xml:space="preserve">¿Se cumplió la meta del día?  Sí ☐  No ☐   Causa si no se cumplió: ____________________________________________________________</w:t>
+        <w:t xml:space="preserve">¿Se cumplió la meta del día?  Sí ☐  No ☐   ¿Por qué no?: ____________________________________________________________</w:t>
       </w:r>
     </w:p>
     <w:p>
@@ -4637,443 +3985,7 @@
           <w:sz w:val="18"/>
           <w:szCs w:val="18"/>
         </w:rPr>
-        <w:t xml:space="preserve">4. ESTADO DEL TRAMO Y OBSERVACIONES</w:t>
-      </w:r>
-    </w:p>
-    <w:tbl>
-      <w:tblPr>
-        <w:tblW w:type="dxa" w:w="11520"/>
-        <w:tblBorders>
-          <w:top w:val="single" w:color="auto" w:sz="4"/>
-          <w:left w:val="single" w:color="auto" w:sz="4"/>
-          <w:bottom w:val="single" w:color="auto" w:sz="4"/>
-          <w:right w:val="single" w:color="auto" w:sz="4"/>
-          <w:insideH w:val="single" w:color="auto" w:sz="4"/>
-          <w:insideV w:val="single" w:color="auto" w:sz="4"/>
-        </w:tblBorders>
-        <w:tblLayout w:type="fixed"/>
-      </w:tblPr>
-      <w:tblGrid>
-        <w:gridCol w:w="5520"/>
-        <w:gridCol w:w="3000"/>
-        <w:gridCol w:w="3000"/>
-      </w:tblGrid>
-      <w:tr>
-        <w:trPr>
-          <w:tblHeader/>
-        </w:trPr>
-        <w:tc>
-          <w:tcPr>
-            <w:tcW w:type="dxa" w:w="5520"/>
-            <w:tcBorders>
-              <w:top w:val="single" w:color="555555" w:sz="4"/>
-              <w:left w:val="single" w:color="555555" w:sz="4"/>
-              <w:bottom w:val="single" w:color="555555" w:sz="4"/>
-              <w:right w:val="single" w:color="555555" w:sz="4"/>
-            </w:tcBorders>
-            <w:shd w:fill="D9E2D0" w:color="auto" w:val="clear"/>
-            <w:tcMar>
-              <w:top w:type="dxa" w:w="30"/>
-              <w:left w:type="dxa" w:w="60"/>
-              <w:bottom w:type="dxa" w:w="30"/>
-              <w:right w:type="dxa" w:w="60"/>
-            </w:tcMar>
-            <w:vAlign w:val="center"/>
-          </w:tcPr>
-          <w:p>
-            <w:pPr>
-              <w:spacing w:after="0" w:before="0"/>
-              <w:jc w:val="center"/>
-            </w:pPr>
-            <w:r>
-              <w:rPr>
-                <w:rFonts w:ascii="Arial" w:cs="Arial" w:eastAsia="Arial" w:hAnsi="Arial"/>
-                <w:b/>
-                <w:bCs/>
-                <w:sz w:val="16"/>
-                <w:szCs w:val="16"/>
-              </w:rPr>
-              <w:t xml:space="preserve">Condición del tramo</w:t>
-            </w:r>
-          </w:p>
-        </w:tc>
-        <w:tc>
-          <w:tcPr>
-            <w:tcW w:type="dxa" w:w="3000"/>
-            <w:tcBorders>
-              <w:top w:val="single" w:color="555555" w:sz="4"/>
-              <w:left w:val="single" w:color="555555" w:sz="4"/>
-              <w:bottom w:val="single" w:color="555555" w:sz="4"/>
-              <w:right w:val="single" w:color="555555" w:sz="4"/>
-            </w:tcBorders>
-            <w:shd w:fill="D9E2D0" w:color="auto" w:val="clear"/>
-            <w:tcMar>
-              <w:top w:type="dxa" w:w="30"/>
-              <w:left w:type="dxa" w:w="60"/>
-              <w:bottom w:type="dxa" w:w="30"/>
-              <w:right w:type="dxa" w:w="60"/>
-            </w:tcMar>
-            <w:vAlign w:val="center"/>
-          </w:tcPr>
-          <w:p>
-            <w:pPr>
-              <w:spacing w:after="0" w:before="0"/>
-              <w:jc w:val="center"/>
-            </w:pPr>
-            <w:r>
-              <w:rPr>
-                <w:rFonts w:ascii="Arial" w:cs="Arial" w:eastAsia="Arial" w:hAnsi="Arial"/>
-                <w:b/>
-                <w:bCs/>
-                <w:sz w:val="16"/>
-                <w:szCs w:val="16"/>
-              </w:rPr>
-              <w:t xml:space="preserve">Al iniciar (Alta / Media / Baja)</w:t>
-            </w:r>
-          </w:p>
-        </w:tc>
-        <w:tc>
-          <w:tcPr>
-            <w:tcW w:type="dxa" w:w="3000"/>
-            <w:tcBorders>
-              <w:top w:val="single" w:color="555555" w:sz="4"/>
-              <w:left w:val="single" w:color="555555" w:sz="4"/>
-              <w:bottom w:val="single" w:color="555555" w:sz="4"/>
-              <w:right w:val="single" w:color="555555" w:sz="4"/>
-            </w:tcBorders>
-            <w:shd w:fill="D9E2D0" w:color="auto" w:val="clear"/>
-            <w:tcMar>
-              <w:top w:type="dxa" w:w="30"/>
-              <w:left w:type="dxa" w:w="60"/>
-              <w:bottom w:type="dxa" w:w="30"/>
-              <w:right w:type="dxa" w:w="60"/>
-            </w:tcMar>
-            <w:vAlign w:val="center"/>
-          </w:tcPr>
-          <w:p>
-            <w:pPr>
-              <w:spacing w:after="0" w:before="0"/>
-              <w:jc w:val="center"/>
-            </w:pPr>
-            <w:r>
-              <w:rPr>
-                <w:rFonts w:ascii="Arial" w:cs="Arial" w:eastAsia="Arial" w:hAnsi="Arial"/>
-                <w:b/>
-                <w:bCs/>
-                <w:sz w:val="16"/>
-                <w:szCs w:val="16"/>
-              </w:rPr>
-              <w:t xml:space="preserve">Al cerrar (Alta / Media / Baja)</w:t>
-            </w:r>
-          </w:p>
-        </w:tc>
-      </w:tr>
-      <w:tr>
-        <w:trPr>
-          <w:trHeight w:val="300" w:hRule="atLeast"/>
-        </w:trPr>
-        <w:tc>
-          <w:tcPr>
-            <w:tcW w:type="dxa" w:w="5520"/>
-            <w:tcBorders>
-              <w:top w:val="single" w:color="555555" w:sz="4"/>
-              <w:left w:val="single" w:color="555555" w:sz="4"/>
-              <w:bottom w:val="single" w:color="555555" w:sz="4"/>
-              <w:right w:val="single" w:color="555555" w:sz="4"/>
-            </w:tcBorders>
-            <w:tcMar>
-              <w:top w:type="dxa" w:w="30"/>
-              <w:left w:type="dxa" w:w="60"/>
-              <w:bottom w:type="dxa" w:w="30"/>
-              <w:right w:type="dxa" w:w="60"/>
-            </w:tcMar>
-            <w:vAlign w:val="center"/>
-          </w:tcPr>
-          <w:p>
-            <w:pPr>
-              <w:spacing w:after="0" w:before="0"/>
-            </w:pPr>
-            <w:r>
-              <w:rPr>
-                <w:rFonts w:ascii="Arial" w:cs="Arial" w:eastAsia="Arial" w:hAnsi="Arial"/>
-                <w:sz w:val="16"/>
-                <w:szCs w:val="16"/>
-              </w:rPr>
-              <w:t xml:space="preserve">Maleza / vegetación en márgenes</w:t>
-            </w:r>
-          </w:p>
-        </w:tc>
-        <w:tc>
-          <w:tcPr>
-            <w:tcW w:type="dxa" w:w="3000"/>
-            <w:tcBorders>
-              <w:top w:val="single" w:color="555555" w:sz="4"/>
-              <w:left w:val="single" w:color="555555" w:sz="4"/>
-              <w:bottom w:val="single" w:color="555555" w:sz="4"/>
-              <w:right w:val="single" w:color="555555" w:sz="4"/>
-            </w:tcBorders>
-            <w:tcMar>
-              <w:top w:type="dxa" w:w="30"/>
-              <w:left w:type="dxa" w:w="60"/>
-              <w:bottom w:type="dxa" w:w="30"/>
-              <w:right w:type="dxa" w:w="60"/>
-            </w:tcMar>
-            <w:vAlign w:val="center"/>
-          </w:tcPr>
-          <w:p>
-            <w:pPr>
-              <w:spacing w:after="0" w:before="0"/>
-            </w:pPr>
-            <w:r>
-              <w:rPr>
-                <w:rFonts w:ascii="Arial" w:cs="Arial" w:eastAsia="Arial" w:hAnsi="Arial"/>
-                <w:sz w:val="16"/>
-                <w:szCs w:val="16"/>
-              </w:rPr>
-              <w:t xml:space="preserve"/>
-            </w:r>
-          </w:p>
-        </w:tc>
-        <w:tc>
-          <w:tcPr>
-            <w:tcW w:type="dxa" w:w="3000"/>
-            <w:tcBorders>
-              <w:top w:val="single" w:color="555555" w:sz="4"/>
-              <w:left w:val="single" w:color="555555" w:sz="4"/>
-              <w:bottom w:val="single" w:color="555555" w:sz="4"/>
-              <w:right w:val="single" w:color="555555" w:sz="4"/>
-            </w:tcBorders>
-            <w:tcMar>
-              <w:top w:type="dxa" w:w="30"/>
-              <w:left w:type="dxa" w:w="60"/>
-              <w:bottom w:type="dxa" w:w="30"/>
-              <w:right w:type="dxa" w:w="60"/>
-            </w:tcMar>
-            <w:vAlign w:val="center"/>
-          </w:tcPr>
-          <w:p>
-            <w:pPr>
-              <w:spacing w:after="0" w:before="0"/>
-            </w:pPr>
-            <w:r>
-              <w:rPr>
-                <w:rFonts w:ascii="Arial" w:cs="Arial" w:eastAsia="Arial" w:hAnsi="Arial"/>
-                <w:sz w:val="16"/>
-                <w:szCs w:val="16"/>
-              </w:rPr>
-              <w:t xml:space="preserve"/>
-            </w:r>
-          </w:p>
-        </w:tc>
-      </w:tr>
-      <w:tr>
-        <w:trPr>
-          <w:trHeight w:val="300" w:hRule="atLeast"/>
-        </w:trPr>
-        <w:tc>
-          <w:tcPr>
-            <w:tcW w:type="dxa" w:w="5520"/>
-            <w:tcBorders>
-              <w:top w:val="single" w:color="555555" w:sz="4"/>
-              <w:left w:val="single" w:color="555555" w:sz="4"/>
-              <w:bottom w:val="single" w:color="555555" w:sz="4"/>
-              <w:right w:val="single" w:color="555555" w:sz="4"/>
-            </w:tcBorders>
-            <w:tcMar>
-              <w:top w:type="dxa" w:w="30"/>
-              <w:left w:type="dxa" w:w="60"/>
-              <w:bottom w:type="dxa" w:w="30"/>
-              <w:right w:type="dxa" w:w="60"/>
-            </w:tcMar>
-            <w:vAlign w:val="center"/>
-          </w:tcPr>
-          <w:p>
-            <w:pPr>
-              <w:spacing w:after="0" w:before="0"/>
-            </w:pPr>
-            <w:r>
-              <w:rPr>
-                <w:rFonts w:ascii="Arial" w:cs="Arial" w:eastAsia="Arial" w:hAnsi="Arial"/>
-                <w:sz w:val="16"/>
-                <w:szCs w:val="16"/>
-              </w:rPr>
-              <w:t xml:space="preserve">Residuos sólidos en márgenes</w:t>
-            </w:r>
-          </w:p>
-        </w:tc>
-        <w:tc>
-          <w:tcPr>
-            <w:tcW w:type="dxa" w:w="3000"/>
-            <w:tcBorders>
-              <w:top w:val="single" w:color="555555" w:sz="4"/>
-              <w:left w:val="single" w:color="555555" w:sz="4"/>
-              <w:bottom w:val="single" w:color="555555" w:sz="4"/>
-              <w:right w:val="single" w:color="555555" w:sz="4"/>
-            </w:tcBorders>
-            <w:tcMar>
-              <w:top w:type="dxa" w:w="30"/>
-              <w:left w:type="dxa" w:w="60"/>
-              <w:bottom w:type="dxa" w:w="30"/>
-              <w:right w:type="dxa" w:w="60"/>
-            </w:tcMar>
-            <w:vAlign w:val="center"/>
-          </w:tcPr>
-          <w:p>
-            <w:pPr>
-              <w:spacing w:after="0" w:before="0"/>
-            </w:pPr>
-            <w:r>
-              <w:rPr>
-                <w:rFonts w:ascii="Arial" w:cs="Arial" w:eastAsia="Arial" w:hAnsi="Arial"/>
-                <w:sz w:val="16"/>
-                <w:szCs w:val="16"/>
-              </w:rPr>
-              <w:t xml:space="preserve"/>
-            </w:r>
-          </w:p>
-        </w:tc>
-        <w:tc>
-          <w:tcPr>
-            <w:tcW w:type="dxa" w:w="3000"/>
-            <w:tcBorders>
-              <w:top w:val="single" w:color="555555" w:sz="4"/>
-              <w:left w:val="single" w:color="555555" w:sz="4"/>
-              <w:bottom w:val="single" w:color="555555" w:sz="4"/>
-              <w:right w:val="single" w:color="555555" w:sz="4"/>
-            </w:tcBorders>
-            <w:tcMar>
-              <w:top w:type="dxa" w:w="30"/>
-              <w:left w:type="dxa" w:w="60"/>
-              <w:bottom w:type="dxa" w:w="30"/>
-              <w:right w:type="dxa" w:w="60"/>
-            </w:tcMar>
-            <w:vAlign w:val="center"/>
-          </w:tcPr>
-          <w:p>
-            <w:pPr>
-              <w:spacing w:after="0" w:before="0"/>
-            </w:pPr>
-            <w:r>
-              <w:rPr>
-                <w:rFonts w:ascii="Arial" w:cs="Arial" w:eastAsia="Arial" w:hAnsi="Arial"/>
-                <w:sz w:val="16"/>
-                <w:szCs w:val="16"/>
-              </w:rPr>
-              <w:t xml:space="preserve"/>
-            </w:r>
-          </w:p>
-        </w:tc>
-      </w:tr>
-      <w:tr>
-        <w:trPr>
-          <w:trHeight w:val="300" w:hRule="atLeast"/>
-        </w:trPr>
-        <w:tc>
-          <w:tcPr>
-            <w:tcW w:type="dxa" w:w="5520"/>
-            <w:tcBorders>
-              <w:top w:val="single" w:color="555555" w:sz="4"/>
-              <w:left w:val="single" w:color="555555" w:sz="4"/>
-              <w:bottom w:val="single" w:color="555555" w:sz="4"/>
-              <w:right w:val="single" w:color="555555" w:sz="4"/>
-            </w:tcBorders>
-            <w:tcMar>
-              <w:top w:type="dxa" w:w="30"/>
-              <w:left w:type="dxa" w:w="60"/>
-              <w:bottom w:type="dxa" w:w="30"/>
-              <w:right w:type="dxa" w:w="60"/>
-            </w:tcMar>
-            <w:vAlign w:val="center"/>
-          </w:tcPr>
-          <w:p>
-            <w:pPr>
-              <w:spacing w:after="0" w:before="0"/>
-            </w:pPr>
-            <w:r>
-              <w:rPr>
-                <w:rFonts w:ascii="Arial" w:cs="Arial" w:eastAsia="Arial" w:hAnsi="Arial"/>
-                <w:sz w:val="16"/>
-                <w:szCs w:val="16"/>
-              </w:rPr>
-              <w:t xml:space="preserve">Obstrucción del canal (residuos, sedimento, buchón)</w:t>
-            </w:r>
-          </w:p>
-        </w:tc>
-        <w:tc>
-          <w:tcPr>
-            <w:tcW w:type="dxa" w:w="3000"/>
-            <w:tcBorders>
-              <w:top w:val="single" w:color="555555" w:sz="4"/>
-              <w:left w:val="single" w:color="555555" w:sz="4"/>
-              <w:bottom w:val="single" w:color="555555" w:sz="4"/>
-              <w:right w:val="single" w:color="555555" w:sz="4"/>
-            </w:tcBorders>
-            <w:tcMar>
-              <w:top w:type="dxa" w:w="30"/>
-              <w:left w:type="dxa" w:w="60"/>
-              <w:bottom w:type="dxa" w:w="30"/>
-              <w:right w:type="dxa" w:w="60"/>
-            </w:tcMar>
-            <w:vAlign w:val="center"/>
-          </w:tcPr>
-          <w:p>
-            <w:pPr>
-              <w:spacing w:after="0" w:before="0"/>
-            </w:pPr>
-            <w:r>
-              <w:rPr>
-                <w:rFonts w:ascii="Arial" w:cs="Arial" w:eastAsia="Arial" w:hAnsi="Arial"/>
-                <w:sz w:val="16"/>
-                <w:szCs w:val="16"/>
-              </w:rPr>
-              <w:t xml:space="preserve"/>
-            </w:r>
-          </w:p>
-        </w:tc>
-        <w:tc>
-          <w:tcPr>
-            <w:tcW w:type="dxa" w:w="3000"/>
-            <w:tcBorders>
-              <w:top w:val="single" w:color="555555" w:sz="4"/>
-              <w:left w:val="single" w:color="555555" w:sz="4"/>
-              <w:bottom w:val="single" w:color="555555" w:sz="4"/>
-              <w:right w:val="single" w:color="555555" w:sz="4"/>
-            </w:tcBorders>
-            <w:tcMar>
-              <w:top w:type="dxa" w:w="30"/>
-              <w:left w:type="dxa" w:w="60"/>
-              <w:bottom w:type="dxa" w:w="30"/>
-              <w:right w:type="dxa" w:w="60"/>
-            </w:tcMar>
-            <w:vAlign w:val="center"/>
-          </w:tcPr>
-          <w:p>
-            <w:pPr>
-              <w:spacing w:after="0" w:before="0"/>
-            </w:pPr>
-            <w:r>
-              <w:rPr>
-                <w:rFonts w:ascii="Arial" w:cs="Arial" w:eastAsia="Arial" w:hAnsi="Arial"/>
-                <w:sz w:val="16"/>
-                <w:szCs w:val="16"/>
-              </w:rPr>
-              <w:t xml:space="preserve"/>
-            </w:r>
-          </w:p>
-        </w:tc>
-      </w:tr>
-    </w:tbl>
-    <w:p>
-      <w:pPr>
-        <w:spacing w:after="60" w:before="0"/>
-      </w:pPr>
-      <w:r>
-        <w:rPr>
-          <w:rFonts w:ascii="Arial" w:cs="Arial" w:eastAsia="Arial" w:hAnsi="Arial"/>
-          <w:sz w:val="16"/>
-          <w:szCs w:val="16"/>
-        </w:rPr>
-        <w:t xml:space="preserve"/>
+        <w:t xml:space="preserve">4. OBSERVACIONES GENERALES</w:t>
       </w:r>
     </w:p>
     <w:tbl>
@@ -5124,17 +4036,17 @@
                 <w:rFonts w:ascii="Arial" w:cs="Arial" w:eastAsia="Arial" w:hAnsi="Arial"/>
                 <w:b/>
                 <w:bCs/>
-                <w:sz w:val="16"/>
-                <w:szCs w:val="16"/>
-              </w:rPr>
-              <w:t xml:space="preserve">Observaciones generales de la jornada (cómo quedó el frente, qué falta, qué se recomienda para mañana)</w:t>
+                <w:sz w:val="18"/>
+                <w:szCs w:val="18"/>
+              </w:rPr>
+              <w:t xml:space="preserve">Cómo quedó el frente, novedades del día y qué queda pendiente para mañana</w:t>
             </w:r>
           </w:p>
         </w:tc>
       </w:tr>
       <w:tr>
         <w:trPr>
-          <w:trHeight w:val="380" w:hRule="atLeast"/>
+          <w:trHeight w:val="420" w:hRule="atLeast"/>
         </w:trPr>
         <w:tc>
           <w:tcPr>
@@ -5160,8 +4072,8 @@
             <w:r>
               <w:rPr>
                 <w:rFonts w:ascii="Arial" w:cs="Arial" w:eastAsia="Arial" w:hAnsi="Arial"/>
-                <w:sz w:val="16"/>
-                <w:szCs w:val="16"/>
+                <w:sz w:val="18"/>
+                <w:szCs w:val="18"/>
               </w:rPr>
               <w:t xml:space="preserve"/>
             </w:r>
@@ -5170,7 +4082,7 @@
       </w:tr>
       <w:tr>
         <w:trPr>
-          <w:trHeight w:val="380" w:hRule="atLeast"/>
+          <w:trHeight w:val="420" w:hRule="atLeast"/>
         </w:trPr>
         <w:tc>
           <w:tcPr>
@@ -5196,8 +4108,8 @@
             <w:r>
               <w:rPr>
                 <w:rFonts w:ascii="Arial" w:cs="Arial" w:eastAsia="Arial" w:hAnsi="Arial"/>
-                <w:sz w:val="16"/>
-                <w:szCs w:val="16"/>
+                <w:sz w:val="18"/>
+                <w:szCs w:val="18"/>
               </w:rPr>
               <w:t xml:space="preserve"/>
             </w:r>
@@ -5206,7 +4118,7 @@
       </w:tr>
       <w:tr>
         <w:trPr>
-          <w:trHeight w:val="380" w:hRule="atLeast"/>
+          <w:trHeight w:val="420" w:hRule="atLeast"/>
         </w:trPr>
         <w:tc>
           <w:tcPr>
@@ -5232,8 +4144,8 @@
             <w:r>
               <w:rPr>
                 <w:rFonts w:ascii="Arial" w:cs="Arial" w:eastAsia="Arial" w:hAnsi="Arial"/>
-                <w:sz w:val="16"/>
-                <w:szCs w:val="16"/>
+                <w:sz w:val="18"/>
+                <w:szCs w:val="18"/>
               </w:rPr>
               <w:t xml:space="preserve"/>
             </w:r>
@@ -5242,7 +4154,7 @@
       </w:tr>
       <w:tr>
         <w:trPr>
-          <w:trHeight w:val="380" w:hRule="atLeast"/>
+          <w:trHeight w:val="420" w:hRule="atLeast"/>
         </w:trPr>
         <w:tc>
           <w:tcPr>
@@ -5268,8 +4180,44 @@
             <w:r>
               <w:rPr>
                 <w:rFonts w:ascii="Arial" w:cs="Arial" w:eastAsia="Arial" w:hAnsi="Arial"/>
-                <w:sz w:val="16"/>
-                <w:szCs w:val="16"/>
+                <w:sz w:val="18"/>
+                <w:szCs w:val="18"/>
+              </w:rPr>
+              <w:t xml:space="preserve"/>
+            </w:r>
+          </w:p>
+        </w:tc>
+      </w:tr>
+      <w:tr>
+        <w:trPr>
+          <w:trHeight w:val="420" w:hRule="atLeast"/>
+        </w:trPr>
+        <w:tc>
+          <w:tcPr>
+            <w:tcW w:type="dxa" w:w="11520"/>
+            <w:tcBorders>
+              <w:top w:val="single" w:color="555555" w:sz="4"/>
+              <w:left w:val="single" w:color="555555" w:sz="4"/>
+              <w:bottom w:val="single" w:color="555555" w:sz="4"/>
+              <w:right w:val="single" w:color="555555" w:sz="4"/>
+            </w:tcBorders>
+            <w:tcMar>
+              <w:top w:type="dxa" w:w="30"/>
+              <w:left w:type="dxa" w:w="60"/>
+              <w:bottom w:type="dxa" w:w="30"/>
+              <w:right w:type="dxa" w:w="60"/>
+            </w:tcMar>
+            <w:vAlign w:val="center"/>
+          </w:tcPr>
+          <w:p>
+            <w:pPr>
+              <w:spacing w:after="0" w:before="0"/>
+            </w:pPr>
+            <w:r>
+              <w:rPr>
+                <w:rFonts w:ascii="Arial" w:cs="Arial" w:eastAsia="Arial" w:hAnsi="Arial"/>
+                <w:sz w:val="18"/>
+                <w:szCs w:val="18"/>
               </w:rPr>
               <w:t xml:space="preserve"/>
             </w:r>
@@ -5291,1323 +4239,7 @@
           <w:sz w:val="18"/>
           <w:szCs w:val="18"/>
         </w:rPr>
-        <w:t xml:space="preserve">5. RESIDUOS, NOVEDADES, FOTOS Y FIRMAS</w:t>
-      </w:r>
-    </w:p>
-    <w:tbl>
-      <w:tblPr>
-        <w:tblW w:type="dxa" w:w="11520"/>
-        <w:tblBorders>
-          <w:top w:val="single" w:color="auto" w:sz="4"/>
-          <w:left w:val="single" w:color="auto" w:sz="4"/>
-          <w:bottom w:val="single" w:color="auto" w:sz="4"/>
-          <w:right w:val="single" w:color="auto" w:sz="4"/>
-          <w:insideH w:val="single" w:color="auto" w:sz="4"/>
-          <w:insideV w:val="single" w:color="auto" w:sz="4"/>
-        </w:tblBorders>
-        <w:tblLayout w:type="fixed"/>
-      </w:tblPr>
-      <w:tblGrid>
-        <w:gridCol w:w="3420"/>
-        <w:gridCol w:w="2400"/>
-        <w:gridCol w:w="2700"/>
-        <w:gridCol w:w="3000"/>
-      </w:tblGrid>
-      <w:tr>
-        <w:trPr>
-          <w:tblHeader/>
-        </w:trPr>
-        <w:tc>
-          <w:tcPr>
-            <w:tcW w:type="dxa" w:w="3420"/>
-            <w:tcBorders>
-              <w:top w:val="single" w:color="555555" w:sz="4"/>
-              <w:left w:val="single" w:color="555555" w:sz="4"/>
-              <w:bottom w:val="single" w:color="555555" w:sz="4"/>
-              <w:right w:val="single" w:color="555555" w:sz="4"/>
-            </w:tcBorders>
-            <w:shd w:fill="D9E2D0" w:color="auto" w:val="clear"/>
-            <w:tcMar>
-              <w:top w:type="dxa" w:w="30"/>
-              <w:left w:type="dxa" w:w="60"/>
-              <w:bottom w:type="dxa" w:w="30"/>
-              <w:right w:type="dxa" w:w="60"/>
-            </w:tcMar>
-            <w:vAlign w:val="center"/>
-          </w:tcPr>
-          <w:p>
-            <w:pPr>
-              <w:spacing w:after="0" w:before="0"/>
-              <w:jc w:val="center"/>
-            </w:pPr>
-            <w:r>
-              <w:rPr>
-                <w:rFonts w:ascii="Arial" w:cs="Arial" w:eastAsia="Arial" w:hAnsi="Arial"/>
-                <w:b/>
-                <w:bCs/>
-                <w:sz w:val="16"/>
-                <w:szCs w:val="16"/>
-              </w:rPr>
-              <w:t xml:space="preserve">Material retirado</w:t>
-            </w:r>
-          </w:p>
-        </w:tc>
-        <w:tc>
-          <w:tcPr>
-            <w:tcW w:type="dxa" w:w="2400"/>
-            <w:tcBorders>
-              <w:top w:val="single" w:color="555555" w:sz="4"/>
-              <w:left w:val="single" w:color="555555" w:sz="4"/>
-              <w:bottom w:val="single" w:color="555555" w:sz="4"/>
-              <w:right w:val="single" w:color="555555" w:sz="4"/>
-            </w:tcBorders>
-            <w:shd w:fill="D9E2D0" w:color="auto" w:val="clear"/>
-            <w:tcMar>
-              <w:top w:type="dxa" w:w="30"/>
-              <w:left w:type="dxa" w:w="60"/>
-              <w:bottom w:type="dxa" w:w="30"/>
-              <w:right w:type="dxa" w:w="60"/>
-            </w:tcMar>
-            <w:vAlign w:val="center"/>
-          </w:tcPr>
-          <w:p>
-            <w:pPr>
-              <w:spacing w:after="0" w:before="0"/>
-              <w:jc w:val="center"/>
-            </w:pPr>
-            <w:r>
-              <w:rPr>
-                <w:rFonts w:ascii="Arial" w:cs="Arial" w:eastAsia="Arial" w:hAnsi="Arial"/>
-                <w:b/>
-                <w:bCs/>
-                <w:sz w:val="16"/>
-                <w:szCs w:val="16"/>
-              </w:rPr>
-              <w:t xml:space="preserve">Cantidad (m³ / bolsas)</w:t>
-            </w:r>
-          </w:p>
-        </w:tc>
-        <w:tc>
-          <w:tcPr>
-            <w:tcW w:type="dxa" w:w="2700"/>
-            <w:tcBorders>
-              <w:top w:val="single" w:color="555555" w:sz="4"/>
-              <w:left w:val="single" w:color="555555" w:sz="4"/>
-              <w:bottom w:val="single" w:color="555555" w:sz="4"/>
-              <w:right w:val="single" w:color="555555" w:sz="4"/>
-            </w:tcBorders>
-            <w:shd w:fill="D9E2D0" w:color="auto" w:val="clear"/>
-            <w:tcMar>
-              <w:top w:type="dxa" w:w="30"/>
-              <w:left w:type="dxa" w:w="60"/>
-              <w:bottom w:type="dxa" w:w="30"/>
-              <w:right w:type="dxa" w:w="60"/>
-            </w:tcMar>
-            <w:vAlign w:val="center"/>
-          </w:tcPr>
-          <w:p>
-            <w:pPr>
-              <w:spacing w:after="0" w:before="0"/>
-              <w:jc w:val="center"/>
-            </w:pPr>
-            <w:r>
-              <w:rPr>
-                <w:rFonts w:ascii="Arial" w:cs="Arial" w:eastAsia="Arial" w:hAnsi="Arial"/>
-                <w:b/>
-                <w:bCs/>
-                <w:sz w:val="16"/>
-                <w:szCs w:val="16"/>
-              </w:rPr>
-              <w:t xml:space="preserve">Punto de acopio</w:t>
-            </w:r>
-          </w:p>
-        </w:tc>
-        <w:tc>
-          <w:tcPr>
-            <w:tcW w:type="dxa" w:w="3000"/>
-            <w:tcBorders>
-              <w:top w:val="single" w:color="555555" w:sz="4"/>
-              <w:left w:val="single" w:color="555555" w:sz="4"/>
-              <w:bottom w:val="single" w:color="555555" w:sz="4"/>
-              <w:right w:val="single" w:color="555555" w:sz="4"/>
-            </w:tcBorders>
-            <w:shd w:fill="D9E2D0" w:color="auto" w:val="clear"/>
-            <w:tcMar>
-              <w:top w:type="dxa" w:w="30"/>
-              <w:left w:type="dxa" w:w="60"/>
-              <w:bottom w:type="dxa" w:w="30"/>
-              <w:right w:type="dxa" w:w="60"/>
-            </w:tcMar>
-            <w:vAlign w:val="center"/>
-          </w:tcPr>
-          <w:p>
-            <w:pPr>
-              <w:spacing w:after="0" w:before="0"/>
-              <w:jc w:val="center"/>
-            </w:pPr>
-            <w:r>
-              <w:rPr>
-                <w:rFonts w:ascii="Arial" w:cs="Arial" w:eastAsia="Arial" w:hAnsi="Arial"/>
-                <w:b/>
-                <w:bCs/>
-                <w:sz w:val="16"/>
-                <w:szCs w:val="16"/>
-              </w:rPr>
-              <w:t xml:space="preserve">Recogido por / disposición final</w:t>
-            </w:r>
-          </w:p>
-        </w:tc>
-      </w:tr>
-      <w:tr>
-        <w:trPr>
-          <w:trHeight w:val="300" w:hRule="atLeast"/>
-        </w:trPr>
-        <w:tc>
-          <w:tcPr>
-            <w:tcW w:type="dxa" w:w="3420"/>
-            <w:tcBorders>
-              <w:top w:val="single" w:color="555555" w:sz="4"/>
-              <w:left w:val="single" w:color="555555" w:sz="4"/>
-              <w:bottom w:val="single" w:color="555555" w:sz="4"/>
-              <w:right w:val="single" w:color="555555" w:sz="4"/>
-            </w:tcBorders>
-            <w:tcMar>
-              <w:top w:type="dxa" w:w="30"/>
-              <w:left w:type="dxa" w:w="60"/>
-              <w:bottom w:type="dxa" w:w="30"/>
-              <w:right w:type="dxa" w:w="60"/>
-            </w:tcMar>
-            <w:vAlign w:val="center"/>
-          </w:tcPr>
-          <w:p>
-            <w:pPr>
-              <w:spacing w:after="0" w:before="0"/>
-            </w:pPr>
-            <w:r>
-              <w:rPr>
-                <w:rFonts w:ascii="Arial" w:cs="Arial" w:eastAsia="Arial" w:hAnsi="Arial"/>
-                <w:sz w:val="16"/>
-                <w:szCs w:val="16"/>
-              </w:rPr>
-              <w:t xml:space="preserve">Vegetal (maleza, ramas, buchón)</w:t>
-            </w:r>
-          </w:p>
-        </w:tc>
-        <w:tc>
-          <w:tcPr>
-            <w:tcW w:type="dxa" w:w="2400"/>
-            <w:tcBorders>
-              <w:top w:val="single" w:color="555555" w:sz="4"/>
-              <w:left w:val="single" w:color="555555" w:sz="4"/>
-              <w:bottom w:val="single" w:color="555555" w:sz="4"/>
-              <w:right w:val="single" w:color="555555" w:sz="4"/>
-            </w:tcBorders>
-            <w:tcMar>
-              <w:top w:type="dxa" w:w="30"/>
-              <w:left w:type="dxa" w:w="60"/>
-              <w:bottom w:type="dxa" w:w="30"/>
-              <w:right w:type="dxa" w:w="60"/>
-            </w:tcMar>
-            <w:vAlign w:val="center"/>
-          </w:tcPr>
-          <w:p>
-            <w:pPr>
-              <w:spacing w:after="0" w:before="0"/>
-            </w:pPr>
-            <w:r>
-              <w:rPr>
-                <w:rFonts w:ascii="Arial" w:cs="Arial" w:eastAsia="Arial" w:hAnsi="Arial"/>
-                <w:sz w:val="16"/>
-                <w:szCs w:val="16"/>
-              </w:rPr>
-              <w:t xml:space="preserve"/>
-            </w:r>
-          </w:p>
-        </w:tc>
-        <w:tc>
-          <w:tcPr>
-            <w:tcW w:type="dxa" w:w="2700"/>
-            <w:tcBorders>
-              <w:top w:val="single" w:color="555555" w:sz="4"/>
-              <w:left w:val="single" w:color="555555" w:sz="4"/>
-              <w:bottom w:val="single" w:color="555555" w:sz="4"/>
-              <w:right w:val="single" w:color="555555" w:sz="4"/>
-            </w:tcBorders>
-            <w:tcMar>
-              <w:top w:type="dxa" w:w="30"/>
-              <w:left w:type="dxa" w:w="60"/>
-              <w:bottom w:type="dxa" w:w="30"/>
-              <w:right w:type="dxa" w:w="60"/>
-            </w:tcMar>
-            <w:vAlign w:val="center"/>
-          </w:tcPr>
-          <w:p>
-            <w:pPr>
-              <w:spacing w:after="0" w:before="0"/>
-            </w:pPr>
-            <w:r>
-              <w:rPr>
-                <w:rFonts w:ascii="Arial" w:cs="Arial" w:eastAsia="Arial" w:hAnsi="Arial"/>
-                <w:sz w:val="16"/>
-                <w:szCs w:val="16"/>
-              </w:rPr>
-              <w:t xml:space="preserve"/>
-            </w:r>
-          </w:p>
-        </w:tc>
-        <w:tc>
-          <w:tcPr>
-            <w:tcW w:type="dxa" w:w="3000"/>
-            <w:tcBorders>
-              <w:top w:val="single" w:color="555555" w:sz="4"/>
-              <w:left w:val="single" w:color="555555" w:sz="4"/>
-              <w:bottom w:val="single" w:color="555555" w:sz="4"/>
-              <w:right w:val="single" w:color="555555" w:sz="4"/>
-            </w:tcBorders>
-            <w:tcMar>
-              <w:top w:type="dxa" w:w="30"/>
-              <w:left w:type="dxa" w:w="60"/>
-              <w:bottom w:type="dxa" w:w="30"/>
-              <w:right w:type="dxa" w:w="60"/>
-            </w:tcMar>
-            <w:vAlign w:val="center"/>
-          </w:tcPr>
-          <w:p>
-            <w:pPr>
-              <w:spacing w:after="0" w:before="0"/>
-            </w:pPr>
-            <w:r>
-              <w:rPr>
-                <w:rFonts w:ascii="Arial" w:cs="Arial" w:eastAsia="Arial" w:hAnsi="Arial"/>
-                <w:sz w:val="16"/>
-                <w:szCs w:val="16"/>
-              </w:rPr>
-              <w:t xml:space="preserve"/>
-            </w:r>
-          </w:p>
-        </w:tc>
-      </w:tr>
-      <w:tr>
-        <w:trPr>
-          <w:trHeight w:val="300" w:hRule="atLeast"/>
-        </w:trPr>
-        <w:tc>
-          <w:tcPr>
-            <w:tcW w:type="dxa" w:w="3420"/>
-            <w:tcBorders>
-              <w:top w:val="single" w:color="555555" w:sz="4"/>
-              <w:left w:val="single" w:color="555555" w:sz="4"/>
-              <w:bottom w:val="single" w:color="555555" w:sz="4"/>
-              <w:right w:val="single" w:color="555555" w:sz="4"/>
-            </w:tcBorders>
-            <w:tcMar>
-              <w:top w:type="dxa" w:w="30"/>
-              <w:left w:type="dxa" w:w="60"/>
-              <w:bottom w:type="dxa" w:w="30"/>
-              <w:right w:type="dxa" w:w="60"/>
-            </w:tcMar>
-            <w:vAlign w:val="center"/>
-          </w:tcPr>
-          <w:p>
-            <w:pPr>
-              <w:spacing w:after="0" w:before="0"/>
-            </w:pPr>
-            <w:r>
-              <w:rPr>
-                <w:rFonts w:ascii="Arial" w:cs="Arial" w:eastAsia="Arial" w:hAnsi="Arial"/>
-                <w:sz w:val="16"/>
-                <w:szCs w:val="16"/>
-              </w:rPr>
-              <w:t xml:space="preserve">Residuos sólidos</w:t>
-            </w:r>
-          </w:p>
-        </w:tc>
-        <w:tc>
-          <w:tcPr>
-            <w:tcW w:type="dxa" w:w="2400"/>
-            <w:tcBorders>
-              <w:top w:val="single" w:color="555555" w:sz="4"/>
-              <w:left w:val="single" w:color="555555" w:sz="4"/>
-              <w:bottom w:val="single" w:color="555555" w:sz="4"/>
-              <w:right w:val="single" w:color="555555" w:sz="4"/>
-            </w:tcBorders>
-            <w:tcMar>
-              <w:top w:type="dxa" w:w="30"/>
-              <w:left w:type="dxa" w:w="60"/>
-              <w:bottom w:type="dxa" w:w="30"/>
-              <w:right w:type="dxa" w:w="60"/>
-            </w:tcMar>
-            <w:vAlign w:val="center"/>
-          </w:tcPr>
-          <w:p>
-            <w:pPr>
-              <w:spacing w:after="0" w:before="0"/>
-            </w:pPr>
-            <w:r>
-              <w:rPr>
-                <w:rFonts w:ascii="Arial" w:cs="Arial" w:eastAsia="Arial" w:hAnsi="Arial"/>
-                <w:sz w:val="16"/>
-                <w:szCs w:val="16"/>
-              </w:rPr>
-              <w:t xml:space="preserve"/>
-            </w:r>
-          </w:p>
-        </w:tc>
-        <w:tc>
-          <w:tcPr>
-            <w:tcW w:type="dxa" w:w="2700"/>
-            <w:tcBorders>
-              <w:top w:val="single" w:color="555555" w:sz="4"/>
-              <w:left w:val="single" w:color="555555" w:sz="4"/>
-              <w:bottom w:val="single" w:color="555555" w:sz="4"/>
-              <w:right w:val="single" w:color="555555" w:sz="4"/>
-            </w:tcBorders>
-            <w:tcMar>
-              <w:top w:type="dxa" w:w="30"/>
-              <w:left w:type="dxa" w:w="60"/>
-              <w:bottom w:type="dxa" w:w="30"/>
-              <w:right w:type="dxa" w:w="60"/>
-            </w:tcMar>
-            <w:vAlign w:val="center"/>
-          </w:tcPr>
-          <w:p>
-            <w:pPr>
-              <w:spacing w:after="0" w:before="0"/>
-            </w:pPr>
-            <w:r>
-              <w:rPr>
-                <w:rFonts w:ascii="Arial" w:cs="Arial" w:eastAsia="Arial" w:hAnsi="Arial"/>
-                <w:sz w:val="16"/>
-                <w:szCs w:val="16"/>
-              </w:rPr>
-              <w:t xml:space="preserve"/>
-            </w:r>
-          </w:p>
-        </w:tc>
-        <w:tc>
-          <w:tcPr>
-            <w:tcW w:type="dxa" w:w="3000"/>
-            <w:tcBorders>
-              <w:top w:val="single" w:color="555555" w:sz="4"/>
-              <w:left w:val="single" w:color="555555" w:sz="4"/>
-              <w:bottom w:val="single" w:color="555555" w:sz="4"/>
-              <w:right w:val="single" w:color="555555" w:sz="4"/>
-            </w:tcBorders>
-            <w:tcMar>
-              <w:top w:type="dxa" w:w="30"/>
-              <w:left w:type="dxa" w:w="60"/>
-              <w:bottom w:type="dxa" w:w="30"/>
-              <w:right w:type="dxa" w:w="60"/>
-            </w:tcMar>
-            <w:vAlign w:val="center"/>
-          </w:tcPr>
-          <w:p>
-            <w:pPr>
-              <w:spacing w:after="0" w:before="0"/>
-            </w:pPr>
-            <w:r>
-              <w:rPr>
-                <w:rFonts w:ascii="Arial" w:cs="Arial" w:eastAsia="Arial" w:hAnsi="Arial"/>
-                <w:sz w:val="16"/>
-                <w:szCs w:val="16"/>
-              </w:rPr>
-              <w:t xml:space="preserve"/>
-            </w:r>
-          </w:p>
-        </w:tc>
-      </w:tr>
-      <w:tr>
-        <w:trPr>
-          <w:trHeight w:val="300" w:hRule="atLeast"/>
-        </w:trPr>
-        <w:tc>
-          <w:tcPr>
-            <w:tcW w:type="dxa" w:w="3420"/>
-            <w:tcBorders>
-              <w:top w:val="single" w:color="555555" w:sz="4"/>
-              <w:left w:val="single" w:color="555555" w:sz="4"/>
-              <w:bottom w:val="single" w:color="555555" w:sz="4"/>
-              <w:right w:val="single" w:color="555555" w:sz="4"/>
-            </w:tcBorders>
-            <w:tcMar>
-              <w:top w:type="dxa" w:w="30"/>
-              <w:left w:type="dxa" w:w="60"/>
-              <w:bottom w:type="dxa" w:w="30"/>
-              <w:right w:type="dxa" w:w="60"/>
-            </w:tcMar>
-            <w:vAlign w:val="center"/>
-          </w:tcPr>
-          <w:p>
-            <w:pPr>
-              <w:spacing w:after="0" w:before="0"/>
-            </w:pPr>
-            <w:r>
-              <w:rPr>
-                <w:rFonts w:ascii="Arial" w:cs="Arial" w:eastAsia="Arial" w:hAnsi="Arial"/>
-                <w:sz w:val="16"/>
-                <w:szCs w:val="16"/>
-              </w:rPr>
-              <w:t xml:space="preserve">Sedimento / lodo</w:t>
-            </w:r>
-          </w:p>
-        </w:tc>
-        <w:tc>
-          <w:tcPr>
-            <w:tcW w:type="dxa" w:w="2400"/>
-            <w:tcBorders>
-              <w:top w:val="single" w:color="555555" w:sz="4"/>
-              <w:left w:val="single" w:color="555555" w:sz="4"/>
-              <w:bottom w:val="single" w:color="555555" w:sz="4"/>
-              <w:right w:val="single" w:color="555555" w:sz="4"/>
-            </w:tcBorders>
-            <w:tcMar>
-              <w:top w:type="dxa" w:w="30"/>
-              <w:left w:type="dxa" w:w="60"/>
-              <w:bottom w:type="dxa" w:w="30"/>
-              <w:right w:type="dxa" w:w="60"/>
-            </w:tcMar>
-            <w:vAlign w:val="center"/>
-          </w:tcPr>
-          <w:p>
-            <w:pPr>
-              <w:spacing w:after="0" w:before="0"/>
-            </w:pPr>
-            <w:r>
-              <w:rPr>
-                <w:rFonts w:ascii="Arial" w:cs="Arial" w:eastAsia="Arial" w:hAnsi="Arial"/>
-                <w:sz w:val="16"/>
-                <w:szCs w:val="16"/>
-              </w:rPr>
-              <w:t xml:space="preserve"/>
-            </w:r>
-          </w:p>
-        </w:tc>
-        <w:tc>
-          <w:tcPr>
-            <w:tcW w:type="dxa" w:w="2700"/>
-            <w:tcBorders>
-              <w:top w:val="single" w:color="555555" w:sz="4"/>
-              <w:left w:val="single" w:color="555555" w:sz="4"/>
-              <w:bottom w:val="single" w:color="555555" w:sz="4"/>
-              <w:right w:val="single" w:color="555555" w:sz="4"/>
-            </w:tcBorders>
-            <w:tcMar>
-              <w:top w:type="dxa" w:w="30"/>
-              <w:left w:type="dxa" w:w="60"/>
-              <w:bottom w:type="dxa" w:w="30"/>
-              <w:right w:type="dxa" w:w="60"/>
-            </w:tcMar>
-            <w:vAlign w:val="center"/>
-          </w:tcPr>
-          <w:p>
-            <w:pPr>
-              <w:spacing w:after="0" w:before="0"/>
-            </w:pPr>
-            <w:r>
-              <w:rPr>
-                <w:rFonts w:ascii="Arial" w:cs="Arial" w:eastAsia="Arial" w:hAnsi="Arial"/>
-                <w:sz w:val="16"/>
-                <w:szCs w:val="16"/>
-              </w:rPr>
-              <w:t xml:space="preserve"/>
-            </w:r>
-          </w:p>
-        </w:tc>
-        <w:tc>
-          <w:tcPr>
-            <w:tcW w:type="dxa" w:w="3000"/>
-            <w:tcBorders>
-              <w:top w:val="single" w:color="555555" w:sz="4"/>
-              <w:left w:val="single" w:color="555555" w:sz="4"/>
-              <w:bottom w:val="single" w:color="555555" w:sz="4"/>
-              <w:right w:val="single" w:color="555555" w:sz="4"/>
-            </w:tcBorders>
-            <w:tcMar>
-              <w:top w:type="dxa" w:w="30"/>
-              <w:left w:type="dxa" w:w="60"/>
-              <w:bottom w:type="dxa" w:w="30"/>
-              <w:right w:type="dxa" w:w="60"/>
-            </w:tcMar>
-            <w:vAlign w:val="center"/>
-          </w:tcPr>
-          <w:p>
-            <w:pPr>
-              <w:spacing w:after="0" w:before="0"/>
-            </w:pPr>
-            <w:r>
-              <w:rPr>
-                <w:rFonts w:ascii="Arial" w:cs="Arial" w:eastAsia="Arial" w:hAnsi="Arial"/>
-                <w:sz w:val="16"/>
-                <w:szCs w:val="16"/>
-              </w:rPr>
-              <w:t xml:space="preserve"/>
-            </w:r>
-          </w:p>
-        </w:tc>
-      </w:tr>
-    </w:tbl>
-    <w:p>
-      <w:pPr>
-        <w:spacing w:after="20" w:before="40"/>
-      </w:pPr>
-      <w:r>
-        <w:rPr>
-          <w:rFonts w:ascii="Arial" w:cs="Arial" w:eastAsia="Arial" w:hAnsi="Arial"/>
-          <w:sz w:val="15"/>
-          <w:szCs w:val="15"/>
-        </w:rPr>
-        <w:t xml:space="preserve">Novedades que afectaron el avance (lluvia, nivel alto del agua, falta de herramientas, ausencias, comunidad, otra):</w:t>
-      </w:r>
-    </w:p>
-    <w:tbl>
-      <w:tblPr>
-        <w:tblW w:type="dxa" w:w="11520"/>
-        <w:tblBorders>
-          <w:top w:val="single" w:color="auto" w:sz="4"/>
-          <w:left w:val="single" w:color="auto" w:sz="4"/>
-          <w:bottom w:val="single" w:color="auto" w:sz="4"/>
-          <w:right w:val="single" w:color="auto" w:sz="4"/>
-          <w:insideH w:val="single" w:color="auto" w:sz="4"/>
-          <w:insideV w:val="single" w:color="auto" w:sz="4"/>
-        </w:tblBorders>
-        <w:tblLayout w:type="fixed"/>
-      </w:tblPr>
-      <w:tblGrid>
-        <w:gridCol w:w="4320"/>
-        <w:gridCol w:w="3600"/>
-        <w:gridCol w:w="3600"/>
-      </w:tblGrid>
-      <w:tr>
-        <w:trPr>
-          <w:tblHeader/>
-        </w:trPr>
-        <w:tc>
-          <w:tcPr>
-            <w:tcW w:type="dxa" w:w="4320"/>
-            <w:tcBorders>
-              <w:top w:val="single" w:color="555555" w:sz="4"/>
-              <w:left w:val="single" w:color="555555" w:sz="4"/>
-              <w:bottom w:val="single" w:color="555555" w:sz="4"/>
-              <w:right w:val="single" w:color="555555" w:sz="4"/>
-            </w:tcBorders>
-            <w:shd w:fill="D9E2D0" w:color="auto" w:val="clear"/>
-            <w:tcMar>
-              <w:top w:type="dxa" w:w="30"/>
-              <w:left w:type="dxa" w:w="60"/>
-              <w:bottom w:type="dxa" w:w="30"/>
-              <w:right w:type="dxa" w:w="60"/>
-            </w:tcMar>
-            <w:vAlign w:val="center"/>
-          </w:tcPr>
-          <w:p>
-            <w:pPr>
-              <w:spacing w:after="0" w:before="0"/>
-              <w:jc w:val="center"/>
-            </w:pPr>
-            <w:r>
-              <w:rPr>
-                <w:rFonts w:ascii="Arial" w:cs="Arial" w:eastAsia="Arial" w:hAnsi="Arial"/>
-                <w:b/>
-                <w:bCs/>
-                <w:sz w:val="16"/>
-                <w:szCs w:val="16"/>
-              </w:rPr>
-              <w:t xml:space="preserve">Novedad</w:t>
-            </w:r>
-          </w:p>
-        </w:tc>
-        <w:tc>
-          <w:tcPr>
-            <w:tcW w:type="dxa" w:w="3600"/>
-            <w:tcBorders>
-              <w:top w:val="single" w:color="555555" w:sz="4"/>
-              <w:left w:val="single" w:color="555555" w:sz="4"/>
-              <w:bottom w:val="single" w:color="555555" w:sz="4"/>
-              <w:right w:val="single" w:color="555555" w:sz="4"/>
-            </w:tcBorders>
-            <w:shd w:fill="D9E2D0" w:color="auto" w:val="clear"/>
-            <w:tcMar>
-              <w:top w:type="dxa" w:w="30"/>
-              <w:left w:type="dxa" w:w="60"/>
-              <w:bottom w:type="dxa" w:w="30"/>
-              <w:right w:type="dxa" w:w="60"/>
-            </w:tcMar>
-            <w:vAlign w:val="center"/>
-          </w:tcPr>
-          <w:p>
-            <w:pPr>
-              <w:spacing w:after="0" w:before="0"/>
-              <w:jc w:val="center"/>
-            </w:pPr>
-            <w:r>
-              <w:rPr>
-                <w:rFonts w:ascii="Arial" w:cs="Arial" w:eastAsia="Arial" w:hAnsi="Arial"/>
-                <w:b/>
-                <w:bCs/>
-                <w:sz w:val="16"/>
-                <w:szCs w:val="16"/>
-              </w:rPr>
-              <w:t xml:space="preserve">Efecto en el avance</w:t>
-            </w:r>
-          </w:p>
-        </w:tc>
-        <w:tc>
-          <w:tcPr>
-            <w:tcW w:type="dxa" w:w="3600"/>
-            <w:tcBorders>
-              <w:top w:val="single" w:color="555555" w:sz="4"/>
-              <w:left w:val="single" w:color="555555" w:sz="4"/>
-              <w:bottom w:val="single" w:color="555555" w:sz="4"/>
-              <w:right w:val="single" w:color="555555" w:sz="4"/>
-            </w:tcBorders>
-            <w:shd w:fill="D9E2D0" w:color="auto" w:val="clear"/>
-            <w:tcMar>
-              <w:top w:type="dxa" w:w="30"/>
-              <w:left w:type="dxa" w:w="60"/>
-              <w:bottom w:type="dxa" w:w="30"/>
-              <w:right w:type="dxa" w:w="60"/>
-            </w:tcMar>
-            <w:vAlign w:val="center"/>
-          </w:tcPr>
-          <w:p>
-            <w:pPr>
-              <w:spacing w:after="0" w:before="0"/>
-              <w:jc w:val="center"/>
-            </w:pPr>
-            <w:r>
-              <w:rPr>
-                <w:rFonts w:ascii="Arial" w:cs="Arial" w:eastAsia="Arial" w:hAnsi="Arial"/>
-                <w:b/>
-                <w:bCs/>
-                <w:sz w:val="16"/>
-                <w:szCs w:val="16"/>
-              </w:rPr>
-              <w:t xml:space="preserve">A quién se informó / acción</w:t>
-            </w:r>
-          </w:p>
-        </w:tc>
-      </w:tr>
-      <w:tr>
-        <w:trPr>
-          <w:trHeight w:val="380" w:hRule="atLeast"/>
-        </w:trPr>
-        <w:tc>
-          <w:tcPr>
-            <w:tcW w:type="dxa" w:w="4320"/>
-            <w:tcBorders>
-              <w:top w:val="single" w:color="555555" w:sz="4"/>
-              <w:left w:val="single" w:color="555555" w:sz="4"/>
-              <w:bottom w:val="single" w:color="555555" w:sz="4"/>
-              <w:right w:val="single" w:color="555555" w:sz="4"/>
-            </w:tcBorders>
-            <w:tcMar>
-              <w:top w:type="dxa" w:w="30"/>
-              <w:left w:type="dxa" w:w="60"/>
-              <w:bottom w:type="dxa" w:w="30"/>
-              <w:right w:type="dxa" w:w="60"/>
-            </w:tcMar>
-            <w:vAlign w:val="center"/>
-          </w:tcPr>
-          <w:p>
-            <w:pPr>
-              <w:spacing w:after="0" w:before="0"/>
-            </w:pPr>
-            <w:r>
-              <w:rPr>
-                <w:rFonts w:ascii="Arial" w:cs="Arial" w:eastAsia="Arial" w:hAnsi="Arial"/>
-                <w:sz w:val="16"/>
-                <w:szCs w:val="16"/>
-              </w:rPr>
-              <w:t xml:space="preserve"/>
-            </w:r>
-          </w:p>
-        </w:tc>
-        <w:tc>
-          <w:tcPr>
-            <w:tcW w:type="dxa" w:w="3600"/>
-            <w:tcBorders>
-              <w:top w:val="single" w:color="555555" w:sz="4"/>
-              <w:left w:val="single" w:color="555555" w:sz="4"/>
-              <w:bottom w:val="single" w:color="555555" w:sz="4"/>
-              <w:right w:val="single" w:color="555555" w:sz="4"/>
-            </w:tcBorders>
-            <w:tcMar>
-              <w:top w:type="dxa" w:w="30"/>
-              <w:left w:type="dxa" w:w="60"/>
-              <w:bottom w:type="dxa" w:w="30"/>
-              <w:right w:type="dxa" w:w="60"/>
-            </w:tcMar>
-            <w:vAlign w:val="center"/>
-          </w:tcPr>
-          <w:p>
-            <w:pPr>
-              <w:spacing w:after="0" w:before="0"/>
-            </w:pPr>
-            <w:r>
-              <w:rPr>
-                <w:rFonts w:ascii="Arial" w:cs="Arial" w:eastAsia="Arial" w:hAnsi="Arial"/>
-                <w:sz w:val="16"/>
-                <w:szCs w:val="16"/>
-              </w:rPr>
-              <w:t xml:space="preserve"/>
-            </w:r>
-          </w:p>
-        </w:tc>
-        <w:tc>
-          <w:tcPr>
-            <w:tcW w:type="dxa" w:w="3600"/>
-            <w:tcBorders>
-              <w:top w:val="single" w:color="555555" w:sz="4"/>
-              <w:left w:val="single" w:color="555555" w:sz="4"/>
-              <w:bottom w:val="single" w:color="555555" w:sz="4"/>
-              <w:right w:val="single" w:color="555555" w:sz="4"/>
-            </w:tcBorders>
-            <w:tcMar>
-              <w:top w:type="dxa" w:w="30"/>
-              <w:left w:type="dxa" w:w="60"/>
-              <w:bottom w:type="dxa" w:w="30"/>
-              <w:right w:type="dxa" w:w="60"/>
-            </w:tcMar>
-            <w:vAlign w:val="center"/>
-          </w:tcPr>
-          <w:p>
-            <w:pPr>
-              <w:spacing w:after="0" w:before="0"/>
-            </w:pPr>
-            <w:r>
-              <w:rPr>
-                <w:rFonts w:ascii="Arial" w:cs="Arial" w:eastAsia="Arial" w:hAnsi="Arial"/>
-                <w:sz w:val="16"/>
-                <w:szCs w:val="16"/>
-              </w:rPr>
-              <w:t xml:space="preserve"/>
-            </w:r>
-          </w:p>
-        </w:tc>
-      </w:tr>
-      <w:tr>
-        <w:trPr>
-          <w:trHeight w:val="380" w:hRule="atLeast"/>
-        </w:trPr>
-        <w:tc>
-          <w:tcPr>
-            <w:tcW w:type="dxa" w:w="4320"/>
-            <w:tcBorders>
-              <w:top w:val="single" w:color="555555" w:sz="4"/>
-              <w:left w:val="single" w:color="555555" w:sz="4"/>
-              <w:bottom w:val="single" w:color="555555" w:sz="4"/>
-              <w:right w:val="single" w:color="555555" w:sz="4"/>
-            </w:tcBorders>
-            <w:tcMar>
-              <w:top w:type="dxa" w:w="30"/>
-              <w:left w:type="dxa" w:w="60"/>
-              <w:bottom w:type="dxa" w:w="30"/>
-              <w:right w:type="dxa" w:w="60"/>
-            </w:tcMar>
-            <w:vAlign w:val="center"/>
-          </w:tcPr>
-          <w:p>
-            <w:pPr>
-              <w:spacing w:after="0" w:before="0"/>
-            </w:pPr>
-            <w:r>
-              <w:rPr>
-                <w:rFonts w:ascii="Arial" w:cs="Arial" w:eastAsia="Arial" w:hAnsi="Arial"/>
-                <w:sz w:val="16"/>
-                <w:szCs w:val="16"/>
-              </w:rPr>
-              <w:t xml:space="preserve"/>
-            </w:r>
-          </w:p>
-        </w:tc>
-        <w:tc>
-          <w:tcPr>
-            <w:tcW w:type="dxa" w:w="3600"/>
-            <w:tcBorders>
-              <w:top w:val="single" w:color="555555" w:sz="4"/>
-              <w:left w:val="single" w:color="555555" w:sz="4"/>
-              <w:bottom w:val="single" w:color="555555" w:sz="4"/>
-              <w:right w:val="single" w:color="555555" w:sz="4"/>
-            </w:tcBorders>
-            <w:tcMar>
-              <w:top w:type="dxa" w:w="30"/>
-              <w:left w:type="dxa" w:w="60"/>
-              <w:bottom w:type="dxa" w:w="30"/>
-              <w:right w:type="dxa" w:w="60"/>
-            </w:tcMar>
-            <w:vAlign w:val="center"/>
-          </w:tcPr>
-          <w:p>
-            <w:pPr>
-              <w:spacing w:after="0" w:before="0"/>
-            </w:pPr>
-            <w:r>
-              <w:rPr>
-                <w:rFonts w:ascii="Arial" w:cs="Arial" w:eastAsia="Arial" w:hAnsi="Arial"/>
-                <w:sz w:val="16"/>
-                <w:szCs w:val="16"/>
-              </w:rPr>
-              <w:t xml:space="preserve"/>
-            </w:r>
-          </w:p>
-        </w:tc>
-        <w:tc>
-          <w:tcPr>
-            <w:tcW w:type="dxa" w:w="3600"/>
-            <w:tcBorders>
-              <w:top w:val="single" w:color="555555" w:sz="4"/>
-              <w:left w:val="single" w:color="555555" w:sz="4"/>
-              <w:bottom w:val="single" w:color="555555" w:sz="4"/>
-              <w:right w:val="single" w:color="555555" w:sz="4"/>
-            </w:tcBorders>
-            <w:tcMar>
-              <w:top w:type="dxa" w:w="30"/>
-              <w:left w:type="dxa" w:w="60"/>
-              <w:bottom w:type="dxa" w:w="30"/>
-              <w:right w:type="dxa" w:w="60"/>
-            </w:tcMar>
-            <w:vAlign w:val="center"/>
-          </w:tcPr>
-          <w:p>
-            <w:pPr>
-              <w:spacing w:after="0" w:before="0"/>
-            </w:pPr>
-            <w:r>
-              <w:rPr>
-                <w:rFonts w:ascii="Arial" w:cs="Arial" w:eastAsia="Arial" w:hAnsi="Arial"/>
-                <w:sz w:val="16"/>
-                <w:szCs w:val="16"/>
-              </w:rPr>
-              <w:t xml:space="preserve"/>
-            </w:r>
-          </w:p>
-        </w:tc>
-      </w:tr>
-      <w:tr>
-        <w:trPr>
-          <w:trHeight w:val="380" w:hRule="atLeast"/>
-        </w:trPr>
-        <w:tc>
-          <w:tcPr>
-            <w:tcW w:type="dxa" w:w="4320"/>
-            <w:tcBorders>
-              <w:top w:val="single" w:color="555555" w:sz="4"/>
-              <w:left w:val="single" w:color="555555" w:sz="4"/>
-              <w:bottom w:val="single" w:color="555555" w:sz="4"/>
-              <w:right w:val="single" w:color="555555" w:sz="4"/>
-            </w:tcBorders>
-            <w:tcMar>
-              <w:top w:type="dxa" w:w="30"/>
-              <w:left w:type="dxa" w:w="60"/>
-              <w:bottom w:type="dxa" w:w="30"/>
-              <w:right w:type="dxa" w:w="60"/>
-            </w:tcMar>
-            <w:vAlign w:val="center"/>
-          </w:tcPr>
-          <w:p>
-            <w:pPr>
-              <w:spacing w:after="0" w:before="0"/>
-            </w:pPr>
-            <w:r>
-              <w:rPr>
-                <w:rFonts w:ascii="Arial" w:cs="Arial" w:eastAsia="Arial" w:hAnsi="Arial"/>
-                <w:sz w:val="16"/>
-                <w:szCs w:val="16"/>
-              </w:rPr>
-              <w:t xml:space="preserve"/>
-            </w:r>
-          </w:p>
-        </w:tc>
-        <w:tc>
-          <w:tcPr>
-            <w:tcW w:type="dxa" w:w="3600"/>
-            <w:tcBorders>
-              <w:top w:val="single" w:color="555555" w:sz="4"/>
-              <w:left w:val="single" w:color="555555" w:sz="4"/>
-              <w:bottom w:val="single" w:color="555555" w:sz="4"/>
-              <w:right w:val="single" w:color="555555" w:sz="4"/>
-            </w:tcBorders>
-            <w:tcMar>
-              <w:top w:type="dxa" w:w="30"/>
-              <w:left w:type="dxa" w:w="60"/>
-              <w:bottom w:type="dxa" w:w="30"/>
-              <w:right w:type="dxa" w:w="60"/>
-            </w:tcMar>
-            <w:vAlign w:val="center"/>
-          </w:tcPr>
-          <w:p>
-            <w:pPr>
-              <w:spacing w:after="0" w:before="0"/>
-            </w:pPr>
-            <w:r>
-              <w:rPr>
-                <w:rFonts w:ascii="Arial" w:cs="Arial" w:eastAsia="Arial" w:hAnsi="Arial"/>
-                <w:sz w:val="16"/>
-                <w:szCs w:val="16"/>
-              </w:rPr>
-              <w:t xml:space="preserve"/>
-            </w:r>
-          </w:p>
-        </w:tc>
-        <w:tc>
-          <w:tcPr>
-            <w:tcW w:type="dxa" w:w="3600"/>
-            <w:tcBorders>
-              <w:top w:val="single" w:color="555555" w:sz="4"/>
-              <w:left w:val="single" w:color="555555" w:sz="4"/>
-              <w:bottom w:val="single" w:color="555555" w:sz="4"/>
-              <w:right w:val="single" w:color="555555" w:sz="4"/>
-            </w:tcBorders>
-            <w:tcMar>
-              <w:top w:type="dxa" w:w="30"/>
-              <w:left w:type="dxa" w:w="60"/>
-              <w:bottom w:type="dxa" w:w="30"/>
-              <w:right w:type="dxa" w:w="60"/>
-            </w:tcMar>
-            <w:vAlign w:val="center"/>
-          </w:tcPr>
-          <w:p>
-            <w:pPr>
-              <w:spacing w:after="0" w:before="0"/>
-            </w:pPr>
-            <w:r>
-              <w:rPr>
-                <w:rFonts w:ascii="Arial" w:cs="Arial" w:eastAsia="Arial" w:hAnsi="Arial"/>
-                <w:sz w:val="16"/>
-                <w:szCs w:val="16"/>
-              </w:rPr>
-              <w:t xml:space="preserve"/>
-            </w:r>
-          </w:p>
-        </w:tc>
-      </w:tr>
-    </w:tbl>
-    <w:p>
-      <w:pPr>
-        <w:spacing w:after="60" w:before="0"/>
-      </w:pPr>
-      <w:r>
-        <w:rPr>
-          <w:rFonts w:ascii="Arial" w:cs="Arial" w:eastAsia="Arial" w:hAnsi="Arial"/>
-          <w:sz w:val="16"/>
-          <w:szCs w:val="16"/>
-        </w:rPr>
-        <w:t xml:space="preserve"/>
-      </w:r>
-    </w:p>
-    <w:tbl>
-      <w:tblPr>
-        <w:tblW w:type="dxa" w:w="11520"/>
-        <w:tblBorders>
-          <w:top w:val="single" w:color="auto" w:sz="4"/>
-          <w:left w:val="single" w:color="auto" w:sz="4"/>
-          <w:bottom w:val="single" w:color="auto" w:sz="4"/>
-          <w:right w:val="single" w:color="auto" w:sz="4"/>
-          <w:insideH w:val="single" w:color="auto" w:sz="4"/>
-          <w:insideV w:val="single" w:color="auto" w:sz="4"/>
-        </w:tblBorders>
-        <w:tblLayout w:type="fixed"/>
-      </w:tblPr>
-      <w:tblGrid>
-        <w:gridCol w:w="2520"/>
-        <w:gridCol w:w="3000"/>
-        <w:gridCol w:w="3000"/>
-        <w:gridCol w:w="3000"/>
-      </w:tblGrid>
-      <w:tr>
-        <w:trPr>
-          <w:tblHeader/>
-        </w:trPr>
-        <w:tc>
-          <w:tcPr>
-            <w:tcW w:type="dxa" w:w="2520"/>
-            <w:tcBorders>
-              <w:top w:val="single" w:color="555555" w:sz="4"/>
-              <w:left w:val="single" w:color="555555" w:sz="4"/>
-              <w:bottom w:val="single" w:color="555555" w:sz="4"/>
-              <w:right w:val="single" w:color="555555" w:sz="4"/>
-            </w:tcBorders>
-            <w:shd w:fill="D9E2D0" w:color="auto" w:val="clear"/>
-            <w:tcMar>
-              <w:top w:type="dxa" w:w="30"/>
-              <w:left w:type="dxa" w:w="60"/>
-              <w:bottom w:type="dxa" w:w="30"/>
-              <w:right w:type="dxa" w:w="60"/>
-            </w:tcMar>
-            <w:vAlign w:val="center"/>
-          </w:tcPr>
-          <w:p>
-            <w:pPr>
-              <w:spacing w:after="0" w:before="0"/>
-              <w:jc w:val="center"/>
-            </w:pPr>
-            <w:r>
-              <w:rPr>
-                <w:rFonts w:ascii="Arial" w:cs="Arial" w:eastAsia="Arial" w:hAnsi="Arial"/>
-                <w:b/>
-                <w:bCs/>
-                <w:sz w:val="16"/>
-                <w:szCs w:val="16"/>
-              </w:rPr>
-              <w:t xml:space="preserve">Registro fotográfico</w:t>
-            </w:r>
-          </w:p>
-        </w:tc>
-        <w:tc>
-          <w:tcPr>
-            <w:tcW w:type="dxa" w:w="3000"/>
-            <w:tcBorders>
-              <w:top w:val="single" w:color="555555" w:sz="4"/>
-              <w:left w:val="single" w:color="555555" w:sz="4"/>
-              <w:bottom w:val="single" w:color="555555" w:sz="4"/>
-              <w:right w:val="single" w:color="555555" w:sz="4"/>
-            </w:tcBorders>
-            <w:shd w:fill="D9E2D0" w:color="auto" w:val="clear"/>
-            <w:tcMar>
-              <w:top w:type="dxa" w:w="30"/>
-              <w:left w:type="dxa" w:w="60"/>
-              <w:bottom w:type="dxa" w:w="30"/>
-              <w:right w:type="dxa" w:w="60"/>
-            </w:tcMar>
-            <w:vAlign w:val="center"/>
-          </w:tcPr>
-          <w:p>
-            <w:pPr>
-              <w:spacing w:after="0" w:before="0"/>
-              <w:jc w:val="center"/>
-            </w:pPr>
-            <w:r>
-              <w:rPr>
-                <w:rFonts w:ascii="Arial" w:cs="Arial" w:eastAsia="Arial" w:hAnsi="Arial"/>
-                <w:b/>
-                <w:bCs/>
-                <w:sz w:val="16"/>
-                <w:szCs w:val="16"/>
-              </w:rPr>
-              <w:t xml:space="preserve">Antes – abscisa</w:t>
-            </w:r>
-          </w:p>
-        </w:tc>
-        <w:tc>
-          <w:tcPr>
-            <w:tcW w:type="dxa" w:w="3000"/>
-            <w:tcBorders>
-              <w:top w:val="single" w:color="555555" w:sz="4"/>
-              <w:left w:val="single" w:color="555555" w:sz="4"/>
-              <w:bottom w:val="single" w:color="555555" w:sz="4"/>
-              <w:right w:val="single" w:color="555555" w:sz="4"/>
-            </w:tcBorders>
-            <w:shd w:fill="D9E2D0" w:color="auto" w:val="clear"/>
-            <w:tcMar>
-              <w:top w:type="dxa" w:w="30"/>
-              <w:left w:type="dxa" w:w="60"/>
-              <w:bottom w:type="dxa" w:w="30"/>
-              <w:right w:type="dxa" w:w="60"/>
-            </w:tcMar>
-            <w:vAlign w:val="center"/>
-          </w:tcPr>
-          <w:p>
-            <w:pPr>
-              <w:spacing w:after="0" w:before="0"/>
-              <w:jc w:val="center"/>
-            </w:pPr>
-            <w:r>
-              <w:rPr>
-                <w:rFonts w:ascii="Arial" w:cs="Arial" w:eastAsia="Arial" w:hAnsi="Arial"/>
-                <w:b/>
-                <w:bCs/>
-                <w:sz w:val="16"/>
-                <w:szCs w:val="16"/>
-              </w:rPr>
-              <w:t xml:space="preserve">Durante – abscisa</w:t>
-            </w:r>
-          </w:p>
-        </w:tc>
-        <w:tc>
-          <w:tcPr>
-            <w:tcW w:type="dxa" w:w="3000"/>
-            <w:tcBorders>
-              <w:top w:val="single" w:color="555555" w:sz="4"/>
-              <w:left w:val="single" w:color="555555" w:sz="4"/>
-              <w:bottom w:val="single" w:color="555555" w:sz="4"/>
-              <w:right w:val="single" w:color="555555" w:sz="4"/>
-            </w:tcBorders>
-            <w:shd w:fill="D9E2D0" w:color="auto" w:val="clear"/>
-            <w:tcMar>
-              <w:top w:type="dxa" w:w="30"/>
-              <w:left w:type="dxa" w:w="60"/>
-              <w:bottom w:type="dxa" w:w="30"/>
-              <w:right w:type="dxa" w:w="60"/>
-            </w:tcMar>
-            <w:vAlign w:val="center"/>
-          </w:tcPr>
-          <w:p>
-            <w:pPr>
-              <w:spacing w:after="0" w:before="0"/>
-              <w:jc w:val="center"/>
-            </w:pPr>
-            <w:r>
-              <w:rPr>
-                <w:rFonts w:ascii="Arial" w:cs="Arial" w:eastAsia="Arial" w:hAnsi="Arial"/>
-                <w:b/>
-                <w:bCs/>
-                <w:sz w:val="16"/>
-                <w:szCs w:val="16"/>
-              </w:rPr>
-              <w:t xml:space="preserve">Después – abscisa</w:t>
-            </w:r>
-          </w:p>
-        </w:tc>
-      </w:tr>
-      <w:tr>
-        <w:trPr>
-          <w:trHeight w:val="340" w:hRule="atLeast"/>
-        </w:trPr>
-        <w:tc>
-          <w:tcPr>
-            <w:tcW w:type="dxa" w:w="2520"/>
-            <w:tcBorders>
-              <w:top w:val="single" w:color="555555" w:sz="4"/>
-              <w:left w:val="single" w:color="555555" w:sz="4"/>
-              <w:bottom w:val="single" w:color="555555" w:sz="4"/>
-              <w:right w:val="single" w:color="555555" w:sz="4"/>
-            </w:tcBorders>
-            <w:tcMar>
-              <w:top w:type="dxa" w:w="30"/>
-              <w:left w:type="dxa" w:w="60"/>
-              <w:bottom w:type="dxa" w:w="30"/>
-              <w:right w:type="dxa" w:w="60"/>
-            </w:tcMar>
-            <w:vAlign w:val="center"/>
-          </w:tcPr>
-          <w:p>
-            <w:pPr>
-              <w:spacing w:after="0" w:before="0"/>
-            </w:pPr>
-            <w:r>
-              <w:rPr>
-                <w:rFonts w:ascii="Arial" w:cs="Arial" w:eastAsia="Arial" w:hAnsi="Arial"/>
-                <w:b/>
-                <w:bCs/>
-                <w:sz w:val="16"/>
-                <w:szCs w:val="16"/>
-              </w:rPr>
-              <w:t xml:space="preserve">No. de foto</w:t>
-            </w:r>
-          </w:p>
-        </w:tc>
-        <w:tc>
-          <w:tcPr>
-            <w:tcW w:type="dxa" w:w="3000"/>
-            <w:tcBorders>
-              <w:top w:val="single" w:color="555555" w:sz="4"/>
-              <w:left w:val="single" w:color="555555" w:sz="4"/>
-              <w:bottom w:val="single" w:color="555555" w:sz="4"/>
-              <w:right w:val="single" w:color="555555" w:sz="4"/>
-            </w:tcBorders>
-            <w:tcMar>
-              <w:top w:type="dxa" w:w="30"/>
-              <w:left w:type="dxa" w:w="60"/>
-              <w:bottom w:type="dxa" w:w="30"/>
-              <w:right w:type="dxa" w:w="60"/>
-            </w:tcMar>
-            <w:vAlign w:val="center"/>
-          </w:tcPr>
-          <w:p>
-            <w:pPr>
-              <w:spacing w:after="0" w:before="0"/>
-            </w:pPr>
-            <w:r>
-              <w:rPr>
-                <w:rFonts w:ascii="Arial" w:cs="Arial" w:eastAsia="Arial" w:hAnsi="Arial"/>
-                <w:b w:val="false"/>
-                <w:bCs w:val="false"/>
-                <w:sz w:val="16"/>
-                <w:szCs w:val="16"/>
-              </w:rPr>
-              <w:t xml:space="preserve"/>
-            </w:r>
-          </w:p>
-        </w:tc>
-        <w:tc>
-          <w:tcPr>
-            <w:tcW w:type="dxa" w:w="3000"/>
-            <w:tcBorders>
-              <w:top w:val="single" w:color="555555" w:sz="4"/>
-              <w:left w:val="single" w:color="555555" w:sz="4"/>
-              <w:bottom w:val="single" w:color="555555" w:sz="4"/>
-              <w:right w:val="single" w:color="555555" w:sz="4"/>
-            </w:tcBorders>
-            <w:tcMar>
-              <w:top w:type="dxa" w:w="30"/>
-              <w:left w:type="dxa" w:w="60"/>
-              <w:bottom w:type="dxa" w:w="30"/>
-              <w:right w:type="dxa" w:w="60"/>
-            </w:tcMar>
-            <w:vAlign w:val="center"/>
-          </w:tcPr>
-          <w:p>
-            <w:pPr>
-              <w:spacing w:after="0" w:before="0"/>
-            </w:pPr>
-            <w:r>
-              <w:rPr>
-                <w:rFonts w:ascii="Arial" w:cs="Arial" w:eastAsia="Arial" w:hAnsi="Arial"/>
-                <w:b w:val="false"/>
-                <w:bCs w:val="false"/>
-                <w:sz w:val="16"/>
-                <w:szCs w:val="16"/>
-              </w:rPr>
-              <w:t xml:space="preserve"/>
-            </w:r>
-          </w:p>
-        </w:tc>
-        <w:tc>
-          <w:tcPr>
-            <w:tcW w:type="dxa" w:w="3000"/>
-            <w:tcBorders>
-              <w:top w:val="single" w:color="555555" w:sz="4"/>
-              <w:left w:val="single" w:color="555555" w:sz="4"/>
-              <w:bottom w:val="single" w:color="555555" w:sz="4"/>
-              <w:right w:val="single" w:color="555555" w:sz="4"/>
-            </w:tcBorders>
-            <w:tcMar>
-              <w:top w:type="dxa" w:w="30"/>
-              <w:left w:type="dxa" w:w="60"/>
-              <w:bottom w:type="dxa" w:w="30"/>
-              <w:right w:type="dxa" w:w="60"/>
-            </w:tcMar>
-            <w:vAlign w:val="center"/>
-          </w:tcPr>
-          <w:p>
-            <w:pPr>
-              <w:spacing w:after="0" w:before="0"/>
-            </w:pPr>
-            <w:r>
-              <w:rPr>
-                <w:rFonts w:ascii="Arial" w:cs="Arial" w:eastAsia="Arial" w:hAnsi="Arial"/>
-                <w:b w:val="false"/>
-                <w:bCs w:val="false"/>
-                <w:sz w:val="16"/>
-                <w:szCs w:val="16"/>
-              </w:rPr>
-              <w:t xml:space="preserve"/>
-            </w:r>
-          </w:p>
-        </w:tc>
-      </w:tr>
-    </w:tbl>
-    <w:p>
-      <w:pPr>
-        <w:spacing w:after="60" w:before="0"/>
-      </w:pPr>
-      <w:r>
-        <w:rPr>
-          <w:rFonts w:ascii="Arial" w:cs="Arial" w:eastAsia="Arial" w:hAnsi="Arial"/>
-          <w:sz w:val="16"/>
-          <w:szCs w:val="16"/>
-        </w:rPr>
-        <w:t xml:space="preserve"/>
+        <w:t xml:space="preserve">5. FIRMAS</w:t>
       </w:r>
     </w:p>
     <w:tbl>
@@ -6660,10 +4292,10 @@
                 <w:rFonts w:ascii="Arial" w:cs="Arial" w:eastAsia="Arial" w:hAnsi="Arial"/>
                 <w:b/>
                 <w:bCs/>
-                <w:sz w:val="16"/>
-                <w:szCs w:val="16"/>
-              </w:rPr>
-              <w:t xml:space="preserve">Firma</w:t>
+                <w:sz w:val="18"/>
+                <w:szCs w:val="18"/>
+              </w:rPr>
+              <w:t xml:space="preserve"/>
             </w:r>
           </w:p>
         </w:tc>
@@ -6695,8 +4327,8 @@
                 <w:rFonts w:ascii="Arial" w:cs="Arial" w:eastAsia="Arial" w:hAnsi="Arial"/>
                 <w:b/>
                 <w:bCs/>
-                <w:sz w:val="16"/>
-                <w:szCs w:val="16"/>
+                <w:sz w:val="18"/>
+                <w:szCs w:val="18"/>
               </w:rPr>
               <w:t xml:space="preserve">Nombre</w:t>
             </w:r>
@@ -6730,8 +4362,8 @@
                 <w:rFonts w:ascii="Arial" w:cs="Arial" w:eastAsia="Arial" w:hAnsi="Arial"/>
                 <w:b/>
                 <w:bCs/>
-                <w:sz w:val="16"/>
-                <w:szCs w:val="16"/>
+                <w:sz w:val="18"/>
+                <w:szCs w:val="18"/>
               </w:rPr>
               <w:t xml:space="preserve">Firma</w:t>
             </w:r>
@@ -6740,7 +4372,7 @@
       </w:tr>
       <w:tr>
         <w:trPr>
-          <w:trHeight w:val="560" w:hRule="atLeast"/>
+          <w:trHeight w:val="600" w:hRule="atLeast"/>
         </w:trPr>
         <w:tc>
           <w:tcPr>
@@ -6768,8 +4400,8 @@
                 <w:rFonts w:ascii="Arial" w:cs="Arial" w:eastAsia="Arial" w:hAnsi="Arial"/>
                 <w:b/>
                 <w:bCs/>
-                <w:sz w:val="16"/>
-                <w:szCs w:val="16"/>
+                <w:sz w:val="18"/>
+                <w:szCs w:val="18"/>
               </w:rPr>
               <w:t xml:space="preserve">Monitor(a) ambiental</w:t>
             </w:r>
@@ -6801,8 +4433,8 @@
                 <w:rFonts w:ascii="Arial" w:cs="Arial" w:eastAsia="Arial" w:hAnsi="Arial"/>
                 <w:b w:val="false"/>
                 <w:bCs w:val="false"/>
-                <w:sz w:val="16"/>
-                <w:szCs w:val="16"/>
+                <w:sz w:val="18"/>
+                <w:szCs w:val="18"/>
               </w:rPr>
               <w:t xml:space="preserve"/>
             </w:r>
@@ -6834,8 +4466,8 @@
                 <w:rFonts w:ascii="Arial" w:cs="Arial" w:eastAsia="Arial" w:hAnsi="Arial"/>
                 <w:b w:val="false"/>
                 <w:bCs w:val="false"/>
-                <w:sz w:val="16"/>
-                <w:szCs w:val="16"/>
+                <w:sz w:val="18"/>
+                <w:szCs w:val="18"/>
               </w:rPr>
               <w:t xml:space="preserve"/>
             </w:r>
@@ -6844,7 +4476,7 @@
       </w:tr>
       <w:tr>
         <w:trPr>
-          <w:trHeight w:val="560" w:hRule="atLeast"/>
+          <w:trHeight w:val="600" w:hRule="atLeast"/>
         </w:trPr>
         <w:tc>
           <w:tcPr>
@@ -6872,10 +4504,10 @@
                 <w:rFonts w:ascii="Arial" w:cs="Arial" w:eastAsia="Arial" w:hAnsi="Arial"/>
                 <w:b/>
                 <w:bCs/>
-                <w:sz w:val="16"/>
-                <w:szCs w:val="16"/>
-              </w:rPr>
-              <w:t xml:space="preserve">Responsable de obra / interventoría</w:t>
+                <w:sz w:val="18"/>
+                <w:szCs w:val="18"/>
+              </w:rPr>
+              <w:t xml:space="preserve">Responsable de obra</w:t>
             </w:r>
           </w:p>
         </w:tc>
@@ -6905,8 +4537,8 @@
                 <w:rFonts w:ascii="Arial" w:cs="Arial" w:eastAsia="Arial" w:hAnsi="Arial"/>
                 <w:b w:val="false"/>
                 <w:bCs w:val="false"/>
-                <w:sz w:val="16"/>
-                <w:szCs w:val="16"/>
+                <w:sz w:val="18"/>
+                <w:szCs w:val="18"/>
               </w:rPr>
               <w:t xml:space="preserve"/>
             </w:r>
@@ -6938,8 +4570,8 @@
                 <w:rFonts w:ascii="Arial" w:cs="Arial" w:eastAsia="Arial" w:hAnsi="Arial"/>
                 <w:b w:val="false"/>
                 <w:bCs w:val="false"/>
-                <w:sz w:val="16"/>
-                <w:szCs w:val="16"/>
+                <w:sz w:val="18"/>
+                <w:szCs w:val="18"/>
               </w:rPr>
               <w:t xml:space="preserve"/>
             </w:r>
@@ -7164,8 +4796,8 @@
     <w:rPrDefault>
       <w:rPr>
         <w:rFonts w:ascii="Arial" w:cs="Arial" w:eastAsia="Arial" w:hAnsi="Arial"/>
-        <w:sz w:val="16"/>
-        <w:szCs w:val="16"/>
+        <w:sz w:val="18"/>
+        <w:szCs w:val="18"/>
       </w:rPr>
     </w:rPrDefault>
     <w:pPrDefault/>

--- a/Hoja_Campo_Limpieza_Roceria_Comuna2.docx
+++ b/Hoja_Campo_Limpieza_Roceria_Comuna2.docx
@@ -451,7 +451,7 @@
                 <w:sz w:val="18"/>
                 <w:szCs w:val="18"/>
               </w:rPr>
-              <w:t xml:space="preserve">Tramo trabajado (de – a)</w:t>
+              <w:t xml:space="preserve">Tramo del día (abscisa de – a)</w:t>
             </w:r>
           </w:p>
         </w:tc>
@@ -484,7 +484,7 @@
                 <w:sz w:val="18"/>
                 <w:szCs w:val="18"/>
               </w:rPr>
-              <w:t xml:space="preserve"/>
+              <w:t xml:space="preserve">de ________ a ________</w:t>
             </w:r>
           </w:p>
         </w:tc>
@@ -1898,7 +1898,7 @@
           <w:sz w:val="15"/>
           <w:szCs w:val="15"/>
         </w:rPr>
-        <w:t xml:space="preserve">Rendimiento (%) = Ejecutado ÷ Programado × 100.   Acumulado = total del tramo hasta hoy.</w:t>
+        <w:t xml:space="preserve">Todas las actividades se miden sobre el tramo del día (ej.: de abscisa 0 a 55 = 55 metros lineales). Rend. (%) = Ejecutado ÷ Programado × 100. Acumulado = total desde el inicio.</w:t>
       </w:r>
     </w:p>
     <w:tbl>
@@ -1915,13 +1915,12 @@
         <w:tblLayout w:type="fixed"/>
       </w:tblPr>
       <w:tblGrid>
-        <w:gridCol w:w="3420"/>
-        <w:gridCol w:w="1200"/>
-        <w:gridCol w:w="1500"/>
-        <w:gridCol w:w="1350"/>
-        <w:gridCol w:w="1350"/>
-        <w:gridCol w:w="1200"/>
-        <w:gridCol w:w="1500"/>
+        <w:gridCol w:w="3920"/>
+        <w:gridCol w:w="1300"/>
+        <w:gridCol w:w="1600"/>
+        <w:gridCol w:w="1600"/>
+        <w:gridCol w:w="1400"/>
+        <w:gridCol w:w="1700"/>
       </w:tblGrid>
       <w:tr>
         <w:trPr>
@@ -1929,7 +1928,7 @@
         </w:trPr>
         <w:tc>
           <w:tcPr>
-            <w:tcW w:type="dxa" w:w="3420"/>
+            <w:tcW w:type="dxa" w:w="3920"/>
             <w:tcBorders>
               <w:top w:val="single" w:color="555555" w:sz="4"/>
               <w:left w:val="single" w:color="555555" w:sz="4"/>
@@ -1964,7 +1963,7 @@
         </w:tc>
         <w:tc>
           <w:tcPr>
-            <w:tcW w:type="dxa" w:w="1200"/>
+            <w:tcW w:type="dxa" w:w="1300"/>
             <w:tcBorders>
               <w:top w:val="single" w:color="555555" w:sz="4"/>
               <w:left w:val="single" w:color="555555" w:sz="4"/>
@@ -1999,7 +1998,7 @@
         </w:tc>
         <w:tc>
           <w:tcPr>
-            <w:tcW w:type="dxa" w:w="1500"/>
+            <w:tcW w:type="dxa" w:w="1600"/>
             <w:tcBorders>
               <w:top w:val="single" w:color="555555" w:sz="4"/>
               <w:left w:val="single" w:color="555555" w:sz="4"/>
@@ -2028,13 +2027,13 @@
                 <w:sz w:val="18"/>
                 <w:szCs w:val="18"/>
               </w:rPr>
-              <w:t xml:space="preserve">Abscisa (de – a)</w:t>
-            </w:r>
-          </w:p>
-        </w:tc>
-        <w:tc>
-          <w:tcPr>
-            <w:tcW w:type="dxa" w:w="1350"/>
+              <w:t xml:space="preserve">Programado hoy</w:t>
+            </w:r>
+          </w:p>
+        </w:tc>
+        <w:tc>
+          <w:tcPr>
+            <w:tcW w:type="dxa" w:w="1600"/>
             <w:tcBorders>
               <w:top w:val="single" w:color="555555" w:sz="4"/>
               <w:left w:val="single" w:color="555555" w:sz="4"/>
@@ -2063,13 +2062,13 @@
                 <w:sz w:val="18"/>
                 <w:szCs w:val="18"/>
               </w:rPr>
-              <w:t xml:space="preserve">Programado hoy</w:t>
-            </w:r>
-          </w:p>
-        </w:tc>
-        <w:tc>
-          <w:tcPr>
-            <w:tcW w:type="dxa" w:w="1350"/>
+              <w:t xml:space="preserve">Ejecutado hoy</w:t>
+            </w:r>
+          </w:p>
+        </w:tc>
+        <w:tc>
+          <w:tcPr>
+            <w:tcW w:type="dxa" w:w="1400"/>
             <w:tcBorders>
               <w:top w:val="single" w:color="555555" w:sz="4"/>
               <w:left w:val="single" w:color="555555" w:sz="4"/>
@@ -2098,13 +2097,13 @@
                 <w:sz w:val="18"/>
                 <w:szCs w:val="18"/>
               </w:rPr>
-              <w:t xml:space="preserve">Ejecutado hoy</w:t>
-            </w:r>
-          </w:p>
-        </w:tc>
-        <w:tc>
-          <w:tcPr>
-            <w:tcW w:type="dxa" w:w="1200"/>
+              <w:t xml:space="preserve">Rend. (%)</w:t>
+            </w:r>
+          </w:p>
+        </w:tc>
+        <w:tc>
+          <w:tcPr>
+            <w:tcW w:type="dxa" w:w="1700"/>
             <w:tcBorders>
               <w:top w:val="single" w:color="555555" w:sz="4"/>
               <w:left w:val="single" w:color="555555" w:sz="4"/>
@@ -2133,42 +2132,7 @@
                 <w:sz w:val="18"/>
                 <w:szCs w:val="18"/>
               </w:rPr>
-              <w:t xml:space="preserve">Rend. (%)</w:t>
-            </w:r>
-          </w:p>
-        </w:tc>
-        <w:tc>
-          <w:tcPr>
-            <w:tcW w:type="dxa" w:w="1500"/>
-            <w:tcBorders>
-              <w:top w:val="single" w:color="555555" w:sz="4"/>
-              <w:left w:val="single" w:color="555555" w:sz="4"/>
-              <w:bottom w:val="single" w:color="555555" w:sz="4"/>
-              <w:right w:val="single" w:color="555555" w:sz="4"/>
-            </w:tcBorders>
-            <w:shd w:fill="D9E2D0" w:color="auto" w:val="clear"/>
-            <w:tcMar>
-              <w:top w:type="dxa" w:w="30"/>
-              <w:left w:type="dxa" w:w="60"/>
-              <w:bottom w:type="dxa" w:w="30"/>
-              <w:right w:type="dxa" w:w="60"/>
-            </w:tcMar>
-            <w:vAlign w:val="center"/>
-          </w:tcPr>
-          <w:p>
-            <w:pPr>
-              <w:spacing w:after="0" w:before="0"/>
-              <w:jc w:val="center"/>
-            </w:pPr>
-            <w:r>
-              <w:rPr>
-                <w:rFonts w:ascii="Arial" w:cs="Arial" w:eastAsia="Arial" w:hAnsi="Arial"/>
-                <w:b/>
-                <w:bCs/>
-                <w:sz w:val="18"/>
-                <w:szCs w:val="18"/>
-              </w:rPr>
-              <w:t xml:space="preserve">Acumulado tramo</w:t>
+              <w:t xml:space="preserve">Acumulado</w:t>
             </w:r>
           </w:p>
         </w:tc>
@@ -2179,7 +2143,7 @@
         </w:trPr>
         <w:tc>
           <w:tcPr>
-            <w:tcW w:type="dxa" w:w="3420"/>
+            <w:tcW w:type="dxa" w:w="3920"/>
             <w:tcBorders>
               <w:top w:val="single" w:color="555555" w:sz="4"/>
               <w:left w:val="single" w:color="555555" w:sz="4"/>
@@ -2210,7 +2174,7 @@
         </w:tc>
         <w:tc>
           <w:tcPr>
-            <w:tcW w:type="dxa" w:w="1200"/>
+            <w:tcW w:type="dxa" w:w="1300"/>
             <w:tcBorders>
               <w:top w:val="single" w:color="555555" w:sz="4"/>
               <w:left w:val="single" w:color="555555" w:sz="4"/>
@@ -2236,137 +2200,106 @@
                 <w:sz w:val="18"/>
                 <w:szCs w:val="18"/>
               </w:rPr>
-              <w:t xml:space="preserve">m²</w:t>
-            </w:r>
-          </w:p>
-        </w:tc>
-        <w:tc>
-          <w:tcPr>
-            <w:tcW w:type="dxa" w:w="1500"/>
-            <w:tcBorders>
-              <w:top w:val="single" w:color="555555" w:sz="4"/>
-              <w:left w:val="single" w:color="555555" w:sz="4"/>
-              <w:bottom w:val="single" w:color="555555" w:sz="4"/>
-              <w:right w:val="single" w:color="555555" w:sz="4"/>
-            </w:tcBorders>
-            <w:tcMar>
-              <w:top w:type="dxa" w:w="30"/>
-              <w:left w:type="dxa" w:w="60"/>
-              <w:bottom w:type="dxa" w:w="30"/>
-              <w:right w:type="dxa" w:w="60"/>
-            </w:tcMar>
-            <w:vAlign w:val="center"/>
-          </w:tcPr>
-          <w:p>
-            <w:pPr>
-              <w:spacing w:after="0" w:before="0"/>
-            </w:pPr>
-            <w:r>
-              <w:rPr>
-                <w:rFonts w:ascii="Arial" w:cs="Arial" w:eastAsia="Arial" w:hAnsi="Arial"/>
-                <w:sz w:val="18"/>
-                <w:szCs w:val="18"/>
-              </w:rPr>
-              <w:t xml:space="preserve"/>
-            </w:r>
-          </w:p>
-        </w:tc>
-        <w:tc>
-          <w:tcPr>
-            <w:tcW w:type="dxa" w:w="1350"/>
-            <w:tcBorders>
-              <w:top w:val="single" w:color="555555" w:sz="4"/>
-              <w:left w:val="single" w:color="555555" w:sz="4"/>
-              <w:bottom w:val="single" w:color="555555" w:sz="4"/>
-              <w:right w:val="single" w:color="555555" w:sz="4"/>
-            </w:tcBorders>
-            <w:tcMar>
-              <w:top w:type="dxa" w:w="30"/>
-              <w:left w:type="dxa" w:w="60"/>
-              <w:bottom w:type="dxa" w:w="30"/>
-              <w:right w:type="dxa" w:w="60"/>
-            </w:tcMar>
-            <w:vAlign w:val="center"/>
-          </w:tcPr>
-          <w:p>
-            <w:pPr>
-              <w:spacing w:after="0" w:before="0"/>
-            </w:pPr>
-            <w:r>
-              <w:rPr>
-                <w:rFonts w:ascii="Arial" w:cs="Arial" w:eastAsia="Arial" w:hAnsi="Arial"/>
-                <w:sz w:val="18"/>
-                <w:szCs w:val="18"/>
-              </w:rPr>
-              <w:t xml:space="preserve"/>
-            </w:r>
-          </w:p>
-        </w:tc>
-        <w:tc>
-          <w:tcPr>
-            <w:tcW w:type="dxa" w:w="1350"/>
-            <w:tcBorders>
-              <w:top w:val="single" w:color="555555" w:sz="4"/>
-              <w:left w:val="single" w:color="555555" w:sz="4"/>
-              <w:bottom w:val="single" w:color="555555" w:sz="4"/>
-              <w:right w:val="single" w:color="555555" w:sz="4"/>
-            </w:tcBorders>
-            <w:tcMar>
-              <w:top w:type="dxa" w:w="30"/>
-              <w:left w:type="dxa" w:w="60"/>
-              <w:bottom w:type="dxa" w:w="30"/>
-              <w:right w:type="dxa" w:w="60"/>
-            </w:tcMar>
-            <w:vAlign w:val="center"/>
-          </w:tcPr>
-          <w:p>
-            <w:pPr>
-              <w:spacing w:after="0" w:before="0"/>
-            </w:pPr>
-            <w:r>
-              <w:rPr>
-                <w:rFonts w:ascii="Arial" w:cs="Arial" w:eastAsia="Arial" w:hAnsi="Arial"/>
-                <w:sz w:val="18"/>
-                <w:szCs w:val="18"/>
-              </w:rPr>
-              <w:t xml:space="preserve"/>
-            </w:r>
-          </w:p>
-        </w:tc>
-        <w:tc>
-          <w:tcPr>
-            <w:tcW w:type="dxa" w:w="1200"/>
-            <w:tcBorders>
-              <w:top w:val="single" w:color="555555" w:sz="4"/>
-              <w:left w:val="single" w:color="555555" w:sz="4"/>
-              <w:bottom w:val="single" w:color="555555" w:sz="4"/>
-              <w:right w:val="single" w:color="555555" w:sz="4"/>
-            </w:tcBorders>
-            <w:tcMar>
-              <w:top w:type="dxa" w:w="30"/>
-              <w:left w:type="dxa" w:w="60"/>
-              <w:bottom w:type="dxa" w:w="30"/>
-              <w:right w:type="dxa" w:w="60"/>
-            </w:tcMar>
-            <w:vAlign w:val="center"/>
-          </w:tcPr>
-          <w:p>
-            <w:pPr>
-              <w:spacing w:after="0" w:before="0"/>
-            </w:pPr>
-            <w:r>
-              <w:rPr>
-                <w:rFonts w:ascii="Arial" w:cs="Arial" w:eastAsia="Arial" w:hAnsi="Arial"/>
-                <w:sz w:val="18"/>
-                <w:szCs w:val="18"/>
-              </w:rPr>
-              <w:t xml:space="preserve"/>
-            </w:r>
-          </w:p>
-        </w:tc>
-        <w:tc>
-          <w:tcPr>
-            <w:tcW w:type="dxa" w:w="1500"/>
+              <w:t xml:space="preserve">m lineal</w:t>
+            </w:r>
+          </w:p>
+        </w:tc>
+        <w:tc>
+          <w:tcPr>
+            <w:tcW w:type="dxa" w:w="1600"/>
+            <w:tcBorders>
+              <w:top w:val="single" w:color="555555" w:sz="4"/>
+              <w:left w:val="single" w:color="555555" w:sz="4"/>
+              <w:bottom w:val="single" w:color="555555" w:sz="4"/>
+              <w:right w:val="single" w:color="555555" w:sz="4"/>
+            </w:tcBorders>
+            <w:tcMar>
+              <w:top w:type="dxa" w:w="30"/>
+              <w:left w:type="dxa" w:w="60"/>
+              <w:bottom w:type="dxa" w:w="30"/>
+              <w:right w:type="dxa" w:w="60"/>
+            </w:tcMar>
+            <w:vAlign w:val="center"/>
+          </w:tcPr>
+          <w:p>
+            <w:pPr>
+              <w:spacing w:after="0" w:before="0"/>
+            </w:pPr>
+            <w:r>
+              <w:rPr>
+                <w:rFonts w:ascii="Arial" w:cs="Arial" w:eastAsia="Arial" w:hAnsi="Arial"/>
+                <w:sz w:val="18"/>
+                <w:szCs w:val="18"/>
+              </w:rPr>
+              <w:t xml:space="preserve"/>
+            </w:r>
+          </w:p>
+        </w:tc>
+        <w:tc>
+          <w:tcPr>
+            <w:tcW w:type="dxa" w:w="1600"/>
+            <w:tcBorders>
+              <w:top w:val="single" w:color="555555" w:sz="4"/>
+              <w:left w:val="single" w:color="555555" w:sz="4"/>
+              <w:bottom w:val="single" w:color="555555" w:sz="4"/>
+              <w:right w:val="single" w:color="555555" w:sz="4"/>
+            </w:tcBorders>
+            <w:tcMar>
+              <w:top w:type="dxa" w:w="30"/>
+              <w:left w:type="dxa" w:w="60"/>
+              <w:bottom w:type="dxa" w:w="30"/>
+              <w:right w:type="dxa" w:w="60"/>
+            </w:tcMar>
+            <w:vAlign w:val="center"/>
+          </w:tcPr>
+          <w:p>
+            <w:pPr>
+              <w:spacing w:after="0" w:before="0"/>
+            </w:pPr>
+            <w:r>
+              <w:rPr>
+                <w:rFonts w:ascii="Arial" w:cs="Arial" w:eastAsia="Arial" w:hAnsi="Arial"/>
+                <w:sz w:val="18"/>
+                <w:szCs w:val="18"/>
+              </w:rPr>
+              <w:t xml:space="preserve"/>
+            </w:r>
+          </w:p>
+        </w:tc>
+        <w:tc>
+          <w:tcPr>
+            <w:tcW w:type="dxa" w:w="1400"/>
+            <w:tcBorders>
+              <w:top w:val="single" w:color="555555" w:sz="4"/>
+              <w:left w:val="single" w:color="555555" w:sz="4"/>
+              <w:bottom w:val="single" w:color="555555" w:sz="4"/>
+              <w:right w:val="single" w:color="555555" w:sz="4"/>
+            </w:tcBorders>
+            <w:tcMar>
+              <w:top w:type="dxa" w:w="30"/>
+              <w:left w:type="dxa" w:w="60"/>
+              <w:bottom w:type="dxa" w:w="30"/>
+              <w:right w:type="dxa" w:w="60"/>
+            </w:tcMar>
+            <w:vAlign w:val="center"/>
+          </w:tcPr>
+          <w:p>
+            <w:pPr>
+              <w:spacing w:after="0" w:before="0"/>
+            </w:pPr>
+            <w:r>
+              <w:rPr>
+                <w:rFonts w:ascii="Arial" w:cs="Arial" w:eastAsia="Arial" w:hAnsi="Arial"/>
+                <w:sz w:val="18"/>
+                <w:szCs w:val="18"/>
+              </w:rPr>
+              <w:t xml:space="preserve"/>
+            </w:r>
+          </w:p>
+        </w:tc>
+        <w:tc>
+          <w:tcPr>
+            <w:tcW w:type="dxa" w:w="1700"/>
             <w:tcBorders>
               <w:top w:val="single" w:color="555555" w:sz="4"/>
               <w:left w:val="single" w:color="555555" w:sz="4"/>
@@ -2402,7 +2335,7 @@
         </w:trPr>
         <w:tc>
           <w:tcPr>
-            <w:tcW w:type="dxa" w:w="3420"/>
+            <w:tcW w:type="dxa" w:w="3920"/>
             <w:tcBorders>
               <w:top w:val="single" w:color="555555" w:sz="4"/>
               <w:left w:val="single" w:color="555555" w:sz="4"/>
@@ -2433,7 +2366,7 @@
         </w:tc>
         <w:tc>
           <w:tcPr>
-            <w:tcW w:type="dxa" w:w="1200"/>
+            <w:tcW w:type="dxa" w:w="1300"/>
             <w:tcBorders>
               <w:top w:val="single" w:color="555555" w:sz="4"/>
               <w:left w:val="single" w:color="555555" w:sz="4"/>
@@ -2459,137 +2392,106 @@
                 <w:sz w:val="18"/>
                 <w:szCs w:val="18"/>
               </w:rPr>
-              <w:t xml:space="preserve">m</w:t>
-            </w:r>
-          </w:p>
-        </w:tc>
-        <w:tc>
-          <w:tcPr>
-            <w:tcW w:type="dxa" w:w="1500"/>
-            <w:tcBorders>
-              <w:top w:val="single" w:color="555555" w:sz="4"/>
-              <w:left w:val="single" w:color="555555" w:sz="4"/>
-              <w:bottom w:val="single" w:color="555555" w:sz="4"/>
-              <w:right w:val="single" w:color="555555" w:sz="4"/>
-            </w:tcBorders>
-            <w:tcMar>
-              <w:top w:type="dxa" w:w="30"/>
-              <w:left w:type="dxa" w:w="60"/>
-              <w:bottom w:type="dxa" w:w="30"/>
-              <w:right w:type="dxa" w:w="60"/>
-            </w:tcMar>
-            <w:vAlign w:val="center"/>
-          </w:tcPr>
-          <w:p>
-            <w:pPr>
-              <w:spacing w:after="0" w:before="0"/>
-            </w:pPr>
-            <w:r>
-              <w:rPr>
-                <w:rFonts w:ascii="Arial" w:cs="Arial" w:eastAsia="Arial" w:hAnsi="Arial"/>
-                <w:sz w:val="18"/>
-                <w:szCs w:val="18"/>
-              </w:rPr>
-              <w:t xml:space="preserve"/>
-            </w:r>
-          </w:p>
-        </w:tc>
-        <w:tc>
-          <w:tcPr>
-            <w:tcW w:type="dxa" w:w="1350"/>
-            <w:tcBorders>
-              <w:top w:val="single" w:color="555555" w:sz="4"/>
-              <w:left w:val="single" w:color="555555" w:sz="4"/>
-              <w:bottom w:val="single" w:color="555555" w:sz="4"/>
-              <w:right w:val="single" w:color="555555" w:sz="4"/>
-            </w:tcBorders>
-            <w:tcMar>
-              <w:top w:type="dxa" w:w="30"/>
-              <w:left w:type="dxa" w:w="60"/>
-              <w:bottom w:type="dxa" w:w="30"/>
-              <w:right w:type="dxa" w:w="60"/>
-            </w:tcMar>
-            <w:vAlign w:val="center"/>
-          </w:tcPr>
-          <w:p>
-            <w:pPr>
-              <w:spacing w:after="0" w:before="0"/>
-            </w:pPr>
-            <w:r>
-              <w:rPr>
-                <w:rFonts w:ascii="Arial" w:cs="Arial" w:eastAsia="Arial" w:hAnsi="Arial"/>
-                <w:sz w:val="18"/>
-                <w:szCs w:val="18"/>
-              </w:rPr>
-              <w:t xml:space="preserve"/>
-            </w:r>
-          </w:p>
-        </w:tc>
-        <w:tc>
-          <w:tcPr>
-            <w:tcW w:type="dxa" w:w="1350"/>
-            <w:tcBorders>
-              <w:top w:val="single" w:color="555555" w:sz="4"/>
-              <w:left w:val="single" w:color="555555" w:sz="4"/>
-              <w:bottom w:val="single" w:color="555555" w:sz="4"/>
-              <w:right w:val="single" w:color="555555" w:sz="4"/>
-            </w:tcBorders>
-            <w:tcMar>
-              <w:top w:type="dxa" w:w="30"/>
-              <w:left w:type="dxa" w:w="60"/>
-              <w:bottom w:type="dxa" w:w="30"/>
-              <w:right w:type="dxa" w:w="60"/>
-            </w:tcMar>
-            <w:vAlign w:val="center"/>
-          </w:tcPr>
-          <w:p>
-            <w:pPr>
-              <w:spacing w:after="0" w:before="0"/>
-            </w:pPr>
-            <w:r>
-              <w:rPr>
-                <w:rFonts w:ascii="Arial" w:cs="Arial" w:eastAsia="Arial" w:hAnsi="Arial"/>
-                <w:sz w:val="18"/>
-                <w:szCs w:val="18"/>
-              </w:rPr>
-              <w:t xml:space="preserve"/>
-            </w:r>
-          </w:p>
-        </w:tc>
-        <w:tc>
-          <w:tcPr>
-            <w:tcW w:type="dxa" w:w="1200"/>
-            <w:tcBorders>
-              <w:top w:val="single" w:color="555555" w:sz="4"/>
-              <w:left w:val="single" w:color="555555" w:sz="4"/>
-              <w:bottom w:val="single" w:color="555555" w:sz="4"/>
-              <w:right w:val="single" w:color="555555" w:sz="4"/>
-            </w:tcBorders>
-            <w:tcMar>
-              <w:top w:type="dxa" w:w="30"/>
-              <w:left w:type="dxa" w:w="60"/>
-              <w:bottom w:type="dxa" w:w="30"/>
-              <w:right w:type="dxa" w:w="60"/>
-            </w:tcMar>
-            <w:vAlign w:val="center"/>
-          </w:tcPr>
-          <w:p>
-            <w:pPr>
-              <w:spacing w:after="0" w:before="0"/>
-            </w:pPr>
-            <w:r>
-              <w:rPr>
-                <w:rFonts w:ascii="Arial" w:cs="Arial" w:eastAsia="Arial" w:hAnsi="Arial"/>
-                <w:sz w:val="18"/>
-                <w:szCs w:val="18"/>
-              </w:rPr>
-              <w:t xml:space="preserve"/>
-            </w:r>
-          </w:p>
-        </w:tc>
-        <w:tc>
-          <w:tcPr>
-            <w:tcW w:type="dxa" w:w="1500"/>
+              <w:t xml:space="preserve">m lineal</w:t>
+            </w:r>
+          </w:p>
+        </w:tc>
+        <w:tc>
+          <w:tcPr>
+            <w:tcW w:type="dxa" w:w="1600"/>
+            <w:tcBorders>
+              <w:top w:val="single" w:color="555555" w:sz="4"/>
+              <w:left w:val="single" w:color="555555" w:sz="4"/>
+              <w:bottom w:val="single" w:color="555555" w:sz="4"/>
+              <w:right w:val="single" w:color="555555" w:sz="4"/>
+            </w:tcBorders>
+            <w:tcMar>
+              <w:top w:type="dxa" w:w="30"/>
+              <w:left w:type="dxa" w:w="60"/>
+              <w:bottom w:type="dxa" w:w="30"/>
+              <w:right w:type="dxa" w:w="60"/>
+            </w:tcMar>
+            <w:vAlign w:val="center"/>
+          </w:tcPr>
+          <w:p>
+            <w:pPr>
+              <w:spacing w:after="0" w:before="0"/>
+            </w:pPr>
+            <w:r>
+              <w:rPr>
+                <w:rFonts w:ascii="Arial" w:cs="Arial" w:eastAsia="Arial" w:hAnsi="Arial"/>
+                <w:sz w:val="18"/>
+                <w:szCs w:val="18"/>
+              </w:rPr>
+              <w:t xml:space="preserve"/>
+            </w:r>
+          </w:p>
+        </w:tc>
+        <w:tc>
+          <w:tcPr>
+            <w:tcW w:type="dxa" w:w="1600"/>
+            <w:tcBorders>
+              <w:top w:val="single" w:color="555555" w:sz="4"/>
+              <w:left w:val="single" w:color="555555" w:sz="4"/>
+              <w:bottom w:val="single" w:color="555555" w:sz="4"/>
+              <w:right w:val="single" w:color="555555" w:sz="4"/>
+            </w:tcBorders>
+            <w:tcMar>
+              <w:top w:type="dxa" w:w="30"/>
+              <w:left w:type="dxa" w:w="60"/>
+              <w:bottom w:type="dxa" w:w="30"/>
+              <w:right w:type="dxa" w:w="60"/>
+            </w:tcMar>
+            <w:vAlign w:val="center"/>
+          </w:tcPr>
+          <w:p>
+            <w:pPr>
+              <w:spacing w:after="0" w:before="0"/>
+            </w:pPr>
+            <w:r>
+              <w:rPr>
+                <w:rFonts w:ascii="Arial" w:cs="Arial" w:eastAsia="Arial" w:hAnsi="Arial"/>
+                <w:sz w:val="18"/>
+                <w:szCs w:val="18"/>
+              </w:rPr>
+              <w:t xml:space="preserve"/>
+            </w:r>
+          </w:p>
+        </w:tc>
+        <w:tc>
+          <w:tcPr>
+            <w:tcW w:type="dxa" w:w="1400"/>
+            <w:tcBorders>
+              <w:top w:val="single" w:color="555555" w:sz="4"/>
+              <w:left w:val="single" w:color="555555" w:sz="4"/>
+              <w:bottom w:val="single" w:color="555555" w:sz="4"/>
+              <w:right w:val="single" w:color="555555" w:sz="4"/>
+            </w:tcBorders>
+            <w:tcMar>
+              <w:top w:type="dxa" w:w="30"/>
+              <w:left w:type="dxa" w:w="60"/>
+              <w:bottom w:type="dxa" w:w="30"/>
+              <w:right w:type="dxa" w:w="60"/>
+            </w:tcMar>
+            <w:vAlign w:val="center"/>
+          </w:tcPr>
+          <w:p>
+            <w:pPr>
+              <w:spacing w:after="0" w:before="0"/>
+            </w:pPr>
+            <w:r>
+              <w:rPr>
+                <w:rFonts w:ascii="Arial" w:cs="Arial" w:eastAsia="Arial" w:hAnsi="Arial"/>
+                <w:sz w:val="18"/>
+                <w:szCs w:val="18"/>
+              </w:rPr>
+              <w:t xml:space="preserve"/>
+            </w:r>
+          </w:p>
+        </w:tc>
+        <w:tc>
+          <w:tcPr>
+            <w:tcW w:type="dxa" w:w="1700"/>
             <w:tcBorders>
               <w:top w:val="single" w:color="555555" w:sz="4"/>
               <w:left w:val="single" w:color="555555" w:sz="4"/>
@@ -2625,7 +2527,7 @@
         </w:trPr>
         <w:tc>
           <w:tcPr>
-            <w:tcW w:type="dxa" w:w="3420"/>
+            <w:tcW w:type="dxa" w:w="3920"/>
             <w:tcBorders>
               <w:top w:val="single" w:color="555555" w:sz="4"/>
               <w:left w:val="single" w:color="555555" w:sz="4"/>
@@ -2656,7 +2558,7 @@
         </w:tc>
         <w:tc>
           <w:tcPr>
-            <w:tcW w:type="dxa" w:w="1200"/>
+            <w:tcW w:type="dxa" w:w="1300"/>
             <w:tcBorders>
               <w:top w:val="single" w:color="555555" w:sz="4"/>
               <w:left w:val="single" w:color="555555" w:sz="4"/>
@@ -2682,137 +2584,106 @@
                 <w:sz w:val="18"/>
                 <w:szCs w:val="18"/>
               </w:rPr>
-              <w:t xml:space="preserve">m</w:t>
-            </w:r>
-          </w:p>
-        </w:tc>
-        <w:tc>
-          <w:tcPr>
-            <w:tcW w:type="dxa" w:w="1500"/>
-            <w:tcBorders>
-              <w:top w:val="single" w:color="555555" w:sz="4"/>
-              <w:left w:val="single" w:color="555555" w:sz="4"/>
-              <w:bottom w:val="single" w:color="555555" w:sz="4"/>
-              <w:right w:val="single" w:color="555555" w:sz="4"/>
-            </w:tcBorders>
-            <w:tcMar>
-              <w:top w:type="dxa" w:w="30"/>
-              <w:left w:type="dxa" w:w="60"/>
-              <w:bottom w:type="dxa" w:w="30"/>
-              <w:right w:type="dxa" w:w="60"/>
-            </w:tcMar>
-            <w:vAlign w:val="center"/>
-          </w:tcPr>
-          <w:p>
-            <w:pPr>
-              <w:spacing w:after="0" w:before="0"/>
-            </w:pPr>
-            <w:r>
-              <w:rPr>
-                <w:rFonts w:ascii="Arial" w:cs="Arial" w:eastAsia="Arial" w:hAnsi="Arial"/>
-                <w:sz w:val="18"/>
-                <w:szCs w:val="18"/>
-              </w:rPr>
-              <w:t xml:space="preserve"/>
-            </w:r>
-          </w:p>
-        </w:tc>
-        <w:tc>
-          <w:tcPr>
-            <w:tcW w:type="dxa" w:w="1350"/>
-            <w:tcBorders>
-              <w:top w:val="single" w:color="555555" w:sz="4"/>
-              <w:left w:val="single" w:color="555555" w:sz="4"/>
-              <w:bottom w:val="single" w:color="555555" w:sz="4"/>
-              <w:right w:val="single" w:color="555555" w:sz="4"/>
-            </w:tcBorders>
-            <w:tcMar>
-              <w:top w:type="dxa" w:w="30"/>
-              <w:left w:type="dxa" w:w="60"/>
-              <w:bottom w:type="dxa" w:w="30"/>
-              <w:right w:type="dxa" w:w="60"/>
-            </w:tcMar>
-            <w:vAlign w:val="center"/>
-          </w:tcPr>
-          <w:p>
-            <w:pPr>
-              <w:spacing w:after="0" w:before="0"/>
-            </w:pPr>
-            <w:r>
-              <w:rPr>
-                <w:rFonts w:ascii="Arial" w:cs="Arial" w:eastAsia="Arial" w:hAnsi="Arial"/>
-                <w:sz w:val="18"/>
-                <w:szCs w:val="18"/>
-              </w:rPr>
-              <w:t xml:space="preserve"/>
-            </w:r>
-          </w:p>
-        </w:tc>
-        <w:tc>
-          <w:tcPr>
-            <w:tcW w:type="dxa" w:w="1350"/>
-            <w:tcBorders>
-              <w:top w:val="single" w:color="555555" w:sz="4"/>
-              <w:left w:val="single" w:color="555555" w:sz="4"/>
-              <w:bottom w:val="single" w:color="555555" w:sz="4"/>
-              <w:right w:val="single" w:color="555555" w:sz="4"/>
-            </w:tcBorders>
-            <w:tcMar>
-              <w:top w:type="dxa" w:w="30"/>
-              <w:left w:type="dxa" w:w="60"/>
-              <w:bottom w:type="dxa" w:w="30"/>
-              <w:right w:type="dxa" w:w="60"/>
-            </w:tcMar>
-            <w:vAlign w:val="center"/>
-          </w:tcPr>
-          <w:p>
-            <w:pPr>
-              <w:spacing w:after="0" w:before="0"/>
-            </w:pPr>
-            <w:r>
-              <w:rPr>
-                <w:rFonts w:ascii="Arial" w:cs="Arial" w:eastAsia="Arial" w:hAnsi="Arial"/>
-                <w:sz w:val="18"/>
-                <w:szCs w:val="18"/>
-              </w:rPr>
-              <w:t xml:space="preserve"/>
-            </w:r>
-          </w:p>
-        </w:tc>
-        <w:tc>
-          <w:tcPr>
-            <w:tcW w:type="dxa" w:w="1200"/>
-            <w:tcBorders>
-              <w:top w:val="single" w:color="555555" w:sz="4"/>
-              <w:left w:val="single" w:color="555555" w:sz="4"/>
-              <w:bottom w:val="single" w:color="555555" w:sz="4"/>
-              <w:right w:val="single" w:color="555555" w:sz="4"/>
-            </w:tcBorders>
-            <w:tcMar>
-              <w:top w:type="dxa" w:w="30"/>
-              <w:left w:type="dxa" w:w="60"/>
-              <w:bottom w:type="dxa" w:w="30"/>
-              <w:right w:type="dxa" w:w="60"/>
-            </w:tcMar>
-            <w:vAlign w:val="center"/>
-          </w:tcPr>
-          <w:p>
-            <w:pPr>
-              <w:spacing w:after="0" w:before="0"/>
-            </w:pPr>
-            <w:r>
-              <w:rPr>
-                <w:rFonts w:ascii="Arial" w:cs="Arial" w:eastAsia="Arial" w:hAnsi="Arial"/>
-                <w:sz w:val="18"/>
-                <w:szCs w:val="18"/>
-              </w:rPr>
-              <w:t xml:space="preserve"/>
-            </w:r>
-          </w:p>
-        </w:tc>
-        <w:tc>
-          <w:tcPr>
-            <w:tcW w:type="dxa" w:w="1500"/>
+              <w:t xml:space="preserve">m lineal</w:t>
+            </w:r>
+          </w:p>
+        </w:tc>
+        <w:tc>
+          <w:tcPr>
+            <w:tcW w:type="dxa" w:w="1600"/>
+            <w:tcBorders>
+              <w:top w:val="single" w:color="555555" w:sz="4"/>
+              <w:left w:val="single" w:color="555555" w:sz="4"/>
+              <w:bottom w:val="single" w:color="555555" w:sz="4"/>
+              <w:right w:val="single" w:color="555555" w:sz="4"/>
+            </w:tcBorders>
+            <w:tcMar>
+              <w:top w:type="dxa" w:w="30"/>
+              <w:left w:type="dxa" w:w="60"/>
+              <w:bottom w:type="dxa" w:w="30"/>
+              <w:right w:type="dxa" w:w="60"/>
+            </w:tcMar>
+            <w:vAlign w:val="center"/>
+          </w:tcPr>
+          <w:p>
+            <w:pPr>
+              <w:spacing w:after="0" w:before="0"/>
+            </w:pPr>
+            <w:r>
+              <w:rPr>
+                <w:rFonts w:ascii="Arial" w:cs="Arial" w:eastAsia="Arial" w:hAnsi="Arial"/>
+                <w:sz w:val="18"/>
+                <w:szCs w:val="18"/>
+              </w:rPr>
+              <w:t xml:space="preserve"/>
+            </w:r>
+          </w:p>
+        </w:tc>
+        <w:tc>
+          <w:tcPr>
+            <w:tcW w:type="dxa" w:w="1600"/>
+            <w:tcBorders>
+              <w:top w:val="single" w:color="555555" w:sz="4"/>
+              <w:left w:val="single" w:color="555555" w:sz="4"/>
+              <w:bottom w:val="single" w:color="555555" w:sz="4"/>
+              <w:right w:val="single" w:color="555555" w:sz="4"/>
+            </w:tcBorders>
+            <w:tcMar>
+              <w:top w:type="dxa" w:w="30"/>
+              <w:left w:type="dxa" w:w="60"/>
+              <w:bottom w:type="dxa" w:w="30"/>
+              <w:right w:type="dxa" w:w="60"/>
+            </w:tcMar>
+            <w:vAlign w:val="center"/>
+          </w:tcPr>
+          <w:p>
+            <w:pPr>
+              <w:spacing w:after="0" w:before="0"/>
+            </w:pPr>
+            <w:r>
+              <w:rPr>
+                <w:rFonts w:ascii="Arial" w:cs="Arial" w:eastAsia="Arial" w:hAnsi="Arial"/>
+                <w:sz w:val="18"/>
+                <w:szCs w:val="18"/>
+              </w:rPr>
+              <w:t xml:space="preserve"/>
+            </w:r>
+          </w:p>
+        </w:tc>
+        <w:tc>
+          <w:tcPr>
+            <w:tcW w:type="dxa" w:w="1400"/>
+            <w:tcBorders>
+              <w:top w:val="single" w:color="555555" w:sz="4"/>
+              <w:left w:val="single" w:color="555555" w:sz="4"/>
+              <w:bottom w:val="single" w:color="555555" w:sz="4"/>
+              <w:right w:val="single" w:color="555555" w:sz="4"/>
+            </w:tcBorders>
+            <w:tcMar>
+              <w:top w:type="dxa" w:w="30"/>
+              <w:left w:type="dxa" w:w="60"/>
+              <w:bottom w:type="dxa" w:w="30"/>
+              <w:right w:type="dxa" w:w="60"/>
+            </w:tcMar>
+            <w:vAlign w:val="center"/>
+          </w:tcPr>
+          <w:p>
+            <w:pPr>
+              <w:spacing w:after="0" w:before="0"/>
+            </w:pPr>
+            <w:r>
+              <w:rPr>
+                <w:rFonts w:ascii="Arial" w:cs="Arial" w:eastAsia="Arial" w:hAnsi="Arial"/>
+                <w:sz w:val="18"/>
+                <w:szCs w:val="18"/>
+              </w:rPr>
+              <w:t xml:space="preserve"/>
+            </w:r>
+          </w:p>
+        </w:tc>
+        <w:tc>
+          <w:tcPr>
+            <w:tcW w:type="dxa" w:w="1700"/>
             <w:tcBorders>
               <w:top w:val="single" w:color="555555" w:sz="4"/>
               <w:left w:val="single" w:color="555555" w:sz="4"/>
@@ -2848,7 +2719,7 @@
         </w:trPr>
         <w:tc>
           <w:tcPr>
-            <w:tcW w:type="dxa" w:w="3420"/>
+            <w:tcW w:type="dxa" w:w="3920"/>
             <w:tcBorders>
               <w:top w:val="single" w:color="555555" w:sz="4"/>
               <w:left w:val="single" w:color="555555" w:sz="4"/>
@@ -2879,7 +2750,7 @@
         </w:tc>
         <w:tc>
           <w:tcPr>
-            <w:tcW w:type="dxa" w:w="1200"/>
+            <w:tcW w:type="dxa" w:w="1300"/>
             <w:tcBorders>
               <w:top w:val="single" w:color="555555" w:sz="4"/>
               <w:left w:val="single" w:color="555555" w:sz="4"/>
@@ -2905,137 +2776,106 @@
                 <w:sz w:val="18"/>
                 <w:szCs w:val="18"/>
               </w:rPr>
-              <w:t xml:space="preserve">m</w:t>
-            </w:r>
-          </w:p>
-        </w:tc>
-        <w:tc>
-          <w:tcPr>
-            <w:tcW w:type="dxa" w:w="1500"/>
-            <w:tcBorders>
-              <w:top w:val="single" w:color="555555" w:sz="4"/>
-              <w:left w:val="single" w:color="555555" w:sz="4"/>
-              <w:bottom w:val="single" w:color="555555" w:sz="4"/>
-              <w:right w:val="single" w:color="555555" w:sz="4"/>
-            </w:tcBorders>
-            <w:tcMar>
-              <w:top w:type="dxa" w:w="30"/>
-              <w:left w:type="dxa" w:w="60"/>
-              <w:bottom w:type="dxa" w:w="30"/>
-              <w:right w:type="dxa" w:w="60"/>
-            </w:tcMar>
-            <w:vAlign w:val="center"/>
-          </w:tcPr>
-          <w:p>
-            <w:pPr>
-              <w:spacing w:after="0" w:before="0"/>
-            </w:pPr>
-            <w:r>
-              <w:rPr>
-                <w:rFonts w:ascii="Arial" w:cs="Arial" w:eastAsia="Arial" w:hAnsi="Arial"/>
-                <w:sz w:val="18"/>
-                <w:szCs w:val="18"/>
-              </w:rPr>
-              <w:t xml:space="preserve"/>
-            </w:r>
-          </w:p>
-        </w:tc>
-        <w:tc>
-          <w:tcPr>
-            <w:tcW w:type="dxa" w:w="1350"/>
-            <w:tcBorders>
-              <w:top w:val="single" w:color="555555" w:sz="4"/>
-              <w:left w:val="single" w:color="555555" w:sz="4"/>
-              <w:bottom w:val="single" w:color="555555" w:sz="4"/>
-              <w:right w:val="single" w:color="555555" w:sz="4"/>
-            </w:tcBorders>
-            <w:tcMar>
-              <w:top w:type="dxa" w:w="30"/>
-              <w:left w:type="dxa" w:w="60"/>
-              <w:bottom w:type="dxa" w:w="30"/>
-              <w:right w:type="dxa" w:w="60"/>
-            </w:tcMar>
-            <w:vAlign w:val="center"/>
-          </w:tcPr>
-          <w:p>
-            <w:pPr>
-              <w:spacing w:after="0" w:before="0"/>
-            </w:pPr>
-            <w:r>
-              <w:rPr>
-                <w:rFonts w:ascii="Arial" w:cs="Arial" w:eastAsia="Arial" w:hAnsi="Arial"/>
-                <w:sz w:val="18"/>
-                <w:szCs w:val="18"/>
-              </w:rPr>
-              <w:t xml:space="preserve"/>
-            </w:r>
-          </w:p>
-        </w:tc>
-        <w:tc>
-          <w:tcPr>
-            <w:tcW w:type="dxa" w:w="1350"/>
-            <w:tcBorders>
-              <w:top w:val="single" w:color="555555" w:sz="4"/>
-              <w:left w:val="single" w:color="555555" w:sz="4"/>
-              <w:bottom w:val="single" w:color="555555" w:sz="4"/>
-              <w:right w:val="single" w:color="555555" w:sz="4"/>
-            </w:tcBorders>
-            <w:tcMar>
-              <w:top w:type="dxa" w:w="30"/>
-              <w:left w:type="dxa" w:w="60"/>
-              <w:bottom w:type="dxa" w:w="30"/>
-              <w:right w:type="dxa" w:w="60"/>
-            </w:tcMar>
-            <w:vAlign w:val="center"/>
-          </w:tcPr>
-          <w:p>
-            <w:pPr>
-              <w:spacing w:after="0" w:before="0"/>
-            </w:pPr>
-            <w:r>
-              <w:rPr>
-                <w:rFonts w:ascii="Arial" w:cs="Arial" w:eastAsia="Arial" w:hAnsi="Arial"/>
-                <w:sz w:val="18"/>
-                <w:szCs w:val="18"/>
-              </w:rPr>
-              <w:t xml:space="preserve"/>
-            </w:r>
-          </w:p>
-        </w:tc>
-        <w:tc>
-          <w:tcPr>
-            <w:tcW w:type="dxa" w:w="1200"/>
-            <w:tcBorders>
-              <w:top w:val="single" w:color="555555" w:sz="4"/>
-              <w:left w:val="single" w:color="555555" w:sz="4"/>
-              <w:bottom w:val="single" w:color="555555" w:sz="4"/>
-              <w:right w:val="single" w:color="555555" w:sz="4"/>
-            </w:tcBorders>
-            <w:tcMar>
-              <w:top w:type="dxa" w:w="30"/>
-              <w:left w:type="dxa" w:w="60"/>
-              <w:bottom w:type="dxa" w:w="30"/>
-              <w:right w:type="dxa" w:w="60"/>
-            </w:tcMar>
-            <w:vAlign w:val="center"/>
-          </w:tcPr>
-          <w:p>
-            <w:pPr>
-              <w:spacing w:after="0" w:before="0"/>
-            </w:pPr>
-            <w:r>
-              <w:rPr>
-                <w:rFonts w:ascii="Arial" w:cs="Arial" w:eastAsia="Arial" w:hAnsi="Arial"/>
-                <w:sz w:val="18"/>
-                <w:szCs w:val="18"/>
-              </w:rPr>
-              <w:t xml:space="preserve"/>
-            </w:r>
-          </w:p>
-        </w:tc>
-        <w:tc>
-          <w:tcPr>
-            <w:tcW w:type="dxa" w:w="1500"/>
+              <w:t xml:space="preserve">m lineal</w:t>
+            </w:r>
+          </w:p>
+        </w:tc>
+        <w:tc>
+          <w:tcPr>
+            <w:tcW w:type="dxa" w:w="1600"/>
+            <w:tcBorders>
+              <w:top w:val="single" w:color="555555" w:sz="4"/>
+              <w:left w:val="single" w:color="555555" w:sz="4"/>
+              <w:bottom w:val="single" w:color="555555" w:sz="4"/>
+              <w:right w:val="single" w:color="555555" w:sz="4"/>
+            </w:tcBorders>
+            <w:tcMar>
+              <w:top w:type="dxa" w:w="30"/>
+              <w:left w:type="dxa" w:w="60"/>
+              <w:bottom w:type="dxa" w:w="30"/>
+              <w:right w:type="dxa" w:w="60"/>
+            </w:tcMar>
+            <w:vAlign w:val="center"/>
+          </w:tcPr>
+          <w:p>
+            <w:pPr>
+              <w:spacing w:after="0" w:before="0"/>
+            </w:pPr>
+            <w:r>
+              <w:rPr>
+                <w:rFonts w:ascii="Arial" w:cs="Arial" w:eastAsia="Arial" w:hAnsi="Arial"/>
+                <w:sz w:val="18"/>
+                <w:szCs w:val="18"/>
+              </w:rPr>
+              <w:t xml:space="preserve"/>
+            </w:r>
+          </w:p>
+        </w:tc>
+        <w:tc>
+          <w:tcPr>
+            <w:tcW w:type="dxa" w:w="1600"/>
+            <w:tcBorders>
+              <w:top w:val="single" w:color="555555" w:sz="4"/>
+              <w:left w:val="single" w:color="555555" w:sz="4"/>
+              <w:bottom w:val="single" w:color="555555" w:sz="4"/>
+              <w:right w:val="single" w:color="555555" w:sz="4"/>
+            </w:tcBorders>
+            <w:tcMar>
+              <w:top w:type="dxa" w:w="30"/>
+              <w:left w:type="dxa" w:w="60"/>
+              <w:bottom w:type="dxa" w:w="30"/>
+              <w:right w:type="dxa" w:w="60"/>
+            </w:tcMar>
+            <w:vAlign w:val="center"/>
+          </w:tcPr>
+          <w:p>
+            <w:pPr>
+              <w:spacing w:after="0" w:before="0"/>
+            </w:pPr>
+            <w:r>
+              <w:rPr>
+                <w:rFonts w:ascii="Arial" w:cs="Arial" w:eastAsia="Arial" w:hAnsi="Arial"/>
+                <w:sz w:val="18"/>
+                <w:szCs w:val="18"/>
+              </w:rPr>
+              <w:t xml:space="preserve"/>
+            </w:r>
+          </w:p>
+        </w:tc>
+        <w:tc>
+          <w:tcPr>
+            <w:tcW w:type="dxa" w:w="1400"/>
+            <w:tcBorders>
+              <w:top w:val="single" w:color="555555" w:sz="4"/>
+              <w:left w:val="single" w:color="555555" w:sz="4"/>
+              <w:bottom w:val="single" w:color="555555" w:sz="4"/>
+              <w:right w:val="single" w:color="555555" w:sz="4"/>
+            </w:tcBorders>
+            <w:tcMar>
+              <w:top w:type="dxa" w:w="30"/>
+              <w:left w:type="dxa" w:w="60"/>
+              <w:bottom w:type="dxa" w:w="30"/>
+              <w:right w:type="dxa" w:w="60"/>
+            </w:tcMar>
+            <w:vAlign w:val="center"/>
+          </w:tcPr>
+          <w:p>
+            <w:pPr>
+              <w:spacing w:after="0" w:before="0"/>
+            </w:pPr>
+            <w:r>
+              <w:rPr>
+                <w:rFonts w:ascii="Arial" w:cs="Arial" w:eastAsia="Arial" w:hAnsi="Arial"/>
+                <w:sz w:val="18"/>
+                <w:szCs w:val="18"/>
+              </w:rPr>
+              <w:t xml:space="preserve"/>
+            </w:r>
+          </w:p>
+        </w:tc>
+        <w:tc>
+          <w:tcPr>
+            <w:tcW w:type="dxa" w:w="1700"/>
             <w:tcBorders>
               <w:top w:val="single" w:color="555555" w:sz="4"/>
               <w:left w:val="single" w:color="555555" w:sz="4"/>
@@ -3071,7 +2911,7 @@
         </w:trPr>
         <w:tc>
           <w:tcPr>
-            <w:tcW w:type="dxa" w:w="3420"/>
+            <w:tcW w:type="dxa" w:w="3920"/>
             <w:tcBorders>
               <w:top w:val="single" w:color="555555" w:sz="4"/>
               <w:left w:val="single" w:color="555555" w:sz="4"/>
@@ -3102,7 +2942,7 @@
         </w:tc>
         <w:tc>
           <w:tcPr>
-            <w:tcW w:type="dxa" w:w="1200"/>
+            <w:tcW w:type="dxa" w:w="1300"/>
             <w:tcBorders>
               <w:top w:val="single" w:color="555555" w:sz="4"/>
               <w:left w:val="single" w:color="555555" w:sz="4"/>
@@ -3128,137 +2968,106 @@
                 <w:sz w:val="18"/>
                 <w:szCs w:val="18"/>
               </w:rPr>
-              <w:t xml:space="preserve">m³ / bolsas</w:t>
-            </w:r>
-          </w:p>
-        </w:tc>
-        <w:tc>
-          <w:tcPr>
-            <w:tcW w:type="dxa" w:w="1500"/>
-            <w:tcBorders>
-              <w:top w:val="single" w:color="555555" w:sz="4"/>
-              <w:left w:val="single" w:color="555555" w:sz="4"/>
-              <w:bottom w:val="single" w:color="555555" w:sz="4"/>
-              <w:right w:val="single" w:color="555555" w:sz="4"/>
-            </w:tcBorders>
-            <w:tcMar>
-              <w:top w:type="dxa" w:w="30"/>
-              <w:left w:type="dxa" w:w="60"/>
-              <w:bottom w:type="dxa" w:w="30"/>
-              <w:right w:type="dxa" w:w="60"/>
-            </w:tcMar>
-            <w:vAlign w:val="center"/>
-          </w:tcPr>
-          <w:p>
-            <w:pPr>
-              <w:spacing w:after="0" w:before="0"/>
-            </w:pPr>
-            <w:r>
-              <w:rPr>
-                <w:rFonts w:ascii="Arial" w:cs="Arial" w:eastAsia="Arial" w:hAnsi="Arial"/>
-                <w:sz w:val="18"/>
-                <w:szCs w:val="18"/>
-              </w:rPr>
-              <w:t xml:space="preserve"/>
-            </w:r>
-          </w:p>
-        </w:tc>
-        <w:tc>
-          <w:tcPr>
-            <w:tcW w:type="dxa" w:w="1350"/>
-            <w:tcBorders>
-              <w:top w:val="single" w:color="555555" w:sz="4"/>
-              <w:left w:val="single" w:color="555555" w:sz="4"/>
-              <w:bottom w:val="single" w:color="555555" w:sz="4"/>
-              <w:right w:val="single" w:color="555555" w:sz="4"/>
-            </w:tcBorders>
-            <w:tcMar>
-              <w:top w:type="dxa" w:w="30"/>
-              <w:left w:type="dxa" w:w="60"/>
-              <w:bottom w:type="dxa" w:w="30"/>
-              <w:right w:type="dxa" w:w="60"/>
-            </w:tcMar>
-            <w:vAlign w:val="center"/>
-          </w:tcPr>
-          <w:p>
-            <w:pPr>
-              <w:spacing w:after="0" w:before="0"/>
-            </w:pPr>
-            <w:r>
-              <w:rPr>
-                <w:rFonts w:ascii="Arial" w:cs="Arial" w:eastAsia="Arial" w:hAnsi="Arial"/>
-                <w:sz w:val="18"/>
-                <w:szCs w:val="18"/>
-              </w:rPr>
-              <w:t xml:space="preserve"/>
-            </w:r>
-          </w:p>
-        </w:tc>
-        <w:tc>
-          <w:tcPr>
-            <w:tcW w:type="dxa" w:w="1350"/>
-            <w:tcBorders>
-              <w:top w:val="single" w:color="555555" w:sz="4"/>
-              <w:left w:val="single" w:color="555555" w:sz="4"/>
-              <w:bottom w:val="single" w:color="555555" w:sz="4"/>
-              <w:right w:val="single" w:color="555555" w:sz="4"/>
-            </w:tcBorders>
-            <w:tcMar>
-              <w:top w:type="dxa" w:w="30"/>
-              <w:left w:type="dxa" w:w="60"/>
-              <w:bottom w:type="dxa" w:w="30"/>
-              <w:right w:type="dxa" w:w="60"/>
-            </w:tcMar>
-            <w:vAlign w:val="center"/>
-          </w:tcPr>
-          <w:p>
-            <w:pPr>
-              <w:spacing w:after="0" w:before="0"/>
-            </w:pPr>
-            <w:r>
-              <w:rPr>
-                <w:rFonts w:ascii="Arial" w:cs="Arial" w:eastAsia="Arial" w:hAnsi="Arial"/>
-                <w:sz w:val="18"/>
-                <w:szCs w:val="18"/>
-              </w:rPr>
-              <w:t xml:space="preserve"/>
-            </w:r>
-          </w:p>
-        </w:tc>
-        <w:tc>
-          <w:tcPr>
-            <w:tcW w:type="dxa" w:w="1200"/>
-            <w:tcBorders>
-              <w:top w:val="single" w:color="555555" w:sz="4"/>
-              <w:left w:val="single" w:color="555555" w:sz="4"/>
-              <w:bottom w:val="single" w:color="555555" w:sz="4"/>
-              <w:right w:val="single" w:color="555555" w:sz="4"/>
-            </w:tcBorders>
-            <w:tcMar>
-              <w:top w:type="dxa" w:w="30"/>
-              <w:left w:type="dxa" w:w="60"/>
-              <w:bottom w:type="dxa" w:w="30"/>
-              <w:right w:type="dxa" w:w="60"/>
-            </w:tcMar>
-            <w:vAlign w:val="center"/>
-          </w:tcPr>
-          <w:p>
-            <w:pPr>
-              <w:spacing w:after="0" w:before="0"/>
-            </w:pPr>
-            <w:r>
-              <w:rPr>
-                <w:rFonts w:ascii="Arial" w:cs="Arial" w:eastAsia="Arial" w:hAnsi="Arial"/>
-                <w:sz w:val="18"/>
-                <w:szCs w:val="18"/>
-              </w:rPr>
-              <w:t xml:space="preserve"/>
-            </w:r>
-          </w:p>
-        </w:tc>
-        <w:tc>
-          <w:tcPr>
-            <w:tcW w:type="dxa" w:w="1500"/>
+              <w:t xml:space="preserve">bolsas / viajes</w:t>
+            </w:r>
+          </w:p>
+        </w:tc>
+        <w:tc>
+          <w:tcPr>
+            <w:tcW w:type="dxa" w:w="1600"/>
+            <w:tcBorders>
+              <w:top w:val="single" w:color="555555" w:sz="4"/>
+              <w:left w:val="single" w:color="555555" w:sz="4"/>
+              <w:bottom w:val="single" w:color="555555" w:sz="4"/>
+              <w:right w:val="single" w:color="555555" w:sz="4"/>
+            </w:tcBorders>
+            <w:tcMar>
+              <w:top w:type="dxa" w:w="30"/>
+              <w:left w:type="dxa" w:w="60"/>
+              <w:bottom w:type="dxa" w:w="30"/>
+              <w:right w:type="dxa" w:w="60"/>
+            </w:tcMar>
+            <w:vAlign w:val="center"/>
+          </w:tcPr>
+          <w:p>
+            <w:pPr>
+              <w:spacing w:after="0" w:before="0"/>
+            </w:pPr>
+            <w:r>
+              <w:rPr>
+                <w:rFonts w:ascii="Arial" w:cs="Arial" w:eastAsia="Arial" w:hAnsi="Arial"/>
+                <w:sz w:val="18"/>
+                <w:szCs w:val="18"/>
+              </w:rPr>
+              <w:t xml:space="preserve"/>
+            </w:r>
+          </w:p>
+        </w:tc>
+        <w:tc>
+          <w:tcPr>
+            <w:tcW w:type="dxa" w:w="1600"/>
+            <w:tcBorders>
+              <w:top w:val="single" w:color="555555" w:sz="4"/>
+              <w:left w:val="single" w:color="555555" w:sz="4"/>
+              <w:bottom w:val="single" w:color="555555" w:sz="4"/>
+              <w:right w:val="single" w:color="555555" w:sz="4"/>
+            </w:tcBorders>
+            <w:tcMar>
+              <w:top w:type="dxa" w:w="30"/>
+              <w:left w:type="dxa" w:w="60"/>
+              <w:bottom w:type="dxa" w:w="30"/>
+              <w:right w:type="dxa" w:w="60"/>
+            </w:tcMar>
+            <w:vAlign w:val="center"/>
+          </w:tcPr>
+          <w:p>
+            <w:pPr>
+              <w:spacing w:after="0" w:before="0"/>
+            </w:pPr>
+            <w:r>
+              <w:rPr>
+                <w:rFonts w:ascii="Arial" w:cs="Arial" w:eastAsia="Arial" w:hAnsi="Arial"/>
+                <w:sz w:val="18"/>
+                <w:szCs w:val="18"/>
+              </w:rPr>
+              <w:t xml:space="preserve"/>
+            </w:r>
+          </w:p>
+        </w:tc>
+        <w:tc>
+          <w:tcPr>
+            <w:tcW w:type="dxa" w:w="1400"/>
+            <w:tcBorders>
+              <w:top w:val="single" w:color="555555" w:sz="4"/>
+              <w:left w:val="single" w:color="555555" w:sz="4"/>
+              <w:bottom w:val="single" w:color="555555" w:sz="4"/>
+              <w:right w:val="single" w:color="555555" w:sz="4"/>
+            </w:tcBorders>
+            <w:tcMar>
+              <w:top w:type="dxa" w:w="30"/>
+              <w:left w:type="dxa" w:w="60"/>
+              <w:bottom w:type="dxa" w:w="30"/>
+              <w:right w:type="dxa" w:w="60"/>
+            </w:tcMar>
+            <w:vAlign w:val="center"/>
+          </w:tcPr>
+          <w:p>
+            <w:pPr>
+              <w:spacing w:after="0" w:before="0"/>
+            </w:pPr>
+            <w:r>
+              <w:rPr>
+                <w:rFonts w:ascii="Arial" w:cs="Arial" w:eastAsia="Arial" w:hAnsi="Arial"/>
+                <w:sz w:val="18"/>
+                <w:szCs w:val="18"/>
+              </w:rPr>
+              <w:t xml:space="preserve"/>
+            </w:r>
+          </w:p>
+        </w:tc>
+        <w:tc>
+          <w:tcPr>
+            <w:tcW w:type="dxa" w:w="1700"/>
             <w:tcBorders>
               <w:top w:val="single" w:color="555555" w:sz="4"/>
               <w:left w:val="single" w:color="555555" w:sz="4"/>
@@ -3294,7 +3103,7 @@
         </w:trPr>
         <w:tc>
           <w:tcPr>
-            <w:tcW w:type="dxa" w:w="3420"/>
+            <w:tcW w:type="dxa" w:w="3920"/>
             <w:tcBorders>
               <w:top w:val="single" w:color="555555" w:sz="4"/>
               <w:left w:val="single" w:color="555555" w:sz="4"/>
@@ -3325,7 +3134,7 @@
         </w:tc>
         <w:tc>
           <w:tcPr>
-            <w:tcW w:type="dxa" w:w="1200"/>
+            <w:tcW w:type="dxa" w:w="1300"/>
             <w:tcBorders>
               <w:top w:val="single" w:color="555555" w:sz="4"/>
               <w:left w:val="single" w:color="555555" w:sz="4"/>
@@ -3351,137 +3160,106 @@
                 <w:sz w:val="18"/>
                 <w:szCs w:val="18"/>
               </w:rPr>
-              <w:t xml:space="preserve">m³ / bolsas</w:t>
-            </w:r>
-          </w:p>
-        </w:tc>
-        <w:tc>
-          <w:tcPr>
-            <w:tcW w:type="dxa" w:w="1500"/>
-            <w:tcBorders>
-              <w:top w:val="single" w:color="555555" w:sz="4"/>
-              <w:left w:val="single" w:color="555555" w:sz="4"/>
-              <w:bottom w:val="single" w:color="555555" w:sz="4"/>
-              <w:right w:val="single" w:color="555555" w:sz="4"/>
-            </w:tcBorders>
-            <w:tcMar>
-              <w:top w:type="dxa" w:w="30"/>
-              <w:left w:type="dxa" w:w="60"/>
-              <w:bottom w:type="dxa" w:w="30"/>
-              <w:right w:type="dxa" w:w="60"/>
-            </w:tcMar>
-            <w:vAlign w:val="center"/>
-          </w:tcPr>
-          <w:p>
-            <w:pPr>
-              <w:spacing w:after="0" w:before="0"/>
-            </w:pPr>
-            <w:r>
-              <w:rPr>
-                <w:rFonts w:ascii="Arial" w:cs="Arial" w:eastAsia="Arial" w:hAnsi="Arial"/>
-                <w:sz w:val="18"/>
-                <w:szCs w:val="18"/>
-              </w:rPr>
-              <w:t xml:space="preserve"/>
-            </w:r>
-          </w:p>
-        </w:tc>
-        <w:tc>
-          <w:tcPr>
-            <w:tcW w:type="dxa" w:w="1350"/>
-            <w:tcBorders>
-              <w:top w:val="single" w:color="555555" w:sz="4"/>
-              <w:left w:val="single" w:color="555555" w:sz="4"/>
-              <w:bottom w:val="single" w:color="555555" w:sz="4"/>
-              <w:right w:val="single" w:color="555555" w:sz="4"/>
-            </w:tcBorders>
-            <w:tcMar>
-              <w:top w:type="dxa" w:w="30"/>
-              <w:left w:type="dxa" w:w="60"/>
-              <w:bottom w:type="dxa" w:w="30"/>
-              <w:right w:type="dxa" w:w="60"/>
-            </w:tcMar>
-            <w:vAlign w:val="center"/>
-          </w:tcPr>
-          <w:p>
-            <w:pPr>
-              <w:spacing w:after="0" w:before="0"/>
-            </w:pPr>
-            <w:r>
-              <w:rPr>
-                <w:rFonts w:ascii="Arial" w:cs="Arial" w:eastAsia="Arial" w:hAnsi="Arial"/>
-                <w:sz w:val="18"/>
-                <w:szCs w:val="18"/>
-              </w:rPr>
-              <w:t xml:space="preserve"/>
-            </w:r>
-          </w:p>
-        </w:tc>
-        <w:tc>
-          <w:tcPr>
-            <w:tcW w:type="dxa" w:w="1350"/>
-            <w:tcBorders>
-              <w:top w:val="single" w:color="555555" w:sz="4"/>
-              <w:left w:val="single" w:color="555555" w:sz="4"/>
-              <w:bottom w:val="single" w:color="555555" w:sz="4"/>
-              <w:right w:val="single" w:color="555555" w:sz="4"/>
-            </w:tcBorders>
-            <w:tcMar>
-              <w:top w:type="dxa" w:w="30"/>
-              <w:left w:type="dxa" w:w="60"/>
-              <w:bottom w:type="dxa" w:w="30"/>
-              <w:right w:type="dxa" w:w="60"/>
-            </w:tcMar>
-            <w:vAlign w:val="center"/>
-          </w:tcPr>
-          <w:p>
-            <w:pPr>
-              <w:spacing w:after="0" w:before="0"/>
-            </w:pPr>
-            <w:r>
-              <w:rPr>
-                <w:rFonts w:ascii="Arial" w:cs="Arial" w:eastAsia="Arial" w:hAnsi="Arial"/>
-                <w:sz w:val="18"/>
-                <w:szCs w:val="18"/>
-              </w:rPr>
-              <w:t xml:space="preserve"/>
-            </w:r>
-          </w:p>
-        </w:tc>
-        <w:tc>
-          <w:tcPr>
-            <w:tcW w:type="dxa" w:w="1200"/>
-            <w:tcBorders>
-              <w:top w:val="single" w:color="555555" w:sz="4"/>
-              <w:left w:val="single" w:color="555555" w:sz="4"/>
-              <w:bottom w:val="single" w:color="555555" w:sz="4"/>
-              <w:right w:val="single" w:color="555555" w:sz="4"/>
-            </w:tcBorders>
-            <w:tcMar>
-              <w:top w:type="dxa" w:w="30"/>
-              <w:left w:type="dxa" w:w="60"/>
-              <w:bottom w:type="dxa" w:w="30"/>
-              <w:right w:type="dxa" w:w="60"/>
-            </w:tcMar>
-            <w:vAlign w:val="center"/>
-          </w:tcPr>
-          <w:p>
-            <w:pPr>
-              <w:spacing w:after="0" w:before="0"/>
-            </w:pPr>
-            <w:r>
-              <w:rPr>
-                <w:rFonts w:ascii="Arial" w:cs="Arial" w:eastAsia="Arial" w:hAnsi="Arial"/>
-                <w:sz w:val="18"/>
-                <w:szCs w:val="18"/>
-              </w:rPr>
-              <w:t xml:space="preserve"/>
-            </w:r>
-          </w:p>
-        </w:tc>
-        <w:tc>
-          <w:tcPr>
-            <w:tcW w:type="dxa" w:w="1500"/>
+              <w:t xml:space="preserve">bolsas / viajes</w:t>
+            </w:r>
+          </w:p>
+        </w:tc>
+        <w:tc>
+          <w:tcPr>
+            <w:tcW w:type="dxa" w:w="1600"/>
+            <w:tcBorders>
+              <w:top w:val="single" w:color="555555" w:sz="4"/>
+              <w:left w:val="single" w:color="555555" w:sz="4"/>
+              <w:bottom w:val="single" w:color="555555" w:sz="4"/>
+              <w:right w:val="single" w:color="555555" w:sz="4"/>
+            </w:tcBorders>
+            <w:tcMar>
+              <w:top w:type="dxa" w:w="30"/>
+              <w:left w:type="dxa" w:w="60"/>
+              <w:bottom w:type="dxa" w:w="30"/>
+              <w:right w:type="dxa" w:w="60"/>
+            </w:tcMar>
+            <w:vAlign w:val="center"/>
+          </w:tcPr>
+          <w:p>
+            <w:pPr>
+              <w:spacing w:after="0" w:before="0"/>
+            </w:pPr>
+            <w:r>
+              <w:rPr>
+                <w:rFonts w:ascii="Arial" w:cs="Arial" w:eastAsia="Arial" w:hAnsi="Arial"/>
+                <w:sz w:val="18"/>
+                <w:szCs w:val="18"/>
+              </w:rPr>
+              <w:t xml:space="preserve"/>
+            </w:r>
+          </w:p>
+        </w:tc>
+        <w:tc>
+          <w:tcPr>
+            <w:tcW w:type="dxa" w:w="1600"/>
+            <w:tcBorders>
+              <w:top w:val="single" w:color="555555" w:sz="4"/>
+              <w:left w:val="single" w:color="555555" w:sz="4"/>
+              <w:bottom w:val="single" w:color="555555" w:sz="4"/>
+              <w:right w:val="single" w:color="555555" w:sz="4"/>
+            </w:tcBorders>
+            <w:tcMar>
+              <w:top w:type="dxa" w:w="30"/>
+              <w:left w:type="dxa" w:w="60"/>
+              <w:bottom w:type="dxa" w:w="30"/>
+              <w:right w:type="dxa" w:w="60"/>
+            </w:tcMar>
+            <w:vAlign w:val="center"/>
+          </w:tcPr>
+          <w:p>
+            <w:pPr>
+              <w:spacing w:after="0" w:before="0"/>
+            </w:pPr>
+            <w:r>
+              <w:rPr>
+                <w:rFonts w:ascii="Arial" w:cs="Arial" w:eastAsia="Arial" w:hAnsi="Arial"/>
+                <w:sz w:val="18"/>
+                <w:szCs w:val="18"/>
+              </w:rPr>
+              <w:t xml:space="preserve"/>
+            </w:r>
+          </w:p>
+        </w:tc>
+        <w:tc>
+          <w:tcPr>
+            <w:tcW w:type="dxa" w:w="1400"/>
+            <w:tcBorders>
+              <w:top w:val="single" w:color="555555" w:sz="4"/>
+              <w:left w:val="single" w:color="555555" w:sz="4"/>
+              <w:bottom w:val="single" w:color="555555" w:sz="4"/>
+              <w:right w:val="single" w:color="555555" w:sz="4"/>
+            </w:tcBorders>
+            <w:tcMar>
+              <w:top w:type="dxa" w:w="30"/>
+              <w:left w:type="dxa" w:w="60"/>
+              <w:bottom w:type="dxa" w:w="30"/>
+              <w:right w:type="dxa" w:w="60"/>
+            </w:tcMar>
+            <w:vAlign w:val="center"/>
+          </w:tcPr>
+          <w:p>
+            <w:pPr>
+              <w:spacing w:after="0" w:before="0"/>
+            </w:pPr>
+            <w:r>
+              <w:rPr>
+                <w:rFonts w:ascii="Arial" w:cs="Arial" w:eastAsia="Arial" w:hAnsi="Arial"/>
+                <w:sz w:val="18"/>
+                <w:szCs w:val="18"/>
+              </w:rPr>
+              <w:t xml:space="preserve"/>
+            </w:r>
+          </w:p>
+        </w:tc>
+        <w:tc>
+          <w:tcPr>
+            <w:tcW w:type="dxa" w:w="1700"/>
             <w:tcBorders>
               <w:top w:val="single" w:color="555555" w:sz="4"/>
               <w:left w:val="single" w:color="555555" w:sz="4"/>
@@ -3517,7 +3295,7 @@
         </w:trPr>
         <w:tc>
           <w:tcPr>
-            <w:tcW w:type="dxa" w:w="3420"/>
+            <w:tcW w:type="dxa" w:w="3920"/>
             <w:tcBorders>
               <w:top w:val="single" w:color="555555" w:sz="4"/>
               <w:left w:val="single" w:color="555555" w:sz="4"/>
@@ -3548,7 +3326,7 @@
         </w:tc>
         <w:tc>
           <w:tcPr>
-            <w:tcW w:type="dxa" w:w="1200"/>
+            <w:tcW w:type="dxa" w:w="1300"/>
             <w:tcBorders>
               <w:top w:val="single" w:color="555555" w:sz="4"/>
               <w:left w:val="single" w:color="555555" w:sz="4"/>
@@ -3580,131 +3358,100 @@
         </w:tc>
         <w:tc>
           <w:tcPr>
-            <w:tcW w:type="dxa" w:w="1500"/>
-            <w:tcBorders>
-              <w:top w:val="single" w:color="555555" w:sz="4"/>
-              <w:left w:val="single" w:color="555555" w:sz="4"/>
-              <w:bottom w:val="single" w:color="555555" w:sz="4"/>
-              <w:right w:val="single" w:color="555555" w:sz="4"/>
-            </w:tcBorders>
-            <w:tcMar>
-              <w:top w:type="dxa" w:w="30"/>
-              <w:left w:type="dxa" w:w="60"/>
-              <w:bottom w:type="dxa" w:w="30"/>
-              <w:right w:type="dxa" w:w="60"/>
-            </w:tcMar>
-            <w:vAlign w:val="center"/>
-          </w:tcPr>
-          <w:p>
-            <w:pPr>
-              <w:spacing w:after="0" w:before="0"/>
-            </w:pPr>
-            <w:r>
-              <w:rPr>
-                <w:rFonts w:ascii="Arial" w:cs="Arial" w:eastAsia="Arial" w:hAnsi="Arial"/>
-                <w:sz w:val="18"/>
-                <w:szCs w:val="18"/>
-              </w:rPr>
-              <w:t xml:space="preserve"/>
-            </w:r>
-          </w:p>
-        </w:tc>
-        <w:tc>
-          <w:tcPr>
-            <w:tcW w:type="dxa" w:w="1350"/>
-            <w:tcBorders>
-              <w:top w:val="single" w:color="555555" w:sz="4"/>
-              <w:left w:val="single" w:color="555555" w:sz="4"/>
-              <w:bottom w:val="single" w:color="555555" w:sz="4"/>
-              <w:right w:val="single" w:color="555555" w:sz="4"/>
-            </w:tcBorders>
-            <w:tcMar>
-              <w:top w:type="dxa" w:w="30"/>
-              <w:left w:type="dxa" w:w="60"/>
-              <w:bottom w:type="dxa" w:w="30"/>
-              <w:right w:type="dxa" w:w="60"/>
-            </w:tcMar>
-            <w:vAlign w:val="center"/>
-          </w:tcPr>
-          <w:p>
-            <w:pPr>
-              <w:spacing w:after="0" w:before="0"/>
-            </w:pPr>
-            <w:r>
-              <w:rPr>
-                <w:rFonts w:ascii="Arial" w:cs="Arial" w:eastAsia="Arial" w:hAnsi="Arial"/>
-                <w:sz w:val="18"/>
-                <w:szCs w:val="18"/>
-              </w:rPr>
-              <w:t xml:space="preserve"/>
-            </w:r>
-          </w:p>
-        </w:tc>
-        <w:tc>
-          <w:tcPr>
-            <w:tcW w:type="dxa" w:w="1350"/>
-            <w:tcBorders>
-              <w:top w:val="single" w:color="555555" w:sz="4"/>
-              <w:left w:val="single" w:color="555555" w:sz="4"/>
-              <w:bottom w:val="single" w:color="555555" w:sz="4"/>
-              <w:right w:val="single" w:color="555555" w:sz="4"/>
-            </w:tcBorders>
-            <w:tcMar>
-              <w:top w:type="dxa" w:w="30"/>
-              <w:left w:type="dxa" w:w="60"/>
-              <w:bottom w:type="dxa" w:w="30"/>
-              <w:right w:type="dxa" w:w="60"/>
-            </w:tcMar>
-            <w:vAlign w:val="center"/>
-          </w:tcPr>
-          <w:p>
-            <w:pPr>
-              <w:spacing w:after="0" w:before="0"/>
-            </w:pPr>
-            <w:r>
-              <w:rPr>
-                <w:rFonts w:ascii="Arial" w:cs="Arial" w:eastAsia="Arial" w:hAnsi="Arial"/>
-                <w:sz w:val="18"/>
-                <w:szCs w:val="18"/>
-              </w:rPr>
-              <w:t xml:space="preserve"/>
-            </w:r>
-          </w:p>
-        </w:tc>
-        <w:tc>
-          <w:tcPr>
-            <w:tcW w:type="dxa" w:w="1200"/>
-            <w:tcBorders>
-              <w:top w:val="single" w:color="555555" w:sz="4"/>
-              <w:left w:val="single" w:color="555555" w:sz="4"/>
-              <w:bottom w:val="single" w:color="555555" w:sz="4"/>
-              <w:right w:val="single" w:color="555555" w:sz="4"/>
-            </w:tcBorders>
-            <w:tcMar>
-              <w:top w:type="dxa" w:w="30"/>
-              <w:left w:type="dxa" w:w="60"/>
-              <w:bottom w:type="dxa" w:w="30"/>
-              <w:right w:type="dxa" w:w="60"/>
-            </w:tcMar>
-            <w:vAlign w:val="center"/>
-          </w:tcPr>
-          <w:p>
-            <w:pPr>
-              <w:spacing w:after="0" w:before="0"/>
-            </w:pPr>
-            <w:r>
-              <w:rPr>
-                <w:rFonts w:ascii="Arial" w:cs="Arial" w:eastAsia="Arial" w:hAnsi="Arial"/>
-                <w:sz w:val="18"/>
-                <w:szCs w:val="18"/>
-              </w:rPr>
-              <w:t xml:space="preserve"/>
-            </w:r>
-          </w:p>
-        </w:tc>
-        <w:tc>
-          <w:tcPr>
-            <w:tcW w:type="dxa" w:w="1500"/>
+            <w:tcW w:type="dxa" w:w="1600"/>
+            <w:tcBorders>
+              <w:top w:val="single" w:color="555555" w:sz="4"/>
+              <w:left w:val="single" w:color="555555" w:sz="4"/>
+              <w:bottom w:val="single" w:color="555555" w:sz="4"/>
+              <w:right w:val="single" w:color="555555" w:sz="4"/>
+            </w:tcBorders>
+            <w:tcMar>
+              <w:top w:type="dxa" w:w="30"/>
+              <w:left w:type="dxa" w:w="60"/>
+              <w:bottom w:type="dxa" w:w="30"/>
+              <w:right w:type="dxa" w:w="60"/>
+            </w:tcMar>
+            <w:vAlign w:val="center"/>
+          </w:tcPr>
+          <w:p>
+            <w:pPr>
+              <w:spacing w:after="0" w:before="0"/>
+            </w:pPr>
+            <w:r>
+              <w:rPr>
+                <w:rFonts w:ascii="Arial" w:cs="Arial" w:eastAsia="Arial" w:hAnsi="Arial"/>
+                <w:sz w:val="18"/>
+                <w:szCs w:val="18"/>
+              </w:rPr>
+              <w:t xml:space="preserve"/>
+            </w:r>
+          </w:p>
+        </w:tc>
+        <w:tc>
+          <w:tcPr>
+            <w:tcW w:type="dxa" w:w="1600"/>
+            <w:tcBorders>
+              <w:top w:val="single" w:color="555555" w:sz="4"/>
+              <w:left w:val="single" w:color="555555" w:sz="4"/>
+              <w:bottom w:val="single" w:color="555555" w:sz="4"/>
+              <w:right w:val="single" w:color="555555" w:sz="4"/>
+            </w:tcBorders>
+            <w:tcMar>
+              <w:top w:type="dxa" w:w="30"/>
+              <w:left w:type="dxa" w:w="60"/>
+              <w:bottom w:type="dxa" w:w="30"/>
+              <w:right w:type="dxa" w:w="60"/>
+            </w:tcMar>
+            <w:vAlign w:val="center"/>
+          </w:tcPr>
+          <w:p>
+            <w:pPr>
+              <w:spacing w:after="0" w:before="0"/>
+            </w:pPr>
+            <w:r>
+              <w:rPr>
+                <w:rFonts w:ascii="Arial" w:cs="Arial" w:eastAsia="Arial" w:hAnsi="Arial"/>
+                <w:sz w:val="18"/>
+                <w:szCs w:val="18"/>
+              </w:rPr>
+              <w:t xml:space="preserve"/>
+            </w:r>
+          </w:p>
+        </w:tc>
+        <w:tc>
+          <w:tcPr>
+            <w:tcW w:type="dxa" w:w="1400"/>
+            <w:tcBorders>
+              <w:top w:val="single" w:color="555555" w:sz="4"/>
+              <w:left w:val="single" w:color="555555" w:sz="4"/>
+              <w:bottom w:val="single" w:color="555555" w:sz="4"/>
+              <w:right w:val="single" w:color="555555" w:sz="4"/>
+            </w:tcBorders>
+            <w:tcMar>
+              <w:top w:type="dxa" w:w="30"/>
+              <w:left w:type="dxa" w:w="60"/>
+              <w:bottom w:type="dxa" w:w="30"/>
+              <w:right w:type="dxa" w:w="60"/>
+            </w:tcMar>
+            <w:vAlign w:val="center"/>
+          </w:tcPr>
+          <w:p>
+            <w:pPr>
+              <w:spacing w:after="0" w:before="0"/>
+            </w:pPr>
+            <w:r>
+              <w:rPr>
+                <w:rFonts w:ascii="Arial" w:cs="Arial" w:eastAsia="Arial" w:hAnsi="Arial"/>
+                <w:sz w:val="18"/>
+                <w:szCs w:val="18"/>
+              </w:rPr>
+              <w:t xml:space="preserve"/>
+            </w:r>
+          </w:p>
+        </w:tc>
+        <w:tc>
+          <w:tcPr>
+            <w:tcW w:type="dxa" w:w="1700"/>
             <w:tcBorders>
               <w:top w:val="single" w:color="555555" w:sz="4"/>
               <w:left w:val="single" w:color="555555" w:sz="4"/>
@@ -3740,7 +3487,7 @@
         </w:trPr>
         <w:tc>
           <w:tcPr>
-            <w:tcW w:type="dxa" w:w="3420"/>
+            <w:tcW w:type="dxa" w:w="3920"/>
             <w:tcBorders>
               <w:top w:val="single" w:color="555555" w:sz="4"/>
               <w:left w:val="single" w:color="555555" w:sz="4"/>
@@ -3771,7 +3518,7 @@
         </w:tc>
         <w:tc>
           <w:tcPr>
-            <w:tcW w:type="dxa" w:w="1200"/>
+            <w:tcW w:type="dxa" w:w="1300"/>
             <w:tcBorders>
               <w:top w:val="single" w:color="555555" w:sz="4"/>
               <w:left w:val="single" w:color="555555" w:sz="4"/>
@@ -3803,131 +3550,100 @@
         </w:tc>
         <w:tc>
           <w:tcPr>
-            <w:tcW w:type="dxa" w:w="1500"/>
-            <w:tcBorders>
-              <w:top w:val="single" w:color="555555" w:sz="4"/>
-              <w:left w:val="single" w:color="555555" w:sz="4"/>
-              <w:bottom w:val="single" w:color="555555" w:sz="4"/>
-              <w:right w:val="single" w:color="555555" w:sz="4"/>
-            </w:tcBorders>
-            <w:tcMar>
-              <w:top w:type="dxa" w:w="30"/>
-              <w:left w:type="dxa" w:w="60"/>
-              <w:bottom w:type="dxa" w:w="30"/>
-              <w:right w:type="dxa" w:w="60"/>
-            </w:tcMar>
-            <w:vAlign w:val="center"/>
-          </w:tcPr>
-          <w:p>
-            <w:pPr>
-              <w:spacing w:after="0" w:before="0"/>
-            </w:pPr>
-            <w:r>
-              <w:rPr>
-                <w:rFonts w:ascii="Arial" w:cs="Arial" w:eastAsia="Arial" w:hAnsi="Arial"/>
-                <w:sz w:val="18"/>
-                <w:szCs w:val="18"/>
-              </w:rPr>
-              <w:t xml:space="preserve"/>
-            </w:r>
-          </w:p>
-        </w:tc>
-        <w:tc>
-          <w:tcPr>
-            <w:tcW w:type="dxa" w:w="1350"/>
-            <w:tcBorders>
-              <w:top w:val="single" w:color="555555" w:sz="4"/>
-              <w:left w:val="single" w:color="555555" w:sz="4"/>
-              <w:bottom w:val="single" w:color="555555" w:sz="4"/>
-              <w:right w:val="single" w:color="555555" w:sz="4"/>
-            </w:tcBorders>
-            <w:tcMar>
-              <w:top w:type="dxa" w:w="30"/>
-              <w:left w:type="dxa" w:w="60"/>
-              <w:bottom w:type="dxa" w:w="30"/>
-              <w:right w:type="dxa" w:w="60"/>
-            </w:tcMar>
-            <w:vAlign w:val="center"/>
-          </w:tcPr>
-          <w:p>
-            <w:pPr>
-              <w:spacing w:after="0" w:before="0"/>
-            </w:pPr>
-            <w:r>
-              <w:rPr>
-                <w:rFonts w:ascii="Arial" w:cs="Arial" w:eastAsia="Arial" w:hAnsi="Arial"/>
-                <w:sz w:val="18"/>
-                <w:szCs w:val="18"/>
-              </w:rPr>
-              <w:t xml:space="preserve"/>
-            </w:r>
-          </w:p>
-        </w:tc>
-        <w:tc>
-          <w:tcPr>
-            <w:tcW w:type="dxa" w:w="1350"/>
-            <w:tcBorders>
-              <w:top w:val="single" w:color="555555" w:sz="4"/>
-              <w:left w:val="single" w:color="555555" w:sz="4"/>
-              <w:bottom w:val="single" w:color="555555" w:sz="4"/>
-              <w:right w:val="single" w:color="555555" w:sz="4"/>
-            </w:tcBorders>
-            <w:tcMar>
-              <w:top w:type="dxa" w:w="30"/>
-              <w:left w:type="dxa" w:w="60"/>
-              <w:bottom w:type="dxa" w:w="30"/>
-              <w:right w:type="dxa" w:w="60"/>
-            </w:tcMar>
-            <w:vAlign w:val="center"/>
-          </w:tcPr>
-          <w:p>
-            <w:pPr>
-              <w:spacing w:after="0" w:before="0"/>
-            </w:pPr>
-            <w:r>
-              <w:rPr>
-                <w:rFonts w:ascii="Arial" w:cs="Arial" w:eastAsia="Arial" w:hAnsi="Arial"/>
-                <w:sz w:val="18"/>
-                <w:szCs w:val="18"/>
-              </w:rPr>
-              <w:t xml:space="preserve"/>
-            </w:r>
-          </w:p>
-        </w:tc>
-        <w:tc>
-          <w:tcPr>
-            <w:tcW w:type="dxa" w:w="1200"/>
-            <w:tcBorders>
-              <w:top w:val="single" w:color="555555" w:sz="4"/>
-              <w:left w:val="single" w:color="555555" w:sz="4"/>
-              <w:bottom w:val="single" w:color="555555" w:sz="4"/>
-              <w:right w:val="single" w:color="555555" w:sz="4"/>
-            </w:tcBorders>
-            <w:tcMar>
-              <w:top w:type="dxa" w:w="30"/>
-              <w:left w:type="dxa" w:w="60"/>
-              <w:bottom w:type="dxa" w:w="30"/>
-              <w:right w:type="dxa" w:w="60"/>
-            </w:tcMar>
-            <w:vAlign w:val="center"/>
-          </w:tcPr>
-          <w:p>
-            <w:pPr>
-              <w:spacing w:after="0" w:before="0"/>
-            </w:pPr>
-            <w:r>
-              <w:rPr>
-                <w:rFonts w:ascii="Arial" w:cs="Arial" w:eastAsia="Arial" w:hAnsi="Arial"/>
-                <w:sz w:val="18"/>
-                <w:szCs w:val="18"/>
-              </w:rPr>
-              <w:t xml:space="preserve"/>
-            </w:r>
-          </w:p>
-        </w:tc>
-        <w:tc>
-          <w:tcPr>
-            <w:tcW w:type="dxa" w:w="1500"/>
+            <w:tcW w:type="dxa" w:w="1600"/>
+            <w:tcBorders>
+              <w:top w:val="single" w:color="555555" w:sz="4"/>
+              <w:left w:val="single" w:color="555555" w:sz="4"/>
+              <w:bottom w:val="single" w:color="555555" w:sz="4"/>
+              <w:right w:val="single" w:color="555555" w:sz="4"/>
+            </w:tcBorders>
+            <w:tcMar>
+              <w:top w:type="dxa" w:w="30"/>
+              <w:left w:type="dxa" w:w="60"/>
+              <w:bottom w:type="dxa" w:w="30"/>
+              <w:right w:type="dxa" w:w="60"/>
+            </w:tcMar>
+            <w:vAlign w:val="center"/>
+          </w:tcPr>
+          <w:p>
+            <w:pPr>
+              <w:spacing w:after="0" w:before="0"/>
+            </w:pPr>
+            <w:r>
+              <w:rPr>
+                <w:rFonts w:ascii="Arial" w:cs="Arial" w:eastAsia="Arial" w:hAnsi="Arial"/>
+                <w:sz w:val="18"/>
+                <w:szCs w:val="18"/>
+              </w:rPr>
+              <w:t xml:space="preserve"/>
+            </w:r>
+          </w:p>
+        </w:tc>
+        <w:tc>
+          <w:tcPr>
+            <w:tcW w:type="dxa" w:w="1600"/>
+            <w:tcBorders>
+              <w:top w:val="single" w:color="555555" w:sz="4"/>
+              <w:left w:val="single" w:color="555555" w:sz="4"/>
+              <w:bottom w:val="single" w:color="555555" w:sz="4"/>
+              <w:right w:val="single" w:color="555555" w:sz="4"/>
+            </w:tcBorders>
+            <w:tcMar>
+              <w:top w:type="dxa" w:w="30"/>
+              <w:left w:type="dxa" w:w="60"/>
+              <w:bottom w:type="dxa" w:w="30"/>
+              <w:right w:type="dxa" w:w="60"/>
+            </w:tcMar>
+            <w:vAlign w:val="center"/>
+          </w:tcPr>
+          <w:p>
+            <w:pPr>
+              <w:spacing w:after="0" w:before="0"/>
+            </w:pPr>
+            <w:r>
+              <w:rPr>
+                <w:rFonts w:ascii="Arial" w:cs="Arial" w:eastAsia="Arial" w:hAnsi="Arial"/>
+                <w:sz w:val="18"/>
+                <w:szCs w:val="18"/>
+              </w:rPr>
+              <w:t xml:space="preserve"/>
+            </w:r>
+          </w:p>
+        </w:tc>
+        <w:tc>
+          <w:tcPr>
+            <w:tcW w:type="dxa" w:w="1400"/>
+            <w:tcBorders>
+              <w:top w:val="single" w:color="555555" w:sz="4"/>
+              <w:left w:val="single" w:color="555555" w:sz="4"/>
+              <w:bottom w:val="single" w:color="555555" w:sz="4"/>
+              <w:right w:val="single" w:color="555555" w:sz="4"/>
+            </w:tcBorders>
+            <w:tcMar>
+              <w:top w:type="dxa" w:w="30"/>
+              <w:left w:type="dxa" w:w="60"/>
+              <w:bottom w:type="dxa" w:w="30"/>
+              <w:right w:type="dxa" w:w="60"/>
+            </w:tcMar>
+            <w:vAlign w:val="center"/>
+          </w:tcPr>
+          <w:p>
+            <w:pPr>
+              <w:spacing w:after="0" w:before="0"/>
+            </w:pPr>
+            <w:r>
+              <w:rPr>
+                <w:rFonts w:ascii="Arial" w:cs="Arial" w:eastAsia="Arial" w:hAnsi="Arial"/>
+                <w:sz w:val="18"/>
+                <w:szCs w:val="18"/>
+              </w:rPr>
+              <w:t xml:space="preserve"/>
+            </w:r>
+          </w:p>
+        </w:tc>
+        <w:tc>
+          <w:tcPr>
+            <w:tcW w:type="dxa" w:w="1700"/>
             <w:tcBorders>
               <w:top w:val="single" w:color="555555" w:sz="4"/>
               <w:left w:val="single" w:color="555555" w:sz="4"/>

--- a/Hoja_Campo_Limpieza_Roceria_Comuna2.docx
+++ b/Hoja_Campo_Limpieza_Roceria_Comuna2.docx
@@ -1888,19 +1888,6 @@
         <w:t xml:space="preserve">3. AVANCE DIARIO POR ACTIVIDAD</w:t>
       </w:r>
     </w:p>
-    <w:p>
-      <w:pPr>
-        <w:spacing w:after="20" w:before="40"/>
-      </w:pPr>
-      <w:r>
-        <w:rPr>
-          <w:rFonts w:ascii="Arial" w:cs="Arial" w:eastAsia="Arial" w:hAnsi="Arial"/>
-          <w:sz w:val="15"/>
-          <w:szCs w:val="15"/>
-        </w:rPr>
-        <w:t xml:space="preserve">Todas las actividades se miden sobre el tramo del día (ej.: de abscisa 0 a 55 = 55 metros lineales). Rend. (%) = Ejecutado ÷ Programado × 100. Acumulado = total desde el inicio.</w:t>
-      </w:r>
-    </w:p>
     <w:tbl>
       <w:tblPr>
         <w:tblW w:type="dxa" w:w="11520"/>
@@ -1915,12 +1902,9 @@
         <w:tblLayout w:type="fixed"/>
       </w:tblPr>
       <w:tblGrid>
-        <w:gridCol w:w="3920"/>
-        <w:gridCol w:w="1300"/>
-        <w:gridCol w:w="1600"/>
-        <w:gridCol w:w="1600"/>
-        <w:gridCol w:w="1400"/>
-        <w:gridCol w:w="1700"/>
+        <w:gridCol w:w="6720"/>
+        <w:gridCol w:w="2400"/>
+        <w:gridCol w:w="2400"/>
       </w:tblGrid>
       <w:tr>
         <w:trPr>
@@ -1928,7 +1912,7 @@
         </w:trPr>
         <w:tc>
           <w:tcPr>
-            <w:tcW w:type="dxa" w:w="3920"/>
+            <w:tcW w:type="dxa" w:w="6720"/>
             <w:tcBorders>
               <w:top w:val="single" w:color="555555" w:sz="4"/>
               <w:left w:val="single" w:color="555555" w:sz="4"/>
@@ -1963,7 +1947,7 @@
         </w:tc>
         <w:tc>
           <w:tcPr>
-            <w:tcW w:type="dxa" w:w="1300"/>
+            <w:tcW w:type="dxa" w:w="2400"/>
             <w:tcBorders>
               <w:top w:val="single" w:color="555555" w:sz="4"/>
               <w:left w:val="single" w:color="555555" w:sz="4"/>
@@ -1998,7 +1982,7 @@
         </w:tc>
         <w:tc>
           <w:tcPr>
-            <w:tcW w:type="dxa" w:w="1600"/>
+            <w:tcW w:type="dxa" w:w="2400"/>
             <w:tcBorders>
               <w:top w:val="single" w:color="555555" w:sz="4"/>
               <w:left w:val="single" w:color="555555" w:sz="4"/>
@@ -2027,123 +2011,18 @@
                 <w:sz w:val="18"/>
                 <w:szCs w:val="18"/>
               </w:rPr>
-              <w:t xml:space="preserve">Programado hoy</w:t>
-            </w:r>
-          </w:p>
-        </w:tc>
-        <w:tc>
-          <w:tcPr>
-            <w:tcW w:type="dxa" w:w="1600"/>
-            <w:tcBorders>
-              <w:top w:val="single" w:color="555555" w:sz="4"/>
-              <w:left w:val="single" w:color="555555" w:sz="4"/>
-              <w:bottom w:val="single" w:color="555555" w:sz="4"/>
-              <w:right w:val="single" w:color="555555" w:sz="4"/>
-            </w:tcBorders>
-            <w:shd w:fill="D9E2D0" w:color="auto" w:val="clear"/>
-            <w:tcMar>
-              <w:top w:type="dxa" w:w="30"/>
-              <w:left w:type="dxa" w:w="60"/>
-              <w:bottom w:type="dxa" w:w="30"/>
-              <w:right w:type="dxa" w:w="60"/>
-            </w:tcMar>
-            <w:vAlign w:val="center"/>
-          </w:tcPr>
-          <w:p>
-            <w:pPr>
-              <w:spacing w:after="0" w:before="0"/>
-              <w:jc w:val="center"/>
-            </w:pPr>
-            <w:r>
-              <w:rPr>
-                <w:rFonts w:ascii="Arial" w:cs="Arial" w:eastAsia="Arial" w:hAnsi="Arial"/>
-                <w:b/>
-                <w:bCs/>
-                <w:sz w:val="18"/>
-                <w:szCs w:val="18"/>
-              </w:rPr>
-              <w:t xml:space="preserve">Ejecutado hoy</w:t>
-            </w:r>
-          </w:p>
-        </w:tc>
-        <w:tc>
-          <w:tcPr>
-            <w:tcW w:type="dxa" w:w="1400"/>
-            <w:tcBorders>
-              <w:top w:val="single" w:color="555555" w:sz="4"/>
-              <w:left w:val="single" w:color="555555" w:sz="4"/>
-              <w:bottom w:val="single" w:color="555555" w:sz="4"/>
-              <w:right w:val="single" w:color="555555" w:sz="4"/>
-            </w:tcBorders>
-            <w:shd w:fill="D9E2D0" w:color="auto" w:val="clear"/>
-            <w:tcMar>
-              <w:top w:type="dxa" w:w="30"/>
-              <w:left w:type="dxa" w:w="60"/>
-              <w:bottom w:type="dxa" w:w="30"/>
-              <w:right w:type="dxa" w:w="60"/>
-            </w:tcMar>
-            <w:vAlign w:val="center"/>
-          </w:tcPr>
-          <w:p>
-            <w:pPr>
-              <w:spacing w:after="0" w:before="0"/>
-              <w:jc w:val="center"/>
-            </w:pPr>
-            <w:r>
-              <w:rPr>
-                <w:rFonts w:ascii="Arial" w:cs="Arial" w:eastAsia="Arial" w:hAnsi="Arial"/>
-                <w:b/>
-                <w:bCs/>
-                <w:sz w:val="18"/>
-                <w:szCs w:val="18"/>
-              </w:rPr>
-              <w:t xml:space="preserve">Rend. (%)</w:t>
-            </w:r>
-          </w:p>
-        </w:tc>
-        <w:tc>
-          <w:tcPr>
-            <w:tcW w:type="dxa" w:w="1700"/>
-            <w:tcBorders>
-              <w:top w:val="single" w:color="555555" w:sz="4"/>
-              <w:left w:val="single" w:color="555555" w:sz="4"/>
-              <w:bottom w:val="single" w:color="555555" w:sz="4"/>
-              <w:right w:val="single" w:color="555555" w:sz="4"/>
-            </w:tcBorders>
-            <w:shd w:fill="D9E2D0" w:color="auto" w:val="clear"/>
-            <w:tcMar>
-              <w:top w:type="dxa" w:w="30"/>
-              <w:left w:type="dxa" w:w="60"/>
-              <w:bottom w:type="dxa" w:w="30"/>
-              <w:right w:type="dxa" w:w="60"/>
-            </w:tcMar>
-            <w:vAlign w:val="center"/>
-          </w:tcPr>
-          <w:p>
-            <w:pPr>
-              <w:spacing w:after="0" w:before="0"/>
-              <w:jc w:val="center"/>
-            </w:pPr>
-            <w:r>
-              <w:rPr>
-                <w:rFonts w:ascii="Arial" w:cs="Arial" w:eastAsia="Arial" w:hAnsi="Arial"/>
-                <w:b/>
-                <w:bCs/>
-                <w:sz w:val="18"/>
-                <w:szCs w:val="18"/>
-              </w:rPr>
-              <w:t xml:space="preserve">Acumulado</w:t>
+              <w:t xml:space="preserve">Cantidad</w:t>
             </w:r>
           </w:p>
         </w:tc>
       </w:tr>
       <w:tr>
         <w:trPr>
-          <w:trHeight w:val="420" w:hRule="atLeast"/>
+          <w:trHeight w:val="440" w:hRule="atLeast"/>
         </w:trPr>
         <w:tc>
           <w:tcPr>
-            <w:tcW w:type="dxa" w:w="3920"/>
+            <w:tcW w:type="dxa" w:w="6720"/>
             <w:tcBorders>
               <w:top w:val="single" w:color="555555" w:sz="4"/>
               <w:left w:val="single" w:color="555555" w:sz="4"/>
@@ -2174,7 +2053,7 @@
         </w:tc>
         <w:tc>
           <w:tcPr>
-            <w:tcW w:type="dxa" w:w="1300"/>
+            <w:tcW w:type="dxa" w:w="2400"/>
             <w:tcBorders>
               <w:top w:val="single" w:color="555555" w:sz="4"/>
               <w:left w:val="single" w:color="555555" w:sz="4"/>
@@ -2206,117 +2085,25 @@
         </w:tc>
         <w:tc>
           <w:tcPr>
-            <w:tcW w:type="dxa" w:w="1600"/>
-            <w:tcBorders>
-              <w:top w:val="single" w:color="555555" w:sz="4"/>
-              <w:left w:val="single" w:color="555555" w:sz="4"/>
-              <w:bottom w:val="single" w:color="555555" w:sz="4"/>
-              <w:right w:val="single" w:color="555555" w:sz="4"/>
-            </w:tcBorders>
-            <w:tcMar>
-              <w:top w:type="dxa" w:w="30"/>
-              <w:left w:type="dxa" w:w="60"/>
-              <w:bottom w:type="dxa" w:w="30"/>
-              <w:right w:type="dxa" w:w="60"/>
-            </w:tcMar>
-            <w:vAlign w:val="center"/>
-          </w:tcPr>
-          <w:p>
-            <w:pPr>
-              <w:spacing w:after="0" w:before="0"/>
-            </w:pPr>
-            <w:r>
-              <w:rPr>
-                <w:rFonts w:ascii="Arial" w:cs="Arial" w:eastAsia="Arial" w:hAnsi="Arial"/>
-                <w:sz w:val="18"/>
-                <w:szCs w:val="18"/>
-              </w:rPr>
-              <w:t xml:space="preserve"/>
-            </w:r>
-          </w:p>
-        </w:tc>
-        <w:tc>
-          <w:tcPr>
-            <w:tcW w:type="dxa" w:w="1600"/>
-            <w:tcBorders>
-              <w:top w:val="single" w:color="555555" w:sz="4"/>
-              <w:left w:val="single" w:color="555555" w:sz="4"/>
-              <w:bottom w:val="single" w:color="555555" w:sz="4"/>
-              <w:right w:val="single" w:color="555555" w:sz="4"/>
-            </w:tcBorders>
-            <w:tcMar>
-              <w:top w:type="dxa" w:w="30"/>
-              <w:left w:type="dxa" w:w="60"/>
-              <w:bottom w:type="dxa" w:w="30"/>
-              <w:right w:type="dxa" w:w="60"/>
-            </w:tcMar>
-            <w:vAlign w:val="center"/>
-          </w:tcPr>
-          <w:p>
-            <w:pPr>
-              <w:spacing w:after="0" w:before="0"/>
-            </w:pPr>
-            <w:r>
-              <w:rPr>
-                <w:rFonts w:ascii="Arial" w:cs="Arial" w:eastAsia="Arial" w:hAnsi="Arial"/>
-                <w:sz w:val="18"/>
-                <w:szCs w:val="18"/>
-              </w:rPr>
-              <w:t xml:space="preserve"/>
-            </w:r>
-          </w:p>
-        </w:tc>
-        <w:tc>
-          <w:tcPr>
-            <w:tcW w:type="dxa" w:w="1400"/>
-            <w:tcBorders>
-              <w:top w:val="single" w:color="555555" w:sz="4"/>
-              <w:left w:val="single" w:color="555555" w:sz="4"/>
-              <w:bottom w:val="single" w:color="555555" w:sz="4"/>
-              <w:right w:val="single" w:color="555555" w:sz="4"/>
-            </w:tcBorders>
-            <w:tcMar>
-              <w:top w:type="dxa" w:w="30"/>
-              <w:left w:type="dxa" w:w="60"/>
-              <w:bottom w:type="dxa" w:w="30"/>
-              <w:right w:type="dxa" w:w="60"/>
-            </w:tcMar>
-            <w:vAlign w:val="center"/>
-          </w:tcPr>
-          <w:p>
-            <w:pPr>
-              <w:spacing w:after="0" w:before="0"/>
-            </w:pPr>
-            <w:r>
-              <w:rPr>
-                <w:rFonts w:ascii="Arial" w:cs="Arial" w:eastAsia="Arial" w:hAnsi="Arial"/>
-                <w:sz w:val="18"/>
-                <w:szCs w:val="18"/>
-              </w:rPr>
-              <w:t xml:space="preserve"/>
-            </w:r>
-          </w:p>
-        </w:tc>
-        <w:tc>
-          <w:tcPr>
-            <w:tcW w:type="dxa" w:w="1700"/>
-            <w:tcBorders>
-              <w:top w:val="single" w:color="555555" w:sz="4"/>
-              <w:left w:val="single" w:color="555555" w:sz="4"/>
-              <w:bottom w:val="single" w:color="555555" w:sz="4"/>
-              <w:right w:val="single" w:color="555555" w:sz="4"/>
-            </w:tcBorders>
-            <w:tcMar>
-              <w:top w:type="dxa" w:w="30"/>
-              <w:left w:type="dxa" w:w="60"/>
-              <w:bottom w:type="dxa" w:w="30"/>
-              <w:right w:type="dxa" w:w="60"/>
-            </w:tcMar>
-            <w:vAlign w:val="center"/>
-          </w:tcPr>
-          <w:p>
-            <w:pPr>
-              <w:spacing w:after="0" w:before="0"/>
+            <w:tcW w:type="dxa" w:w="2400"/>
+            <w:tcBorders>
+              <w:top w:val="single" w:color="555555" w:sz="4"/>
+              <w:left w:val="single" w:color="555555" w:sz="4"/>
+              <w:bottom w:val="single" w:color="555555" w:sz="4"/>
+              <w:right w:val="single" w:color="555555" w:sz="4"/>
+            </w:tcBorders>
+            <w:tcMar>
+              <w:top w:type="dxa" w:w="30"/>
+              <w:left w:type="dxa" w:w="60"/>
+              <w:bottom w:type="dxa" w:w="30"/>
+              <w:right w:type="dxa" w:w="60"/>
+            </w:tcMar>
+            <w:vAlign w:val="center"/>
+          </w:tcPr>
+          <w:p>
+            <w:pPr>
+              <w:spacing w:after="0" w:before="0"/>
+              <w:jc w:val="center"/>
             </w:pPr>
             <w:r>
               <w:rPr>
@@ -2331,11 +2118,11 @@
       </w:tr>
       <w:tr>
         <w:trPr>
-          <w:trHeight w:val="420" w:hRule="atLeast"/>
+          <w:trHeight w:val="440" w:hRule="atLeast"/>
         </w:trPr>
         <w:tc>
           <w:tcPr>
-            <w:tcW w:type="dxa" w:w="3920"/>
+            <w:tcW w:type="dxa" w:w="6720"/>
             <w:tcBorders>
               <w:top w:val="single" w:color="555555" w:sz="4"/>
               <w:left w:val="single" w:color="555555" w:sz="4"/>
@@ -2366,7 +2153,7 @@
         </w:tc>
         <w:tc>
           <w:tcPr>
-            <w:tcW w:type="dxa" w:w="1300"/>
+            <w:tcW w:type="dxa" w:w="2400"/>
             <w:tcBorders>
               <w:top w:val="single" w:color="555555" w:sz="4"/>
               <w:left w:val="single" w:color="555555" w:sz="4"/>
@@ -2398,117 +2185,25 @@
         </w:tc>
         <w:tc>
           <w:tcPr>
-            <w:tcW w:type="dxa" w:w="1600"/>
-            <w:tcBorders>
-              <w:top w:val="single" w:color="555555" w:sz="4"/>
-              <w:left w:val="single" w:color="555555" w:sz="4"/>
-              <w:bottom w:val="single" w:color="555555" w:sz="4"/>
-              <w:right w:val="single" w:color="555555" w:sz="4"/>
-            </w:tcBorders>
-            <w:tcMar>
-              <w:top w:type="dxa" w:w="30"/>
-              <w:left w:type="dxa" w:w="60"/>
-              <w:bottom w:type="dxa" w:w="30"/>
-              <w:right w:type="dxa" w:w="60"/>
-            </w:tcMar>
-            <w:vAlign w:val="center"/>
-          </w:tcPr>
-          <w:p>
-            <w:pPr>
-              <w:spacing w:after="0" w:before="0"/>
-            </w:pPr>
-            <w:r>
-              <w:rPr>
-                <w:rFonts w:ascii="Arial" w:cs="Arial" w:eastAsia="Arial" w:hAnsi="Arial"/>
-                <w:sz w:val="18"/>
-                <w:szCs w:val="18"/>
-              </w:rPr>
-              <w:t xml:space="preserve"/>
-            </w:r>
-          </w:p>
-        </w:tc>
-        <w:tc>
-          <w:tcPr>
-            <w:tcW w:type="dxa" w:w="1600"/>
-            <w:tcBorders>
-              <w:top w:val="single" w:color="555555" w:sz="4"/>
-              <w:left w:val="single" w:color="555555" w:sz="4"/>
-              <w:bottom w:val="single" w:color="555555" w:sz="4"/>
-              <w:right w:val="single" w:color="555555" w:sz="4"/>
-            </w:tcBorders>
-            <w:tcMar>
-              <w:top w:type="dxa" w:w="30"/>
-              <w:left w:type="dxa" w:w="60"/>
-              <w:bottom w:type="dxa" w:w="30"/>
-              <w:right w:type="dxa" w:w="60"/>
-            </w:tcMar>
-            <w:vAlign w:val="center"/>
-          </w:tcPr>
-          <w:p>
-            <w:pPr>
-              <w:spacing w:after="0" w:before="0"/>
-            </w:pPr>
-            <w:r>
-              <w:rPr>
-                <w:rFonts w:ascii="Arial" w:cs="Arial" w:eastAsia="Arial" w:hAnsi="Arial"/>
-                <w:sz w:val="18"/>
-                <w:szCs w:val="18"/>
-              </w:rPr>
-              <w:t xml:space="preserve"/>
-            </w:r>
-          </w:p>
-        </w:tc>
-        <w:tc>
-          <w:tcPr>
-            <w:tcW w:type="dxa" w:w="1400"/>
-            <w:tcBorders>
-              <w:top w:val="single" w:color="555555" w:sz="4"/>
-              <w:left w:val="single" w:color="555555" w:sz="4"/>
-              <w:bottom w:val="single" w:color="555555" w:sz="4"/>
-              <w:right w:val="single" w:color="555555" w:sz="4"/>
-            </w:tcBorders>
-            <w:tcMar>
-              <w:top w:type="dxa" w:w="30"/>
-              <w:left w:type="dxa" w:w="60"/>
-              <w:bottom w:type="dxa" w:w="30"/>
-              <w:right w:type="dxa" w:w="60"/>
-            </w:tcMar>
-            <w:vAlign w:val="center"/>
-          </w:tcPr>
-          <w:p>
-            <w:pPr>
-              <w:spacing w:after="0" w:before="0"/>
-            </w:pPr>
-            <w:r>
-              <w:rPr>
-                <w:rFonts w:ascii="Arial" w:cs="Arial" w:eastAsia="Arial" w:hAnsi="Arial"/>
-                <w:sz w:val="18"/>
-                <w:szCs w:val="18"/>
-              </w:rPr>
-              <w:t xml:space="preserve"/>
-            </w:r>
-          </w:p>
-        </w:tc>
-        <w:tc>
-          <w:tcPr>
-            <w:tcW w:type="dxa" w:w="1700"/>
-            <w:tcBorders>
-              <w:top w:val="single" w:color="555555" w:sz="4"/>
-              <w:left w:val="single" w:color="555555" w:sz="4"/>
-              <w:bottom w:val="single" w:color="555555" w:sz="4"/>
-              <w:right w:val="single" w:color="555555" w:sz="4"/>
-            </w:tcBorders>
-            <w:tcMar>
-              <w:top w:type="dxa" w:w="30"/>
-              <w:left w:type="dxa" w:w="60"/>
-              <w:bottom w:type="dxa" w:w="30"/>
-              <w:right w:type="dxa" w:w="60"/>
-            </w:tcMar>
-            <w:vAlign w:val="center"/>
-          </w:tcPr>
-          <w:p>
-            <w:pPr>
-              <w:spacing w:after="0" w:before="0"/>
+            <w:tcW w:type="dxa" w:w="2400"/>
+            <w:tcBorders>
+              <w:top w:val="single" w:color="555555" w:sz="4"/>
+              <w:left w:val="single" w:color="555555" w:sz="4"/>
+              <w:bottom w:val="single" w:color="555555" w:sz="4"/>
+              <w:right w:val="single" w:color="555555" w:sz="4"/>
+            </w:tcBorders>
+            <w:tcMar>
+              <w:top w:type="dxa" w:w="30"/>
+              <w:left w:type="dxa" w:w="60"/>
+              <w:bottom w:type="dxa" w:w="30"/>
+              <w:right w:type="dxa" w:w="60"/>
+            </w:tcMar>
+            <w:vAlign w:val="center"/>
+          </w:tcPr>
+          <w:p>
+            <w:pPr>
+              <w:spacing w:after="0" w:before="0"/>
+              <w:jc w:val="center"/>
             </w:pPr>
             <w:r>
               <w:rPr>
@@ -2523,11 +2218,11 @@
       </w:tr>
       <w:tr>
         <w:trPr>
-          <w:trHeight w:val="420" w:hRule="atLeast"/>
+          <w:trHeight w:val="440" w:hRule="atLeast"/>
         </w:trPr>
         <w:tc>
           <w:tcPr>
-            <w:tcW w:type="dxa" w:w="3920"/>
+            <w:tcW w:type="dxa" w:w="6720"/>
             <w:tcBorders>
               <w:top w:val="single" w:color="555555" w:sz="4"/>
               <w:left w:val="single" w:color="555555" w:sz="4"/>
@@ -2558,7 +2253,7 @@
         </w:tc>
         <w:tc>
           <w:tcPr>
-            <w:tcW w:type="dxa" w:w="1300"/>
+            <w:tcW w:type="dxa" w:w="2400"/>
             <w:tcBorders>
               <w:top w:val="single" w:color="555555" w:sz="4"/>
               <w:left w:val="single" w:color="555555" w:sz="4"/>
@@ -2590,117 +2285,25 @@
         </w:tc>
         <w:tc>
           <w:tcPr>
-            <w:tcW w:type="dxa" w:w="1600"/>
-            <w:tcBorders>
-              <w:top w:val="single" w:color="555555" w:sz="4"/>
-              <w:left w:val="single" w:color="555555" w:sz="4"/>
-              <w:bottom w:val="single" w:color="555555" w:sz="4"/>
-              <w:right w:val="single" w:color="555555" w:sz="4"/>
-            </w:tcBorders>
-            <w:tcMar>
-              <w:top w:type="dxa" w:w="30"/>
-              <w:left w:type="dxa" w:w="60"/>
-              <w:bottom w:type="dxa" w:w="30"/>
-              <w:right w:type="dxa" w:w="60"/>
-            </w:tcMar>
-            <w:vAlign w:val="center"/>
-          </w:tcPr>
-          <w:p>
-            <w:pPr>
-              <w:spacing w:after="0" w:before="0"/>
-            </w:pPr>
-            <w:r>
-              <w:rPr>
-                <w:rFonts w:ascii="Arial" w:cs="Arial" w:eastAsia="Arial" w:hAnsi="Arial"/>
-                <w:sz w:val="18"/>
-                <w:szCs w:val="18"/>
-              </w:rPr>
-              <w:t xml:space="preserve"/>
-            </w:r>
-          </w:p>
-        </w:tc>
-        <w:tc>
-          <w:tcPr>
-            <w:tcW w:type="dxa" w:w="1600"/>
-            <w:tcBorders>
-              <w:top w:val="single" w:color="555555" w:sz="4"/>
-              <w:left w:val="single" w:color="555555" w:sz="4"/>
-              <w:bottom w:val="single" w:color="555555" w:sz="4"/>
-              <w:right w:val="single" w:color="555555" w:sz="4"/>
-            </w:tcBorders>
-            <w:tcMar>
-              <w:top w:type="dxa" w:w="30"/>
-              <w:left w:type="dxa" w:w="60"/>
-              <w:bottom w:type="dxa" w:w="30"/>
-              <w:right w:type="dxa" w:w="60"/>
-            </w:tcMar>
-            <w:vAlign w:val="center"/>
-          </w:tcPr>
-          <w:p>
-            <w:pPr>
-              <w:spacing w:after="0" w:before="0"/>
-            </w:pPr>
-            <w:r>
-              <w:rPr>
-                <w:rFonts w:ascii="Arial" w:cs="Arial" w:eastAsia="Arial" w:hAnsi="Arial"/>
-                <w:sz w:val="18"/>
-                <w:szCs w:val="18"/>
-              </w:rPr>
-              <w:t xml:space="preserve"/>
-            </w:r>
-          </w:p>
-        </w:tc>
-        <w:tc>
-          <w:tcPr>
-            <w:tcW w:type="dxa" w:w="1400"/>
-            <w:tcBorders>
-              <w:top w:val="single" w:color="555555" w:sz="4"/>
-              <w:left w:val="single" w:color="555555" w:sz="4"/>
-              <w:bottom w:val="single" w:color="555555" w:sz="4"/>
-              <w:right w:val="single" w:color="555555" w:sz="4"/>
-            </w:tcBorders>
-            <w:tcMar>
-              <w:top w:type="dxa" w:w="30"/>
-              <w:left w:type="dxa" w:w="60"/>
-              <w:bottom w:type="dxa" w:w="30"/>
-              <w:right w:type="dxa" w:w="60"/>
-            </w:tcMar>
-            <w:vAlign w:val="center"/>
-          </w:tcPr>
-          <w:p>
-            <w:pPr>
-              <w:spacing w:after="0" w:before="0"/>
-            </w:pPr>
-            <w:r>
-              <w:rPr>
-                <w:rFonts w:ascii="Arial" w:cs="Arial" w:eastAsia="Arial" w:hAnsi="Arial"/>
-                <w:sz w:val="18"/>
-                <w:szCs w:val="18"/>
-              </w:rPr>
-              <w:t xml:space="preserve"/>
-            </w:r>
-          </w:p>
-        </w:tc>
-        <w:tc>
-          <w:tcPr>
-            <w:tcW w:type="dxa" w:w="1700"/>
-            <w:tcBorders>
-              <w:top w:val="single" w:color="555555" w:sz="4"/>
-              <w:left w:val="single" w:color="555555" w:sz="4"/>
-              <w:bottom w:val="single" w:color="555555" w:sz="4"/>
-              <w:right w:val="single" w:color="555555" w:sz="4"/>
-            </w:tcBorders>
-            <w:tcMar>
-              <w:top w:type="dxa" w:w="30"/>
-              <w:left w:type="dxa" w:w="60"/>
-              <w:bottom w:type="dxa" w:w="30"/>
-              <w:right w:type="dxa" w:w="60"/>
-            </w:tcMar>
-            <w:vAlign w:val="center"/>
-          </w:tcPr>
-          <w:p>
-            <w:pPr>
-              <w:spacing w:after="0" w:before="0"/>
+            <w:tcW w:type="dxa" w:w="2400"/>
+            <w:tcBorders>
+              <w:top w:val="single" w:color="555555" w:sz="4"/>
+              <w:left w:val="single" w:color="555555" w:sz="4"/>
+              <w:bottom w:val="single" w:color="555555" w:sz="4"/>
+              <w:right w:val="single" w:color="555555" w:sz="4"/>
+            </w:tcBorders>
+            <w:tcMar>
+              <w:top w:type="dxa" w:w="30"/>
+              <w:left w:type="dxa" w:w="60"/>
+              <w:bottom w:type="dxa" w:w="30"/>
+              <w:right w:type="dxa" w:w="60"/>
+            </w:tcMar>
+            <w:vAlign w:val="center"/>
+          </w:tcPr>
+          <w:p>
+            <w:pPr>
+              <w:spacing w:after="0" w:before="0"/>
+              <w:jc w:val="center"/>
             </w:pPr>
             <w:r>
               <w:rPr>
@@ -2715,11 +2318,11 @@
       </w:tr>
       <w:tr>
         <w:trPr>
-          <w:trHeight w:val="420" w:hRule="atLeast"/>
+          <w:trHeight w:val="440" w:hRule="atLeast"/>
         </w:trPr>
         <w:tc>
           <w:tcPr>
-            <w:tcW w:type="dxa" w:w="3920"/>
+            <w:tcW w:type="dxa" w:w="6720"/>
             <w:tcBorders>
               <w:top w:val="single" w:color="555555" w:sz="4"/>
               <w:left w:val="single" w:color="555555" w:sz="4"/>
@@ -2750,7 +2353,7 @@
         </w:tc>
         <w:tc>
           <w:tcPr>
-            <w:tcW w:type="dxa" w:w="1300"/>
+            <w:tcW w:type="dxa" w:w="2400"/>
             <w:tcBorders>
               <w:top w:val="single" w:color="555555" w:sz="4"/>
               <w:left w:val="single" w:color="555555" w:sz="4"/>
@@ -2782,117 +2385,25 @@
         </w:tc>
         <w:tc>
           <w:tcPr>
-            <w:tcW w:type="dxa" w:w="1600"/>
-            <w:tcBorders>
-              <w:top w:val="single" w:color="555555" w:sz="4"/>
-              <w:left w:val="single" w:color="555555" w:sz="4"/>
-              <w:bottom w:val="single" w:color="555555" w:sz="4"/>
-              <w:right w:val="single" w:color="555555" w:sz="4"/>
-            </w:tcBorders>
-            <w:tcMar>
-              <w:top w:type="dxa" w:w="30"/>
-              <w:left w:type="dxa" w:w="60"/>
-              <w:bottom w:type="dxa" w:w="30"/>
-              <w:right w:type="dxa" w:w="60"/>
-            </w:tcMar>
-            <w:vAlign w:val="center"/>
-          </w:tcPr>
-          <w:p>
-            <w:pPr>
-              <w:spacing w:after="0" w:before="0"/>
-            </w:pPr>
-            <w:r>
-              <w:rPr>
-                <w:rFonts w:ascii="Arial" w:cs="Arial" w:eastAsia="Arial" w:hAnsi="Arial"/>
-                <w:sz w:val="18"/>
-                <w:szCs w:val="18"/>
-              </w:rPr>
-              <w:t xml:space="preserve"/>
-            </w:r>
-          </w:p>
-        </w:tc>
-        <w:tc>
-          <w:tcPr>
-            <w:tcW w:type="dxa" w:w="1600"/>
-            <w:tcBorders>
-              <w:top w:val="single" w:color="555555" w:sz="4"/>
-              <w:left w:val="single" w:color="555555" w:sz="4"/>
-              <w:bottom w:val="single" w:color="555555" w:sz="4"/>
-              <w:right w:val="single" w:color="555555" w:sz="4"/>
-            </w:tcBorders>
-            <w:tcMar>
-              <w:top w:type="dxa" w:w="30"/>
-              <w:left w:type="dxa" w:w="60"/>
-              <w:bottom w:type="dxa" w:w="30"/>
-              <w:right w:type="dxa" w:w="60"/>
-            </w:tcMar>
-            <w:vAlign w:val="center"/>
-          </w:tcPr>
-          <w:p>
-            <w:pPr>
-              <w:spacing w:after="0" w:before="0"/>
-            </w:pPr>
-            <w:r>
-              <w:rPr>
-                <w:rFonts w:ascii="Arial" w:cs="Arial" w:eastAsia="Arial" w:hAnsi="Arial"/>
-                <w:sz w:val="18"/>
-                <w:szCs w:val="18"/>
-              </w:rPr>
-              <w:t xml:space="preserve"/>
-            </w:r>
-          </w:p>
-        </w:tc>
-        <w:tc>
-          <w:tcPr>
-            <w:tcW w:type="dxa" w:w="1400"/>
-            <w:tcBorders>
-              <w:top w:val="single" w:color="555555" w:sz="4"/>
-              <w:left w:val="single" w:color="555555" w:sz="4"/>
-              <w:bottom w:val="single" w:color="555555" w:sz="4"/>
-              <w:right w:val="single" w:color="555555" w:sz="4"/>
-            </w:tcBorders>
-            <w:tcMar>
-              <w:top w:type="dxa" w:w="30"/>
-              <w:left w:type="dxa" w:w="60"/>
-              <w:bottom w:type="dxa" w:w="30"/>
-              <w:right w:type="dxa" w:w="60"/>
-            </w:tcMar>
-            <w:vAlign w:val="center"/>
-          </w:tcPr>
-          <w:p>
-            <w:pPr>
-              <w:spacing w:after="0" w:before="0"/>
-            </w:pPr>
-            <w:r>
-              <w:rPr>
-                <w:rFonts w:ascii="Arial" w:cs="Arial" w:eastAsia="Arial" w:hAnsi="Arial"/>
-                <w:sz w:val="18"/>
-                <w:szCs w:val="18"/>
-              </w:rPr>
-              <w:t xml:space="preserve"/>
-            </w:r>
-          </w:p>
-        </w:tc>
-        <w:tc>
-          <w:tcPr>
-            <w:tcW w:type="dxa" w:w="1700"/>
-            <w:tcBorders>
-              <w:top w:val="single" w:color="555555" w:sz="4"/>
-              <w:left w:val="single" w:color="555555" w:sz="4"/>
-              <w:bottom w:val="single" w:color="555555" w:sz="4"/>
-              <w:right w:val="single" w:color="555555" w:sz="4"/>
-            </w:tcBorders>
-            <w:tcMar>
-              <w:top w:type="dxa" w:w="30"/>
-              <w:left w:type="dxa" w:w="60"/>
-              <w:bottom w:type="dxa" w:w="30"/>
-              <w:right w:type="dxa" w:w="60"/>
-            </w:tcMar>
-            <w:vAlign w:val="center"/>
-          </w:tcPr>
-          <w:p>
-            <w:pPr>
-              <w:spacing w:after="0" w:before="0"/>
+            <w:tcW w:type="dxa" w:w="2400"/>
+            <w:tcBorders>
+              <w:top w:val="single" w:color="555555" w:sz="4"/>
+              <w:left w:val="single" w:color="555555" w:sz="4"/>
+              <w:bottom w:val="single" w:color="555555" w:sz="4"/>
+              <w:right w:val="single" w:color="555555" w:sz="4"/>
+            </w:tcBorders>
+            <w:tcMar>
+              <w:top w:type="dxa" w:w="30"/>
+              <w:left w:type="dxa" w:w="60"/>
+              <w:bottom w:type="dxa" w:w="30"/>
+              <w:right w:type="dxa" w:w="60"/>
+            </w:tcMar>
+            <w:vAlign w:val="center"/>
+          </w:tcPr>
+          <w:p>
+            <w:pPr>
+              <w:spacing w:after="0" w:before="0"/>
+              <w:jc w:val="center"/>
             </w:pPr>
             <w:r>
               <w:rPr>
@@ -2907,11 +2418,11 @@
       </w:tr>
       <w:tr>
         <w:trPr>
-          <w:trHeight w:val="420" w:hRule="atLeast"/>
+          <w:trHeight w:val="440" w:hRule="atLeast"/>
         </w:trPr>
         <w:tc>
           <w:tcPr>
-            <w:tcW w:type="dxa" w:w="3920"/>
+            <w:tcW w:type="dxa" w:w="6720"/>
             <w:tcBorders>
               <w:top w:val="single" w:color="555555" w:sz="4"/>
               <w:left w:val="single" w:color="555555" w:sz="4"/>
@@ -2942,149 +2453,57 @@
         </w:tc>
         <w:tc>
           <w:tcPr>
-            <w:tcW w:type="dxa" w:w="1300"/>
-            <w:tcBorders>
-              <w:top w:val="single" w:color="555555" w:sz="4"/>
-              <w:left w:val="single" w:color="555555" w:sz="4"/>
-              <w:bottom w:val="single" w:color="555555" w:sz="4"/>
-              <w:right w:val="single" w:color="555555" w:sz="4"/>
-            </w:tcBorders>
-            <w:tcMar>
-              <w:top w:type="dxa" w:w="30"/>
-              <w:left w:type="dxa" w:w="60"/>
-              <w:bottom w:type="dxa" w:w="30"/>
-              <w:right w:type="dxa" w:w="60"/>
-            </w:tcMar>
-            <w:vAlign w:val="center"/>
-          </w:tcPr>
-          <w:p>
-            <w:pPr>
-              <w:spacing w:after="0" w:before="0"/>
-              <w:jc w:val="center"/>
-            </w:pPr>
-            <w:r>
-              <w:rPr>
-                <w:rFonts w:ascii="Arial" w:cs="Arial" w:eastAsia="Arial" w:hAnsi="Arial"/>
-                <w:sz w:val="18"/>
-                <w:szCs w:val="18"/>
-              </w:rPr>
-              <w:t xml:space="preserve">bolsas / viajes</w:t>
-            </w:r>
-          </w:p>
-        </w:tc>
-        <w:tc>
-          <w:tcPr>
-            <w:tcW w:type="dxa" w:w="1600"/>
-            <w:tcBorders>
-              <w:top w:val="single" w:color="555555" w:sz="4"/>
-              <w:left w:val="single" w:color="555555" w:sz="4"/>
-              <w:bottom w:val="single" w:color="555555" w:sz="4"/>
-              <w:right w:val="single" w:color="555555" w:sz="4"/>
-            </w:tcBorders>
-            <w:tcMar>
-              <w:top w:type="dxa" w:w="30"/>
-              <w:left w:type="dxa" w:w="60"/>
-              <w:bottom w:type="dxa" w:w="30"/>
-              <w:right w:type="dxa" w:w="60"/>
-            </w:tcMar>
-            <w:vAlign w:val="center"/>
-          </w:tcPr>
-          <w:p>
-            <w:pPr>
-              <w:spacing w:after="0" w:before="0"/>
-            </w:pPr>
-            <w:r>
-              <w:rPr>
-                <w:rFonts w:ascii="Arial" w:cs="Arial" w:eastAsia="Arial" w:hAnsi="Arial"/>
-                <w:sz w:val="18"/>
-                <w:szCs w:val="18"/>
-              </w:rPr>
-              <w:t xml:space="preserve"/>
-            </w:r>
-          </w:p>
-        </w:tc>
-        <w:tc>
-          <w:tcPr>
-            <w:tcW w:type="dxa" w:w="1600"/>
-            <w:tcBorders>
-              <w:top w:val="single" w:color="555555" w:sz="4"/>
-              <w:left w:val="single" w:color="555555" w:sz="4"/>
-              <w:bottom w:val="single" w:color="555555" w:sz="4"/>
-              <w:right w:val="single" w:color="555555" w:sz="4"/>
-            </w:tcBorders>
-            <w:tcMar>
-              <w:top w:type="dxa" w:w="30"/>
-              <w:left w:type="dxa" w:w="60"/>
-              <w:bottom w:type="dxa" w:w="30"/>
-              <w:right w:type="dxa" w:w="60"/>
-            </w:tcMar>
-            <w:vAlign w:val="center"/>
-          </w:tcPr>
-          <w:p>
-            <w:pPr>
-              <w:spacing w:after="0" w:before="0"/>
-            </w:pPr>
-            <w:r>
-              <w:rPr>
-                <w:rFonts w:ascii="Arial" w:cs="Arial" w:eastAsia="Arial" w:hAnsi="Arial"/>
-                <w:sz w:val="18"/>
-                <w:szCs w:val="18"/>
-              </w:rPr>
-              <w:t xml:space="preserve"/>
-            </w:r>
-          </w:p>
-        </w:tc>
-        <w:tc>
-          <w:tcPr>
-            <w:tcW w:type="dxa" w:w="1400"/>
-            <w:tcBorders>
-              <w:top w:val="single" w:color="555555" w:sz="4"/>
-              <w:left w:val="single" w:color="555555" w:sz="4"/>
-              <w:bottom w:val="single" w:color="555555" w:sz="4"/>
-              <w:right w:val="single" w:color="555555" w:sz="4"/>
-            </w:tcBorders>
-            <w:tcMar>
-              <w:top w:type="dxa" w:w="30"/>
-              <w:left w:type="dxa" w:w="60"/>
-              <w:bottom w:type="dxa" w:w="30"/>
-              <w:right w:type="dxa" w:w="60"/>
-            </w:tcMar>
-            <w:vAlign w:val="center"/>
-          </w:tcPr>
-          <w:p>
-            <w:pPr>
-              <w:spacing w:after="0" w:before="0"/>
-            </w:pPr>
-            <w:r>
-              <w:rPr>
-                <w:rFonts w:ascii="Arial" w:cs="Arial" w:eastAsia="Arial" w:hAnsi="Arial"/>
-                <w:sz w:val="18"/>
-                <w:szCs w:val="18"/>
-              </w:rPr>
-              <w:t xml:space="preserve"/>
-            </w:r>
-          </w:p>
-        </w:tc>
-        <w:tc>
-          <w:tcPr>
-            <w:tcW w:type="dxa" w:w="1700"/>
-            <w:tcBorders>
-              <w:top w:val="single" w:color="555555" w:sz="4"/>
-              <w:left w:val="single" w:color="555555" w:sz="4"/>
-              <w:bottom w:val="single" w:color="555555" w:sz="4"/>
-              <w:right w:val="single" w:color="555555" w:sz="4"/>
-            </w:tcBorders>
-            <w:tcMar>
-              <w:top w:type="dxa" w:w="30"/>
-              <w:left w:type="dxa" w:w="60"/>
-              <w:bottom w:type="dxa" w:w="30"/>
-              <w:right w:type="dxa" w:w="60"/>
-            </w:tcMar>
-            <w:vAlign w:val="center"/>
-          </w:tcPr>
-          <w:p>
-            <w:pPr>
-              <w:spacing w:after="0" w:before="0"/>
+            <w:tcW w:type="dxa" w:w="2400"/>
+            <w:tcBorders>
+              <w:top w:val="single" w:color="555555" w:sz="4"/>
+              <w:left w:val="single" w:color="555555" w:sz="4"/>
+              <w:bottom w:val="single" w:color="555555" w:sz="4"/>
+              <w:right w:val="single" w:color="555555" w:sz="4"/>
+            </w:tcBorders>
+            <w:tcMar>
+              <w:top w:type="dxa" w:w="30"/>
+              <w:left w:type="dxa" w:w="60"/>
+              <w:bottom w:type="dxa" w:w="30"/>
+              <w:right w:type="dxa" w:w="60"/>
+            </w:tcMar>
+            <w:vAlign w:val="center"/>
+          </w:tcPr>
+          <w:p>
+            <w:pPr>
+              <w:spacing w:after="0" w:before="0"/>
+              <w:jc w:val="center"/>
+            </w:pPr>
+            <w:r>
+              <w:rPr>
+                <w:rFonts w:ascii="Arial" w:cs="Arial" w:eastAsia="Arial" w:hAnsi="Arial"/>
+                <w:sz w:val="18"/>
+                <w:szCs w:val="18"/>
+              </w:rPr>
+              <w:t xml:space="preserve">bolsas</w:t>
+            </w:r>
+          </w:p>
+        </w:tc>
+        <w:tc>
+          <w:tcPr>
+            <w:tcW w:type="dxa" w:w="2400"/>
+            <w:tcBorders>
+              <w:top w:val="single" w:color="555555" w:sz="4"/>
+              <w:left w:val="single" w:color="555555" w:sz="4"/>
+              <w:bottom w:val="single" w:color="555555" w:sz="4"/>
+              <w:right w:val="single" w:color="555555" w:sz="4"/>
+            </w:tcBorders>
+            <w:tcMar>
+              <w:top w:type="dxa" w:w="30"/>
+              <w:left w:type="dxa" w:w="60"/>
+              <w:bottom w:type="dxa" w:w="30"/>
+              <w:right w:type="dxa" w:w="60"/>
+            </w:tcMar>
+            <w:vAlign w:val="center"/>
+          </w:tcPr>
+          <w:p>
+            <w:pPr>
+              <w:spacing w:after="0" w:before="0"/>
+              <w:jc w:val="center"/>
             </w:pPr>
             <w:r>
               <w:rPr>
@@ -3099,11 +2518,11 @@
       </w:tr>
       <w:tr>
         <w:trPr>
-          <w:trHeight w:val="420" w:hRule="atLeast"/>
+          <w:trHeight w:val="440" w:hRule="atLeast"/>
         </w:trPr>
         <w:tc>
           <w:tcPr>
-            <w:tcW w:type="dxa" w:w="3920"/>
+            <w:tcW w:type="dxa" w:w="6720"/>
             <w:tcBorders>
               <w:top w:val="single" w:color="555555" w:sz="4"/>
               <w:left w:val="single" w:color="555555" w:sz="4"/>
@@ -3134,149 +2553,57 @@
         </w:tc>
         <w:tc>
           <w:tcPr>
-            <w:tcW w:type="dxa" w:w="1300"/>
-            <w:tcBorders>
-              <w:top w:val="single" w:color="555555" w:sz="4"/>
-              <w:left w:val="single" w:color="555555" w:sz="4"/>
-              <w:bottom w:val="single" w:color="555555" w:sz="4"/>
-              <w:right w:val="single" w:color="555555" w:sz="4"/>
-            </w:tcBorders>
-            <w:tcMar>
-              <w:top w:type="dxa" w:w="30"/>
-              <w:left w:type="dxa" w:w="60"/>
-              <w:bottom w:type="dxa" w:w="30"/>
-              <w:right w:type="dxa" w:w="60"/>
-            </w:tcMar>
-            <w:vAlign w:val="center"/>
-          </w:tcPr>
-          <w:p>
-            <w:pPr>
-              <w:spacing w:after="0" w:before="0"/>
-              <w:jc w:val="center"/>
-            </w:pPr>
-            <w:r>
-              <w:rPr>
-                <w:rFonts w:ascii="Arial" w:cs="Arial" w:eastAsia="Arial" w:hAnsi="Arial"/>
-                <w:sz w:val="18"/>
-                <w:szCs w:val="18"/>
-              </w:rPr>
-              <w:t xml:space="preserve">bolsas / viajes</w:t>
-            </w:r>
-          </w:p>
-        </w:tc>
-        <w:tc>
-          <w:tcPr>
-            <w:tcW w:type="dxa" w:w="1600"/>
-            <w:tcBorders>
-              <w:top w:val="single" w:color="555555" w:sz="4"/>
-              <w:left w:val="single" w:color="555555" w:sz="4"/>
-              <w:bottom w:val="single" w:color="555555" w:sz="4"/>
-              <w:right w:val="single" w:color="555555" w:sz="4"/>
-            </w:tcBorders>
-            <w:tcMar>
-              <w:top w:type="dxa" w:w="30"/>
-              <w:left w:type="dxa" w:w="60"/>
-              <w:bottom w:type="dxa" w:w="30"/>
-              <w:right w:type="dxa" w:w="60"/>
-            </w:tcMar>
-            <w:vAlign w:val="center"/>
-          </w:tcPr>
-          <w:p>
-            <w:pPr>
-              <w:spacing w:after="0" w:before="0"/>
-            </w:pPr>
-            <w:r>
-              <w:rPr>
-                <w:rFonts w:ascii="Arial" w:cs="Arial" w:eastAsia="Arial" w:hAnsi="Arial"/>
-                <w:sz w:val="18"/>
-                <w:szCs w:val="18"/>
-              </w:rPr>
-              <w:t xml:space="preserve"/>
-            </w:r>
-          </w:p>
-        </w:tc>
-        <w:tc>
-          <w:tcPr>
-            <w:tcW w:type="dxa" w:w="1600"/>
-            <w:tcBorders>
-              <w:top w:val="single" w:color="555555" w:sz="4"/>
-              <w:left w:val="single" w:color="555555" w:sz="4"/>
-              <w:bottom w:val="single" w:color="555555" w:sz="4"/>
-              <w:right w:val="single" w:color="555555" w:sz="4"/>
-            </w:tcBorders>
-            <w:tcMar>
-              <w:top w:type="dxa" w:w="30"/>
-              <w:left w:type="dxa" w:w="60"/>
-              <w:bottom w:type="dxa" w:w="30"/>
-              <w:right w:type="dxa" w:w="60"/>
-            </w:tcMar>
-            <w:vAlign w:val="center"/>
-          </w:tcPr>
-          <w:p>
-            <w:pPr>
-              <w:spacing w:after="0" w:before="0"/>
-            </w:pPr>
-            <w:r>
-              <w:rPr>
-                <w:rFonts w:ascii="Arial" w:cs="Arial" w:eastAsia="Arial" w:hAnsi="Arial"/>
-                <w:sz w:val="18"/>
-                <w:szCs w:val="18"/>
-              </w:rPr>
-              <w:t xml:space="preserve"/>
-            </w:r>
-          </w:p>
-        </w:tc>
-        <w:tc>
-          <w:tcPr>
-            <w:tcW w:type="dxa" w:w="1400"/>
-            <w:tcBorders>
-              <w:top w:val="single" w:color="555555" w:sz="4"/>
-              <w:left w:val="single" w:color="555555" w:sz="4"/>
-              <w:bottom w:val="single" w:color="555555" w:sz="4"/>
-              <w:right w:val="single" w:color="555555" w:sz="4"/>
-            </w:tcBorders>
-            <w:tcMar>
-              <w:top w:type="dxa" w:w="30"/>
-              <w:left w:type="dxa" w:w="60"/>
-              <w:bottom w:type="dxa" w:w="30"/>
-              <w:right w:type="dxa" w:w="60"/>
-            </w:tcMar>
-            <w:vAlign w:val="center"/>
-          </w:tcPr>
-          <w:p>
-            <w:pPr>
-              <w:spacing w:after="0" w:before="0"/>
-            </w:pPr>
-            <w:r>
-              <w:rPr>
-                <w:rFonts w:ascii="Arial" w:cs="Arial" w:eastAsia="Arial" w:hAnsi="Arial"/>
-                <w:sz w:val="18"/>
-                <w:szCs w:val="18"/>
-              </w:rPr>
-              <w:t xml:space="preserve"/>
-            </w:r>
-          </w:p>
-        </w:tc>
-        <w:tc>
-          <w:tcPr>
-            <w:tcW w:type="dxa" w:w="1700"/>
-            <w:tcBorders>
-              <w:top w:val="single" w:color="555555" w:sz="4"/>
-              <w:left w:val="single" w:color="555555" w:sz="4"/>
-              <w:bottom w:val="single" w:color="555555" w:sz="4"/>
-              <w:right w:val="single" w:color="555555" w:sz="4"/>
-            </w:tcBorders>
-            <w:tcMar>
-              <w:top w:type="dxa" w:w="30"/>
-              <w:left w:type="dxa" w:w="60"/>
-              <w:bottom w:type="dxa" w:w="30"/>
-              <w:right w:type="dxa" w:w="60"/>
-            </w:tcMar>
-            <w:vAlign w:val="center"/>
-          </w:tcPr>
-          <w:p>
-            <w:pPr>
-              <w:spacing w:after="0" w:before="0"/>
+            <w:tcW w:type="dxa" w:w="2400"/>
+            <w:tcBorders>
+              <w:top w:val="single" w:color="555555" w:sz="4"/>
+              <w:left w:val="single" w:color="555555" w:sz="4"/>
+              <w:bottom w:val="single" w:color="555555" w:sz="4"/>
+              <w:right w:val="single" w:color="555555" w:sz="4"/>
+            </w:tcBorders>
+            <w:tcMar>
+              <w:top w:type="dxa" w:w="30"/>
+              <w:left w:type="dxa" w:w="60"/>
+              <w:bottom w:type="dxa" w:w="30"/>
+              <w:right w:type="dxa" w:w="60"/>
+            </w:tcMar>
+            <w:vAlign w:val="center"/>
+          </w:tcPr>
+          <w:p>
+            <w:pPr>
+              <w:spacing w:after="0" w:before="0"/>
+              <w:jc w:val="center"/>
+            </w:pPr>
+            <w:r>
+              <w:rPr>
+                <w:rFonts w:ascii="Arial" w:cs="Arial" w:eastAsia="Arial" w:hAnsi="Arial"/>
+                <w:sz w:val="18"/>
+                <w:szCs w:val="18"/>
+              </w:rPr>
+              <w:t xml:space="preserve">bolsas</w:t>
+            </w:r>
+          </w:p>
+        </w:tc>
+        <w:tc>
+          <w:tcPr>
+            <w:tcW w:type="dxa" w:w="2400"/>
+            <w:tcBorders>
+              <w:top w:val="single" w:color="555555" w:sz="4"/>
+              <w:left w:val="single" w:color="555555" w:sz="4"/>
+              <w:bottom w:val="single" w:color="555555" w:sz="4"/>
+              <w:right w:val="single" w:color="555555" w:sz="4"/>
+            </w:tcBorders>
+            <w:tcMar>
+              <w:top w:type="dxa" w:w="30"/>
+              <w:left w:type="dxa" w:w="60"/>
+              <w:bottom w:type="dxa" w:w="30"/>
+              <w:right w:type="dxa" w:w="60"/>
+            </w:tcMar>
+            <w:vAlign w:val="center"/>
+          </w:tcPr>
+          <w:p>
+            <w:pPr>
+              <w:spacing w:after="0" w:before="0"/>
+              <w:jc w:val="center"/>
             </w:pPr>
             <w:r>
               <w:rPr>
@@ -3291,203 +2618,11 @@
       </w:tr>
       <w:tr>
         <w:trPr>
-          <w:trHeight w:val="420" w:hRule="atLeast"/>
+          <w:trHeight w:val="440" w:hRule="atLeast"/>
         </w:trPr>
         <w:tc>
           <w:tcPr>
-            <w:tcW w:type="dxa" w:w="3920"/>
-            <w:tcBorders>
-              <w:top w:val="single" w:color="555555" w:sz="4"/>
-              <w:left w:val="single" w:color="555555" w:sz="4"/>
-              <w:bottom w:val="single" w:color="555555" w:sz="4"/>
-              <w:right w:val="single" w:color="555555" w:sz="4"/>
-            </w:tcBorders>
-            <w:tcMar>
-              <w:top w:type="dxa" w:w="30"/>
-              <w:left w:type="dxa" w:w="60"/>
-              <w:bottom w:type="dxa" w:w="30"/>
-              <w:right w:type="dxa" w:w="60"/>
-            </w:tcMar>
-            <w:vAlign w:val="center"/>
-          </w:tcPr>
-          <w:p>
-            <w:pPr>
-              <w:spacing w:after="0" w:before="0"/>
-            </w:pPr>
-            <w:r>
-              <w:rPr>
-                <w:rFonts w:ascii="Arial" w:cs="Arial" w:eastAsia="Arial" w:hAnsi="Arial"/>
-                <w:sz w:val="18"/>
-                <w:szCs w:val="18"/>
-              </w:rPr>
-              <w:t xml:space="preserve">Destape de alcantarillas, box o tuberías</w:t>
-            </w:r>
-          </w:p>
-        </w:tc>
-        <w:tc>
-          <w:tcPr>
-            <w:tcW w:type="dxa" w:w="1300"/>
-            <w:tcBorders>
-              <w:top w:val="single" w:color="555555" w:sz="4"/>
-              <w:left w:val="single" w:color="555555" w:sz="4"/>
-              <w:bottom w:val="single" w:color="555555" w:sz="4"/>
-              <w:right w:val="single" w:color="555555" w:sz="4"/>
-            </w:tcBorders>
-            <w:tcMar>
-              <w:top w:type="dxa" w:w="30"/>
-              <w:left w:type="dxa" w:w="60"/>
-              <w:bottom w:type="dxa" w:w="30"/>
-              <w:right w:type="dxa" w:w="60"/>
-            </w:tcMar>
-            <w:vAlign w:val="center"/>
-          </w:tcPr>
-          <w:p>
-            <w:pPr>
-              <w:spacing w:after="0" w:before="0"/>
-              <w:jc w:val="center"/>
-            </w:pPr>
-            <w:r>
-              <w:rPr>
-                <w:rFonts w:ascii="Arial" w:cs="Arial" w:eastAsia="Arial" w:hAnsi="Arial"/>
-                <w:sz w:val="18"/>
-                <w:szCs w:val="18"/>
-              </w:rPr>
-              <w:t xml:space="preserve">und</w:t>
-            </w:r>
-          </w:p>
-        </w:tc>
-        <w:tc>
-          <w:tcPr>
-            <w:tcW w:type="dxa" w:w="1600"/>
-            <w:tcBorders>
-              <w:top w:val="single" w:color="555555" w:sz="4"/>
-              <w:left w:val="single" w:color="555555" w:sz="4"/>
-              <w:bottom w:val="single" w:color="555555" w:sz="4"/>
-              <w:right w:val="single" w:color="555555" w:sz="4"/>
-            </w:tcBorders>
-            <w:tcMar>
-              <w:top w:type="dxa" w:w="30"/>
-              <w:left w:type="dxa" w:w="60"/>
-              <w:bottom w:type="dxa" w:w="30"/>
-              <w:right w:type="dxa" w:w="60"/>
-            </w:tcMar>
-            <w:vAlign w:val="center"/>
-          </w:tcPr>
-          <w:p>
-            <w:pPr>
-              <w:spacing w:after="0" w:before="0"/>
-            </w:pPr>
-            <w:r>
-              <w:rPr>
-                <w:rFonts w:ascii="Arial" w:cs="Arial" w:eastAsia="Arial" w:hAnsi="Arial"/>
-                <w:sz w:val="18"/>
-                <w:szCs w:val="18"/>
-              </w:rPr>
-              <w:t xml:space="preserve"/>
-            </w:r>
-          </w:p>
-        </w:tc>
-        <w:tc>
-          <w:tcPr>
-            <w:tcW w:type="dxa" w:w="1600"/>
-            <w:tcBorders>
-              <w:top w:val="single" w:color="555555" w:sz="4"/>
-              <w:left w:val="single" w:color="555555" w:sz="4"/>
-              <w:bottom w:val="single" w:color="555555" w:sz="4"/>
-              <w:right w:val="single" w:color="555555" w:sz="4"/>
-            </w:tcBorders>
-            <w:tcMar>
-              <w:top w:type="dxa" w:w="30"/>
-              <w:left w:type="dxa" w:w="60"/>
-              <w:bottom w:type="dxa" w:w="30"/>
-              <w:right w:type="dxa" w:w="60"/>
-            </w:tcMar>
-            <w:vAlign w:val="center"/>
-          </w:tcPr>
-          <w:p>
-            <w:pPr>
-              <w:spacing w:after="0" w:before="0"/>
-            </w:pPr>
-            <w:r>
-              <w:rPr>
-                <w:rFonts w:ascii="Arial" w:cs="Arial" w:eastAsia="Arial" w:hAnsi="Arial"/>
-                <w:sz w:val="18"/>
-                <w:szCs w:val="18"/>
-              </w:rPr>
-              <w:t xml:space="preserve"/>
-            </w:r>
-          </w:p>
-        </w:tc>
-        <w:tc>
-          <w:tcPr>
-            <w:tcW w:type="dxa" w:w="1400"/>
-            <w:tcBorders>
-              <w:top w:val="single" w:color="555555" w:sz="4"/>
-              <w:left w:val="single" w:color="555555" w:sz="4"/>
-              <w:bottom w:val="single" w:color="555555" w:sz="4"/>
-              <w:right w:val="single" w:color="555555" w:sz="4"/>
-            </w:tcBorders>
-            <w:tcMar>
-              <w:top w:type="dxa" w:w="30"/>
-              <w:left w:type="dxa" w:w="60"/>
-              <w:bottom w:type="dxa" w:w="30"/>
-              <w:right w:type="dxa" w:w="60"/>
-            </w:tcMar>
-            <w:vAlign w:val="center"/>
-          </w:tcPr>
-          <w:p>
-            <w:pPr>
-              <w:spacing w:after="0" w:before="0"/>
-            </w:pPr>
-            <w:r>
-              <w:rPr>
-                <w:rFonts w:ascii="Arial" w:cs="Arial" w:eastAsia="Arial" w:hAnsi="Arial"/>
-                <w:sz w:val="18"/>
-                <w:szCs w:val="18"/>
-              </w:rPr>
-              <w:t xml:space="preserve"/>
-            </w:r>
-          </w:p>
-        </w:tc>
-        <w:tc>
-          <w:tcPr>
-            <w:tcW w:type="dxa" w:w="1700"/>
-            <w:tcBorders>
-              <w:top w:val="single" w:color="555555" w:sz="4"/>
-              <w:left w:val="single" w:color="555555" w:sz="4"/>
-              <w:bottom w:val="single" w:color="555555" w:sz="4"/>
-              <w:right w:val="single" w:color="555555" w:sz="4"/>
-            </w:tcBorders>
-            <w:tcMar>
-              <w:top w:type="dxa" w:w="30"/>
-              <w:left w:type="dxa" w:w="60"/>
-              <w:bottom w:type="dxa" w:w="30"/>
-              <w:right w:type="dxa" w:w="60"/>
-            </w:tcMar>
-            <w:vAlign w:val="center"/>
-          </w:tcPr>
-          <w:p>
-            <w:pPr>
-              <w:spacing w:after="0" w:before="0"/>
-            </w:pPr>
-            <w:r>
-              <w:rPr>
-                <w:rFonts w:ascii="Arial" w:cs="Arial" w:eastAsia="Arial" w:hAnsi="Arial"/>
-                <w:sz w:val="18"/>
-                <w:szCs w:val="18"/>
-              </w:rPr>
-              <w:t xml:space="preserve"/>
-            </w:r>
-          </w:p>
-        </w:tc>
-      </w:tr>
-      <w:tr>
-        <w:trPr>
-          <w:trHeight w:val="420" w:hRule="atLeast"/>
-        </w:trPr>
-        <w:tc>
-          <w:tcPr>
-            <w:tcW w:type="dxa" w:w="3920"/>
+            <w:tcW w:type="dxa" w:w="6720"/>
             <w:tcBorders>
               <w:top w:val="single" w:color="555555" w:sz="4"/>
               <w:left w:val="single" w:color="555555" w:sz="4"/>
@@ -3518,149 +2653,57 @@
         </w:tc>
         <w:tc>
           <w:tcPr>
-            <w:tcW w:type="dxa" w:w="1300"/>
-            <w:tcBorders>
-              <w:top w:val="single" w:color="555555" w:sz="4"/>
-              <w:left w:val="single" w:color="555555" w:sz="4"/>
-              <w:bottom w:val="single" w:color="555555" w:sz="4"/>
-              <w:right w:val="single" w:color="555555" w:sz="4"/>
-            </w:tcBorders>
-            <w:tcMar>
-              <w:top w:type="dxa" w:w="30"/>
-              <w:left w:type="dxa" w:w="60"/>
-              <w:bottom w:type="dxa" w:w="30"/>
-              <w:right w:type="dxa" w:w="60"/>
-            </w:tcMar>
-            <w:vAlign w:val="center"/>
-          </w:tcPr>
-          <w:p>
-            <w:pPr>
-              <w:spacing w:after="0" w:before="0"/>
-              <w:jc w:val="center"/>
-            </w:pPr>
-            <w:r>
-              <w:rPr>
-                <w:rFonts w:ascii="Arial" w:cs="Arial" w:eastAsia="Arial" w:hAnsi="Arial"/>
-                <w:sz w:val="18"/>
-                <w:szCs w:val="18"/>
-              </w:rPr>
-              <w:t xml:space="preserve"/>
-            </w:r>
-          </w:p>
-        </w:tc>
-        <w:tc>
-          <w:tcPr>
-            <w:tcW w:type="dxa" w:w="1600"/>
-            <w:tcBorders>
-              <w:top w:val="single" w:color="555555" w:sz="4"/>
-              <w:left w:val="single" w:color="555555" w:sz="4"/>
-              <w:bottom w:val="single" w:color="555555" w:sz="4"/>
-              <w:right w:val="single" w:color="555555" w:sz="4"/>
-            </w:tcBorders>
-            <w:tcMar>
-              <w:top w:type="dxa" w:w="30"/>
-              <w:left w:type="dxa" w:w="60"/>
-              <w:bottom w:type="dxa" w:w="30"/>
-              <w:right w:type="dxa" w:w="60"/>
-            </w:tcMar>
-            <w:vAlign w:val="center"/>
-          </w:tcPr>
-          <w:p>
-            <w:pPr>
-              <w:spacing w:after="0" w:before="0"/>
-            </w:pPr>
-            <w:r>
-              <w:rPr>
-                <w:rFonts w:ascii="Arial" w:cs="Arial" w:eastAsia="Arial" w:hAnsi="Arial"/>
-                <w:sz w:val="18"/>
-                <w:szCs w:val="18"/>
-              </w:rPr>
-              <w:t xml:space="preserve"/>
-            </w:r>
-          </w:p>
-        </w:tc>
-        <w:tc>
-          <w:tcPr>
-            <w:tcW w:type="dxa" w:w="1600"/>
-            <w:tcBorders>
-              <w:top w:val="single" w:color="555555" w:sz="4"/>
-              <w:left w:val="single" w:color="555555" w:sz="4"/>
-              <w:bottom w:val="single" w:color="555555" w:sz="4"/>
-              <w:right w:val="single" w:color="555555" w:sz="4"/>
-            </w:tcBorders>
-            <w:tcMar>
-              <w:top w:type="dxa" w:w="30"/>
-              <w:left w:type="dxa" w:w="60"/>
-              <w:bottom w:type="dxa" w:w="30"/>
-              <w:right w:type="dxa" w:w="60"/>
-            </w:tcMar>
-            <w:vAlign w:val="center"/>
-          </w:tcPr>
-          <w:p>
-            <w:pPr>
-              <w:spacing w:after="0" w:before="0"/>
-            </w:pPr>
-            <w:r>
-              <w:rPr>
-                <w:rFonts w:ascii="Arial" w:cs="Arial" w:eastAsia="Arial" w:hAnsi="Arial"/>
-                <w:sz w:val="18"/>
-                <w:szCs w:val="18"/>
-              </w:rPr>
-              <w:t xml:space="preserve"/>
-            </w:r>
-          </w:p>
-        </w:tc>
-        <w:tc>
-          <w:tcPr>
-            <w:tcW w:type="dxa" w:w="1400"/>
-            <w:tcBorders>
-              <w:top w:val="single" w:color="555555" w:sz="4"/>
-              <w:left w:val="single" w:color="555555" w:sz="4"/>
-              <w:bottom w:val="single" w:color="555555" w:sz="4"/>
-              <w:right w:val="single" w:color="555555" w:sz="4"/>
-            </w:tcBorders>
-            <w:tcMar>
-              <w:top w:type="dxa" w:w="30"/>
-              <w:left w:type="dxa" w:w="60"/>
-              <w:bottom w:type="dxa" w:w="30"/>
-              <w:right w:type="dxa" w:w="60"/>
-            </w:tcMar>
-            <w:vAlign w:val="center"/>
-          </w:tcPr>
-          <w:p>
-            <w:pPr>
-              <w:spacing w:after="0" w:before="0"/>
-            </w:pPr>
-            <w:r>
-              <w:rPr>
-                <w:rFonts w:ascii="Arial" w:cs="Arial" w:eastAsia="Arial" w:hAnsi="Arial"/>
-                <w:sz w:val="18"/>
-                <w:szCs w:val="18"/>
-              </w:rPr>
-              <w:t xml:space="preserve"/>
-            </w:r>
-          </w:p>
-        </w:tc>
-        <w:tc>
-          <w:tcPr>
-            <w:tcW w:type="dxa" w:w="1700"/>
-            <w:tcBorders>
-              <w:top w:val="single" w:color="555555" w:sz="4"/>
-              <w:left w:val="single" w:color="555555" w:sz="4"/>
-              <w:bottom w:val="single" w:color="555555" w:sz="4"/>
-              <w:right w:val="single" w:color="555555" w:sz="4"/>
-            </w:tcBorders>
-            <w:tcMar>
-              <w:top w:type="dxa" w:w="30"/>
-              <w:left w:type="dxa" w:w="60"/>
-              <w:bottom w:type="dxa" w:w="30"/>
-              <w:right w:type="dxa" w:w="60"/>
-            </w:tcMar>
-            <w:vAlign w:val="center"/>
-          </w:tcPr>
-          <w:p>
-            <w:pPr>
-              <w:spacing w:after="0" w:before="0"/>
+            <w:tcW w:type="dxa" w:w="2400"/>
+            <w:tcBorders>
+              <w:top w:val="single" w:color="555555" w:sz="4"/>
+              <w:left w:val="single" w:color="555555" w:sz="4"/>
+              <w:bottom w:val="single" w:color="555555" w:sz="4"/>
+              <w:right w:val="single" w:color="555555" w:sz="4"/>
+            </w:tcBorders>
+            <w:tcMar>
+              <w:top w:type="dxa" w:w="30"/>
+              <w:left w:type="dxa" w:w="60"/>
+              <w:bottom w:type="dxa" w:w="30"/>
+              <w:right w:type="dxa" w:w="60"/>
+            </w:tcMar>
+            <w:vAlign w:val="center"/>
+          </w:tcPr>
+          <w:p>
+            <w:pPr>
+              <w:spacing w:after="0" w:before="0"/>
+              <w:jc w:val="center"/>
+            </w:pPr>
+            <w:r>
+              <w:rPr>
+                <w:rFonts w:ascii="Arial" w:cs="Arial" w:eastAsia="Arial" w:hAnsi="Arial"/>
+                <w:sz w:val="18"/>
+                <w:szCs w:val="18"/>
+              </w:rPr>
+              <w:t xml:space="preserve"/>
+            </w:r>
+          </w:p>
+        </w:tc>
+        <w:tc>
+          <w:tcPr>
+            <w:tcW w:type="dxa" w:w="2400"/>
+            <w:tcBorders>
+              <w:top w:val="single" w:color="555555" w:sz="4"/>
+              <w:left w:val="single" w:color="555555" w:sz="4"/>
+              <w:bottom w:val="single" w:color="555555" w:sz="4"/>
+              <w:right w:val="single" w:color="555555" w:sz="4"/>
+            </w:tcBorders>
+            <w:tcMar>
+              <w:top w:type="dxa" w:w="30"/>
+              <w:left w:type="dxa" w:w="60"/>
+              <w:bottom w:type="dxa" w:w="30"/>
+              <w:right w:type="dxa" w:w="60"/>
+            </w:tcMar>
+            <w:vAlign w:val="center"/>
+          </w:tcPr>
+          <w:p>
+            <w:pPr>
+              <w:spacing w:after="0" w:before="0"/>
+              <w:jc w:val="center"/>
             </w:pPr>
             <w:r>
               <w:rPr>
@@ -3674,19 +2717,6 @@
         </w:tc>
       </w:tr>
     </w:tbl>
-    <w:p>
-      <w:pPr>
-        <w:spacing w:after="20" w:before="40"/>
-      </w:pPr>
-      <w:r>
-        <w:rPr>
-          <w:rFonts w:ascii="Arial" w:cs="Arial" w:eastAsia="Arial" w:hAnsi="Arial"/>
-          <w:sz w:val="15"/>
-          <w:szCs w:val="15"/>
-        </w:rPr>
-        <w:t xml:space="preserve">¿Se cumplió la meta del día?  Sí ☐  No ☐   ¿Por qué no?: ____________________________________________________________</w:t>
-      </w:r>
-    </w:p>
     <w:p>
       <w:pPr>
         <w:shd w:fill="2E5E3E" w:color="auto" w:val="clear"/>

--- a/Hoja_Campo_Limpieza_Roceria_Comuna2.docx
+++ b/Hoja_Campo_Limpieza_Roceria_Comuna2.docx
@@ -451,7 +451,7 @@
                 <w:sz w:val="18"/>
                 <w:szCs w:val="18"/>
               </w:rPr>
-              <w:t xml:space="preserve">Tramo del día (abscisa de – a)</w:t>
+              <w:t xml:space="preserve">Distancia del caño</w:t>
             </w:r>
           </w:p>
         </w:tc>
@@ -484,7 +484,7 @@
                 <w:sz w:val="18"/>
                 <w:szCs w:val="18"/>
               </w:rPr>
-              <w:t xml:space="preserve">de ________ a ________</w:t>
+              <w:t xml:space="preserve">__________ m</w:t>
             </w:r>
           </w:p>
         </w:tc>
@@ -624,6 +624,94 @@
                 <w:szCs w:val="18"/>
               </w:rPr>
               <w:t xml:space="preserve">Sol ☐   Nublado ☐   Lluvia ☐</w:t>
+            </w:r>
+          </w:p>
+        </w:tc>
+      </w:tr>
+    </w:tbl>
+    <w:tbl>
+      <w:tblPr>
+        <w:tblW w:type="dxa" w:w="11520"/>
+        <w:tblBorders>
+          <w:top w:val="single" w:color="auto" w:sz="4"/>
+          <w:left w:val="single" w:color="auto" w:sz="4"/>
+          <w:bottom w:val="single" w:color="auto" w:sz="4"/>
+          <w:right w:val="single" w:color="auto" w:sz="4"/>
+          <w:insideH w:val="single" w:color="auto" w:sz="4"/>
+          <w:insideV w:val="single" w:color="auto" w:sz="4"/>
+        </w:tblBorders>
+        <w:tblLayout w:type="fixed"/>
+      </w:tblPr>
+      <w:tblGrid>
+        <w:gridCol w:w="4600"/>
+        <w:gridCol w:w="6920"/>
+      </w:tblGrid>
+      <w:tr>
+        <w:trPr>
+          <w:trHeight w:val="420" w:hRule="atLeast"/>
+        </w:trPr>
+        <w:tc>
+          <w:tcPr>
+            <w:tcW w:type="dxa" w:w="4600"/>
+            <w:tcBorders>
+              <w:top w:val="single" w:color="555555" w:sz="4"/>
+              <w:left w:val="single" w:color="555555" w:sz="4"/>
+              <w:bottom w:val="single" w:color="555555" w:sz="4"/>
+              <w:right w:val="single" w:color="555555" w:sz="4"/>
+            </w:tcBorders>
+            <w:shd w:fill="F2F2F2" w:color="auto" w:val="clear"/>
+            <w:tcMar>
+              <w:top w:type="dxa" w:w="30"/>
+              <w:left w:type="dxa" w:w="60"/>
+              <w:bottom w:type="dxa" w:w="30"/>
+              <w:right w:type="dxa" w:w="60"/>
+            </w:tcMar>
+            <w:vAlign w:val="center"/>
+          </w:tcPr>
+          <w:p>
+            <w:pPr>
+              <w:spacing w:after="0" w:before="0"/>
+            </w:pPr>
+            <w:r>
+              <w:rPr>
+                <w:rFonts w:ascii="Arial" w:cs="Arial" w:eastAsia="Arial" w:hAnsi="Arial"/>
+                <w:b/>
+                <w:bCs/>
+                <w:sz w:val="18"/>
+                <w:szCs w:val="18"/>
+              </w:rPr>
+              <w:t xml:space="preserve">Días de ejecución programados para el caño</w:t>
+            </w:r>
+          </w:p>
+        </w:tc>
+        <w:tc>
+          <w:tcPr>
+            <w:tcW w:type="dxa" w:w="6920"/>
+            <w:tcBorders>
+              <w:top w:val="single" w:color="555555" w:sz="4"/>
+              <w:left w:val="single" w:color="555555" w:sz="4"/>
+              <w:bottom w:val="single" w:color="555555" w:sz="4"/>
+              <w:right w:val="single" w:color="555555" w:sz="4"/>
+            </w:tcBorders>
+            <w:tcMar>
+              <w:top w:type="dxa" w:w="30"/>
+              <w:left w:type="dxa" w:w="60"/>
+              <w:bottom w:type="dxa" w:w="30"/>
+              <w:right w:type="dxa" w:w="60"/>
+            </w:tcMar>
+            <w:vAlign w:val="center"/>
+          </w:tcPr>
+          <w:p>
+            <w:pPr>
+              <w:spacing w:after="0" w:before="0"/>
+            </w:pPr>
+            <w:r>
+              <w:rPr>
+                <w:rFonts w:ascii="Arial" w:cs="Arial" w:eastAsia="Arial" w:hAnsi="Arial"/>
+                <w:sz w:val="18"/>
+                <w:szCs w:val="18"/>
+              </w:rPr>
+              <w:t xml:space="preserve">__________ días</w:t>
             </w:r>
           </w:p>
         </w:tc>
@@ -1902,9 +1990,11 @@
         <w:tblLayout w:type="fixed"/>
       </w:tblPr>
       <w:tblGrid>
-        <w:gridCol w:w="6720"/>
-        <w:gridCol w:w="2400"/>
-        <w:gridCol w:w="2400"/>
+        <w:gridCol w:w="4120"/>
+        <w:gridCol w:w="1250"/>
+        <w:gridCol w:w="1250"/>
+        <w:gridCol w:w="1300"/>
+        <w:gridCol w:w="3600"/>
       </w:tblGrid>
       <w:tr>
         <w:trPr>
@@ -1912,7 +2002,7 @@
         </w:trPr>
         <w:tc>
           <w:tcPr>
-            <w:tcW w:type="dxa" w:w="6720"/>
+            <w:tcW w:type="dxa" w:w="4120"/>
             <w:tcBorders>
               <w:top w:val="single" w:color="555555" w:sz="4"/>
               <w:left w:val="single" w:color="555555" w:sz="4"/>
@@ -1947,7 +2037,7 @@
         </w:tc>
         <w:tc>
           <w:tcPr>
-            <w:tcW w:type="dxa" w:w="2400"/>
+            <w:tcW w:type="dxa" w:w="1250"/>
             <w:tcBorders>
               <w:top w:val="single" w:color="555555" w:sz="4"/>
               <w:left w:val="single" w:color="555555" w:sz="4"/>
@@ -1982,7 +2072,7 @@
         </w:tc>
         <w:tc>
           <w:tcPr>
-            <w:tcW w:type="dxa" w:w="2400"/>
+            <w:tcW w:type="dxa" w:w="1250"/>
             <w:tcBorders>
               <w:top w:val="single" w:color="555555" w:sz="4"/>
               <w:left w:val="single" w:color="555555" w:sz="4"/>
@@ -2012,6 +2102,76 @@
                 <w:szCs w:val="18"/>
               </w:rPr>
               <w:t xml:space="preserve">Cantidad</w:t>
+            </w:r>
+          </w:p>
+        </w:tc>
+        <w:tc>
+          <w:tcPr>
+            <w:tcW w:type="dxa" w:w="1300"/>
+            <w:tcBorders>
+              <w:top w:val="single" w:color="555555" w:sz="4"/>
+              <w:left w:val="single" w:color="555555" w:sz="4"/>
+              <w:bottom w:val="single" w:color="555555" w:sz="4"/>
+              <w:right w:val="single" w:color="555555" w:sz="4"/>
+            </w:tcBorders>
+            <w:shd w:fill="D9E2D0" w:color="auto" w:val="clear"/>
+            <w:tcMar>
+              <w:top w:type="dxa" w:w="30"/>
+              <w:left w:type="dxa" w:w="60"/>
+              <w:bottom w:type="dxa" w:w="30"/>
+              <w:right w:type="dxa" w:w="60"/>
+            </w:tcMar>
+            <w:vAlign w:val="center"/>
+          </w:tcPr>
+          <w:p>
+            <w:pPr>
+              <w:spacing w:after="0" w:before="0"/>
+              <w:jc w:val="center"/>
+            </w:pPr>
+            <w:r>
+              <w:rPr>
+                <w:rFonts w:ascii="Arial" w:cs="Arial" w:eastAsia="Arial" w:hAnsi="Arial"/>
+                <w:b/>
+                <w:bCs/>
+                <w:sz w:val="18"/>
+                <w:szCs w:val="18"/>
+              </w:rPr>
+              <w:t xml:space="preserve">¿Se realizó? (Sí / No)</w:t>
+            </w:r>
+          </w:p>
+        </w:tc>
+        <w:tc>
+          <w:tcPr>
+            <w:tcW w:type="dxa" w:w="3600"/>
+            <w:tcBorders>
+              <w:top w:val="single" w:color="555555" w:sz="4"/>
+              <w:left w:val="single" w:color="555555" w:sz="4"/>
+              <w:bottom w:val="single" w:color="555555" w:sz="4"/>
+              <w:right w:val="single" w:color="555555" w:sz="4"/>
+            </w:tcBorders>
+            <w:shd w:fill="D9E2D0" w:color="auto" w:val="clear"/>
+            <w:tcMar>
+              <w:top w:type="dxa" w:w="30"/>
+              <w:left w:type="dxa" w:w="60"/>
+              <w:bottom w:type="dxa" w:w="30"/>
+              <w:right w:type="dxa" w:w="60"/>
+            </w:tcMar>
+            <w:vAlign w:val="center"/>
+          </w:tcPr>
+          <w:p>
+            <w:pPr>
+              <w:spacing w:after="0" w:before="0"/>
+              <w:jc w:val="center"/>
+            </w:pPr>
+            <w:r>
+              <w:rPr>
+                <w:rFonts w:ascii="Arial" w:cs="Arial" w:eastAsia="Arial" w:hAnsi="Arial"/>
+                <w:b/>
+                <w:bCs/>
+                <w:sz w:val="18"/>
+                <w:szCs w:val="18"/>
+              </w:rPr>
+              <w:t xml:space="preserve">Si no se realizó, ¿por qué?</w:t>
             </w:r>
           </w:p>
         </w:tc>
@@ -2022,7 +2182,7 @@
         </w:trPr>
         <w:tc>
           <w:tcPr>
-            <w:tcW w:type="dxa" w:w="6720"/>
+            <w:tcW w:type="dxa" w:w="4120"/>
             <w:tcBorders>
               <w:top w:val="single" w:color="555555" w:sz="4"/>
               <w:left w:val="single" w:color="555555" w:sz="4"/>
@@ -2053,7 +2213,7 @@
         </w:tc>
         <w:tc>
           <w:tcPr>
-            <w:tcW w:type="dxa" w:w="2400"/>
+            <w:tcW w:type="dxa" w:w="1250"/>
             <w:tcBorders>
               <w:top w:val="single" w:color="555555" w:sz="4"/>
               <w:left w:val="single" w:color="555555" w:sz="4"/>
@@ -2085,25 +2245,88 @@
         </w:tc>
         <w:tc>
           <w:tcPr>
-            <w:tcW w:type="dxa" w:w="2400"/>
-            <w:tcBorders>
-              <w:top w:val="single" w:color="555555" w:sz="4"/>
-              <w:left w:val="single" w:color="555555" w:sz="4"/>
-              <w:bottom w:val="single" w:color="555555" w:sz="4"/>
-              <w:right w:val="single" w:color="555555" w:sz="4"/>
-            </w:tcBorders>
-            <w:tcMar>
-              <w:top w:type="dxa" w:w="30"/>
-              <w:left w:type="dxa" w:w="60"/>
-              <w:bottom w:type="dxa" w:w="30"/>
-              <w:right w:type="dxa" w:w="60"/>
-            </w:tcMar>
-            <w:vAlign w:val="center"/>
-          </w:tcPr>
-          <w:p>
-            <w:pPr>
-              <w:spacing w:after="0" w:before="0"/>
-              <w:jc w:val="center"/>
+            <w:tcW w:type="dxa" w:w="1250"/>
+            <w:tcBorders>
+              <w:top w:val="single" w:color="555555" w:sz="4"/>
+              <w:left w:val="single" w:color="555555" w:sz="4"/>
+              <w:bottom w:val="single" w:color="555555" w:sz="4"/>
+              <w:right w:val="single" w:color="555555" w:sz="4"/>
+            </w:tcBorders>
+            <w:tcMar>
+              <w:top w:type="dxa" w:w="30"/>
+              <w:left w:type="dxa" w:w="60"/>
+              <w:bottom w:type="dxa" w:w="30"/>
+              <w:right w:type="dxa" w:w="60"/>
+            </w:tcMar>
+            <w:vAlign w:val="center"/>
+          </w:tcPr>
+          <w:p>
+            <w:pPr>
+              <w:spacing w:after="0" w:before="0"/>
+              <w:jc w:val="center"/>
+            </w:pPr>
+            <w:r>
+              <w:rPr>
+                <w:rFonts w:ascii="Arial" w:cs="Arial" w:eastAsia="Arial" w:hAnsi="Arial"/>
+                <w:sz w:val="18"/>
+                <w:szCs w:val="18"/>
+              </w:rPr>
+              <w:t xml:space="preserve"/>
+            </w:r>
+          </w:p>
+        </w:tc>
+        <w:tc>
+          <w:tcPr>
+            <w:tcW w:type="dxa" w:w="1300"/>
+            <w:tcBorders>
+              <w:top w:val="single" w:color="555555" w:sz="4"/>
+              <w:left w:val="single" w:color="555555" w:sz="4"/>
+              <w:bottom w:val="single" w:color="555555" w:sz="4"/>
+              <w:right w:val="single" w:color="555555" w:sz="4"/>
+            </w:tcBorders>
+            <w:tcMar>
+              <w:top w:type="dxa" w:w="30"/>
+              <w:left w:type="dxa" w:w="60"/>
+              <w:bottom w:type="dxa" w:w="30"/>
+              <w:right w:type="dxa" w:w="60"/>
+            </w:tcMar>
+            <w:vAlign w:val="center"/>
+          </w:tcPr>
+          <w:p>
+            <w:pPr>
+              <w:spacing w:after="0" w:before="0"/>
+              <w:jc w:val="center"/>
+            </w:pPr>
+            <w:r>
+              <w:rPr>
+                <w:rFonts w:ascii="Arial" w:cs="Arial" w:eastAsia="Arial" w:hAnsi="Arial"/>
+                <w:sz w:val="18"/>
+                <w:szCs w:val="18"/>
+              </w:rPr>
+              <w:t xml:space="preserve"/>
+            </w:r>
+          </w:p>
+        </w:tc>
+        <w:tc>
+          <w:tcPr>
+            <w:tcW w:type="dxa" w:w="3600"/>
+            <w:tcBorders>
+              <w:top w:val="single" w:color="555555" w:sz="4"/>
+              <w:left w:val="single" w:color="555555" w:sz="4"/>
+              <w:bottom w:val="single" w:color="555555" w:sz="4"/>
+              <w:right w:val="single" w:color="555555" w:sz="4"/>
+            </w:tcBorders>
+            <w:tcMar>
+              <w:top w:type="dxa" w:w="30"/>
+              <w:left w:type="dxa" w:w="60"/>
+              <w:bottom w:type="dxa" w:w="30"/>
+              <w:right w:type="dxa" w:w="60"/>
+            </w:tcMar>
+            <w:vAlign w:val="center"/>
+          </w:tcPr>
+          <w:p>
+            <w:pPr>
+              <w:spacing w:after="0" w:before="0"/>
             </w:pPr>
             <w:r>
               <w:rPr>
@@ -2122,7 +2345,7 @@
         </w:trPr>
         <w:tc>
           <w:tcPr>
-            <w:tcW w:type="dxa" w:w="6720"/>
+            <w:tcW w:type="dxa" w:w="4120"/>
             <w:tcBorders>
               <w:top w:val="single" w:color="555555" w:sz="4"/>
               <w:left w:val="single" w:color="555555" w:sz="4"/>
@@ -2153,7 +2376,7 @@
         </w:tc>
         <w:tc>
           <w:tcPr>
-            <w:tcW w:type="dxa" w:w="2400"/>
+            <w:tcW w:type="dxa" w:w="1250"/>
             <w:tcBorders>
               <w:top w:val="single" w:color="555555" w:sz="4"/>
               <w:left w:val="single" w:color="555555" w:sz="4"/>
@@ -2185,25 +2408,88 @@
         </w:tc>
         <w:tc>
           <w:tcPr>
-            <w:tcW w:type="dxa" w:w="2400"/>
-            <w:tcBorders>
-              <w:top w:val="single" w:color="555555" w:sz="4"/>
-              <w:left w:val="single" w:color="555555" w:sz="4"/>
-              <w:bottom w:val="single" w:color="555555" w:sz="4"/>
-              <w:right w:val="single" w:color="555555" w:sz="4"/>
-            </w:tcBorders>
-            <w:tcMar>
-              <w:top w:type="dxa" w:w="30"/>
-              <w:left w:type="dxa" w:w="60"/>
-              <w:bottom w:type="dxa" w:w="30"/>
-              <w:right w:type="dxa" w:w="60"/>
-            </w:tcMar>
-            <w:vAlign w:val="center"/>
-          </w:tcPr>
-          <w:p>
-            <w:pPr>
-              <w:spacing w:after="0" w:before="0"/>
-              <w:jc w:val="center"/>
+            <w:tcW w:type="dxa" w:w="1250"/>
+            <w:tcBorders>
+              <w:top w:val="single" w:color="555555" w:sz="4"/>
+              <w:left w:val="single" w:color="555555" w:sz="4"/>
+              <w:bottom w:val="single" w:color="555555" w:sz="4"/>
+              <w:right w:val="single" w:color="555555" w:sz="4"/>
+            </w:tcBorders>
+            <w:tcMar>
+              <w:top w:type="dxa" w:w="30"/>
+              <w:left w:type="dxa" w:w="60"/>
+              <w:bottom w:type="dxa" w:w="30"/>
+              <w:right w:type="dxa" w:w="60"/>
+            </w:tcMar>
+            <w:vAlign w:val="center"/>
+          </w:tcPr>
+          <w:p>
+            <w:pPr>
+              <w:spacing w:after="0" w:before="0"/>
+              <w:jc w:val="center"/>
+            </w:pPr>
+            <w:r>
+              <w:rPr>
+                <w:rFonts w:ascii="Arial" w:cs="Arial" w:eastAsia="Arial" w:hAnsi="Arial"/>
+                <w:sz w:val="18"/>
+                <w:szCs w:val="18"/>
+              </w:rPr>
+              <w:t xml:space="preserve"/>
+            </w:r>
+          </w:p>
+        </w:tc>
+        <w:tc>
+          <w:tcPr>
+            <w:tcW w:type="dxa" w:w="1300"/>
+            <w:tcBorders>
+              <w:top w:val="single" w:color="555555" w:sz="4"/>
+              <w:left w:val="single" w:color="555555" w:sz="4"/>
+              <w:bottom w:val="single" w:color="555555" w:sz="4"/>
+              <w:right w:val="single" w:color="555555" w:sz="4"/>
+            </w:tcBorders>
+            <w:tcMar>
+              <w:top w:type="dxa" w:w="30"/>
+              <w:left w:type="dxa" w:w="60"/>
+              <w:bottom w:type="dxa" w:w="30"/>
+              <w:right w:type="dxa" w:w="60"/>
+            </w:tcMar>
+            <w:vAlign w:val="center"/>
+          </w:tcPr>
+          <w:p>
+            <w:pPr>
+              <w:spacing w:after="0" w:before="0"/>
+              <w:jc w:val="center"/>
+            </w:pPr>
+            <w:r>
+              <w:rPr>
+                <w:rFonts w:ascii="Arial" w:cs="Arial" w:eastAsia="Arial" w:hAnsi="Arial"/>
+                <w:sz w:val="18"/>
+                <w:szCs w:val="18"/>
+              </w:rPr>
+              <w:t xml:space="preserve"/>
+            </w:r>
+          </w:p>
+        </w:tc>
+        <w:tc>
+          <w:tcPr>
+            <w:tcW w:type="dxa" w:w="3600"/>
+            <w:tcBorders>
+              <w:top w:val="single" w:color="555555" w:sz="4"/>
+              <w:left w:val="single" w:color="555555" w:sz="4"/>
+              <w:bottom w:val="single" w:color="555555" w:sz="4"/>
+              <w:right w:val="single" w:color="555555" w:sz="4"/>
+            </w:tcBorders>
+            <w:tcMar>
+              <w:top w:type="dxa" w:w="30"/>
+              <w:left w:type="dxa" w:w="60"/>
+              <w:bottom w:type="dxa" w:w="30"/>
+              <w:right w:type="dxa" w:w="60"/>
+            </w:tcMar>
+            <w:vAlign w:val="center"/>
+          </w:tcPr>
+          <w:p>
+            <w:pPr>
+              <w:spacing w:after="0" w:before="0"/>
             </w:pPr>
             <w:r>
               <w:rPr>
@@ -2222,7 +2508,7 @@
         </w:trPr>
         <w:tc>
           <w:tcPr>
-            <w:tcW w:type="dxa" w:w="6720"/>
+            <w:tcW w:type="dxa" w:w="4120"/>
             <w:tcBorders>
               <w:top w:val="single" w:color="555555" w:sz="4"/>
               <w:left w:val="single" w:color="555555" w:sz="4"/>
@@ -2253,7 +2539,7 @@
         </w:tc>
         <w:tc>
           <w:tcPr>
-            <w:tcW w:type="dxa" w:w="2400"/>
+            <w:tcW w:type="dxa" w:w="1250"/>
             <w:tcBorders>
               <w:top w:val="single" w:color="555555" w:sz="4"/>
               <w:left w:val="single" w:color="555555" w:sz="4"/>
@@ -2285,25 +2571,88 @@
         </w:tc>
         <w:tc>
           <w:tcPr>
-            <w:tcW w:type="dxa" w:w="2400"/>
-            <w:tcBorders>
-              <w:top w:val="single" w:color="555555" w:sz="4"/>
-              <w:left w:val="single" w:color="555555" w:sz="4"/>
-              <w:bottom w:val="single" w:color="555555" w:sz="4"/>
-              <w:right w:val="single" w:color="555555" w:sz="4"/>
-            </w:tcBorders>
-            <w:tcMar>
-              <w:top w:type="dxa" w:w="30"/>
-              <w:left w:type="dxa" w:w="60"/>
-              <w:bottom w:type="dxa" w:w="30"/>
-              <w:right w:type="dxa" w:w="60"/>
-            </w:tcMar>
-            <w:vAlign w:val="center"/>
-          </w:tcPr>
-          <w:p>
-            <w:pPr>
-              <w:spacing w:after="0" w:before="0"/>
-              <w:jc w:val="center"/>
+            <w:tcW w:type="dxa" w:w="1250"/>
+            <w:tcBorders>
+              <w:top w:val="single" w:color="555555" w:sz="4"/>
+              <w:left w:val="single" w:color="555555" w:sz="4"/>
+              <w:bottom w:val="single" w:color="555555" w:sz="4"/>
+              <w:right w:val="single" w:color="555555" w:sz="4"/>
+            </w:tcBorders>
+            <w:tcMar>
+              <w:top w:type="dxa" w:w="30"/>
+              <w:left w:type="dxa" w:w="60"/>
+              <w:bottom w:type="dxa" w:w="30"/>
+              <w:right w:type="dxa" w:w="60"/>
+            </w:tcMar>
+            <w:vAlign w:val="center"/>
+          </w:tcPr>
+          <w:p>
+            <w:pPr>
+              <w:spacing w:after="0" w:before="0"/>
+              <w:jc w:val="center"/>
+            </w:pPr>
+            <w:r>
+              <w:rPr>
+                <w:rFonts w:ascii="Arial" w:cs="Arial" w:eastAsia="Arial" w:hAnsi="Arial"/>
+                <w:sz w:val="18"/>
+                <w:szCs w:val="18"/>
+              </w:rPr>
+              <w:t xml:space="preserve"/>
+            </w:r>
+          </w:p>
+        </w:tc>
+        <w:tc>
+          <w:tcPr>
+            <w:tcW w:type="dxa" w:w="1300"/>
+            <w:tcBorders>
+              <w:top w:val="single" w:color="555555" w:sz="4"/>
+              <w:left w:val="single" w:color="555555" w:sz="4"/>
+              <w:bottom w:val="single" w:color="555555" w:sz="4"/>
+              <w:right w:val="single" w:color="555555" w:sz="4"/>
+            </w:tcBorders>
+            <w:tcMar>
+              <w:top w:type="dxa" w:w="30"/>
+              <w:left w:type="dxa" w:w="60"/>
+              <w:bottom w:type="dxa" w:w="30"/>
+              <w:right w:type="dxa" w:w="60"/>
+            </w:tcMar>
+            <w:vAlign w:val="center"/>
+          </w:tcPr>
+          <w:p>
+            <w:pPr>
+              <w:spacing w:after="0" w:before="0"/>
+              <w:jc w:val="center"/>
+            </w:pPr>
+            <w:r>
+              <w:rPr>
+                <w:rFonts w:ascii="Arial" w:cs="Arial" w:eastAsia="Arial" w:hAnsi="Arial"/>
+                <w:sz w:val="18"/>
+                <w:szCs w:val="18"/>
+              </w:rPr>
+              <w:t xml:space="preserve"/>
+            </w:r>
+          </w:p>
+        </w:tc>
+        <w:tc>
+          <w:tcPr>
+            <w:tcW w:type="dxa" w:w="3600"/>
+            <w:tcBorders>
+              <w:top w:val="single" w:color="555555" w:sz="4"/>
+              <w:left w:val="single" w:color="555555" w:sz="4"/>
+              <w:bottom w:val="single" w:color="555555" w:sz="4"/>
+              <w:right w:val="single" w:color="555555" w:sz="4"/>
+            </w:tcBorders>
+            <w:tcMar>
+              <w:top w:type="dxa" w:w="30"/>
+              <w:left w:type="dxa" w:w="60"/>
+              <w:bottom w:type="dxa" w:w="30"/>
+              <w:right w:type="dxa" w:w="60"/>
+            </w:tcMar>
+            <w:vAlign w:val="center"/>
+          </w:tcPr>
+          <w:p>
+            <w:pPr>
+              <w:spacing w:after="0" w:before="0"/>
             </w:pPr>
             <w:r>
               <w:rPr>
@@ -2322,7 +2671,7 @@
         </w:trPr>
         <w:tc>
           <w:tcPr>
-            <w:tcW w:type="dxa" w:w="6720"/>
+            <w:tcW w:type="dxa" w:w="4120"/>
             <w:tcBorders>
               <w:top w:val="single" w:color="555555" w:sz="4"/>
               <w:left w:val="single" w:color="555555" w:sz="4"/>
@@ -2353,7 +2702,7 @@
         </w:tc>
         <w:tc>
           <w:tcPr>
-            <w:tcW w:type="dxa" w:w="2400"/>
+            <w:tcW w:type="dxa" w:w="1250"/>
             <w:tcBorders>
               <w:top w:val="single" w:color="555555" w:sz="4"/>
               <w:left w:val="single" w:color="555555" w:sz="4"/>
@@ -2385,25 +2734,88 @@
         </w:tc>
         <w:tc>
           <w:tcPr>
-            <w:tcW w:type="dxa" w:w="2400"/>
-            <w:tcBorders>
-              <w:top w:val="single" w:color="555555" w:sz="4"/>
-              <w:left w:val="single" w:color="555555" w:sz="4"/>
-              <w:bottom w:val="single" w:color="555555" w:sz="4"/>
-              <w:right w:val="single" w:color="555555" w:sz="4"/>
-            </w:tcBorders>
-            <w:tcMar>
-              <w:top w:type="dxa" w:w="30"/>
-              <w:left w:type="dxa" w:w="60"/>
-              <w:bottom w:type="dxa" w:w="30"/>
-              <w:right w:type="dxa" w:w="60"/>
-            </w:tcMar>
-            <w:vAlign w:val="center"/>
-          </w:tcPr>
-          <w:p>
-            <w:pPr>
-              <w:spacing w:after="0" w:before="0"/>
-              <w:jc w:val="center"/>
+            <w:tcW w:type="dxa" w:w="1250"/>
+            <w:tcBorders>
+              <w:top w:val="single" w:color="555555" w:sz="4"/>
+              <w:left w:val="single" w:color="555555" w:sz="4"/>
+              <w:bottom w:val="single" w:color="555555" w:sz="4"/>
+              <w:right w:val="single" w:color="555555" w:sz="4"/>
+            </w:tcBorders>
+            <w:tcMar>
+              <w:top w:type="dxa" w:w="30"/>
+              <w:left w:type="dxa" w:w="60"/>
+              <w:bottom w:type="dxa" w:w="30"/>
+              <w:right w:type="dxa" w:w="60"/>
+            </w:tcMar>
+            <w:vAlign w:val="center"/>
+          </w:tcPr>
+          <w:p>
+            <w:pPr>
+              <w:spacing w:after="0" w:before="0"/>
+              <w:jc w:val="center"/>
+            </w:pPr>
+            <w:r>
+              <w:rPr>
+                <w:rFonts w:ascii="Arial" w:cs="Arial" w:eastAsia="Arial" w:hAnsi="Arial"/>
+                <w:sz w:val="18"/>
+                <w:szCs w:val="18"/>
+              </w:rPr>
+              <w:t xml:space="preserve"/>
+            </w:r>
+          </w:p>
+        </w:tc>
+        <w:tc>
+          <w:tcPr>
+            <w:tcW w:type="dxa" w:w="1300"/>
+            <w:tcBorders>
+              <w:top w:val="single" w:color="555555" w:sz="4"/>
+              <w:left w:val="single" w:color="555555" w:sz="4"/>
+              <w:bottom w:val="single" w:color="555555" w:sz="4"/>
+              <w:right w:val="single" w:color="555555" w:sz="4"/>
+            </w:tcBorders>
+            <w:tcMar>
+              <w:top w:type="dxa" w:w="30"/>
+              <w:left w:type="dxa" w:w="60"/>
+              <w:bottom w:type="dxa" w:w="30"/>
+              <w:right w:type="dxa" w:w="60"/>
+            </w:tcMar>
+            <w:vAlign w:val="center"/>
+          </w:tcPr>
+          <w:p>
+            <w:pPr>
+              <w:spacing w:after="0" w:before="0"/>
+              <w:jc w:val="center"/>
+            </w:pPr>
+            <w:r>
+              <w:rPr>
+                <w:rFonts w:ascii="Arial" w:cs="Arial" w:eastAsia="Arial" w:hAnsi="Arial"/>
+                <w:sz w:val="18"/>
+                <w:szCs w:val="18"/>
+              </w:rPr>
+              <w:t xml:space="preserve"/>
+            </w:r>
+          </w:p>
+        </w:tc>
+        <w:tc>
+          <w:tcPr>
+            <w:tcW w:type="dxa" w:w="3600"/>
+            <w:tcBorders>
+              <w:top w:val="single" w:color="555555" w:sz="4"/>
+              <w:left w:val="single" w:color="555555" w:sz="4"/>
+              <w:bottom w:val="single" w:color="555555" w:sz="4"/>
+              <w:right w:val="single" w:color="555555" w:sz="4"/>
+            </w:tcBorders>
+            <w:tcMar>
+              <w:top w:type="dxa" w:w="30"/>
+              <w:left w:type="dxa" w:w="60"/>
+              <w:bottom w:type="dxa" w:w="30"/>
+              <w:right w:type="dxa" w:w="60"/>
+            </w:tcMar>
+            <w:vAlign w:val="center"/>
+          </w:tcPr>
+          <w:p>
+            <w:pPr>
+              <w:spacing w:after="0" w:before="0"/>
             </w:pPr>
             <w:r>
               <w:rPr>
@@ -2422,7 +2834,7 @@
         </w:trPr>
         <w:tc>
           <w:tcPr>
-            <w:tcW w:type="dxa" w:w="6720"/>
+            <w:tcW w:type="dxa" w:w="4120"/>
             <w:tcBorders>
               <w:top w:val="single" w:color="555555" w:sz="4"/>
               <w:left w:val="single" w:color="555555" w:sz="4"/>
@@ -2453,7 +2865,7 @@
         </w:tc>
         <w:tc>
           <w:tcPr>
-            <w:tcW w:type="dxa" w:w="2400"/>
+            <w:tcW w:type="dxa" w:w="1250"/>
             <w:tcBorders>
               <w:top w:val="single" w:color="555555" w:sz="4"/>
               <w:left w:val="single" w:color="555555" w:sz="4"/>
@@ -2485,25 +2897,88 @@
         </w:tc>
         <w:tc>
           <w:tcPr>
-            <w:tcW w:type="dxa" w:w="2400"/>
-            <w:tcBorders>
-              <w:top w:val="single" w:color="555555" w:sz="4"/>
-              <w:left w:val="single" w:color="555555" w:sz="4"/>
-              <w:bottom w:val="single" w:color="555555" w:sz="4"/>
-              <w:right w:val="single" w:color="555555" w:sz="4"/>
-            </w:tcBorders>
-            <w:tcMar>
-              <w:top w:type="dxa" w:w="30"/>
-              <w:left w:type="dxa" w:w="60"/>
-              <w:bottom w:type="dxa" w:w="30"/>
-              <w:right w:type="dxa" w:w="60"/>
-            </w:tcMar>
-            <w:vAlign w:val="center"/>
-          </w:tcPr>
-          <w:p>
-            <w:pPr>
-              <w:spacing w:after="0" w:before="0"/>
-              <w:jc w:val="center"/>
+            <w:tcW w:type="dxa" w:w="1250"/>
+            <w:tcBorders>
+              <w:top w:val="single" w:color="555555" w:sz="4"/>
+              <w:left w:val="single" w:color="555555" w:sz="4"/>
+              <w:bottom w:val="single" w:color="555555" w:sz="4"/>
+              <w:right w:val="single" w:color="555555" w:sz="4"/>
+            </w:tcBorders>
+            <w:tcMar>
+              <w:top w:type="dxa" w:w="30"/>
+              <w:left w:type="dxa" w:w="60"/>
+              <w:bottom w:type="dxa" w:w="30"/>
+              <w:right w:type="dxa" w:w="60"/>
+            </w:tcMar>
+            <w:vAlign w:val="center"/>
+          </w:tcPr>
+          <w:p>
+            <w:pPr>
+              <w:spacing w:after="0" w:before="0"/>
+              <w:jc w:val="center"/>
+            </w:pPr>
+            <w:r>
+              <w:rPr>
+                <w:rFonts w:ascii="Arial" w:cs="Arial" w:eastAsia="Arial" w:hAnsi="Arial"/>
+                <w:sz w:val="18"/>
+                <w:szCs w:val="18"/>
+              </w:rPr>
+              <w:t xml:space="preserve"/>
+            </w:r>
+          </w:p>
+        </w:tc>
+        <w:tc>
+          <w:tcPr>
+            <w:tcW w:type="dxa" w:w="1300"/>
+            <w:tcBorders>
+              <w:top w:val="single" w:color="555555" w:sz="4"/>
+              <w:left w:val="single" w:color="555555" w:sz="4"/>
+              <w:bottom w:val="single" w:color="555555" w:sz="4"/>
+              <w:right w:val="single" w:color="555555" w:sz="4"/>
+            </w:tcBorders>
+            <w:tcMar>
+              <w:top w:type="dxa" w:w="30"/>
+              <w:left w:type="dxa" w:w="60"/>
+              <w:bottom w:type="dxa" w:w="30"/>
+              <w:right w:type="dxa" w:w="60"/>
+            </w:tcMar>
+            <w:vAlign w:val="center"/>
+          </w:tcPr>
+          <w:p>
+            <w:pPr>
+              <w:spacing w:after="0" w:before="0"/>
+              <w:jc w:val="center"/>
+            </w:pPr>
+            <w:r>
+              <w:rPr>
+                <w:rFonts w:ascii="Arial" w:cs="Arial" w:eastAsia="Arial" w:hAnsi="Arial"/>
+                <w:sz w:val="18"/>
+                <w:szCs w:val="18"/>
+              </w:rPr>
+              <w:t xml:space="preserve"/>
+            </w:r>
+          </w:p>
+        </w:tc>
+        <w:tc>
+          <w:tcPr>
+            <w:tcW w:type="dxa" w:w="3600"/>
+            <w:tcBorders>
+              <w:top w:val="single" w:color="555555" w:sz="4"/>
+              <w:left w:val="single" w:color="555555" w:sz="4"/>
+              <w:bottom w:val="single" w:color="555555" w:sz="4"/>
+              <w:right w:val="single" w:color="555555" w:sz="4"/>
+            </w:tcBorders>
+            <w:tcMar>
+              <w:top w:type="dxa" w:w="30"/>
+              <w:left w:type="dxa" w:w="60"/>
+              <w:bottom w:type="dxa" w:w="30"/>
+              <w:right w:type="dxa" w:w="60"/>
+            </w:tcMar>
+            <w:vAlign w:val="center"/>
+          </w:tcPr>
+          <w:p>
+            <w:pPr>
+              <w:spacing w:after="0" w:before="0"/>
             </w:pPr>
             <w:r>
               <w:rPr>
@@ -2522,7 +2997,7 @@
         </w:trPr>
         <w:tc>
           <w:tcPr>
-            <w:tcW w:type="dxa" w:w="6720"/>
+            <w:tcW w:type="dxa" w:w="4120"/>
             <w:tcBorders>
               <w:top w:val="single" w:color="555555" w:sz="4"/>
               <w:left w:val="single" w:color="555555" w:sz="4"/>
@@ -2553,7 +3028,7 @@
         </w:tc>
         <w:tc>
           <w:tcPr>
-            <w:tcW w:type="dxa" w:w="2400"/>
+            <w:tcW w:type="dxa" w:w="1250"/>
             <w:tcBorders>
               <w:top w:val="single" w:color="555555" w:sz="4"/>
               <w:left w:val="single" w:color="555555" w:sz="4"/>
@@ -2585,25 +3060,88 @@
         </w:tc>
         <w:tc>
           <w:tcPr>
-            <w:tcW w:type="dxa" w:w="2400"/>
-            <w:tcBorders>
-              <w:top w:val="single" w:color="555555" w:sz="4"/>
-              <w:left w:val="single" w:color="555555" w:sz="4"/>
-              <w:bottom w:val="single" w:color="555555" w:sz="4"/>
-              <w:right w:val="single" w:color="555555" w:sz="4"/>
-            </w:tcBorders>
-            <w:tcMar>
-              <w:top w:type="dxa" w:w="30"/>
-              <w:left w:type="dxa" w:w="60"/>
-              <w:bottom w:type="dxa" w:w="30"/>
-              <w:right w:type="dxa" w:w="60"/>
-            </w:tcMar>
-            <w:vAlign w:val="center"/>
-          </w:tcPr>
-          <w:p>
-            <w:pPr>
-              <w:spacing w:after="0" w:before="0"/>
-              <w:jc w:val="center"/>
+            <w:tcW w:type="dxa" w:w="1250"/>
+            <w:tcBorders>
+              <w:top w:val="single" w:color="555555" w:sz="4"/>
+              <w:left w:val="single" w:color="555555" w:sz="4"/>
+              <w:bottom w:val="single" w:color="555555" w:sz="4"/>
+              <w:right w:val="single" w:color="555555" w:sz="4"/>
+            </w:tcBorders>
+            <w:tcMar>
+              <w:top w:type="dxa" w:w="30"/>
+              <w:left w:type="dxa" w:w="60"/>
+              <w:bottom w:type="dxa" w:w="30"/>
+              <w:right w:type="dxa" w:w="60"/>
+            </w:tcMar>
+            <w:vAlign w:val="center"/>
+          </w:tcPr>
+          <w:p>
+            <w:pPr>
+              <w:spacing w:after="0" w:before="0"/>
+              <w:jc w:val="center"/>
+            </w:pPr>
+            <w:r>
+              <w:rPr>
+                <w:rFonts w:ascii="Arial" w:cs="Arial" w:eastAsia="Arial" w:hAnsi="Arial"/>
+                <w:sz w:val="18"/>
+                <w:szCs w:val="18"/>
+              </w:rPr>
+              <w:t xml:space="preserve"/>
+            </w:r>
+          </w:p>
+        </w:tc>
+        <w:tc>
+          <w:tcPr>
+            <w:tcW w:type="dxa" w:w="1300"/>
+            <w:tcBorders>
+              <w:top w:val="single" w:color="555555" w:sz="4"/>
+              <w:left w:val="single" w:color="555555" w:sz="4"/>
+              <w:bottom w:val="single" w:color="555555" w:sz="4"/>
+              <w:right w:val="single" w:color="555555" w:sz="4"/>
+            </w:tcBorders>
+            <w:tcMar>
+              <w:top w:type="dxa" w:w="30"/>
+              <w:left w:type="dxa" w:w="60"/>
+              <w:bottom w:type="dxa" w:w="30"/>
+              <w:right w:type="dxa" w:w="60"/>
+            </w:tcMar>
+            <w:vAlign w:val="center"/>
+          </w:tcPr>
+          <w:p>
+            <w:pPr>
+              <w:spacing w:after="0" w:before="0"/>
+              <w:jc w:val="center"/>
+            </w:pPr>
+            <w:r>
+              <w:rPr>
+                <w:rFonts w:ascii="Arial" w:cs="Arial" w:eastAsia="Arial" w:hAnsi="Arial"/>
+                <w:sz w:val="18"/>
+                <w:szCs w:val="18"/>
+              </w:rPr>
+              <w:t xml:space="preserve"/>
+            </w:r>
+          </w:p>
+        </w:tc>
+        <w:tc>
+          <w:tcPr>
+            <w:tcW w:type="dxa" w:w="3600"/>
+            <w:tcBorders>
+              <w:top w:val="single" w:color="555555" w:sz="4"/>
+              <w:left w:val="single" w:color="555555" w:sz="4"/>
+              <w:bottom w:val="single" w:color="555555" w:sz="4"/>
+              <w:right w:val="single" w:color="555555" w:sz="4"/>
+            </w:tcBorders>
+            <w:tcMar>
+              <w:top w:type="dxa" w:w="30"/>
+              <w:left w:type="dxa" w:w="60"/>
+              <w:bottom w:type="dxa" w:w="30"/>
+              <w:right w:type="dxa" w:w="60"/>
+            </w:tcMar>
+            <w:vAlign w:val="center"/>
+          </w:tcPr>
+          <w:p>
+            <w:pPr>
+              <w:spacing w:after="0" w:before="0"/>
             </w:pPr>
             <w:r>
               <w:rPr>
@@ -2622,7 +3160,7 @@
         </w:trPr>
         <w:tc>
           <w:tcPr>
-            <w:tcW w:type="dxa" w:w="6720"/>
+            <w:tcW w:type="dxa" w:w="4120"/>
             <w:tcBorders>
               <w:top w:val="single" w:color="555555" w:sz="4"/>
               <w:left w:val="single" w:color="555555" w:sz="4"/>
@@ -2653,57 +3191,120 @@
         </w:tc>
         <w:tc>
           <w:tcPr>
-            <w:tcW w:type="dxa" w:w="2400"/>
-            <w:tcBorders>
-              <w:top w:val="single" w:color="555555" w:sz="4"/>
-              <w:left w:val="single" w:color="555555" w:sz="4"/>
-              <w:bottom w:val="single" w:color="555555" w:sz="4"/>
-              <w:right w:val="single" w:color="555555" w:sz="4"/>
-            </w:tcBorders>
-            <w:tcMar>
-              <w:top w:type="dxa" w:w="30"/>
-              <w:left w:type="dxa" w:w="60"/>
-              <w:bottom w:type="dxa" w:w="30"/>
-              <w:right w:type="dxa" w:w="60"/>
-            </w:tcMar>
-            <w:vAlign w:val="center"/>
-          </w:tcPr>
-          <w:p>
-            <w:pPr>
-              <w:spacing w:after="0" w:before="0"/>
-              <w:jc w:val="center"/>
-            </w:pPr>
-            <w:r>
-              <w:rPr>
-                <w:rFonts w:ascii="Arial" w:cs="Arial" w:eastAsia="Arial" w:hAnsi="Arial"/>
-                <w:sz w:val="18"/>
-                <w:szCs w:val="18"/>
-              </w:rPr>
-              <w:t xml:space="preserve"/>
-            </w:r>
-          </w:p>
-        </w:tc>
-        <w:tc>
-          <w:tcPr>
-            <w:tcW w:type="dxa" w:w="2400"/>
-            <w:tcBorders>
-              <w:top w:val="single" w:color="555555" w:sz="4"/>
-              <w:left w:val="single" w:color="555555" w:sz="4"/>
-              <w:bottom w:val="single" w:color="555555" w:sz="4"/>
-              <w:right w:val="single" w:color="555555" w:sz="4"/>
-            </w:tcBorders>
-            <w:tcMar>
-              <w:top w:type="dxa" w:w="30"/>
-              <w:left w:type="dxa" w:w="60"/>
-              <w:bottom w:type="dxa" w:w="30"/>
-              <w:right w:type="dxa" w:w="60"/>
-            </w:tcMar>
-            <w:vAlign w:val="center"/>
-          </w:tcPr>
-          <w:p>
-            <w:pPr>
-              <w:spacing w:after="0" w:before="0"/>
-              <w:jc w:val="center"/>
+            <w:tcW w:type="dxa" w:w="1250"/>
+            <w:tcBorders>
+              <w:top w:val="single" w:color="555555" w:sz="4"/>
+              <w:left w:val="single" w:color="555555" w:sz="4"/>
+              <w:bottom w:val="single" w:color="555555" w:sz="4"/>
+              <w:right w:val="single" w:color="555555" w:sz="4"/>
+            </w:tcBorders>
+            <w:tcMar>
+              <w:top w:type="dxa" w:w="30"/>
+              <w:left w:type="dxa" w:w="60"/>
+              <w:bottom w:type="dxa" w:w="30"/>
+              <w:right w:type="dxa" w:w="60"/>
+            </w:tcMar>
+            <w:vAlign w:val="center"/>
+          </w:tcPr>
+          <w:p>
+            <w:pPr>
+              <w:spacing w:after="0" w:before="0"/>
+              <w:jc w:val="center"/>
+            </w:pPr>
+            <w:r>
+              <w:rPr>
+                <w:rFonts w:ascii="Arial" w:cs="Arial" w:eastAsia="Arial" w:hAnsi="Arial"/>
+                <w:sz w:val="18"/>
+                <w:szCs w:val="18"/>
+              </w:rPr>
+              <w:t xml:space="preserve"/>
+            </w:r>
+          </w:p>
+        </w:tc>
+        <w:tc>
+          <w:tcPr>
+            <w:tcW w:type="dxa" w:w="1250"/>
+            <w:tcBorders>
+              <w:top w:val="single" w:color="555555" w:sz="4"/>
+              <w:left w:val="single" w:color="555555" w:sz="4"/>
+              <w:bottom w:val="single" w:color="555555" w:sz="4"/>
+              <w:right w:val="single" w:color="555555" w:sz="4"/>
+            </w:tcBorders>
+            <w:tcMar>
+              <w:top w:type="dxa" w:w="30"/>
+              <w:left w:type="dxa" w:w="60"/>
+              <w:bottom w:type="dxa" w:w="30"/>
+              <w:right w:type="dxa" w:w="60"/>
+            </w:tcMar>
+            <w:vAlign w:val="center"/>
+          </w:tcPr>
+          <w:p>
+            <w:pPr>
+              <w:spacing w:after="0" w:before="0"/>
+              <w:jc w:val="center"/>
+            </w:pPr>
+            <w:r>
+              <w:rPr>
+                <w:rFonts w:ascii="Arial" w:cs="Arial" w:eastAsia="Arial" w:hAnsi="Arial"/>
+                <w:sz w:val="18"/>
+                <w:szCs w:val="18"/>
+              </w:rPr>
+              <w:t xml:space="preserve"/>
+            </w:r>
+          </w:p>
+        </w:tc>
+        <w:tc>
+          <w:tcPr>
+            <w:tcW w:type="dxa" w:w="1300"/>
+            <w:tcBorders>
+              <w:top w:val="single" w:color="555555" w:sz="4"/>
+              <w:left w:val="single" w:color="555555" w:sz="4"/>
+              <w:bottom w:val="single" w:color="555555" w:sz="4"/>
+              <w:right w:val="single" w:color="555555" w:sz="4"/>
+            </w:tcBorders>
+            <w:tcMar>
+              <w:top w:type="dxa" w:w="30"/>
+              <w:left w:type="dxa" w:w="60"/>
+              <w:bottom w:type="dxa" w:w="30"/>
+              <w:right w:type="dxa" w:w="60"/>
+            </w:tcMar>
+            <w:vAlign w:val="center"/>
+          </w:tcPr>
+          <w:p>
+            <w:pPr>
+              <w:spacing w:after="0" w:before="0"/>
+              <w:jc w:val="center"/>
+            </w:pPr>
+            <w:r>
+              <w:rPr>
+                <w:rFonts w:ascii="Arial" w:cs="Arial" w:eastAsia="Arial" w:hAnsi="Arial"/>
+                <w:sz w:val="18"/>
+                <w:szCs w:val="18"/>
+              </w:rPr>
+              <w:t xml:space="preserve"/>
+            </w:r>
+          </w:p>
+        </w:tc>
+        <w:tc>
+          <w:tcPr>
+            <w:tcW w:type="dxa" w:w="3600"/>
+            <w:tcBorders>
+              <w:top w:val="single" w:color="555555" w:sz="4"/>
+              <w:left w:val="single" w:color="555555" w:sz="4"/>
+              <w:bottom w:val="single" w:color="555555" w:sz="4"/>
+              <w:right w:val="single" w:color="555555" w:sz="4"/>
+            </w:tcBorders>
+            <w:tcMar>
+              <w:top w:type="dxa" w:w="30"/>
+              <w:left w:type="dxa" w:w="60"/>
+              <w:bottom w:type="dxa" w:w="30"/>
+              <w:right w:type="dxa" w:w="60"/>
+            </w:tcMar>
+            <w:vAlign w:val="center"/>
+          </w:tcPr>
+          <w:p>
+            <w:pPr>
+              <w:spacing w:after="0" w:before="0"/>
             </w:pPr>
             <w:r>
               <w:rPr>

--- a/Hoja_Campo_Limpieza_Roceria_Comuna2.docx
+++ b/Hoja_Campo_Limpieza_Roceria_Comuna2.docx
@@ -4,7 +4,7 @@
   <w:body>
     <w:tbl>
       <w:tblPr>
-        <w:tblW w:type="dxa" w:w="11520"/>
+        <w:tblW w:type="dxa" w:w="11106"/>
         <w:tblBorders>
           <w:top w:val="single" w:color="auto" w:sz="4"/>
           <w:left w:val="single" w:color="auto" w:sz="4"/>
@@ -16,14 +16,14 @@
         <w:tblLayout w:type="fixed"/>
       </w:tblPr>
       <w:tblGrid>
-        <w:gridCol w:w="3000"/>
-        <w:gridCol w:w="5520"/>
-        <w:gridCol w:w="3000"/>
+        <w:gridCol w:w="2892"/>
+        <w:gridCol w:w="5322"/>
+        <w:gridCol w:w="2892"/>
       </w:tblGrid>
       <w:tr>
         <w:tc>
           <w:tcPr>
-            <w:tcW w:type="dxa" w:w="3000"/>
+            <w:tcW w:type="dxa" w:w="2892"/>
             <w:tcBorders>
               <w:top w:val="single" w:color="555555" w:sz="4"/>
               <w:left w:val="single" w:color="555555" w:sz="4"/>
@@ -57,7 +57,7 @@
         </w:tc>
         <w:tc>
           <w:tcPr>
-            <w:tcW w:type="dxa" w:w="5520"/>
+            <w:tcW w:type="dxa" w:w="5322"/>
             <w:tcBorders>
               <w:top w:val="single" w:color="555555" w:sz="4"/>
               <w:left w:val="single" w:color="555555" w:sz="4"/>
@@ -105,7 +105,7 @@
         </w:tc>
         <w:tc>
           <w:tcPr>
-            <w:tcW w:type="dxa" w:w="3000"/>
+            <w:tcW w:type="dxa" w:w="2892"/>
             <w:tcBorders>
               <w:top w:val="single" w:color="555555" w:sz="4"/>
               <w:left w:val="single" w:color="555555" w:sz="4"/>
@@ -194,7 +194,7 @@
     </w:p>
     <w:tbl>
       <w:tblPr>
-        <w:tblW w:type="dxa" w:w="11520"/>
+        <w:tblW w:type="dxa" w:w="11106"/>
         <w:tblBorders>
           <w:top w:val="single" w:color="auto" w:sz="4"/>
           <w:left w:val="single" w:color="auto" w:sz="4"/>
@@ -206,10 +206,10 @@
         <w:tblLayout w:type="fixed"/>
       </w:tblPr>
       <w:tblGrid>
-        <w:gridCol w:w="2300"/>
-        <w:gridCol w:w="3460"/>
-        <w:gridCol w:w="2300"/>
-        <w:gridCol w:w="3460"/>
+        <w:gridCol w:w="2217"/>
+        <w:gridCol w:w="3336"/>
+        <w:gridCol w:w="2217"/>
+        <w:gridCol w:w="3336"/>
       </w:tblGrid>
       <w:tr>
         <w:trPr>
@@ -217,7 +217,7 @@
         </w:trPr>
         <w:tc>
           <w:tcPr>
-            <w:tcW w:type="dxa" w:w="2300"/>
+            <w:tcW w:type="dxa" w:w="2217"/>
             <w:tcBorders>
               <w:top w:val="single" w:color="555555" w:sz="4"/>
               <w:left w:val="single" w:color="555555" w:sz="4"/>
@@ -251,7 +251,7 @@
         </w:tc>
         <w:tc>
           <w:tcPr>
-            <w:tcW w:type="dxa" w:w="3460"/>
+            <w:tcW w:type="dxa" w:w="3336"/>
             <w:tcBorders>
               <w:top w:val="single" w:color="555555" w:sz="4"/>
               <w:left w:val="single" w:color="555555" w:sz="4"/>
@@ -284,7 +284,7 @@
         </w:tc>
         <w:tc>
           <w:tcPr>
-            <w:tcW w:type="dxa" w:w="2300"/>
+            <w:tcW w:type="dxa" w:w="2217"/>
             <w:tcBorders>
               <w:top w:val="single" w:color="555555" w:sz="4"/>
               <w:left w:val="single" w:color="555555" w:sz="4"/>
@@ -318,7 +318,7 @@
         </w:tc>
         <w:tc>
           <w:tcPr>
-            <w:tcW w:type="dxa" w:w="3460"/>
+            <w:tcW w:type="dxa" w:w="3336"/>
             <w:tcBorders>
               <w:top w:val="single" w:color="555555" w:sz="4"/>
               <w:left w:val="single" w:color="555555" w:sz="4"/>
@@ -356,7 +356,7 @@
         </w:trPr>
         <w:tc>
           <w:tcPr>
-            <w:tcW w:type="dxa" w:w="2300"/>
+            <w:tcW w:type="dxa" w:w="2217"/>
             <w:tcBorders>
               <w:top w:val="single" w:color="555555" w:sz="4"/>
               <w:left w:val="single" w:color="555555" w:sz="4"/>
@@ -390,7 +390,7 @@
         </w:tc>
         <w:tc>
           <w:tcPr>
-            <w:tcW w:type="dxa" w:w="3460"/>
+            <w:tcW w:type="dxa" w:w="3336"/>
             <w:tcBorders>
               <w:top w:val="single" w:color="555555" w:sz="4"/>
               <w:left w:val="single" w:color="555555" w:sz="4"/>
@@ -423,7 +423,7 @@
         </w:tc>
         <w:tc>
           <w:tcPr>
-            <w:tcW w:type="dxa" w:w="2300"/>
+            <w:tcW w:type="dxa" w:w="2217"/>
             <w:tcBorders>
               <w:top w:val="single" w:color="555555" w:sz="4"/>
               <w:left w:val="single" w:color="555555" w:sz="4"/>
@@ -457,7 +457,7 @@
         </w:tc>
         <w:tc>
           <w:tcPr>
-            <w:tcW w:type="dxa" w:w="3460"/>
+            <w:tcW w:type="dxa" w:w="3336"/>
             <w:tcBorders>
               <w:top w:val="single" w:color="555555" w:sz="4"/>
               <w:left w:val="single" w:color="555555" w:sz="4"/>
@@ -495,7 +495,7 @@
         </w:trPr>
         <w:tc>
           <w:tcPr>
-            <w:tcW w:type="dxa" w:w="2300"/>
+            <w:tcW w:type="dxa" w:w="2217"/>
             <w:tcBorders>
               <w:top w:val="single" w:color="555555" w:sz="4"/>
               <w:left w:val="single" w:color="555555" w:sz="4"/>
@@ -529,7 +529,7 @@
         </w:tc>
         <w:tc>
           <w:tcPr>
-            <w:tcW w:type="dxa" w:w="3460"/>
+            <w:tcW w:type="dxa" w:w="3336"/>
             <w:tcBorders>
               <w:top w:val="single" w:color="555555" w:sz="4"/>
               <w:left w:val="single" w:color="555555" w:sz="4"/>
@@ -562,7 +562,7 @@
         </w:tc>
         <w:tc>
           <w:tcPr>
-            <w:tcW w:type="dxa" w:w="2300"/>
+            <w:tcW w:type="dxa" w:w="2217"/>
             <w:tcBorders>
               <w:top w:val="single" w:color="555555" w:sz="4"/>
               <w:left w:val="single" w:color="555555" w:sz="4"/>
@@ -596,7 +596,7 @@
         </w:tc>
         <w:tc>
           <w:tcPr>
-            <w:tcW w:type="dxa" w:w="3460"/>
+            <w:tcW w:type="dxa" w:w="3336"/>
             <w:tcBorders>
               <w:top w:val="single" w:color="555555" w:sz="4"/>
               <w:left w:val="single" w:color="555555" w:sz="4"/>
@@ -631,7 +631,7 @@
     </w:tbl>
     <w:tbl>
       <w:tblPr>
-        <w:tblW w:type="dxa" w:w="11520"/>
+        <w:tblW w:type="dxa" w:w="11106"/>
         <w:tblBorders>
           <w:top w:val="single" w:color="auto" w:sz="4"/>
           <w:left w:val="single" w:color="auto" w:sz="4"/>
@@ -643,8 +643,8 @@
         <w:tblLayout w:type="fixed"/>
       </w:tblPr>
       <w:tblGrid>
-        <w:gridCol w:w="4600"/>
-        <w:gridCol w:w="6920"/>
+        <w:gridCol w:w="4435"/>
+        <w:gridCol w:w="6671"/>
       </w:tblGrid>
       <w:tr>
         <w:trPr>
@@ -652,7 +652,7 @@
         </w:trPr>
         <w:tc>
           <w:tcPr>
-            <w:tcW w:type="dxa" w:w="4600"/>
+            <w:tcW w:type="dxa" w:w="4435"/>
             <w:tcBorders>
               <w:top w:val="single" w:color="555555" w:sz="4"/>
               <w:left w:val="single" w:color="555555" w:sz="4"/>
@@ -686,7 +686,7 @@
         </w:tc>
         <w:tc>
           <w:tcPr>
-            <w:tcW w:type="dxa" w:w="6920"/>
+            <w:tcW w:type="dxa" w:w="6671"/>
             <w:tcBorders>
               <w:top w:val="single" w:color="555555" w:sz="4"/>
               <w:left w:val="single" w:color="555555" w:sz="4"/>
@@ -736,7 +736,7 @@
     </w:p>
     <w:tbl>
       <w:tblPr>
-        <w:tblW w:type="dxa" w:w="11520"/>
+        <w:tblW w:type="dxa" w:w="11106"/>
         <w:tblBorders>
           <w:top w:val="single" w:color="auto" w:sz="4"/>
           <w:left w:val="single" w:color="auto" w:sz="4"/>
@@ -748,12 +748,12 @@
         <w:tblLayout w:type="fixed"/>
       </w:tblPr>
       <w:tblGrid>
-        <w:gridCol w:w="600"/>
-        <w:gridCol w:w="4560"/>
-        <w:gridCol w:w="600"/>
-        <w:gridCol w:w="600"/>
-        <w:gridCol w:w="4560"/>
-        <w:gridCol w:w="600"/>
+        <w:gridCol w:w="578"/>
+        <w:gridCol w:w="4396"/>
+        <w:gridCol w:w="578"/>
+        <w:gridCol w:w="578"/>
+        <w:gridCol w:w="4396"/>
+        <w:gridCol w:w="580"/>
       </w:tblGrid>
       <w:tr>
         <w:trPr>
@@ -761,7 +761,7 @@
         </w:trPr>
         <w:tc>
           <w:tcPr>
-            <w:tcW w:type="dxa" w:w="600"/>
+            <w:tcW w:type="dxa" w:w="578"/>
             <w:tcBorders>
               <w:top w:val="single" w:color="555555" w:sz="4"/>
               <w:left w:val="single" w:color="555555" w:sz="4"/>
@@ -796,7 +796,7 @@
         </w:tc>
         <w:tc>
           <w:tcPr>
-            <w:tcW w:type="dxa" w:w="4560"/>
+            <w:tcW w:type="dxa" w:w="4396"/>
             <w:tcBorders>
               <w:top w:val="single" w:color="555555" w:sz="4"/>
               <w:left w:val="single" w:color="555555" w:sz="4"/>
@@ -831,7 +831,7 @@
         </w:tc>
         <w:tc>
           <w:tcPr>
-            <w:tcW w:type="dxa" w:w="600"/>
+            <w:tcW w:type="dxa" w:w="578"/>
             <w:tcBorders>
               <w:top w:val="single" w:color="555555" w:sz="4"/>
               <w:left w:val="single" w:color="555555" w:sz="4"/>
@@ -866,7 +866,7 @@
         </w:tc>
         <w:tc>
           <w:tcPr>
-            <w:tcW w:type="dxa" w:w="600"/>
+            <w:tcW w:type="dxa" w:w="578"/>
             <w:tcBorders>
               <w:top w:val="single" w:color="555555" w:sz="4"/>
               <w:left w:val="single" w:color="555555" w:sz="4"/>
@@ -901,7 +901,7 @@
         </w:tc>
         <w:tc>
           <w:tcPr>
-            <w:tcW w:type="dxa" w:w="4560"/>
+            <w:tcW w:type="dxa" w:w="4396"/>
             <w:tcBorders>
               <w:top w:val="single" w:color="555555" w:sz="4"/>
               <w:left w:val="single" w:color="555555" w:sz="4"/>
@@ -936,7 +936,7 @@
         </w:tc>
         <w:tc>
           <w:tcPr>
-            <w:tcW w:type="dxa" w:w="600"/>
+            <w:tcW w:type="dxa" w:w="580"/>
             <w:tcBorders>
               <w:top w:val="single" w:color="555555" w:sz="4"/>
               <w:left w:val="single" w:color="555555" w:sz="4"/>
@@ -976,7 +976,7 @@
         </w:trPr>
         <w:tc>
           <w:tcPr>
-            <w:tcW w:type="dxa" w:w="600"/>
+            <w:tcW w:type="dxa" w:w="578"/>
             <w:tcBorders>
               <w:top w:val="single" w:color="555555" w:sz="4"/>
               <w:left w:val="single" w:color="555555" w:sz="4"/>
@@ -1008,70 +1008,70 @@
         </w:tc>
         <w:tc>
           <w:tcPr>
-            <w:tcW w:type="dxa" w:w="4560"/>
-            <w:tcBorders>
-              <w:top w:val="single" w:color="555555" w:sz="4"/>
-              <w:left w:val="single" w:color="555555" w:sz="4"/>
-              <w:bottom w:val="single" w:color="555555" w:sz="4"/>
-              <w:right w:val="single" w:color="555555" w:sz="4"/>
-            </w:tcBorders>
-            <w:tcMar>
-              <w:top w:type="dxa" w:w="30"/>
-              <w:left w:type="dxa" w:w="60"/>
-              <w:bottom w:type="dxa" w:w="30"/>
-              <w:right w:type="dxa" w:w="60"/>
-            </w:tcMar>
-            <w:vAlign w:val="center"/>
-          </w:tcPr>
-          <w:p>
-            <w:pPr>
-              <w:spacing w:after="0" w:before="0"/>
-            </w:pPr>
-            <w:r>
-              <w:rPr>
-                <w:rFonts w:ascii="Arial" w:cs="Arial" w:eastAsia="Arial" w:hAnsi="Arial"/>
-                <w:sz w:val="18"/>
-                <w:szCs w:val="18"/>
-              </w:rPr>
-              <w:t xml:space="preserve"/>
-            </w:r>
-          </w:p>
-        </w:tc>
-        <w:tc>
-          <w:tcPr>
-            <w:tcW w:type="dxa" w:w="600"/>
-            <w:tcBorders>
-              <w:top w:val="single" w:color="555555" w:sz="4"/>
-              <w:left w:val="single" w:color="555555" w:sz="4"/>
-              <w:bottom w:val="single" w:color="555555" w:sz="4"/>
-              <w:right w:val="single" w:color="555555" w:sz="4"/>
-            </w:tcBorders>
-            <w:tcMar>
-              <w:top w:type="dxa" w:w="30"/>
-              <w:left w:type="dxa" w:w="60"/>
-              <w:bottom w:type="dxa" w:w="30"/>
-              <w:right w:type="dxa" w:w="60"/>
-            </w:tcMar>
-            <w:vAlign w:val="center"/>
-          </w:tcPr>
-          <w:p>
-            <w:pPr>
-              <w:spacing w:after="0" w:before="0"/>
-              <w:jc w:val="center"/>
-            </w:pPr>
-            <w:r>
-              <w:rPr>
-                <w:rFonts w:ascii="Arial" w:cs="Arial" w:eastAsia="Arial" w:hAnsi="Arial"/>
-                <w:sz w:val="18"/>
-                <w:szCs w:val="18"/>
-              </w:rPr>
-              <w:t xml:space="preserve"/>
-            </w:r>
-          </w:p>
-        </w:tc>
-        <w:tc>
-          <w:tcPr>
-            <w:tcW w:type="dxa" w:w="600"/>
+            <w:tcW w:type="dxa" w:w="4396"/>
+            <w:tcBorders>
+              <w:top w:val="single" w:color="555555" w:sz="4"/>
+              <w:left w:val="single" w:color="555555" w:sz="4"/>
+              <w:bottom w:val="single" w:color="555555" w:sz="4"/>
+              <w:right w:val="single" w:color="555555" w:sz="4"/>
+            </w:tcBorders>
+            <w:tcMar>
+              <w:top w:type="dxa" w:w="30"/>
+              <w:left w:type="dxa" w:w="60"/>
+              <w:bottom w:type="dxa" w:w="30"/>
+              <w:right w:type="dxa" w:w="60"/>
+            </w:tcMar>
+            <w:vAlign w:val="center"/>
+          </w:tcPr>
+          <w:p>
+            <w:pPr>
+              <w:spacing w:after="0" w:before="0"/>
+            </w:pPr>
+            <w:r>
+              <w:rPr>
+                <w:rFonts w:ascii="Arial" w:cs="Arial" w:eastAsia="Arial" w:hAnsi="Arial"/>
+                <w:sz w:val="18"/>
+                <w:szCs w:val="18"/>
+              </w:rPr>
+              <w:t xml:space="preserve"/>
+            </w:r>
+          </w:p>
+        </w:tc>
+        <w:tc>
+          <w:tcPr>
+            <w:tcW w:type="dxa" w:w="578"/>
+            <w:tcBorders>
+              <w:top w:val="single" w:color="555555" w:sz="4"/>
+              <w:left w:val="single" w:color="555555" w:sz="4"/>
+              <w:bottom w:val="single" w:color="555555" w:sz="4"/>
+              <w:right w:val="single" w:color="555555" w:sz="4"/>
+            </w:tcBorders>
+            <w:tcMar>
+              <w:top w:type="dxa" w:w="30"/>
+              <w:left w:type="dxa" w:w="60"/>
+              <w:bottom w:type="dxa" w:w="30"/>
+              <w:right w:type="dxa" w:w="60"/>
+            </w:tcMar>
+            <w:vAlign w:val="center"/>
+          </w:tcPr>
+          <w:p>
+            <w:pPr>
+              <w:spacing w:after="0" w:before="0"/>
+              <w:jc w:val="center"/>
+            </w:pPr>
+            <w:r>
+              <w:rPr>
+                <w:rFonts w:ascii="Arial" w:cs="Arial" w:eastAsia="Arial" w:hAnsi="Arial"/>
+                <w:sz w:val="18"/>
+                <w:szCs w:val="18"/>
+              </w:rPr>
+              <w:t xml:space="preserve"/>
+            </w:r>
+          </w:p>
+        </w:tc>
+        <w:tc>
+          <w:tcPr>
+            <w:tcW w:type="dxa" w:w="578"/>
             <w:tcBorders>
               <w:top w:val="single" w:color="555555" w:sz="4"/>
               <w:left w:val="single" w:color="555555" w:sz="4"/>
@@ -1103,38 +1103,38 @@
         </w:tc>
         <w:tc>
           <w:tcPr>
-            <w:tcW w:type="dxa" w:w="4560"/>
-            <w:tcBorders>
-              <w:top w:val="single" w:color="555555" w:sz="4"/>
-              <w:left w:val="single" w:color="555555" w:sz="4"/>
-              <w:bottom w:val="single" w:color="555555" w:sz="4"/>
-              <w:right w:val="single" w:color="555555" w:sz="4"/>
-            </w:tcBorders>
-            <w:tcMar>
-              <w:top w:type="dxa" w:w="30"/>
-              <w:left w:type="dxa" w:w="60"/>
-              <w:bottom w:type="dxa" w:w="30"/>
-              <w:right w:type="dxa" w:w="60"/>
-            </w:tcMar>
-            <w:vAlign w:val="center"/>
-          </w:tcPr>
-          <w:p>
-            <w:pPr>
-              <w:spacing w:after="0" w:before="0"/>
-            </w:pPr>
-            <w:r>
-              <w:rPr>
-                <w:rFonts w:ascii="Arial" w:cs="Arial" w:eastAsia="Arial" w:hAnsi="Arial"/>
-                <w:sz w:val="18"/>
-                <w:szCs w:val="18"/>
-              </w:rPr>
-              <w:t xml:space="preserve"/>
-            </w:r>
-          </w:p>
-        </w:tc>
-        <w:tc>
-          <w:tcPr>
-            <w:tcW w:type="dxa" w:w="600"/>
+            <w:tcW w:type="dxa" w:w="4396"/>
+            <w:tcBorders>
+              <w:top w:val="single" w:color="555555" w:sz="4"/>
+              <w:left w:val="single" w:color="555555" w:sz="4"/>
+              <w:bottom w:val="single" w:color="555555" w:sz="4"/>
+              <w:right w:val="single" w:color="555555" w:sz="4"/>
+            </w:tcBorders>
+            <w:tcMar>
+              <w:top w:type="dxa" w:w="30"/>
+              <w:left w:type="dxa" w:w="60"/>
+              <w:bottom w:type="dxa" w:w="30"/>
+              <w:right w:type="dxa" w:w="60"/>
+            </w:tcMar>
+            <w:vAlign w:val="center"/>
+          </w:tcPr>
+          <w:p>
+            <w:pPr>
+              <w:spacing w:after="0" w:before="0"/>
+            </w:pPr>
+            <w:r>
+              <w:rPr>
+                <w:rFonts w:ascii="Arial" w:cs="Arial" w:eastAsia="Arial" w:hAnsi="Arial"/>
+                <w:sz w:val="18"/>
+                <w:szCs w:val="18"/>
+              </w:rPr>
+              <w:t xml:space="preserve"/>
+            </w:r>
+          </w:p>
+        </w:tc>
+        <w:tc>
+          <w:tcPr>
+            <w:tcW w:type="dxa" w:w="580"/>
             <w:tcBorders>
               <w:top w:val="single" w:color="555555" w:sz="4"/>
               <w:left w:val="single" w:color="555555" w:sz="4"/>
@@ -1171,7 +1171,7 @@
         </w:trPr>
         <w:tc>
           <w:tcPr>
-            <w:tcW w:type="dxa" w:w="600"/>
+            <w:tcW w:type="dxa" w:w="578"/>
             <w:tcBorders>
               <w:top w:val="single" w:color="555555" w:sz="4"/>
               <w:left w:val="single" w:color="555555" w:sz="4"/>
@@ -1203,70 +1203,70 @@
         </w:tc>
         <w:tc>
           <w:tcPr>
-            <w:tcW w:type="dxa" w:w="4560"/>
-            <w:tcBorders>
-              <w:top w:val="single" w:color="555555" w:sz="4"/>
-              <w:left w:val="single" w:color="555555" w:sz="4"/>
-              <w:bottom w:val="single" w:color="555555" w:sz="4"/>
-              <w:right w:val="single" w:color="555555" w:sz="4"/>
-            </w:tcBorders>
-            <w:tcMar>
-              <w:top w:type="dxa" w:w="30"/>
-              <w:left w:type="dxa" w:w="60"/>
-              <w:bottom w:type="dxa" w:w="30"/>
-              <w:right w:type="dxa" w:w="60"/>
-            </w:tcMar>
-            <w:vAlign w:val="center"/>
-          </w:tcPr>
-          <w:p>
-            <w:pPr>
-              <w:spacing w:after="0" w:before="0"/>
-            </w:pPr>
-            <w:r>
-              <w:rPr>
-                <w:rFonts w:ascii="Arial" w:cs="Arial" w:eastAsia="Arial" w:hAnsi="Arial"/>
-                <w:sz w:val="18"/>
-                <w:szCs w:val="18"/>
-              </w:rPr>
-              <w:t xml:space="preserve"/>
-            </w:r>
-          </w:p>
-        </w:tc>
-        <w:tc>
-          <w:tcPr>
-            <w:tcW w:type="dxa" w:w="600"/>
-            <w:tcBorders>
-              <w:top w:val="single" w:color="555555" w:sz="4"/>
-              <w:left w:val="single" w:color="555555" w:sz="4"/>
-              <w:bottom w:val="single" w:color="555555" w:sz="4"/>
-              <w:right w:val="single" w:color="555555" w:sz="4"/>
-            </w:tcBorders>
-            <w:tcMar>
-              <w:top w:type="dxa" w:w="30"/>
-              <w:left w:type="dxa" w:w="60"/>
-              <w:bottom w:type="dxa" w:w="30"/>
-              <w:right w:type="dxa" w:w="60"/>
-            </w:tcMar>
-            <w:vAlign w:val="center"/>
-          </w:tcPr>
-          <w:p>
-            <w:pPr>
-              <w:spacing w:after="0" w:before="0"/>
-              <w:jc w:val="center"/>
-            </w:pPr>
-            <w:r>
-              <w:rPr>
-                <w:rFonts w:ascii="Arial" w:cs="Arial" w:eastAsia="Arial" w:hAnsi="Arial"/>
-                <w:sz w:val="18"/>
-                <w:szCs w:val="18"/>
-              </w:rPr>
-              <w:t xml:space="preserve"/>
-            </w:r>
-          </w:p>
-        </w:tc>
-        <w:tc>
-          <w:tcPr>
-            <w:tcW w:type="dxa" w:w="600"/>
+            <w:tcW w:type="dxa" w:w="4396"/>
+            <w:tcBorders>
+              <w:top w:val="single" w:color="555555" w:sz="4"/>
+              <w:left w:val="single" w:color="555555" w:sz="4"/>
+              <w:bottom w:val="single" w:color="555555" w:sz="4"/>
+              <w:right w:val="single" w:color="555555" w:sz="4"/>
+            </w:tcBorders>
+            <w:tcMar>
+              <w:top w:type="dxa" w:w="30"/>
+              <w:left w:type="dxa" w:w="60"/>
+              <w:bottom w:type="dxa" w:w="30"/>
+              <w:right w:type="dxa" w:w="60"/>
+            </w:tcMar>
+            <w:vAlign w:val="center"/>
+          </w:tcPr>
+          <w:p>
+            <w:pPr>
+              <w:spacing w:after="0" w:before="0"/>
+            </w:pPr>
+            <w:r>
+              <w:rPr>
+                <w:rFonts w:ascii="Arial" w:cs="Arial" w:eastAsia="Arial" w:hAnsi="Arial"/>
+                <w:sz w:val="18"/>
+                <w:szCs w:val="18"/>
+              </w:rPr>
+              <w:t xml:space="preserve"/>
+            </w:r>
+          </w:p>
+        </w:tc>
+        <w:tc>
+          <w:tcPr>
+            <w:tcW w:type="dxa" w:w="578"/>
+            <w:tcBorders>
+              <w:top w:val="single" w:color="555555" w:sz="4"/>
+              <w:left w:val="single" w:color="555555" w:sz="4"/>
+              <w:bottom w:val="single" w:color="555555" w:sz="4"/>
+              <w:right w:val="single" w:color="555555" w:sz="4"/>
+            </w:tcBorders>
+            <w:tcMar>
+              <w:top w:type="dxa" w:w="30"/>
+              <w:left w:type="dxa" w:w="60"/>
+              <w:bottom w:type="dxa" w:w="30"/>
+              <w:right w:type="dxa" w:w="60"/>
+            </w:tcMar>
+            <w:vAlign w:val="center"/>
+          </w:tcPr>
+          <w:p>
+            <w:pPr>
+              <w:spacing w:after="0" w:before="0"/>
+              <w:jc w:val="center"/>
+            </w:pPr>
+            <w:r>
+              <w:rPr>
+                <w:rFonts w:ascii="Arial" w:cs="Arial" w:eastAsia="Arial" w:hAnsi="Arial"/>
+                <w:sz w:val="18"/>
+                <w:szCs w:val="18"/>
+              </w:rPr>
+              <w:t xml:space="preserve"/>
+            </w:r>
+          </w:p>
+        </w:tc>
+        <w:tc>
+          <w:tcPr>
+            <w:tcW w:type="dxa" w:w="578"/>
             <w:tcBorders>
               <w:top w:val="single" w:color="555555" w:sz="4"/>
               <w:left w:val="single" w:color="555555" w:sz="4"/>
@@ -1298,38 +1298,38 @@
         </w:tc>
         <w:tc>
           <w:tcPr>
-            <w:tcW w:type="dxa" w:w="4560"/>
-            <w:tcBorders>
-              <w:top w:val="single" w:color="555555" w:sz="4"/>
-              <w:left w:val="single" w:color="555555" w:sz="4"/>
-              <w:bottom w:val="single" w:color="555555" w:sz="4"/>
-              <w:right w:val="single" w:color="555555" w:sz="4"/>
-            </w:tcBorders>
-            <w:tcMar>
-              <w:top w:type="dxa" w:w="30"/>
-              <w:left w:type="dxa" w:w="60"/>
-              <w:bottom w:type="dxa" w:w="30"/>
-              <w:right w:type="dxa" w:w="60"/>
-            </w:tcMar>
-            <w:vAlign w:val="center"/>
-          </w:tcPr>
-          <w:p>
-            <w:pPr>
-              <w:spacing w:after="0" w:before="0"/>
-            </w:pPr>
-            <w:r>
-              <w:rPr>
-                <w:rFonts w:ascii="Arial" w:cs="Arial" w:eastAsia="Arial" w:hAnsi="Arial"/>
-                <w:sz w:val="18"/>
-                <w:szCs w:val="18"/>
-              </w:rPr>
-              <w:t xml:space="preserve"/>
-            </w:r>
-          </w:p>
-        </w:tc>
-        <w:tc>
-          <w:tcPr>
-            <w:tcW w:type="dxa" w:w="600"/>
+            <w:tcW w:type="dxa" w:w="4396"/>
+            <w:tcBorders>
+              <w:top w:val="single" w:color="555555" w:sz="4"/>
+              <w:left w:val="single" w:color="555555" w:sz="4"/>
+              <w:bottom w:val="single" w:color="555555" w:sz="4"/>
+              <w:right w:val="single" w:color="555555" w:sz="4"/>
+            </w:tcBorders>
+            <w:tcMar>
+              <w:top w:type="dxa" w:w="30"/>
+              <w:left w:type="dxa" w:w="60"/>
+              <w:bottom w:type="dxa" w:w="30"/>
+              <w:right w:type="dxa" w:w="60"/>
+            </w:tcMar>
+            <w:vAlign w:val="center"/>
+          </w:tcPr>
+          <w:p>
+            <w:pPr>
+              <w:spacing w:after="0" w:before="0"/>
+            </w:pPr>
+            <w:r>
+              <w:rPr>
+                <w:rFonts w:ascii="Arial" w:cs="Arial" w:eastAsia="Arial" w:hAnsi="Arial"/>
+                <w:sz w:val="18"/>
+                <w:szCs w:val="18"/>
+              </w:rPr>
+              <w:t xml:space="preserve"/>
+            </w:r>
+          </w:p>
+        </w:tc>
+        <w:tc>
+          <w:tcPr>
+            <w:tcW w:type="dxa" w:w="580"/>
             <w:tcBorders>
               <w:top w:val="single" w:color="555555" w:sz="4"/>
               <w:left w:val="single" w:color="555555" w:sz="4"/>
@@ -1366,7 +1366,7 @@
         </w:trPr>
         <w:tc>
           <w:tcPr>
-            <w:tcW w:type="dxa" w:w="600"/>
+            <w:tcW w:type="dxa" w:w="578"/>
             <w:tcBorders>
               <w:top w:val="single" w:color="555555" w:sz="4"/>
               <w:left w:val="single" w:color="555555" w:sz="4"/>
@@ -1398,70 +1398,70 @@
         </w:tc>
         <w:tc>
           <w:tcPr>
-            <w:tcW w:type="dxa" w:w="4560"/>
-            <w:tcBorders>
-              <w:top w:val="single" w:color="555555" w:sz="4"/>
-              <w:left w:val="single" w:color="555555" w:sz="4"/>
-              <w:bottom w:val="single" w:color="555555" w:sz="4"/>
-              <w:right w:val="single" w:color="555555" w:sz="4"/>
-            </w:tcBorders>
-            <w:tcMar>
-              <w:top w:type="dxa" w:w="30"/>
-              <w:left w:type="dxa" w:w="60"/>
-              <w:bottom w:type="dxa" w:w="30"/>
-              <w:right w:type="dxa" w:w="60"/>
-            </w:tcMar>
-            <w:vAlign w:val="center"/>
-          </w:tcPr>
-          <w:p>
-            <w:pPr>
-              <w:spacing w:after="0" w:before="0"/>
-            </w:pPr>
-            <w:r>
-              <w:rPr>
-                <w:rFonts w:ascii="Arial" w:cs="Arial" w:eastAsia="Arial" w:hAnsi="Arial"/>
-                <w:sz w:val="18"/>
-                <w:szCs w:val="18"/>
-              </w:rPr>
-              <w:t xml:space="preserve"/>
-            </w:r>
-          </w:p>
-        </w:tc>
-        <w:tc>
-          <w:tcPr>
-            <w:tcW w:type="dxa" w:w="600"/>
-            <w:tcBorders>
-              <w:top w:val="single" w:color="555555" w:sz="4"/>
-              <w:left w:val="single" w:color="555555" w:sz="4"/>
-              <w:bottom w:val="single" w:color="555555" w:sz="4"/>
-              <w:right w:val="single" w:color="555555" w:sz="4"/>
-            </w:tcBorders>
-            <w:tcMar>
-              <w:top w:type="dxa" w:w="30"/>
-              <w:left w:type="dxa" w:w="60"/>
-              <w:bottom w:type="dxa" w:w="30"/>
-              <w:right w:type="dxa" w:w="60"/>
-            </w:tcMar>
-            <w:vAlign w:val="center"/>
-          </w:tcPr>
-          <w:p>
-            <w:pPr>
-              <w:spacing w:after="0" w:before="0"/>
-              <w:jc w:val="center"/>
-            </w:pPr>
-            <w:r>
-              <w:rPr>
-                <w:rFonts w:ascii="Arial" w:cs="Arial" w:eastAsia="Arial" w:hAnsi="Arial"/>
-                <w:sz w:val="18"/>
-                <w:szCs w:val="18"/>
-              </w:rPr>
-              <w:t xml:space="preserve"/>
-            </w:r>
-          </w:p>
-        </w:tc>
-        <w:tc>
-          <w:tcPr>
-            <w:tcW w:type="dxa" w:w="600"/>
+            <w:tcW w:type="dxa" w:w="4396"/>
+            <w:tcBorders>
+              <w:top w:val="single" w:color="555555" w:sz="4"/>
+              <w:left w:val="single" w:color="555555" w:sz="4"/>
+              <w:bottom w:val="single" w:color="555555" w:sz="4"/>
+              <w:right w:val="single" w:color="555555" w:sz="4"/>
+            </w:tcBorders>
+            <w:tcMar>
+              <w:top w:type="dxa" w:w="30"/>
+              <w:left w:type="dxa" w:w="60"/>
+              <w:bottom w:type="dxa" w:w="30"/>
+              <w:right w:type="dxa" w:w="60"/>
+            </w:tcMar>
+            <w:vAlign w:val="center"/>
+          </w:tcPr>
+          <w:p>
+            <w:pPr>
+              <w:spacing w:after="0" w:before="0"/>
+            </w:pPr>
+            <w:r>
+              <w:rPr>
+                <w:rFonts w:ascii="Arial" w:cs="Arial" w:eastAsia="Arial" w:hAnsi="Arial"/>
+                <w:sz w:val="18"/>
+                <w:szCs w:val="18"/>
+              </w:rPr>
+              <w:t xml:space="preserve"/>
+            </w:r>
+          </w:p>
+        </w:tc>
+        <w:tc>
+          <w:tcPr>
+            <w:tcW w:type="dxa" w:w="578"/>
+            <w:tcBorders>
+              <w:top w:val="single" w:color="555555" w:sz="4"/>
+              <w:left w:val="single" w:color="555555" w:sz="4"/>
+              <w:bottom w:val="single" w:color="555555" w:sz="4"/>
+              <w:right w:val="single" w:color="555555" w:sz="4"/>
+            </w:tcBorders>
+            <w:tcMar>
+              <w:top w:type="dxa" w:w="30"/>
+              <w:left w:type="dxa" w:w="60"/>
+              <w:bottom w:type="dxa" w:w="30"/>
+              <w:right w:type="dxa" w:w="60"/>
+            </w:tcMar>
+            <w:vAlign w:val="center"/>
+          </w:tcPr>
+          <w:p>
+            <w:pPr>
+              <w:spacing w:after="0" w:before="0"/>
+              <w:jc w:val="center"/>
+            </w:pPr>
+            <w:r>
+              <w:rPr>
+                <w:rFonts w:ascii="Arial" w:cs="Arial" w:eastAsia="Arial" w:hAnsi="Arial"/>
+                <w:sz w:val="18"/>
+                <w:szCs w:val="18"/>
+              </w:rPr>
+              <w:t xml:space="preserve"/>
+            </w:r>
+          </w:p>
+        </w:tc>
+        <w:tc>
+          <w:tcPr>
+            <w:tcW w:type="dxa" w:w="578"/>
             <w:tcBorders>
               <w:top w:val="single" w:color="555555" w:sz="4"/>
               <w:left w:val="single" w:color="555555" w:sz="4"/>
@@ -1493,38 +1493,38 @@
         </w:tc>
         <w:tc>
           <w:tcPr>
-            <w:tcW w:type="dxa" w:w="4560"/>
-            <w:tcBorders>
-              <w:top w:val="single" w:color="555555" w:sz="4"/>
-              <w:left w:val="single" w:color="555555" w:sz="4"/>
-              <w:bottom w:val="single" w:color="555555" w:sz="4"/>
-              <w:right w:val="single" w:color="555555" w:sz="4"/>
-            </w:tcBorders>
-            <w:tcMar>
-              <w:top w:type="dxa" w:w="30"/>
-              <w:left w:type="dxa" w:w="60"/>
-              <w:bottom w:type="dxa" w:w="30"/>
-              <w:right w:type="dxa" w:w="60"/>
-            </w:tcMar>
-            <w:vAlign w:val="center"/>
-          </w:tcPr>
-          <w:p>
-            <w:pPr>
-              <w:spacing w:after="0" w:before="0"/>
-            </w:pPr>
-            <w:r>
-              <w:rPr>
-                <w:rFonts w:ascii="Arial" w:cs="Arial" w:eastAsia="Arial" w:hAnsi="Arial"/>
-                <w:sz w:val="18"/>
-                <w:szCs w:val="18"/>
-              </w:rPr>
-              <w:t xml:space="preserve"/>
-            </w:r>
-          </w:p>
-        </w:tc>
-        <w:tc>
-          <w:tcPr>
-            <w:tcW w:type="dxa" w:w="600"/>
+            <w:tcW w:type="dxa" w:w="4396"/>
+            <w:tcBorders>
+              <w:top w:val="single" w:color="555555" w:sz="4"/>
+              <w:left w:val="single" w:color="555555" w:sz="4"/>
+              <w:bottom w:val="single" w:color="555555" w:sz="4"/>
+              <w:right w:val="single" w:color="555555" w:sz="4"/>
+            </w:tcBorders>
+            <w:tcMar>
+              <w:top w:type="dxa" w:w="30"/>
+              <w:left w:type="dxa" w:w="60"/>
+              <w:bottom w:type="dxa" w:w="30"/>
+              <w:right w:type="dxa" w:w="60"/>
+            </w:tcMar>
+            <w:vAlign w:val="center"/>
+          </w:tcPr>
+          <w:p>
+            <w:pPr>
+              <w:spacing w:after="0" w:before="0"/>
+            </w:pPr>
+            <w:r>
+              <w:rPr>
+                <w:rFonts w:ascii="Arial" w:cs="Arial" w:eastAsia="Arial" w:hAnsi="Arial"/>
+                <w:sz w:val="18"/>
+                <w:szCs w:val="18"/>
+              </w:rPr>
+              <w:t xml:space="preserve"/>
+            </w:r>
+          </w:p>
+        </w:tc>
+        <w:tc>
+          <w:tcPr>
+            <w:tcW w:type="dxa" w:w="580"/>
             <w:tcBorders>
               <w:top w:val="single" w:color="555555" w:sz="4"/>
               <w:left w:val="single" w:color="555555" w:sz="4"/>
@@ -1561,7 +1561,7 @@
         </w:trPr>
         <w:tc>
           <w:tcPr>
-            <w:tcW w:type="dxa" w:w="600"/>
+            <w:tcW w:type="dxa" w:w="578"/>
             <w:tcBorders>
               <w:top w:val="single" w:color="555555" w:sz="4"/>
               <w:left w:val="single" w:color="555555" w:sz="4"/>
@@ -1593,70 +1593,70 @@
         </w:tc>
         <w:tc>
           <w:tcPr>
-            <w:tcW w:type="dxa" w:w="4560"/>
-            <w:tcBorders>
-              <w:top w:val="single" w:color="555555" w:sz="4"/>
-              <w:left w:val="single" w:color="555555" w:sz="4"/>
-              <w:bottom w:val="single" w:color="555555" w:sz="4"/>
-              <w:right w:val="single" w:color="555555" w:sz="4"/>
-            </w:tcBorders>
-            <w:tcMar>
-              <w:top w:type="dxa" w:w="30"/>
-              <w:left w:type="dxa" w:w="60"/>
-              <w:bottom w:type="dxa" w:w="30"/>
-              <w:right w:type="dxa" w:w="60"/>
-            </w:tcMar>
-            <w:vAlign w:val="center"/>
-          </w:tcPr>
-          <w:p>
-            <w:pPr>
-              <w:spacing w:after="0" w:before="0"/>
-            </w:pPr>
-            <w:r>
-              <w:rPr>
-                <w:rFonts w:ascii="Arial" w:cs="Arial" w:eastAsia="Arial" w:hAnsi="Arial"/>
-                <w:sz w:val="18"/>
-                <w:szCs w:val="18"/>
-              </w:rPr>
-              <w:t xml:space="preserve"/>
-            </w:r>
-          </w:p>
-        </w:tc>
-        <w:tc>
-          <w:tcPr>
-            <w:tcW w:type="dxa" w:w="600"/>
-            <w:tcBorders>
-              <w:top w:val="single" w:color="555555" w:sz="4"/>
-              <w:left w:val="single" w:color="555555" w:sz="4"/>
-              <w:bottom w:val="single" w:color="555555" w:sz="4"/>
-              <w:right w:val="single" w:color="555555" w:sz="4"/>
-            </w:tcBorders>
-            <w:tcMar>
-              <w:top w:type="dxa" w:w="30"/>
-              <w:left w:type="dxa" w:w="60"/>
-              <w:bottom w:type="dxa" w:w="30"/>
-              <w:right w:type="dxa" w:w="60"/>
-            </w:tcMar>
-            <w:vAlign w:val="center"/>
-          </w:tcPr>
-          <w:p>
-            <w:pPr>
-              <w:spacing w:after="0" w:before="0"/>
-              <w:jc w:val="center"/>
-            </w:pPr>
-            <w:r>
-              <w:rPr>
-                <w:rFonts w:ascii="Arial" w:cs="Arial" w:eastAsia="Arial" w:hAnsi="Arial"/>
-                <w:sz w:val="18"/>
-                <w:szCs w:val="18"/>
-              </w:rPr>
-              <w:t xml:space="preserve"/>
-            </w:r>
-          </w:p>
-        </w:tc>
-        <w:tc>
-          <w:tcPr>
-            <w:tcW w:type="dxa" w:w="600"/>
+            <w:tcW w:type="dxa" w:w="4396"/>
+            <w:tcBorders>
+              <w:top w:val="single" w:color="555555" w:sz="4"/>
+              <w:left w:val="single" w:color="555555" w:sz="4"/>
+              <w:bottom w:val="single" w:color="555555" w:sz="4"/>
+              <w:right w:val="single" w:color="555555" w:sz="4"/>
+            </w:tcBorders>
+            <w:tcMar>
+              <w:top w:type="dxa" w:w="30"/>
+              <w:left w:type="dxa" w:w="60"/>
+              <w:bottom w:type="dxa" w:w="30"/>
+              <w:right w:type="dxa" w:w="60"/>
+            </w:tcMar>
+            <w:vAlign w:val="center"/>
+          </w:tcPr>
+          <w:p>
+            <w:pPr>
+              <w:spacing w:after="0" w:before="0"/>
+            </w:pPr>
+            <w:r>
+              <w:rPr>
+                <w:rFonts w:ascii="Arial" w:cs="Arial" w:eastAsia="Arial" w:hAnsi="Arial"/>
+                <w:sz w:val="18"/>
+                <w:szCs w:val="18"/>
+              </w:rPr>
+              <w:t xml:space="preserve"/>
+            </w:r>
+          </w:p>
+        </w:tc>
+        <w:tc>
+          <w:tcPr>
+            <w:tcW w:type="dxa" w:w="578"/>
+            <w:tcBorders>
+              <w:top w:val="single" w:color="555555" w:sz="4"/>
+              <w:left w:val="single" w:color="555555" w:sz="4"/>
+              <w:bottom w:val="single" w:color="555555" w:sz="4"/>
+              <w:right w:val="single" w:color="555555" w:sz="4"/>
+            </w:tcBorders>
+            <w:tcMar>
+              <w:top w:type="dxa" w:w="30"/>
+              <w:left w:type="dxa" w:w="60"/>
+              <w:bottom w:type="dxa" w:w="30"/>
+              <w:right w:type="dxa" w:w="60"/>
+            </w:tcMar>
+            <w:vAlign w:val="center"/>
+          </w:tcPr>
+          <w:p>
+            <w:pPr>
+              <w:spacing w:after="0" w:before="0"/>
+              <w:jc w:val="center"/>
+            </w:pPr>
+            <w:r>
+              <w:rPr>
+                <w:rFonts w:ascii="Arial" w:cs="Arial" w:eastAsia="Arial" w:hAnsi="Arial"/>
+                <w:sz w:val="18"/>
+                <w:szCs w:val="18"/>
+              </w:rPr>
+              <w:t xml:space="preserve"/>
+            </w:r>
+          </w:p>
+        </w:tc>
+        <w:tc>
+          <w:tcPr>
+            <w:tcW w:type="dxa" w:w="578"/>
             <w:tcBorders>
               <w:top w:val="single" w:color="555555" w:sz="4"/>
               <w:left w:val="single" w:color="555555" w:sz="4"/>
@@ -1688,38 +1688,38 @@
         </w:tc>
         <w:tc>
           <w:tcPr>
-            <w:tcW w:type="dxa" w:w="4560"/>
-            <w:tcBorders>
-              <w:top w:val="single" w:color="555555" w:sz="4"/>
-              <w:left w:val="single" w:color="555555" w:sz="4"/>
-              <w:bottom w:val="single" w:color="555555" w:sz="4"/>
-              <w:right w:val="single" w:color="555555" w:sz="4"/>
-            </w:tcBorders>
-            <w:tcMar>
-              <w:top w:type="dxa" w:w="30"/>
-              <w:left w:type="dxa" w:w="60"/>
-              <w:bottom w:type="dxa" w:w="30"/>
-              <w:right w:type="dxa" w:w="60"/>
-            </w:tcMar>
-            <w:vAlign w:val="center"/>
-          </w:tcPr>
-          <w:p>
-            <w:pPr>
-              <w:spacing w:after="0" w:before="0"/>
-            </w:pPr>
-            <w:r>
-              <w:rPr>
-                <w:rFonts w:ascii="Arial" w:cs="Arial" w:eastAsia="Arial" w:hAnsi="Arial"/>
-                <w:sz w:val="18"/>
-                <w:szCs w:val="18"/>
-              </w:rPr>
-              <w:t xml:space="preserve"/>
-            </w:r>
-          </w:p>
-        </w:tc>
-        <w:tc>
-          <w:tcPr>
-            <w:tcW w:type="dxa" w:w="600"/>
+            <w:tcW w:type="dxa" w:w="4396"/>
+            <w:tcBorders>
+              <w:top w:val="single" w:color="555555" w:sz="4"/>
+              <w:left w:val="single" w:color="555555" w:sz="4"/>
+              <w:bottom w:val="single" w:color="555555" w:sz="4"/>
+              <w:right w:val="single" w:color="555555" w:sz="4"/>
+            </w:tcBorders>
+            <w:tcMar>
+              <w:top w:type="dxa" w:w="30"/>
+              <w:left w:type="dxa" w:w="60"/>
+              <w:bottom w:type="dxa" w:w="30"/>
+              <w:right w:type="dxa" w:w="60"/>
+            </w:tcMar>
+            <w:vAlign w:val="center"/>
+          </w:tcPr>
+          <w:p>
+            <w:pPr>
+              <w:spacing w:after="0" w:before="0"/>
+            </w:pPr>
+            <w:r>
+              <w:rPr>
+                <w:rFonts w:ascii="Arial" w:cs="Arial" w:eastAsia="Arial" w:hAnsi="Arial"/>
+                <w:sz w:val="18"/>
+                <w:szCs w:val="18"/>
+              </w:rPr>
+              <w:t xml:space="preserve"/>
+            </w:r>
+          </w:p>
+        </w:tc>
+        <w:tc>
+          <w:tcPr>
+            <w:tcW w:type="dxa" w:w="580"/>
             <w:tcBorders>
               <w:top w:val="single" w:color="555555" w:sz="4"/>
               <w:left w:val="single" w:color="555555" w:sz="4"/>
@@ -1756,7 +1756,7 @@
         </w:trPr>
         <w:tc>
           <w:tcPr>
-            <w:tcW w:type="dxa" w:w="600"/>
+            <w:tcW w:type="dxa" w:w="578"/>
             <w:tcBorders>
               <w:top w:val="single" w:color="555555" w:sz="4"/>
               <w:left w:val="single" w:color="555555" w:sz="4"/>
@@ -1788,70 +1788,70 @@
         </w:tc>
         <w:tc>
           <w:tcPr>
-            <w:tcW w:type="dxa" w:w="4560"/>
-            <w:tcBorders>
-              <w:top w:val="single" w:color="555555" w:sz="4"/>
-              <w:left w:val="single" w:color="555555" w:sz="4"/>
-              <w:bottom w:val="single" w:color="555555" w:sz="4"/>
-              <w:right w:val="single" w:color="555555" w:sz="4"/>
-            </w:tcBorders>
-            <w:tcMar>
-              <w:top w:type="dxa" w:w="30"/>
-              <w:left w:type="dxa" w:w="60"/>
-              <w:bottom w:type="dxa" w:w="30"/>
-              <w:right w:type="dxa" w:w="60"/>
-            </w:tcMar>
-            <w:vAlign w:val="center"/>
-          </w:tcPr>
-          <w:p>
-            <w:pPr>
-              <w:spacing w:after="0" w:before="0"/>
-            </w:pPr>
-            <w:r>
-              <w:rPr>
-                <w:rFonts w:ascii="Arial" w:cs="Arial" w:eastAsia="Arial" w:hAnsi="Arial"/>
-                <w:sz w:val="18"/>
-                <w:szCs w:val="18"/>
-              </w:rPr>
-              <w:t xml:space="preserve"/>
-            </w:r>
-          </w:p>
-        </w:tc>
-        <w:tc>
-          <w:tcPr>
-            <w:tcW w:type="dxa" w:w="600"/>
-            <w:tcBorders>
-              <w:top w:val="single" w:color="555555" w:sz="4"/>
-              <w:left w:val="single" w:color="555555" w:sz="4"/>
-              <w:bottom w:val="single" w:color="555555" w:sz="4"/>
-              <w:right w:val="single" w:color="555555" w:sz="4"/>
-            </w:tcBorders>
-            <w:tcMar>
-              <w:top w:type="dxa" w:w="30"/>
-              <w:left w:type="dxa" w:w="60"/>
-              <w:bottom w:type="dxa" w:w="30"/>
-              <w:right w:type="dxa" w:w="60"/>
-            </w:tcMar>
-            <w:vAlign w:val="center"/>
-          </w:tcPr>
-          <w:p>
-            <w:pPr>
-              <w:spacing w:after="0" w:before="0"/>
-              <w:jc w:val="center"/>
-            </w:pPr>
-            <w:r>
-              <w:rPr>
-                <w:rFonts w:ascii="Arial" w:cs="Arial" w:eastAsia="Arial" w:hAnsi="Arial"/>
-                <w:sz w:val="18"/>
-                <w:szCs w:val="18"/>
-              </w:rPr>
-              <w:t xml:space="preserve"/>
-            </w:r>
-          </w:p>
-        </w:tc>
-        <w:tc>
-          <w:tcPr>
-            <w:tcW w:type="dxa" w:w="600"/>
+            <w:tcW w:type="dxa" w:w="4396"/>
+            <w:tcBorders>
+              <w:top w:val="single" w:color="555555" w:sz="4"/>
+              <w:left w:val="single" w:color="555555" w:sz="4"/>
+              <w:bottom w:val="single" w:color="555555" w:sz="4"/>
+              <w:right w:val="single" w:color="555555" w:sz="4"/>
+            </w:tcBorders>
+            <w:tcMar>
+              <w:top w:type="dxa" w:w="30"/>
+              <w:left w:type="dxa" w:w="60"/>
+              <w:bottom w:type="dxa" w:w="30"/>
+              <w:right w:type="dxa" w:w="60"/>
+            </w:tcMar>
+            <w:vAlign w:val="center"/>
+          </w:tcPr>
+          <w:p>
+            <w:pPr>
+              <w:spacing w:after="0" w:before="0"/>
+            </w:pPr>
+            <w:r>
+              <w:rPr>
+                <w:rFonts w:ascii="Arial" w:cs="Arial" w:eastAsia="Arial" w:hAnsi="Arial"/>
+                <w:sz w:val="18"/>
+                <w:szCs w:val="18"/>
+              </w:rPr>
+              <w:t xml:space="preserve"/>
+            </w:r>
+          </w:p>
+        </w:tc>
+        <w:tc>
+          <w:tcPr>
+            <w:tcW w:type="dxa" w:w="578"/>
+            <w:tcBorders>
+              <w:top w:val="single" w:color="555555" w:sz="4"/>
+              <w:left w:val="single" w:color="555555" w:sz="4"/>
+              <w:bottom w:val="single" w:color="555555" w:sz="4"/>
+              <w:right w:val="single" w:color="555555" w:sz="4"/>
+            </w:tcBorders>
+            <w:tcMar>
+              <w:top w:type="dxa" w:w="30"/>
+              <w:left w:type="dxa" w:w="60"/>
+              <w:bottom w:type="dxa" w:w="30"/>
+              <w:right w:type="dxa" w:w="60"/>
+            </w:tcMar>
+            <w:vAlign w:val="center"/>
+          </w:tcPr>
+          <w:p>
+            <w:pPr>
+              <w:spacing w:after="0" w:before="0"/>
+              <w:jc w:val="center"/>
+            </w:pPr>
+            <w:r>
+              <w:rPr>
+                <w:rFonts w:ascii="Arial" w:cs="Arial" w:eastAsia="Arial" w:hAnsi="Arial"/>
+                <w:sz w:val="18"/>
+                <w:szCs w:val="18"/>
+              </w:rPr>
+              <w:t xml:space="preserve"/>
+            </w:r>
+          </w:p>
+        </w:tc>
+        <w:tc>
+          <w:tcPr>
+            <w:tcW w:type="dxa" w:w="578"/>
             <w:tcBorders>
               <w:top w:val="single" w:color="555555" w:sz="4"/>
               <w:left w:val="single" w:color="555555" w:sz="4"/>
@@ -1883,38 +1883,38 @@
         </w:tc>
         <w:tc>
           <w:tcPr>
-            <w:tcW w:type="dxa" w:w="4560"/>
-            <w:tcBorders>
-              <w:top w:val="single" w:color="555555" w:sz="4"/>
-              <w:left w:val="single" w:color="555555" w:sz="4"/>
-              <w:bottom w:val="single" w:color="555555" w:sz="4"/>
-              <w:right w:val="single" w:color="555555" w:sz="4"/>
-            </w:tcBorders>
-            <w:tcMar>
-              <w:top w:type="dxa" w:w="30"/>
-              <w:left w:type="dxa" w:w="60"/>
-              <w:bottom w:type="dxa" w:w="30"/>
-              <w:right w:type="dxa" w:w="60"/>
-            </w:tcMar>
-            <w:vAlign w:val="center"/>
-          </w:tcPr>
-          <w:p>
-            <w:pPr>
-              <w:spacing w:after="0" w:before="0"/>
-            </w:pPr>
-            <w:r>
-              <w:rPr>
-                <w:rFonts w:ascii="Arial" w:cs="Arial" w:eastAsia="Arial" w:hAnsi="Arial"/>
-                <w:sz w:val="18"/>
-                <w:szCs w:val="18"/>
-              </w:rPr>
-              <w:t xml:space="preserve"/>
-            </w:r>
-          </w:p>
-        </w:tc>
-        <w:tc>
-          <w:tcPr>
-            <w:tcW w:type="dxa" w:w="600"/>
+            <w:tcW w:type="dxa" w:w="4396"/>
+            <w:tcBorders>
+              <w:top w:val="single" w:color="555555" w:sz="4"/>
+              <w:left w:val="single" w:color="555555" w:sz="4"/>
+              <w:bottom w:val="single" w:color="555555" w:sz="4"/>
+              <w:right w:val="single" w:color="555555" w:sz="4"/>
+            </w:tcBorders>
+            <w:tcMar>
+              <w:top w:type="dxa" w:w="30"/>
+              <w:left w:type="dxa" w:w="60"/>
+              <w:bottom w:type="dxa" w:w="30"/>
+              <w:right w:type="dxa" w:w="60"/>
+            </w:tcMar>
+            <w:vAlign w:val="center"/>
+          </w:tcPr>
+          <w:p>
+            <w:pPr>
+              <w:spacing w:after="0" w:before="0"/>
+            </w:pPr>
+            <w:r>
+              <w:rPr>
+                <w:rFonts w:ascii="Arial" w:cs="Arial" w:eastAsia="Arial" w:hAnsi="Arial"/>
+                <w:sz w:val="18"/>
+                <w:szCs w:val="18"/>
+              </w:rPr>
+              <w:t xml:space="preserve"/>
+            </w:r>
+          </w:p>
+        </w:tc>
+        <w:tc>
+          <w:tcPr>
+            <w:tcW w:type="dxa" w:w="580"/>
             <w:tcBorders>
               <w:top w:val="single" w:color="555555" w:sz="4"/>
               <w:left w:val="single" w:color="555555" w:sz="4"/>
@@ -1978,7 +1978,7 @@
     </w:p>
     <w:tbl>
       <w:tblPr>
-        <w:tblW w:type="dxa" w:w="11520"/>
+        <w:tblW w:type="dxa" w:w="11106"/>
         <w:tblBorders>
           <w:top w:val="single" w:color="auto" w:sz="4"/>
           <w:left w:val="single" w:color="auto" w:sz="4"/>
@@ -1990,11 +1990,11 @@
         <w:tblLayout w:type="fixed"/>
       </w:tblPr>
       <w:tblGrid>
-        <w:gridCol w:w="4120"/>
-        <w:gridCol w:w="1250"/>
-        <w:gridCol w:w="1250"/>
-        <w:gridCol w:w="1300"/>
-        <w:gridCol w:w="3600"/>
+        <w:gridCol w:w="3972"/>
+        <w:gridCol w:w="1205"/>
+        <w:gridCol w:w="1205"/>
+        <w:gridCol w:w="1253"/>
+        <w:gridCol w:w="3471"/>
       </w:tblGrid>
       <w:tr>
         <w:trPr>
@@ -2002,7 +2002,7 @@
         </w:trPr>
         <w:tc>
           <w:tcPr>
-            <w:tcW w:type="dxa" w:w="4120"/>
+            <w:tcW w:type="dxa" w:w="3972"/>
             <w:tcBorders>
               <w:top w:val="single" w:color="555555" w:sz="4"/>
               <w:left w:val="single" w:color="555555" w:sz="4"/>
@@ -2037,7 +2037,7 @@
         </w:tc>
         <w:tc>
           <w:tcPr>
-            <w:tcW w:type="dxa" w:w="1250"/>
+            <w:tcW w:type="dxa" w:w="1205"/>
             <w:tcBorders>
               <w:top w:val="single" w:color="555555" w:sz="4"/>
               <w:left w:val="single" w:color="555555" w:sz="4"/>
@@ -2072,7 +2072,7 @@
         </w:tc>
         <w:tc>
           <w:tcPr>
-            <w:tcW w:type="dxa" w:w="1250"/>
+            <w:tcW w:type="dxa" w:w="1205"/>
             <w:tcBorders>
               <w:top w:val="single" w:color="555555" w:sz="4"/>
               <w:left w:val="single" w:color="555555" w:sz="4"/>
@@ -2107,7 +2107,7 @@
         </w:tc>
         <w:tc>
           <w:tcPr>
-            <w:tcW w:type="dxa" w:w="1300"/>
+            <w:tcW w:type="dxa" w:w="1253"/>
             <w:tcBorders>
               <w:top w:val="single" w:color="555555" w:sz="4"/>
               <w:left w:val="single" w:color="555555" w:sz="4"/>
@@ -2142,7 +2142,7 @@
         </w:tc>
         <w:tc>
           <w:tcPr>
-            <w:tcW w:type="dxa" w:w="3600"/>
+            <w:tcW w:type="dxa" w:w="3471"/>
             <w:tcBorders>
               <w:top w:val="single" w:color="555555" w:sz="4"/>
               <w:left w:val="single" w:color="555555" w:sz="4"/>
@@ -2182,7 +2182,7 @@
         </w:trPr>
         <w:tc>
           <w:tcPr>
-            <w:tcW w:type="dxa" w:w="4120"/>
+            <w:tcW w:type="dxa" w:w="3972"/>
             <w:tcBorders>
               <w:top w:val="single" w:color="555555" w:sz="4"/>
               <w:left w:val="single" w:color="555555" w:sz="4"/>
@@ -2213,7 +2213,7 @@
         </w:tc>
         <w:tc>
           <w:tcPr>
-            <w:tcW w:type="dxa" w:w="1250"/>
+            <w:tcW w:type="dxa" w:w="1205"/>
             <w:tcBorders>
               <w:top w:val="single" w:color="555555" w:sz="4"/>
               <w:left w:val="single" w:color="555555" w:sz="4"/>
@@ -2245,71 +2245,71 @@
         </w:tc>
         <w:tc>
           <w:tcPr>
-            <w:tcW w:type="dxa" w:w="1250"/>
-            <w:tcBorders>
-              <w:top w:val="single" w:color="555555" w:sz="4"/>
-              <w:left w:val="single" w:color="555555" w:sz="4"/>
-              <w:bottom w:val="single" w:color="555555" w:sz="4"/>
-              <w:right w:val="single" w:color="555555" w:sz="4"/>
-            </w:tcBorders>
-            <w:tcMar>
-              <w:top w:type="dxa" w:w="30"/>
-              <w:left w:type="dxa" w:w="60"/>
-              <w:bottom w:type="dxa" w:w="30"/>
-              <w:right w:type="dxa" w:w="60"/>
-            </w:tcMar>
-            <w:vAlign w:val="center"/>
-          </w:tcPr>
-          <w:p>
-            <w:pPr>
-              <w:spacing w:after="0" w:before="0"/>
-              <w:jc w:val="center"/>
-            </w:pPr>
-            <w:r>
-              <w:rPr>
-                <w:rFonts w:ascii="Arial" w:cs="Arial" w:eastAsia="Arial" w:hAnsi="Arial"/>
-                <w:sz w:val="18"/>
-                <w:szCs w:val="18"/>
-              </w:rPr>
-              <w:t xml:space="preserve"/>
-            </w:r>
-          </w:p>
-        </w:tc>
-        <w:tc>
-          <w:tcPr>
-            <w:tcW w:type="dxa" w:w="1300"/>
-            <w:tcBorders>
-              <w:top w:val="single" w:color="555555" w:sz="4"/>
-              <w:left w:val="single" w:color="555555" w:sz="4"/>
-              <w:bottom w:val="single" w:color="555555" w:sz="4"/>
-              <w:right w:val="single" w:color="555555" w:sz="4"/>
-            </w:tcBorders>
-            <w:tcMar>
-              <w:top w:type="dxa" w:w="30"/>
-              <w:left w:type="dxa" w:w="60"/>
-              <w:bottom w:type="dxa" w:w="30"/>
-              <w:right w:type="dxa" w:w="60"/>
-            </w:tcMar>
-            <w:vAlign w:val="center"/>
-          </w:tcPr>
-          <w:p>
-            <w:pPr>
-              <w:spacing w:after="0" w:before="0"/>
-              <w:jc w:val="center"/>
-            </w:pPr>
-            <w:r>
-              <w:rPr>
-                <w:rFonts w:ascii="Arial" w:cs="Arial" w:eastAsia="Arial" w:hAnsi="Arial"/>
-                <w:sz w:val="18"/>
-                <w:szCs w:val="18"/>
-              </w:rPr>
-              <w:t xml:space="preserve"/>
-            </w:r>
-          </w:p>
-        </w:tc>
-        <w:tc>
-          <w:tcPr>
-            <w:tcW w:type="dxa" w:w="3600"/>
+            <w:tcW w:type="dxa" w:w="1205"/>
+            <w:tcBorders>
+              <w:top w:val="single" w:color="555555" w:sz="4"/>
+              <w:left w:val="single" w:color="555555" w:sz="4"/>
+              <w:bottom w:val="single" w:color="555555" w:sz="4"/>
+              <w:right w:val="single" w:color="555555" w:sz="4"/>
+            </w:tcBorders>
+            <w:tcMar>
+              <w:top w:type="dxa" w:w="30"/>
+              <w:left w:type="dxa" w:w="60"/>
+              <w:bottom w:type="dxa" w:w="30"/>
+              <w:right w:type="dxa" w:w="60"/>
+            </w:tcMar>
+            <w:vAlign w:val="center"/>
+          </w:tcPr>
+          <w:p>
+            <w:pPr>
+              <w:spacing w:after="0" w:before="0"/>
+              <w:jc w:val="center"/>
+            </w:pPr>
+            <w:r>
+              <w:rPr>
+                <w:rFonts w:ascii="Arial" w:cs="Arial" w:eastAsia="Arial" w:hAnsi="Arial"/>
+                <w:sz w:val="18"/>
+                <w:szCs w:val="18"/>
+              </w:rPr>
+              <w:t xml:space="preserve"/>
+            </w:r>
+          </w:p>
+        </w:tc>
+        <w:tc>
+          <w:tcPr>
+            <w:tcW w:type="dxa" w:w="1253"/>
+            <w:tcBorders>
+              <w:top w:val="single" w:color="555555" w:sz="4"/>
+              <w:left w:val="single" w:color="555555" w:sz="4"/>
+              <w:bottom w:val="single" w:color="555555" w:sz="4"/>
+              <w:right w:val="single" w:color="555555" w:sz="4"/>
+            </w:tcBorders>
+            <w:tcMar>
+              <w:top w:type="dxa" w:w="30"/>
+              <w:left w:type="dxa" w:w="60"/>
+              <w:bottom w:type="dxa" w:w="30"/>
+              <w:right w:type="dxa" w:w="60"/>
+            </w:tcMar>
+            <w:vAlign w:val="center"/>
+          </w:tcPr>
+          <w:p>
+            <w:pPr>
+              <w:spacing w:after="0" w:before="0"/>
+              <w:jc w:val="center"/>
+            </w:pPr>
+            <w:r>
+              <w:rPr>
+                <w:rFonts w:ascii="Arial" w:cs="Arial" w:eastAsia="Arial" w:hAnsi="Arial"/>
+                <w:sz w:val="18"/>
+                <w:szCs w:val="18"/>
+              </w:rPr>
+              <w:t xml:space="preserve"/>
+            </w:r>
+          </w:p>
+        </w:tc>
+        <w:tc>
+          <w:tcPr>
+            <w:tcW w:type="dxa" w:w="3471"/>
             <w:tcBorders>
               <w:top w:val="single" w:color="555555" w:sz="4"/>
               <w:left w:val="single" w:color="555555" w:sz="4"/>
@@ -2345,7 +2345,7 @@
         </w:trPr>
         <w:tc>
           <w:tcPr>
-            <w:tcW w:type="dxa" w:w="4120"/>
+            <w:tcW w:type="dxa" w:w="3972"/>
             <w:tcBorders>
               <w:top w:val="single" w:color="555555" w:sz="4"/>
               <w:left w:val="single" w:color="555555" w:sz="4"/>
@@ -2376,7 +2376,7 @@
         </w:tc>
         <w:tc>
           <w:tcPr>
-            <w:tcW w:type="dxa" w:w="1250"/>
+            <w:tcW w:type="dxa" w:w="1205"/>
             <w:tcBorders>
               <w:top w:val="single" w:color="555555" w:sz="4"/>
               <w:left w:val="single" w:color="555555" w:sz="4"/>
@@ -2408,71 +2408,71 @@
         </w:tc>
         <w:tc>
           <w:tcPr>
-            <w:tcW w:type="dxa" w:w="1250"/>
-            <w:tcBorders>
-              <w:top w:val="single" w:color="555555" w:sz="4"/>
-              <w:left w:val="single" w:color="555555" w:sz="4"/>
-              <w:bottom w:val="single" w:color="555555" w:sz="4"/>
-              <w:right w:val="single" w:color="555555" w:sz="4"/>
-            </w:tcBorders>
-            <w:tcMar>
-              <w:top w:type="dxa" w:w="30"/>
-              <w:left w:type="dxa" w:w="60"/>
-              <w:bottom w:type="dxa" w:w="30"/>
-              <w:right w:type="dxa" w:w="60"/>
-            </w:tcMar>
-            <w:vAlign w:val="center"/>
-          </w:tcPr>
-          <w:p>
-            <w:pPr>
-              <w:spacing w:after="0" w:before="0"/>
-              <w:jc w:val="center"/>
-            </w:pPr>
-            <w:r>
-              <w:rPr>
-                <w:rFonts w:ascii="Arial" w:cs="Arial" w:eastAsia="Arial" w:hAnsi="Arial"/>
-                <w:sz w:val="18"/>
-                <w:szCs w:val="18"/>
-              </w:rPr>
-              <w:t xml:space="preserve"/>
-            </w:r>
-          </w:p>
-        </w:tc>
-        <w:tc>
-          <w:tcPr>
-            <w:tcW w:type="dxa" w:w="1300"/>
-            <w:tcBorders>
-              <w:top w:val="single" w:color="555555" w:sz="4"/>
-              <w:left w:val="single" w:color="555555" w:sz="4"/>
-              <w:bottom w:val="single" w:color="555555" w:sz="4"/>
-              <w:right w:val="single" w:color="555555" w:sz="4"/>
-            </w:tcBorders>
-            <w:tcMar>
-              <w:top w:type="dxa" w:w="30"/>
-              <w:left w:type="dxa" w:w="60"/>
-              <w:bottom w:type="dxa" w:w="30"/>
-              <w:right w:type="dxa" w:w="60"/>
-            </w:tcMar>
-            <w:vAlign w:val="center"/>
-          </w:tcPr>
-          <w:p>
-            <w:pPr>
-              <w:spacing w:after="0" w:before="0"/>
-              <w:jc w:val="center"/>
-            </w:pPr>
-            <w:r>
-              <w:rPr>
-                <w:rFonts w:ascii="Arial" w:cs="Arial" w:eastAsia="Arial" w:hAnsi="Arial"/>
-                <w:sz w:val="18"/>
-                <w:szCs w:val="18"/>
-              </w:rPr>
-              <w:t xml:space="preserve"/>
-            </w:r>
-          </w:p>
-        </w:tc>
-        <w:tc>
-          <w:tcPr>
-            <w:tcW w:type="dxa" w:w="3600"/>
+            <w:tcW w:type="dxa" w:w="1205"/>
+            <w:tcBorders>
+              <w:top w:val="single" w:color="555555" w:sz="4"/>
+              <w:left w:val="single" w:color="555555" w:sz="4"/>
+              <w:bottom w:val="single" w:color="555555" w:sz="4"/>
+              <w:right w:val="single" w:color="555555" w:sz="4"/>
+            </w:tcBorders>
+            <w:tcMar>
+              <w:top w:type="dxa" w:w="30"/>
+              <w:left w:type="dxa" w:w="60"/>
+              <w:bottom w:type="dxa" w:w="30"/>
+              <w:right w:type="dxa" w:w="60"/>
+            </w:tcMar>
+            <w:vAlign w:val="center"/>
+          </w:tcPr>
+          <w:p>
+            <w:pPr>
+              <w:spacing w:after="0" w:before="0"/>
+              <w:jc w:val="center"/>
+            </w:pPr>
+            <w:r>
+              <w:rPr>
+                <w:rFonts w:ascii="Arial" w:cs="Arial" w:eastAsia="Arial" w:hAnsi="Arial"/>
+                <w:sz w:val="18"/>
+                <w:szCs w:val="18"/>
+              </w:rPr>
+              <w:t xml:space="preserve"/>
+            </w:r>
+          </w:p>
+        </w:tc>
+        <w:tc>
+          <w:tcPr>
+            <w:tcW w:type="dxa" w:w="1253"/>
+            <w:tcBorders>
+              <w:top w:val="single" w:color="555555" w:sz="4"/>
+              <w:left w:val="single" w:color="555555" w:sz="4"/>
+              <w:bottom w:val="single" w:color="555555" w:sz="4"/>
+              <w:right w:val="single" w:color="555555" w:sz="4"/>
+            </w:tcBorders>
+            <w:tcMar>
+              <w:top w:type="dxa" w:w="30"/>
+              <w:left w:type="dxa" w:w="60"/>
+              <w:bottom w:type="dxa" w:w="30"/>
+              <w:right w:type="dxa" w:w="60"/>
+            </w:tcMar>
+            <w:vAlign w:val="center"/>
+          </w:tcPr>
+          <w:p>
+            <w:pPr>
+              <w:spacing w:after="0" w:before="0"/>
+              <w:jc w:val="center"/>
+            </w:pPr>
+            <w:r>
+              <w:rPr>
+                <w:rFonts w:ascii="Arial" w:cs="Arial" w:eastAsia="Arial" w:hAnsi="Arial"/>
+                <w:sz w:val="18"/>
+                <w:szCs w:val="18"/>
+              </w:rPr>
+              <w:t xml:space="preserve"/>
+            </w:r>
+          </w:p>
+        </w:tc>
+        <w:tc>
+          <w:tcPr>
+            <w:tcW w:type="dxa" w:w="3471"/>
             <w:tcBorders>
               <w:top w:val="single" w:color="555555" w:sz="4"/>
               <w:left w:val="single" w:color="555555" w:sz="4"/>
@@ -2508,7 +2508,7 @@
         </w:trPr>
         <w:tc>
           <w:tcPr>
-            <w:tcW w:type="dxa" w:w="4120"/>
+            <w:tcW w:type="dxa" w:w="3972"/>
             <w:tcBorders>
               <w:top w:val="single" w:color="555555" w:sz="4"/>
               <w:left w:val="single" w:color="555555" w:sz="4"/>
@@ -2539,7 +2539,7 @@
         </w:tc>
         <w:tc>
           <w:tcPr>
-            <w:tcW w:type="dxa" w:w="1250"/>
+            <w:tcW w:type="dxa" w:w="1205"/>
             <w:tcBorders>
               <w:top w:val="single" w:color="555555" w:sz="4"/>
               <w:left w:val="single" w:color="555555" w:sz="4"/>
@@ -2571,71 +2571,71 @@
         </w:tc>
         <w:tc>
           <w:tcPr>
-            <w:tcW w:type="dxa" w:w="1250"/>
-            <w:tcBorders>
-              <w:top w:val="single" w:color="555555" w:sz="4"/>
-              <w:left w:val="single" w:color="555555" w:sz="4"/>
-              <w:bottom w:val="single" w:color="555555" w:sz="4"/>
-              <w:right w:val="single" w:color="555555" w:sz="4"/>
-            </w:tcBorders>
-            <w:tcMar>
-              <w:top w:type="dxa" w:w="30"/>
-              <w:left w:type="dxa" w:w="60"/>
-              <w:bottom w:type="dxa" w:w="30"/>
-              <w:right w:type="dxa" w:w="60"/>
-            </w:tcMar>
-            <w:vAlign w:val="center"/>
-          </w:tcPr>
-          <w:p>
-            <w:pPr>
-              <w:spacing w:after="0" w:before="0"/>
-              <w:jc w:val="center"/>
-            </w:pPr>
-            <w:r>
-              <w:rPr>
-                <w:rFonts w:ascii="Arial" w:cs="Arial" w:eastAsia="Arial" w:hAnsi="Arial"/>
-                <w:sz w:val="18"/>
-                <w:szCs w:val="18"/>
-              </w:rPr>
-              <w:t xml:space="preserve"/>
-            </w:r>
-          </w:p>
-        </w:tc>
-        <w:tc>
-          <w:tcPr>
-            <w:tcW w:type="dxa" w:w="1300"/>
-            <w:tcBorders>
-              <w:top w:val="single" w:color="555555" w:sz="4"/>
-              <w:left w:val="single" w:color="555555" w:sz="4"/>
-              <w:bottom w:val="single" w:color="555555" w:sz="4"/>
-              <w:right w:val="single" w:color="555555" w:sz="4"/>
-            </w:tcBorders>
-            <w:tcMar>
-              <w:top w:type="dxa" w:w="30"/>
-              <w:left w:type="dxa" w:w="60"/>
-              <w:bottom w:type="dxa" w:w="30"/>
-              <w:right w:type="dxa" w:w="60"/>
-            </w:tcMar>
-            <w:vAlign w:val="center"/>
-          </w:tcPr>
-          <w:p>
-            <w:pPr>
-              <w:spacing w:after="0" w:before="0"/>
-              <w:jc w:val="center"/>
-            </w:pPr>
-            <w:r>
-              <w:rPr>
-                <w:rFonts w:ascii="Arial" w:cs="Arial" w:eastAsia="Arial" w:hAnsi="Arial"/>
-                <w:sz w:val="18"/>
-                <w:szCs w:val="18"/>
-              </w:rPr>
-              <w:t xml:space="preserve"/>
-            </w:r>
-          </w:p>
-        </w:tc>
-        <w:tc>
-          <w:tcPr>
-            <w:tcW w:type="dxa" w:w="3600"/>
+            <w:tcW w:type="dxa" w:w="1205"/>
+            <w:tcBorders>
+              <w:top w:val="single" w:color="555555" w:sz="4"/>
+              <w:left w:val="single" w:color="555555" w:sz="4"/>
+              <w:bottom w:val="single" w:color="555555" w:sz="4"/>
+              <w:right w:val="single" w:color="555555" w:sz="4"/>
+            </w:tcBorders>
+            <w:tcMar>
+              <w:top w:type="dxa" w:w="30"/>
+              <w:left w:type="dxa" w:w="60"/>
+              <w:bottom w:type="dxa" w:w="30"/>
+              <w:right w:type="dxa" w:w="60"/>
+            </w:tcMar>
+            <w:vAlign w:val="center"/>
+          </w:tcPr>
+          <w:p>
+            <w:pPr>
+              <w:spacing w:after="0" w:before="0"/>
+              <w:jc w:val="center"/>
+            </w:pPr>
+            <w:r>
+              <w:rPr>
+                <w:rFonts w:ascii="Arial" w:cs="Arial" w:eastAsia="Arial" w:hAnsi="Arial"/>
+                <w:sz w:val="18"/>
+                <w:szCs w:val="18"/>
+              </w:rPr>
+              <w:t xml:space="preserve"/>
+            </w:r>
+          </w:p>
+        </w:tc>
+        <w:tc>
+          <w:tcPr>
+            <w:tcW w:type="dxa" w:w="1253"/>
+            <w:tcBorders>
+              <w:top w:val="single" w:color="555555" w:sz="4"/>
+              <w:left w:val="single" w:color="555555" w:sz="4"/>
+              <w:bottom w:val="single" w:color="555555" w:sz="4"/>
+              <w:right w:val="single" w:color="555555" w:sz="4"/>
+            </w:tcBorders>
+            <w:tcMar>
+              <w:top w:type="dxa" w:w="30"/>
+              <w:left w:type="dxa" w:w="60"/>
+              <w:bottom w:type="dxa" w:w="30"/>
+              <w:right w:type="dxa" w:w="60"/>
+            </w:tcMar>
+            <w:vAlign w:val="center"/>
+          </w:tcPr>
+          <w:p>
+            <w:pPr>
+              <w:spacing w:after="0" w:before="0"/>
+              <w:jc w:val="center"/>
+            </w:pPr>
+            <w:r>
+              <w:rPr>
+                <w:rFonts w:ascii="Arial" w:cs="Arial" w:eastAsia="Arial" w:hAnsi="Arial"/>
+                <w:sz w:val="18"/>
+                <w:szCs w:val="18"/>
+              </w:rPr>
+              <w:t xml:space="preserve"/>
+            </w:r>
+          </w:p>
+        </w:tc>
+        <w:tc>
+          <w:tcPr>
+            <w:tcW w:type="dxa" w:w="3471"/>
             <w:tcBorders>
               <w:top w:val="single" w:color="555555" w:sz="4"/>
               <w:left w:val="single" w:color="555555" w:sz="4"/>
@@ -2671,7 +2671,7 @@
         </w:trPr>
         <w:tc>
           <w:tcPr>
-            <w:tcW w:type="dxa" w:w="4120"/>
+            <w:tcW w:type="dxa" w:w="3972"/>
             <w:tcBorders>
               <w:top w:val="single" w:color="555555" w:sz="4"/>
               <w:left w:val="single" w:color="555555" w:sz="4"/>
@@ -2702,7 +2702,7 @@
         </w:tc>
         <w:tc>
           <w:tcPr>
-            <w:tcW w:type="dxa" w:w="1250"/>
+            <w:tcW w:type="dxa" w:w="1205"/>
             <w:tcBorders>
               <w:top w:val="single" w:color="555555" w:sz="4"/>
               <w:left w:val="single" w:color="555555" w:sz="4"/>
@@ -2734,71 +2734,71 @@
         </w:tc>
         <w:tc>
           <w:tcPr>
-            <w:tcW w:type="dxa" w:w="1250"/>
-            <w:tcBorders>
-              <w:top w:val="single" w:color="555555" w:sz="4"/>
-              <w:left w:val="single" w:color="555555" w:sz="4"/>
-              <w:bottom w:val="single" w:color="555555" w:sz="4"/>
-              <w:right w:val="single" w:color="555555" w:sz="4"/>
-            </w:tcBorders>
-            <w:tcMar>
-              <w:top w:type="dxa" w:w="30"/>
-              <w:left w:type="dxa" w:w="60"/>
-              <w:bottom w:type="dxa" w:w="30"/>
-              <w:right w:type="dxa" w:w="60"/>
-            </w:tcMar>
-            <w:vAlign w:val="center"/>
-          </w:tcPr>
-          <w:p>
-            <w:pPr>
-              <w:spacing w:after="0" w:before="0"/>
-              <w:jc w:val="center"/>
-            </w:pPr>
-            <w:r>
-              <w:rPr>
-                <w:rFonts w:ascii="Arial" w:cs="Arial" w:eastAsia="Arial" w:hAnsi="Arial"/>
-                <w:sz w:val="18"/>
-                <w:szCs w:val="18"/>
-              </w:rPr>
-              <w:t xml:space="preserve"/>
-            </w:r>
-          </w:p>
-        </w:tc>
-        <w:tc>
-          <w:tcPr>
-            <w:tcW w:type="dxa" w:w="1300"/>
-            <w:tcBorders>
-              <w:top w:val="single" w:color="555555" w:sz="4"/>
-              <w:left w:val="single" w:color="555555" w:sz="4"/>
-              <w:bottom w:val="single" w:color="555555" w:sz="4"/>
-              <w:right w:val="single" w:color="555555" w:sz="4"/>
-            </w:tcBorders>
-            <w:tcMar>
-              <w:top w:type="dxa" w:w="30"/>
-              <w:left w:type="dxa" w:w="60"/>
-              <w:bottom w:type="dxa" w:w="30"/>
-              <w:right w:type="dxa" w:w="60"/>
-            </w:tcMar>
-            <w:vAlign w:val="center"/>
-          </w:tcPr>
-          <w:p>
-            <w:pPr>
-              <w:spacing w:after="0" w:before="0"/>
-              <w:jc w:val="center"/>
-            </w:pPr>
-            <w:r>
-              <w:rPr>
-                <w:rFonts w:ascii="Arial" w:cs="Arial" w:eastAsia="Arial" w:hAnsi="Arial"/>
-                <w:sz w:val="18"/>
-                <w:szCs w:val="18"/>
-              </w:rPr>
-              <w:t xml:space="preserve"/>
-            </w:r>
-          </w:p>
-        </w:tc>
-        <w:tc>
-          <w:tcPr>
-            <w:tcW w:type="dxa" w:w="3600"/>
+            <w:tcW w:type="dxa" w:w="1205"/>
+            <w:tcBorders>
+              <w:top w:val="single" w:color="555555" w:sz="4"/>
+              <w:left w:val="single" w:color="555555" w:sz="4"/>
+              <w:bottom w:val="single" w:color="555555" w:sz="4"/>
+              <w:right w:val="single" w:color="555555" w:sz="4"/>
+            </w:tcBorders>
+            <w:tcMar>
+              <w:top w:type="dxa" w:w="30"/>
+              <w:left w:type="dxa" w:w="60"/>
+              <w:bottom w:type="dxa" w:w="30"/>
+              <w:right w:type="dxa" w:w="60"/>
+            </w:tcMar>
+            <w:vAlign w:val="center"/>
+          </w:tcPr>
+          <w:p>
+            <w:pPr>
+              <w:spacing w:after="0" w:before="0"/>
+              <w:jc w:val="center"/>
+            </w:pPr>
+            <w:r>
+              <w:rPr>
+                <w:rFonts w:ascii="Arial" w:cs="Arial" w:eastAsia="Arial" w:hAnsi="Arial"/>
+                <w:sz w:val="18"/>
+                <w:szCs w:val="18"/>
+              </w:rPr>
+              <w:t xml:space="preserve"/>
+            </w:r>
+          </w:p>
+        </w:tc>
+        <w:tc>
+          <w:tcPr>
+            <w:tcW w:type="dxa" w:w="1253"/>
+            <w:tcBorders>
+              <w:top w:val="single" w:color="555555" w:sz="4"/>
+              <w:left w:val="single" w:color="555555" w:sz="4"/>
+              <w:bottom w:val="single" w:color="555555" w:sz="4"/>
+              <w:right w:val="single" w:color="555555" w:sz="4"/>
+            </w:tcBorders>
+            <w:tcMar>
+              <w:top w:type="dxa" w:w="30"/>
+              <w:left w:type="dxa" w:w="60"/>
+              <w:bottom w:type="dxa" w:w="30"/>
+              <w:right w:type="dxa" w:w="60"/>
+            </w:tcMar>
+            <w:vAlign w:val="center"/>
+          </w:tcPr>
+          <w:p>
+            <w:pPr>
+              <w:spacing w:after="0" w:before="0"/>
+              <w:jc w:val="center"/>
+            </w:pPr>
+            <w:r>
+              <w:rPr>
+                <w:rFonts w:ascii="Arial" w:cs="Arial" w:eastAsia="Arial" w:hAnsi="Arial"/>
+                <w:sz w:val="18"/>
+                <w:szCs w:val="18"/>
+              </w:rPr>
+              <w:t xml:space="preserve"/>
+            </w:r>
+          </w:p>
+        </w:tc>
+        <w:tc>
+          <w:tcPr>
+            <w:tcW w:type="dxa" w:w="3471"/>
             <w:tcBorders>
               <w:top w:val="single" w:color="555555" w:sz="4"/>
               <w:left w:val="single" w:color="555555" w:sz="4"/>
@@ -2834,7 +2834,7 @@
         </w:trPr>
         <w:tc>
           <w:tcPr>
-            <w:tcW w:type="dxa" w:w="4120"/>
+            <w:tcW w:type="dxa" w:w="3972"/>
             <w:tcBorders>
               <w:top w:val="single" w:color="555555" w:sz="4"/>
               <w:left w:val="single" w:color="555555" w:sz="4"/>
@@ -2865,7 +2865,7 @@
         </w:tc>
         <w:tc>
           <w:tcPr>
-            <w:tcW w:type="dxa" w:w="1250"/>
+            <w:tcW w:type="dxa" w:w="1205"/>
             <w:tcBorders>
               <w:top w:val="single" w:color="555555" w:sz="4"/>
               <w:left w:val="single" w:color="555555" w:sz="4"/>
@@ -2897,71 +2897,71 @@
         </w:tc>
         <w:tc>
           <w:tcPr>
-            <w:tcW w:type="dxa" w:w="1250"/>
-            <w:tcBorders>
-              <w:top w:val="single" w:color="555555" w:sz="4"/>
-              <w:left w:val="single" w:color="555555" w:sz="4"/>
-              <w:bottom w:val="single" w:color="555555" w:sz="4"/>
-              <w:right w:val="single" w:color="555555" w:sz="4"/>
-            </w:tcBorders>
-            <w:tcMar>
-              <w:top w:type="dxa" w:w="30"/>
-              <w:left w:type="dxa" w:w="60"/>
-              <w:bottom w:type="dxa" w:w="30"/>
-              <w:right w:type="dxa" w:w="60"/>
-            </w:tcMar>
-            <w:vAlign w:val="center"/>
-          </w:tcPr>
-          <w:p>
-            <w:pPr>
-              <w:spacing w:after="0" w:before="0"/>
-              <w:jc w:val="center"/>
-            </w:pPr>
-            <w:r>
-              <w:rPr>
-                <w:rFonts w:ascii="Arial" w:cs="Arial" w:eastAsia="Arial" w:hAnsi="Arial"/>
-                <w:sz w:val="18"/>
-                <w:szCs w:val="18"/>
-              </w:rPr>
-              <w:t xml:space="preserve"/>
-            </w:r>
-          </w:p>
-        </w:tc>
-        <w:tc>
-          <w:tcPr>
-            <w:tcW w:type="dxa" w:w="1300"/>
-            <w:tcBorders>
-              <w:top w:val="single" w:color="555555" w:sz="4"/>
-              <w:left w:val="single" w:color="555555" w:sz="4"/>
-              <w:bottom w:val="single" w:color="555555" w:sz="4"/>
-              <w:right w:val="single" w:color="555555" w:sz="4"/>
-            </w:tcBorders>
-            <w:tcMar>
-              <w:top w:type="dxa" w:w="30"/>
-              <w:left w:type="dxa" w:w="60"/>
-              <w:bottom w:type="dxa" w:w="30"/>
-              <w:right w:type="dxa" w:w="60"/>
-            </w:tcMar>
-            <w:vAlign w:val="center"/>
-          </w:tcPr>
-          <w:p>
-            <w:pPr>
-              <w:spacing w:after="0" w:before="0"/>
-              <w:jc w:val="center"/>
-            </w:pPr>
-            <w:r>
-              <w:rPr>
-                <w:rFonts w:ascii="Arial" w:cs="Arial" w:eastAsia="Arial" w:hAnsi="Arial"/>
-                <w:sz w:val="18"/>
-                <w:szCs w:val="18"/>
-              </w:rPr>
-              <w:t xml:space="preserve"/>
-            </w:r>
-          </w:p>
-        </w:tc>
-        <w:tc>
-          <w:tcPr>
-            <w:tcW w:type="dxa" w:w="3600"/>
+            <w:tcW w:type="dxa" w:w="1205"/>
+            <w:tcBorders>
+              <w:top w:val="single" w:color="555555" w:sz="4"/>
+              <w:left w:val="single" w:color="555555" w:sz="4"/>
+              <w:bottom w:val="single" w:color="555555" w:sz="4"/>
+              <w:right w:val="single" w:color="555555" w:sz="4"/>
+            </w:tcBorders>
+            <w:tcMar>
+              <w:top w:type="dxa" w:w="30"/>
+              <w:left w:type="dxa" w:w="60"/>
+              <w:bottom w:type="dxa" w:w="30"/>
+              <w:right w:type="dxa" w:w="60"/>
+            </w:tcMar>
+            <w:vAlign w:val="center"/>
+          </w:tcPr>
+          <w:p>
+            <w:pPr>
+              <w:spacing w:after="0" w:before="0"/>
+              <w:jc w:val="center"/>
+            </w:pPr>
+            <w:r>
+              <w:rPr>
+                <w:rFonts w:ascii="Arial" w:cs="Arial" w:eastAsia="Arial" w:hAnsi="Arial"/>
+                <w:sz w:val="18"/>
+                <w:szCs w:val="18"/>
+              </w:rPr>
+              <w:t xml:space="preserve"/>
+            </w:r>
+          </w:p>
+        </w:tc>
+        <w:tc>
+          <w:tcPr>
+            <w:tcW w:type="dxa" w:w="1253"/>
+            <w:tcBorders>
+              <w:top w:val="single" w:color="555555" w:sz="4"/>
+              <w:left w:val="single" w:color="555555" w:sz="4"/>
+              <w:bottom w:val="single" w:color="555555" w:sz="4"/>
+              <w:right w:val="single" w:color="555555" w:sz="4"/>
+            </w:tcBorders>
+            <w:tcMar>
+              <w:top w:type="dxa" w:w="30"/>
+              <w:left w:type="dxa" w:w="60"/>
+              <w:bottom w:type="dxa" w:w="30"/>
+              <w:right w:type="dxa" w:w="60"/>
+            </w:tcMar>
+            <w:vAlign w:val="center"/>
+          </w:tcPr>
+          <w:p>
+            <w:pPr>
+              <w:spacing w:after="0" w:before="0"/>
+              <w:jc w:val="center"/>
+            </w:pPr>
+            <w:r>
+              <w:rPr>
+                <w:rFonts w:ascii="Arial" w:cs="Arial" w:eastAsia="Arial" w:hAnsi="Arial"/>
+                <w:sz w:val="18"/>
+                <w:szCs w:val="18"/>
+              </w:rPr>
+              <w:t xml:space="preserve"/>
+            </w:r>
+          </w:p>
+        </w:tc>
+        <w:tc>
+          <w:tcPr>
+            <w:tcW w:type="dxa" w:w="3471"/>
             <w:tcBorders>
               <w:top w:val="single" w:color="555555" w:sz="4"/>
               <w:left w:val="single" w:color="555555" w:sz="4"/>
@@ -2997,7 +2997,7 @@
         </w:trPr>
         <w:tc>
           <w:tcPr>
-            <w:tcW w:type="dxa" w:w="4120"/>
+            <w:tcW w:type="dxa" w:w="3972"/>
             <w:tcBorders>
               <w:top w:val="single" w:color="555555" w:sz="4"/>
               <w:left w:val="single" w:color="555555" w:sz="4"/>
@@ -3028,7 +3028,7 @@
         </w:tc>
         <w:tc>
           <w:tcPr>
-            <w:tcW w:type="dxa" w:w="1250"/>
+            <w:tcW w:type="dxa" w:w="1205"/>
             <w:tcBorders>
               <w:top w:val="single" w:color="555555" w:sz="4"/>
               <w:left w:val="single" w:color="555555" w:sz="4"/>
@@ -3060,71 +3060,71 @@
         </w:tc>
         <w:tc>
           <w:tcPr>
-            <w:tcW w:type="dxa" w:w="1250"/>
-            <w:tcBorders>
-              <w:top w:val="single" w:color="555555" w:sz="4"/>
-              <w:left w:val="single" w:color="555555" w:sz="4"/>
-              <w:bottom w:val="single" w:color="555555" w:sz="4"/>
-              <w:right w:val="single" w:color="555555" w:sz="4"/>
-            </w:tcBorders>
-            <w:tcMar>
-              <w:top w:type="dxa" w:w="30"/>
-              <w:left w:type="dxa" w:w="60"/>
-              <w:bottom w:type="dxa" w:w="30"/>
-              <w:right w:type="dxa" w:w="60"/>
-            </w:tcMar>
-            <w:vAlign w:val="center"/>
-          </w:tcPr>
-          <w:p>
-            <w:pPr>
-              <w:spacing w:after="0" w:before="0"/>
-              <w:jc w:val="center"/>
-            </w:pPr>
-            <w:r>
-              <w:rPr>
-                <w:rFonts w:ascii="Arial" w:cs="Arial" w:eastAsia="Arial" w:hAnsi="Arial"/>
-                <w:sz w:val="18"/>
-                <w:szCs w:val="18"/>
-              </w:rPr>
-              <w:t xml:space="preserve"/>
-            </w:r>
-          </w:p>
-        </w:tc>
-        <w:tc>
-          <w:tcPr>
-            <w:tcW w:type="dxa" w:w="1300"/>
-            <w:tcBorders>
-              <w:top w:val="single" w:color="555555" w:sz="4"/>
-              <w:left w:val="single" w:color="555555" w:sz="4"/>
-              <w:bottom w:val="single" w:color="555555" w:sz="4"/>
-              <w:right w:val="single" w:color="555555" w:sz="4"/>
-            </w:tcBorders>
-            <w:tcMar>
-              <w:top w:type="dxa" w:w="30"/>
-              <w:left w:type="dxa" w:w="60"/>
-              <w:bottom w:type="dxa" w:w="30"/>
-              <w:right w:type="dxa" w:w="60"/>
-            </w:tcMar>
-            <w:vAlign w:val="center"/>
-          </w:tcPr>
-          <w:p>
-            <w:pPr>
-              <w:spacing w:after="0" w:before="0"/>
-              <w:jc w:val="center"/>
-            </w:pPr>
-            <w:r>
-              <w:rPr>
-                <w:rFonts w:ascii="Arial" w:cs="Arial" w:eastAsia="Arial" w:hAnsi="Arial"/>
-                <w:sz w:val="18"/>
-                <w:szCs w:val="18"/>
-              </w:rPr>
-              <w:t xml:space="preserve"/>
-            </w:r>
-          </w:p>
-        </w:tc>
-        <w:tc>
-          <w:tcPr>
-            <w:tcW w:type="dxa" w:w="3600"/>
+            <w:tcW w:type="dxa" w:w="1205"/>
+            <w:tcBorders>
+              <w:top w:val="single" w:color="555555" w:sz="4"/>
+              <w:left w:val="single" w:color="555555" w:sz="4"/>
+              <w:bottom w:val="single" w:color="555555" w:sz="4"/>
+              <w:right w:val="single" w:color="555555" w:sz="4"/>
+            </w:tcBorders>
+            <w:tcMar>
+              <w:top w:type="dxa" w:w="30"/>
+              <w:left w:type="dxa" w:w="60"/>
+              <w:bottom w:type="dxa" w:w="30"/>
+              <w:right w:type="dxa" w:w="60"/>
+            </w:tcMar>
+            <w:vAlign w:val="center"/>
+          </w:tcPr>
+          <w:p>
+            <w:pPr>
+              <w:spacing w:after="0" w:before="0"/>
+              <w:jc w:val="center"/>
+            </w:pPr>
+            <w:r>
+              <w:rPr>
+                <w:rFonts w:ascii="Arial" w:cs="Arial" w:eastAsia="Arial" w:hAnsi="Arial"/>
+                <w:sz w:val="18"/>
+                <w:szCs w:val="18"/>
+              </w:rPr>
+              <w:t xml:space="preserve"/>
+            </w:r>
+          </w:p>
+        </w:tc>
+        <w:tc>
+          <w:tcPr>
+            <w:tcW w:type="dxa" w:w="1253"/>
+            <w:tcBorders>
+              <w:top w:val="single" w:color="555555" w:sz="4"/>
+              <w:left w:val="single" w:color="555555" w:sz="4"/>
+              <w:bottom w:val="single" w:color="555555" w:sz="4"/>
+              <w:right w:val="single" w:color="555555" w:sz="4"/>
+            </w:tcBorders>
+            <w:tcMar>
+              <w:top w:type="dxa" w:w="30"/>
+              <w:left w:type="dxa" w:w="60"/>
+              <w:bottom w:type="dxa" w:w="30"/>
+              <w:right w:type="dxa" w:w="60"/>
+            </w:tcMar>
+            <w:vAlign w:val="center"/>
+          </w:tcPr>
+          <w:p>
+            <w:pPr>
+              <w:spacing w:after="0" w:before="0"/>
+              <w:jc w:val="center"/>
+            </w:pPr>
+            <w:r>
+              <w:rPr>
+                <w:rFonts w:ascii="Arial" w:cs="Arial" w:eastAsia="Arial" w:hAnsi="Arial"/>
+                <w:sz w:val="18"/>
+                <w:szCs w:val="18"/>
+              </w:rPr>
+              <w:t xml:space="preserve"/>
+            </w:r>
+          </w:p>
+        </w:tc>
+        <w:tc>
+          <w:tcPr>
+            <w:tcW w:type="dxa" w:w="3471"/>
             <w:tcBorders>
               <w:top w:val="single" w:color="555555" w:sz="4"/>
               <w:left w:val="single" w:color="555555" w:sz="4"/>
@@ -3160,7 +3160,7 @@
         </w:trPr>
         <w:tc>
           <w:tcPr>
-            <w:tcW w:type="dxa" w:w="4120"/>
+            <w:tcW w:type="dxa" w:w="3972"/>
             <w:tcBorders>
               <w:top w:val="single" w:color="555555" w:sz="4"/>
               <w:left w:val="single" w:color="555555" w:sz="4"/>
@@ -3191,103 +3191,103 @@
         </w:tc>
         <w:tc>
           <w:tcPr>
-            <w:tcW w:type="dxa" w:w="1250"/>
-            <w:tcBorders>
-              <w:top w:val="single" w:color="555555" w:sz="4"/>
-              <w:left w:val="single" w:color="555555" w:sz="4"/>
-              <w:bottom w:val="single" w:color="555555" w:sz="4"/>
-              <w:right w:val="single" w:color="555555" w:sz="4"/>
-            </w:tcBorders>
-            <w:tcMar>
-              <w:top w:type="dxa" w:w="30"/>
-              <w:left w:type="dxa" w:w="60"/>
-              <w:bottom w:type="dxa" w:w="30"/>
-              <w:right w:type="dxa" w:w="60"/>
-            </w:tcMar>
-            <w:vAlign w:val="center"/>
-          </w:tcPr>
-          <w:p>
-            <w:pPr>
-              <w:spacing w:after="0" w:before="0"/>
-              <w:jc w:val="center"/>
-            </w:pPr>
-            <w:r>
-              <w:rPr>
-                <w:rFonts w:ascii="Arial" w:cs="Arial" w:eastAsia="Arial" w:hAnsi="Arial"/>
-                <w:sz w:val="18"/>
-                <w:szCs w:val="18"/>
-              </w:rPr>
-              <w:t xml:space="preserve"/>
-            </w:r>
-          </w:p>
-        </w:tc>
-        <w:tc>
-          <w:tcPr>
-            <w:tcW w:type="dxa" w:w="1250"/>
-            <w:tcBorders>
-              <w:top w:val="single" w:color="555555" w:sz="4"/>
-              <w:left w:val="single" w:color="555555" w:sz="4"/>
-              <w:bottom w:val="single" w:color="555555" w:sz="4"/>
-              <w:right w:val="single" w:color="555555" w:sz="4"/>
-            </w:tcBorders>
-            <w:tcMar>
-              <w:top w:type="dxa" w:w="30"/>
-              <w:left w:type="dxa" w:w="60"/>
-              <w:bottom w:type="dxa" w:w="30"/>
-              <w:right w:type="dxa" w:w="60"/>
-            </w:tcMar>
-            <w:vAlign w:val="center"/>
-          </w:tcPr>
-          <w:p>
-            <w:pPr>
-              <w:spacing w:after="0" w:before="0"/>
-              <w:jc w:val="center"/>
-            </w:pPr>
-            <w:r>
-              <w:rPr>
-                <w:rFonts w:ascii="Arial" w:cs="Arial" w:eastAsia="Arial" w:hAnsi="Arial"/>
-                <w:sz w:val="18"/>
-                <w:szCs w:val="18"/>
-              </w:rPr>
-              <w:t xml:space="preserve"/>
-            </w:r>
-          </w:p>
-        </w:tc>
-        <w:tc>
-          <w:tcPr>
-            <w:tcW w:type="dxa" w:w="1300"/>
-            <w:tcBorders>
-              <w:top w:val="single" w:color="555555" w:sz="4"/>
-              <w:left w:val="single" w:color="555555" w:sz="4"/>
-              <w:bottom w:val="single" w:color="555555" w:sz="4"/>
-              <w:right w:val="single" w:color="555555" w:sz="4"/>
-            </w:tcBorders>
-            <w:tcMar>
-              <w:top w:type="dxa" w:w="30"/>
-              <w:left w:type="dxa" w:w="60"/>
-              <w:bottom w:type="dxa" w:w="30"/>
-              <w:right w:type="dxa" w:w="60"/>
-            </w:tcMar>
-            <w:vAlign w:val="center"/>
-          </w:tcPr>
-          <w:p>
-            <w:pPr>
-              <w:spacing w:after="0" w:before="0"/>
-              <w:jc w:val="center"/>
-            </w:pPr>
-            <w:r>
-              <w:rPr>
-                <w:rFonts w:ascii="Arial" w:cs="Arial" w:eastAsia="Arial" w:hAnsi="Arial"/>
-                <w:sz w:val="18"/>
-                <w:szCs w:val="18"/>
-              </w:rPr>
-              <w:t xml:space="preserve"/>
-            </w:r>
-          </w:p>
-        </w:tc>
-        <w:tc>
-          <w:tcPr>
-            <w:tcW w:type="dxa" w:w="3600"/>
+            <w:tcW w:type="dxa" w:w="1205"/>
+            <w:tcBorders>
+              <w:top w:val="single" w:color="555555" w:sz="4"/>
+              <w:left w:val="single" w:color="555555" w:sz="4"/>
+              <w:bottom w:val="single" w:color="555555" w:sz="4"/>
+              <w:right w:val="single" w:color="555555" w:sz="4"/>
+            </w:tcBorders>
+            <w:tcMar>
+              <w:top w:type="dxa" w:w="30"/>
+              <w:left w:type="dxa" w:w="60"/>
+              <w:bottom w:type="dxa" w:w="30"/>
+              <w:right w:type="dxa" w:w="60"/>
+            </w:tcMar>
+            <w:vAlign w:val="center"/>
+          </w:tcPr>
+          <w:p>
+            <w:pPr>
+              <w:spacing w:after="0" w:before="0"/>
+              <w:jc w:val="center"/>
+            </w:pPr>
+            <w:r>
+              <w:rPr>
+                <w:rFonts w:ascii="Arial" w:cs="Arial" w:eastAsia="Arial" w:hAnsi="Arial"/>
+                <w:sz w:val="18"/>
+                <w:szCs w:val="18"/>
+              </w:rPr>
+              <w:t xml:space="preserve"/>
+            </w:r>
+          </w:p>
+        </w:tc>
+        <w:tc>
+          <w:tcPr>
+            <w:tcW w:type="dxa" w:w="1205"/>
+            <w:tcBorders>
+              <w:top w:val="single" w:color="555555" w:sz="4"/>
+              <w:left w:val="single" w:color="555555" w:sz="4"/>
+              <w:bottom w:val="single" w:color="555555" w:sz="4"/>
+              <w:right w:val="single" w:color="555555" w:sz="4"/>
+            </w:tcBorders>
+            <w:tcMar>
+              <w:top w:type="dxa" w:w="30"/>
+              <w:left w:type="dxa" w:w="60"/>
+              <w:bottom w:type="dxa" w:w="30"/>
+              <w:right w:type="dxa" w:w="60"/>
+            </w:tcMar>
+            <w:vAlign w:val="center"/>
+          </w:tcPr>
+          <w:p>
+            <w:pPr>
+              <w:spacing w:after="0" w:before="0"/>
+              <w:jc w:val="center"/>
+            </w:pPr>
+            <w:r>
+              <w:rPr>
+                <w:rFonts w:ascii="Arial" w:cs="Arial" w:eastAsia="Arial" w:hAnsi="Arial"/>
+                <w:sz w:val="18"/>
+                <w:szCs w:val="18"/>
+              </w:rPr>
+              <w:t xml:space="preserve"/>
+            </w:r>
+          </w:p>
+        </w:tc>
+        <w:tc>
+          <w:tcPr>
+            <w:tcW w:type="dxa" w:w="1253"/>
+            <w:tcBorders>
+              <w:top w:val="single" w:color="555555" w:sz="4"/>
+              <w:left w:val="single" w:color="555555" w:sz="4"/>
+              <w:bottom w:val="single" w:color="555555" w:sz="4"/>
+              <w:right w:val="single" w:color="555555" w:sz="4"/>
+            </w:tcBorders>
+            <w:tcMar>
+              <w:top w:type="dxa" w:w="30"/>
+              <w:left w:type="dxa" w:w="60"/>
+              <w:bottom w:type="dxa" w:w="30"/>
+              <w:right w:type="dxa" w:w="60"/>
+            </w:tcMar>
+            <w:vAlign w:val="center"/>
+          </w:tcPr>
+          <w:p>
+            <w:pPr>
+              <w:spacing w:after="0" w:before="0"/>
+              <w:jc w:val="center"/>
+            </w:pPr>
+            <w:r>
+              <w:rPr>
+                <w:rFonts w:ascii="Arial" w:cs="Arial" w:eastAsia="Arial" w:hAnsi="Arial"/>
+                <w:sz w:val="18"/>
+                <w:szCs w:val="18"/>
+              </w:rPr>
+              <w:t xml:space="preserve"/>
+            </w:r>
+          </w:p>
+        </w:tc>
+        <w:tc>
+          <w:tcPr>
+            <w:tcW w:type="dxa" w:w="3471"/>
             <w:tcBorders>
               <w:top w:val="single" w:color="555555" w:sz="4"/>
               <w:left w:val="single" w:color="555555" w:sz="4"/>
@@ -3337,7 +3337,7 @@
     </w:p>
     <w:tbl>
       <w:tblPr>
-        <w:tblW w:type="dxa" w:w="11520"/>
+        <w:tblW w:type="dxa" w:w="11106"/>
         <w:tblBorders>
           <w:top w:val="single" w:color="auto" w:sz="4"/>
           <w:left w:val="single" w:color="auto" w:sz="4"/>
@@ -3349,7 +3349,7 @@
         <w:tblLayout w:type="fixed"/>
       </w:tblPr>
       <w:tblGrid>
-        <w:gridCol w:w="11520"/>
+        <w:gridCol w:w="11106"/>
       </w:tblGrid>
       <w:tr>
         <w:trPr>
@@ -3357,7 +3357,7 @@
         </w:trPr>
         <w:tc>
           <w:tcPr>
-            <w:tcW w:type="dxa" w:w="11520"/>
+            <w:tcW w:type="dxa" w:w="11106"/>
             <w:tcBorders>
               <w:top w:val="single" w:color="555555" w:sz="4"/>
               <w:left w:val="single" w:color="555555" w:sz="4"/>
@@ -3397,7 +3397,7 @@
         </w:trPr>
         <w:tc>
           <w:tcPr>
-            <w:tcW w:type="dxa" w:w="11520"/>
+            <w:tcW w:type="dxa" w:w="11106"/>
             <w:tcBorders>
               <w:top w:val="single" w:color="555555" w:sz="4"/>
               <w:left w:val="single" w:color="555555" w:sz="4"/>
@@ -3433,7 +3433,7 @@
         </w:trPr>
         <w:tc>
           <w:tcPr>
-            <w:tcW w:type="dxa" w:w="11520"/>
+            <w:tcW w:type="dxa" w:w="11106"/>
             <w:tcBorders>
               <w:top w:val="single" w:color="555555" w:sz="4"/>
               <w:left w:val="single" w:color="555555" w:sz="4"/>
@@ -3469,7 +3469,7 @@
         </w:trPr>
         <w:tc>
           <w:tcPr>
-            <w:tcW w:type="dxa" w:w="11520"/>
+            <w:tcW w:type="dxa" w:w="11106"/>
             <w:tcBorders>
               <w:top w:val="single" w:color="555555" w:sz="4"/>
               <w:left w:val="single" w:color="555555" w:sz="4"/>
@@ -3505,7 +3505,7 @@
         </w:trPr>
         <w:tc>
           <w:tcPr>
-            <w:tcW w:type="dxa" w:w="11520"/>
+            <w:tcW w:type="dxa" w:w="11106"/>
             <w:tcBorders>
               <w:top w:val="single" w:color="555555" w:sz="4"/>
               <w:left w:val="single" w:color="555555" w:sz="4"/>
@@ -3541,7 +3541,7 @@
         </w:trPr>
         <w:tc>
           <w:tcPr>
-            <w:tcW w:type="dxa" w:w="11520"/>
+            <w:tcW w:type="dxa" w:w="11106"/>
             <w:tcBorders>
               <w:top w:val="single" w:color="555555" w:sz="4"/>
               <w:left w:val="single" w:color="555555" w:sz="4"/>
@@ -3591,7 +3591,7 @@
     </w:p>
     <w:tbl>
       <w:tblPr>
-        <w:tblW w:type="dxa" w:w="11520"/>
+        <w:tblW w:type="dxa" w:w="11106"/>
         <w:tblBorders>
           <w:top w:val="single" w:color="auto" w:sz="4"/>
           <w:left w:val="single" w:color="auto" w:sz="4"/>
@@ -3603,9 +3603,9 @@
         <w:tblLayout w:type="fixed"/>
       </w:tblPr>
       <w:tblGrid>
-        <w:gridCol w:w="3420"/>
-        <w:gridCol w:w="4300"/>
-        <w:gridCol w:w="3800"/>
+        <w:gridCol w:w="3297"/>
+        <w:gridCol w:w="4145"/>
+        <w:gridCol w:w="3664"/>
       </w:tblGrid>
       <w:tr>
         <w:trPr>
@@ -3613,7 +3613,7 @@
         </w:trPr>
         <w:tc>
           <w:tcPr>
-            <w:tcW w:type="dxa" w:w="3420"/>
+            <w:tcW w:type="dxa" w:w="3297"/>
             <w:tcBorders>
               <w:top w:val="single" w:color="555555" w:sz="4"/>
               <w:left w:val="single" w:color="555555" w:sz="4"/>
@@ -3648,7 +3648,7 @@
         </w:tc>
         <w:tc>
           <w:tcPr>
-            <w:tcW w:type="dxa" w:w="4300"/>
+            <w:tcW w:type="dxa" w:w="4145"/>
             <w:tcBorders>
               <w:top w:val="single" w:color="555555" w:sz="4"/>
               <w:left w:val="single" w:color="555555" w:sz="4"/>
@@ -3683,7 +3683,7 @@
         </w:tc>
         <w:tc>
           <w:tcPr>
-            <w:tcW w:type="dxa" w:w="3800"/>
+            <w:tcW w:type="dxa" w:w="3664"/>
             <w:tcBorders>
               <w:top w:val="single" w:color="555555" w:sz="4"/>
               <w:left w:val="single" w:color="555555" w:sz="4"/>
@@ -3723,7 +3723,7 @@
         </w:trPr>
         <w:tc>
           <w:tcPr>
-            <w:tcW w:type="dxa" w:w="3420"/>
+            <w:tcW w:type="dxa" w:w="3297"/>
             <w:tcBorders>
               <w:top w:val="single" w:color="555555" w:sz="4"/>
               <w:left w:val="single" w:color="555555" w:sz="4"/>
@@ -3756,7 +3756,7 @@
         </w:tc>
         <w:tc>
           <w:tcPr>
-            <w:tcW w:type="dxa" w:w="4300"/>
+            <w:tcW w:type="dxa" w:w="4145"/>
             <w:tcBorders>
               <w:top w:val="single" w:color="555555" w:sz="4"/>
               <w:left w:val="single" w:color="555555" w:sz="4"/>
@@ -3789,7 +3789,7 @@
         </w:tc>
         <w:tc>
           <w:tcPr>
-            <w:tcW w:type="dxa" w:w="3800"/>
+            <w:tcW w:type="dxa" w:w="3664"/>
             <w:tcBorders>
               <w:top w:val="single" w:color="555555" w:sz="4"/>
               <w:left w:val="single" w:color="555555" w:sz="4"/>
@@ -3827,7 +3827,7 @@
         </w:trPr>
         <w:tc>
           <w:tcPr>
-            <w:tcW w:type="dxa" w:w="3420"/>
+            <w:tcW w:type="dxa" w:w="3297"/>
             <w:tcBorders>
               <w:top w:val="single" w:color="555555" w:sz="4"/>
               <w:left w:val="single" w:color="555555" w:sz="4"/>
@@ -3860,7 +3860,7 @@
         </w:tc>
         <w:tc>
           <w:tcPr>
-            <w:tcW w:type="dxa" w:w="4300"/>
+            <w:tcW w:type="dxa" w:w="4145"/>
             <w:tcBorders>
               <w:top w:val="single" w:color="555555" w:sz="4"/>
               <w:left w:val="single" w:color="555555" w:sz="4"/>
@@ -3893,7 +3893,7 @@
         </w:tc>
         <w:tc>
           <w:tcPr>
-            <w:tcW w:type="dxa" w:w="3800"/>
+            <w:tcW w:type="dxa" w:w="3664"/>
             <w:tcBorders>
               <w:top w:val="single" w:color="555555" w:sz="4"/>
               <w:left w:val="single" w:color="555555" w:sz="4"/>
@@ -3929,7 +3929,7 @@
     <w:sectPr>
       <w:footerReference w:type="default" r:id="rId7"/>
       <w:pgSz w:w="12240" w:h="15840" w:orient="portrait"/>
-      <w:pgMar w:top="600" w:right="360" w:bottom="600" w:left="360" w:header="708" w:footer="300" w:gutter="0"/>
+      <w:pgMar w:top="2268" w:right="567" w:bottom="2268" w:left="567" w:header="708" w:footer="567" w:gutter="0"/>
       <w:pgNumType/>
       <w:docGrid w:linePitch="360"/>
     </w:sectPr>

--- a/Hoja_Campo_Limpieza_Roceria_Comuna2.docx
+++ b/Hoja_Campo_Limpieza_Roceria_Comuna2.docx
@@ -3124,7 +3124,28 @@
         </w:tc>
       </w:tr>
     </w:tbl>
-    <w:p/>
+    <w:p>
+      <w:pPr>
+        <w:spacing w:before="120" w:after="0"/>
+        <w:jc w:val="both"/>
+      </w:pPr>
+      <w:r>
+        <w:rPr>
+          <w:b/>
+          <w:bCs/>
+          <w:sz w:val="16"/>
+          <w:szCs w:val="16"/>
+        </w:rPr>
+        <w:t xml:space="preserve">Nota – Funciones del monitor(a) ambiental (Cláusulas 2ª y 8ª del contrato): </w:t>
+      </w:r>
+      <w:r>
+        <w:rPr>
+          <w:sz w:val="16"/>
+          <w:szCs w:val="16"/>
+        </w:rPr>
+        <w:t xml:space="preserve">Supervisar diariamente las labores de limpieza y rocería en el tramo autorizado, verificando avance, rendimiento y cumplimiento de instrucciones. Llevar el registro diario y entregar los reportes diarios y semanales con evidencia fotográfica. Organizar la cuadrilla y controlar herramientas y manejo de residuos. Informar de inmediato al responsable de obra o a la interventoría cualquier novedad, retraso o riesgo. Reportar solo lo realmente ejecutado.</w:t>
+      </w:r>
+    </w:p>
     <w:sectPr>
       <w:headerReference w:type="default" r:id="rId7"/>
       <w:footerReference w:type="default" r:id="rId8"/>
